--- a/Daily Reports/26_08_2026-CBOT Reports.docx
+++ b/Daily Reports/26_08_2026-CBOT Reports.docx
@@ -104,7 +104,7 @@
           <w:color w:val="5C768D"/>
           <w:sz w:val="19"/>
         </w:rPr>
-        <w:t>Cập nhật tự động qua `macro_tracker.py` vào lúc 04:24 ICT ngày 26/08/2026</w:t>
+        <w:t>Cập nhật tự động qua `macro_tracker.py` vào lúc 05:01 ICT ngày 26/08/2026</w:t>
       </w:r>
     </w:p>
     <w:tbl>
@@ -442,7 +442,7 @@
               <w:rPr>
                 <w:b/>
               </w:rPr>
-              <w:t>98.92</w:t>
+              <w:t>98.91</w:t>
             </w:r>
           </w:p>
         </w:tc>
@@ -473,7 +473,7 @@
               <w:rPr>
                 <w:b/>
               </w:rPr>
-              <w:t>-0.08%</w:t>
+              <w:t>-0.09%</w:t>
             </w:r>
           </w:p>
         </w:tc>
@@ -1237,7 +1237,7 @@
         <w:rPr>
           <w:b/>
         </w:rPr>
-        <w:t>`98.92` (-0.08%)</w:t>
+        <w:t>`98.91` (-0.09%)</w:t>
       </w:r>
       <w:r>
         <w:t xml:space="preserve"> | Lúa mì CBOT: </w:t>
@@ -1316,7 +1316,7 @@
           <w:color w:val="5C768D"/>
           <w:sz w:val="19"/>
         </w:rPr>
-        <w:t>Cập nhật tự động lúc 04:24 ICT ngày 26/08/2026 — Nguồn: NOAA, USDA, BOM Australia</w:t>
+        <w:t>Cập nhật tự động lúc 05:01 ICT ngày 26/08/2026 — Nguồn: NOAA, USDA, BOM Australia</w:t>
       </w:r>
     </w:p>
     <w:p>
@@ -3863,7 +3863,7 @@
               <w:rPr>
                 <w:b/>
               </w:rPr>
-              <w:t>707.64 (+3.14)</w:t>
+              <w:t>707.65 (+3.15)</w:t>
             </w:r>
           </w:p>
         </w:tc>
@@ -11648,7 +11648,7 @@
         <w:rPr>
           <w:b/>
         </w:rPr>
-        <w:t>`360,573`</w:t>
+        <w:t>`360,570`</w:t>
       </w:r>
       <w:r>
         <w:t xml:space="preserve"> (Chênh lệch: </w:t>
@@ -11657,7 +11657,7 @@
         <w:rPr>
           <w:b/>
         </w:rPr>
-        <w:t>`+72,782`</w:t>
+        <w:t>`+72,779`</w:t>
       </w:r>
       <w:r>
         <w:t xml:space="preserve">) | OI: </w:t>
@@ -11699,7 +11699,7 @@
         <w:rPr>
           <w:b/>
         </w:rPr>
-        <w:t>`Không phát hiện mô hình nến đặc biệt`</w:t>
+        <w:t>`Hammer / Bullish Pinbar (Nến búa đảo chiều tăng)`</w:t>
       </w:r>
     </w:p>
     <w:p>
@@ -11742,10 +11742,10 @@
         <w:rPr>
           <w:b/>
         </w:rPr>
-        <w:t>TÍCH LŨY TÍCH CỰC (Accumulation):</w:t>
+        <w:t>TĂNG MẠNH MẼ (Strong Bullish Confirmation):</w:t>
       </w:r>
       <w:r>
-        <w:t xml:space="preserve"> Nến đi ngang nhưng dòng tiền âm thầm gia tăng (OI tăng), báo hiệu chuẩn bị có nhịp bứt phá tăng.</w:t>
+        <w:t xml:space="preserve"> Mô hình nến tăng được củng cố bởi dòng tiền gia tăng tích cực, hỗ trợ lực mua lên bền vững.</w:t>
       </w:r>
     </w:p>
     <w:p>
@@ -12114,7 +12114,7 @@
               <w:rPr>
                 <w:b/>
               </w:rPr>
-              <w:t>98.92</w:t>
+              <w:t>98.91</w:t>
             </w:r>
           </w:p>
         </w:tc>
@@ -12145,7 +12145,7 @@
               <w:rPr>
                 <w:b/>
               </w:rPr>
-              <w:t>-0.08%</w:t>
+              <w:t>-0.09%</w:t>
             </w:r>
           </w:p>
         </w:tc>
@@ -21806,10 +21806,10 @@
         <w:rPr>
           <w:b/>
         </w:rPr>
-        <w:t>`707.64 cents`</w:t>
+        <w:t>`707.65 cents`</w:t>
       </w:r>
       <w:r>
-        <w:t xml:space="preserve"> (+3.14).</w:t>
+        <w:t xml:space="preserve"> (+3.15).</w:t>
       </w:r>
     </w:p>
     <w:p>
@@ -22296,7 +22296,7 @@
               <w:rPr>
                 <w:b/>
               </w:rPr>
-              <w:t>98.92</w:t>
+              <w:t>98.91</w:t>
             </w:r>
           </w:p>
         </w:tc>
@@ -22327,7 +22327,7 @@
               <w:rPr>
                 <w:b/>
               </w:rPr>
-              <w:t>-0.08%</w:t>
+              <w:t>-0.09%</w:t>
             </w:r>
           </w:p>
         </w:tc>

--- a/Daily Reports/26_08_2026-CBOT Reports.docx
+++ b/Daily Reports/26_08_2026-CBOT Reports.docx
@@ -104,7 +104,7 @@
           <w:color w:val="5C768D"/>
           <w:sz w:val="19"/>
         </w:rPr>
-        <w:t>Cập nhật tự động qua `macro_tracker.py` vào lúc 05:01 ICT ngày 26/08/2026</w:t>
+        <w:t>Cập nhật tự động qua `macro_tracker.py` vào lúc 06:00 ICT ngày 26/08/2026</w:t>
       </w:r>
     </w:p>
     <w:tbl>
@@ -313,7 +313,7 @@
               <w:rPr>
                 <w:b/>
               </w:rPr>
-              <w:t>85.86 / thùng</w:t>
+              <w:t>86.15 / thùng</w:t>
             </w:r>
           </w:p>
         </w:tc>
@@ -344,7 +344,7 @@
               <w:rPr>
                 <w:b/>
               </w:rPr>
-              <w:t>-6.85%</w:t>
+              <w:t>-6.53%</w:t>
             </w:r>
           </w:p>
         </w:tc>
@@ -442,7 +442,7 @@
               <w:rPr>
                 <w:b/>
               </w:rPr>
-              <w:t>98.91</w:t>
+              <w:t>98.90</w:t>
             </w:r>
           </w:p>
         </w:tc>
@@ -473,7 +473,7 @@
               <w:rPr>
                 <w:b/>
               </w:rPr>
-              <w:t>-0.09%</w:t>
+              <w:t>-0.10%</w:t>
             </w:r>
           </w:p>
         </w:tc>
@@ -1228,7 +1228,7 @@
         <w:rPr>
           <w:b/>
         </w:rPr>
-        <w:t>`85.86` (-6.85%)</w:t>
+        <w:t>`86.15` (-6.53%)</w:t>
       </w:r>
       <w:r>
         <w:t xml:space="preserve"> | DXY: </w:t>
@@ -1237,7 +1237,7 @@
         <w:rPr>
           <w:b/>
         </w:rPr>
-        <w:t>`98.91` (-0.09%)</w:t>
+        <w:t>`98.90` (-0.10%)</w:t>
       </w:r>
       <w:r>
         <w:t xml:space="preserve"> | Lúa mì CBOT: </w:t>
@@ -1316,7 +1316,7 @@
           <w:color w:val="5C768D"/>
           <w:sz w:val="19"/>
         </w:rPr>
-        <w:t>Cập nhật tự động lúc 05:01 ICT ngày 26/08/2026 — Nguồn: NOAA, USDA, BOM Australia</w:t>
+        <w:t>Cập nhật tự động lúc 06:00 ICT ngày 26/08/2026 — Nguồn: NOAA, USDA, BOM Australia</w:t>
       </w:r>
     </w:p>
     <w:p>
@@ -3615,7 +3615,7 @@
               <w:rPr>
                 <w:b/>
               </w:rPr>
-              <w:t>525.50 (+1.25)</w:t>
+              <w:t>525.56 (+1.31)</w:t>
             </w:r>
           </w:p>
         </w:tc>
@@ -11624,10 +11624,10 @@
         <w:rPr>
           <w:b/>
         </w:rPr>
-        <w:t>`525.50 cents`</w:t>
+        <w:t>`525.56 cents`</w:t>
       </w:r>
       <w:r>
-        <w:t xml:space="preserve"> (+1.25).</w:t>
+        <w:t xml:space="preserve"> (+1.31).</w:t>
       </w:r>
     </w:p>
     <w:p>
@@ -11648,7 +11648,7 @@
         <w:rPr>
           <w:b/>
         </w:rPr>
-        <w:t>`360,570`</w:t>
+        <w:t>`360,573`</w:t>
       </w:r>
       <w:r>
         <w:t xml:space="preserve"> (Chênh lệch: </w:t>
@@ -11657,7 +11657,7 @@
         <w:rPr>
           <w:b/>
         </w:rPr>
-        <w:t>`+72,779`</w:t>
+        <w:t>`+72,782`</w:t>
       </w:r>
       <w:r>
         <w:t xml:space="preserve">) | OI: </w:t>
@@ -11699,7 +11699,7 @@
         <w:rPr>
           <w:b/>
         </w:rPr>
-        <w:t>`Hammer / Bullish Pinbar (Nến búa đảo chiều tăng)`</w:t>
+        <w:t>`Không phát hiện mô hình nến đặc biệt`</w:t>
       </w:r>
     </w:p>
     <w:p>
@@ -11742,10 +11742,10 @@
         <w:rPr>
           <w:b/>
         </w:rPr>
-        <w:t>TĂNG MẠNH MẼ (Strong Bullish Confirmation):</w:t>
+        <w:t>TÍCH LŨY TÍCH CỰC (Accumulation):</w:t>
       </w:r>
       <w:r>
-        <w:t xml:space="preserve"> Mô hình nến tăng được củng cố bởi dòng tiền gia tăng tích cực, hỗ trợ lực mua lên bền vững.</w:t>
+        <w:t xml:space="preserve"> Nến đi ngang nhưng dòng tiền âm thầm gia tăng (OI tăng), báo hiệu chuẩn bị có nhịp bứt phá tăng.</w:t>
       </w:r>
     </w:p>
     <w:p>
@@ -11991,7 +11991,7 @@
               <w:rPr>
                 <w:b/>
               </w:rPr>
-              <w:t>85.86</w:t>
+              <w:t>86.15</w:t>
             </w:r>
           </w:p>
         </w:tc>
@@ -12022,7 +12022,7 @@
               <w:rPr>
                 <w:b/>
               </w:rPr>
-              <w:t>-6.85%</w:t>
+              <w:t>-6.53%</w:t>
             </w:r>
           </w:p>
         </w:tc>
@@ -12114,7 +12114,7 @@
               <w:rPr>
                 <w:b/>
               </w:rPr>
-              <w:t>98.91</w:t>
+              <w:t>98.90</w:t>
             </w:r>
           </w:p>
         </w:tc>
@@ -12145,7 +12145,7 @@
               <w:rPr>
                 <w:b/>
               </w:rPr>
-              <w:t>-0.09%</w:t>
+              <w:t>-0.10%</w:t>
             </w:r>
           </w:p>
         </w:tc>
@@ -22173,7 +22173,7 @@
               <w:rPr>
                 <w:b/>
               </w:rPr>
-              <w:t>85.86</w:t>
+              <w:t>86.15</w:t>
             </w:r>
           </w:p>
         </w:tc>
@@ -22204,7 +22204,7 @@
               <w:rPr>
                 <w:b/>
               </w:rPr>
-              <w:t>-6.85%</w:t>
+              <w:t>-6.53%</w:t>
             </w:r>
           </w:p>
         </w:tc>
@@ -22296,7 +22296,7 @@
               <w:rPr>
                 <w:b/>
               </w:rPr>
-              <w:t>98.91</w:t>
+              <w:t>98.90</w:t>
             </w:r>
           </w:p>
         </w:tc>
@@ -22327,7 +22327,7 @@
               <w:rPr>
                 <w:b/>
               </w:rPr>
-              <w:t>-0.09%</w:t>
+              <w:t>-0.10%</w:t>
             </w:r>
           </w:p>
         </w:tc>

--- a/Daily Reports/26_08_2026-CBOT Reports.docx
+++ b/Daily Reports/26_08_2026-CBOT Reports.docx
@@ -104,7 +104,7 @@
           <w:color w:val="5C768D"/>
           <w:sz w:val="19"/>
         </w:rPr>
-        <w:t>Cập nhật tự động qua `macro_tracker.py` vào lúc 06:00 ICT ngày 26/08/2026</w:t>
+        <w:t>Cập nhật tự động qua `macro_tracker.py` vào lúc 06:33 ICT ngày 26/08/2026</w:t>
       </w:r>
     </w:p>
     <w:tbl>
@@ -313,7 +313,7 @@
               <w:rPr>
                 <w:b/>
               </w:rPr>
-              <w:t>86.15 / thùng</w:t>
+              <w:t>85.89 / thùng</w:t>
             </w:r>
           </w:p>
         </w:tc>
@@ -344,7 +344,7 @@
               <w:rPr>
                 <w:b/>
               </w:rPr>
-              <w:t>-6.53%</w:t>
+              <w:t>-6.81%</w:t>
             </w:r>
           </w:p>
         </w:tc>
@@ -1228,7 +1228,7 @@
         <w:rPr>
           <w:b/>
         </w:rPr>
-        <w:t>`86.15` (-6.53%)</w:t>
+        <w:t>`85.89` (-6.81%)</w:t>
       </w:r>
       <w:r>
         <w:t xml:space="preserve"> | DXY: </w:t>
@@ -1316,7 +1316,7 @@
           <w:color w:val="5C768D"/>
           <w:sz w:val="19"/>
         </w:rPr>
-        <w:t>Cập nhật tự động lúc 06:00 ICT ngày 26/08/2026 — Nguồn: NOAA, USDA, BOM Australia</w:t>
+        <w:t>Cập nhật tự động lúc 06:33 ICT ngày 26/08/2026 — Nguồn: NOAA, USDA, BOM Australia</w:t>
       </w:r>
     </w:p>
     <w:p>
@@ -3615,7 +3615,7 @@
               <w:rPr>
                 <w:b/>
               </w:rPr>
-              <w:t>525.56 (+1.31)</w:t>
+              <w:t>525.51 (+1.26)</w:t>
             </w:r>
           </w:p>
         </w:tc>
@@ -11624,10 +11624,10 @@
         <w:rPr>
           <w:b/>
         </w:rPr>
-        <w:t>`525.56 cents`</w:t>
+        <w:t>`525.51 cents`</w:t>
       </w:r>
       <w:r>
-        <w:t xml:space="preserve"> (+1.31).</w:t>
+        <w:t xml:space="preserve"> (+1.26).</w:t>
       </w:r>
     </w:p>
     <w:p>
@@ -11991,7 +11991,7 @@
               <w:rPr>
                 <w:b/>
               </w:rPr>
-              <w:t>86.15</w:t>
+              <w:t>85.89</w:t>
             </w:r>
           </w:p>
         </w:tc>
@@ -12022,7 +12022,7 @@
               <w:rPr>
                 <w:b/>
               </w:rPr>
-              <w:t>-6.53%</w:t>
+              <w:t>-6.81%</w:t>
             </w:r>
           </w:p>
         </w:tc>
@@ -22173,7 +22173,7 @@
               <w:rPr>
                 <w:b/>
               </w:rPr>
-              <w:t>86.15</w:t>
+              <w:t>85.89</w:t>
             </w:r>
           </w:p>
         </w:tc>
@@ -22204,7 +22204,7 @@
               <w:rPr>
                 <w:b/>
               </w:rPr>
-              <w:t>-6.53%</w:t>
+              <w:t>-6.81%</w:t>
             </w:r>
           </w:p>
         </w:tc>

--- a/Daily Reports/26_08_2026-CBOT Reports.docx
+++ b/Daily Reports/26_08_2026-CBOT Reports.docx
@@ -104,7 +104,7 @@
           <w:color w:val="5C768D"/>
           <w:sz w:val="19"/>
         </w:rPr>
-        <w:t>Cập nhật tự động qua `macro_tracker.py` vào lúc 06:33 ICT ngày 26/08/2026</w:t>
+        <w:t>Cập nhật tự động qua `macro_tracker.py` vào lúc 07:00 ICT ngày 26/08/2026</w:t>
       </w:r>
     </w:p>
     <w:tbl>
@@ -313,7 +313,7 @@
               <w:rPr>
                 <w:b/>
               </w:rPr>
-              <w:t>85.89 / thùng</w:t>
+              <w:t>85.99 / thùng</w:t>
             </w:r>
           </w:p>
         </w:tc>
@@ -344,7 +344,7 @@
               <w:rPr>
                 <w:b/>
               </w:rPr>
-              <w:t>-6.81%</w:t>
+              <w:t>-6.71%</w:t>
             </w:r>
           </w:p>
         </w:tc>
@@ -442,7 +442,7 @@
               <w:rPr>
                 <w:b/>
               </w:rPr>
-              <w:t>98.90</w:t>
+              <w:t>98.92</w:t>
             </w:r>
           </w:p>
         </w:tc>
@@ -473,7 +473,7 @@
               <w:rPr>
                 <w:b/>
               </w:rPr>
-              <w:t>-0.10%</w:t>
+              <w:t>-0.08%</w:t>
             </w:r>
           </w:p>
         </w:tc>
@@ -1228,7 +1228,7 @@
         <w:rPr>
           <w:b/>
         </w:rPr>
-        <w:t>`85.89` (-6.81%)</w:t>
+        <w:t>`85.99` (-6.71%)</w:t>
       </w:r>
       <w:r>
         <w:t xml:space="preserve"> | DXY: </w:t>
@@ -1237,7 +1237,7 @@
         <w:rPr>
           <w:b/>
         </w:rPr>
-        <w:t>`98.90` (-0.10%)</w:t>
+        <w:t>`98.92` (-0.08%)</w:t>
       </w:r>
       <w:r>
         <w:t xml:space="preserve"> | Lúa mì CBOT: </w:t>
@@ -1316,7 +1316,7 @@
           <w:color w:val="5C768D"/>
           <w:sz w:val="19"/>
         </w:rPr>
-        <w:t>Cập nhật tự động lúc 06:33 ICT ngày 26/08/2026 — Nguồn: NOAA, USDA, BOM Australia</w:t>
+        <w:t>Cập nhật tự động lúc 07:00 ICT ngày 26/08/2026 — Nguồn: NOAA, USDA, BOM Australia</w:t>
       </w:r>
     </w:p>
     <w:p>
@@ -3615,7 +3615,7 @@
               <w:rPr>
                 <w:b/>
               </w:rPr>
-              <w:t>525.51 (+1.26)</w:t>
+              <w:t>525.52 (+1.27)</w:t>
             </w:r>
           </w:p>
         </w:tc>
@@ -3863,7 +3863,7 @@
               <w:rPr>
                 <w:b/>
               </w:rPr>
-              <w:t>707.65 (+3.15)</w:t>
+              <w:t>707.64 (+3.14)</w:t>
             </w:r>
           </w:p>
         </w:tc>
@@ -11624,10 +11624,10 @@
         <w:rPr>
           <w:b/>
         </w:rPr>
-        <w:t>`525.51 cents`</w:t>
+        <w:t>`525.52 cents`</w:t>
       </w:r>
       <w:r>
-        <w:t xml:space="preserve"> (+1.26).</w:t>
+        <w:t xml:space="preserve"> (+1.27).</w:t>
       </w:r>
     </w:p>
     <w:p>
@@ -11991,7 +11991,7 @@
               <w:rPr>
                 <w:b/>
               </w:rPr>
-              <w:t>85.89</w:t>
+              <w:t>85.99</w:t>
             </w:r>
           </w:p>
         </w:tc>
@@ -12022,7 +12022,7 @@
               <w:rPr>
                 <w:b/>
               </w:rPr>
-              <w:t>-6.81%</w:t>
+              <w:t>-6.71%</w:t>
             </w:r>
           </w:p>
         </w:tc>
@@ -12114,7 +12114,7 @@
               <w:rPr>
                 <w:b/>
               </w:rPr>
-              <w:t>98.90</w:t>
+              <w:t>98.92</w:t>
             </w:r>
           </w:p>
         </w:tc>
@@ -12145,7 +12145,7 @@
               <w:rPr>
                 <w:b/>
               </w:rPr>
-              <w:t>-0.10%</w:t>
+              <w:t>-0.08%</w:t>
             </w:r>
           </w:p>
         </w:tc>
@@ -21806,10 +21806,10 @@
         <w:rPr>
           <w:b/>
         </w:rPr>
-        <w:t>`707.65 cents`</w:t>
+        <w:t>`707.64 cents`</w:t>
       </w:r>
       <w:r>
-        <w:t xml:space="preserve"> (+3.15).</w:t>
+        <w:t xml:space="preserve"> (+3.14).</w:t>
       </w:r>
     </w:p>
     <w:p>
@@ -22173,7 +22173,7 @@
               <w:rPr>
                 <w:b/>
               </w:rPr>
-              <w:t>85.89</w:t>
+              <w:t>85.99</w:t>
             </w:r>
           </w:p>
         </w:tc>
@@ -22204,7 +22204,7 @@
               <w:rPr>
                 <w:b/>
               </w:rPr>
-              <w:t>-6.81%</w:t>
+              <w:t>-6.71%</w:t>
             </w:r>
           </w:p>
         </w:tc>
@@ -22296,7 +22296,7 @@
               <w:rPr>
                 <w:b/>
               </w:rPr>
-              <w:t>98.90</w:t>
+              <w:t>98.92</w:t>
             </w:r>
           </w:p>
         </w:tc>
@@ -22327,7 +22327,7 @@
               <w:rPr>
                 <w:b/>
               </w:rPr>
-              <w:t>-0.10%</w:t>
+              <w:t>-0.08%</w:t>
             </w:r>
           </w:p>
         </w:tc>

--- a/Daily Reports/26_08_2026-CBOT Reports.docx
+++ b/Daily Reports/26_08_2026-CBOT Reports.docx
@@ -104,7 +104,7 @@
           <w:color w:val="5C768D"/>
           <w:sz w:val="19"/>
         </w:rPr>
-        <w:t>Cập nhật tự động qua `macro_tracker.py` vào lúc 08:01 ICT ngày 26/08/2026</w:t>
+        <w:t>Cập nhật tự động qua `macro_tracker.py` vào lúc 09:00 ICT ngày 26/08/2026</w:t>
       </w:r>
     </w:p>
     <w:tbl>
@@ -313,7 +313,7 @@
               <w:rPr>
                 <w:b/>
               </w:rPr>
-              <w:t>85.46 / thùng</w:t>
+              <w:t>85.54 / thùng</w:t>
             </w:r>
           </w:p>
         </w:tc>
@@ -344,7 +344,7 @@
               <w:rPr>
                 <w:b/>
               </w:rPr>
-              <w:t>-7.28%</w:t>
+              <w:t>-7.19%</w:t>
             </w:r>
           </w:p>
         </w:tc>
@@ -442,7 +442,7 @@
               <w:rPr>
                 <w:b/>
               </w:rPr>
-              <w:t>98.90</w:t>
+              <w:t>98.92</w:t>
             </w:r>
           </w:p>
         </w:tc>
@@ -473,7 +473,7 @@
               <w:rPr>
                 <w:b/>
               </w:rPr>
-              <w:t>-0.10%</w:t>
+              <w:t>-0.08%</w:t>
             </w:r>
           </w:p>
         </w:tc>
@@ -1228,7 +1228,7 @@
         <w:rPr>
           <w:b/>
         </w:rPr>
-        <w:t>`85.46` (-7.28%)</w:t>
+        <w:t>`85.54` (-7.19%)</w:t>
       </w:r>
       <w:r>
         <w:t xml:space="preserve"> | DXY: </w:t>
@@ -1237,7 +1237,7 @@
         <w:rPr>
           <w:b/>
         </w:rPr>
-        <w:t>`98.90` (-0.10%)</w:t>
+        <w:t>`98.92` (-0.08%)</w:t>
       </w:r>
       <w:r>
         <w:t xml:space="preserve"> | Lúa mì CBOT: </w:t>
@@ -1246,7 +1246,7 @@
         <w:rPr>
           <w:b/>
         </w:rPr>
-        <w:t>`702.50` (+3.04%)</w:t>
+        <w:t>`713.00` (+4.62%)</w:t>
       </w:r>
       <w:r>
         <w:t>.</w:t>
@@ -1316,7 +1316,7 @@
           <w:color w:val="5C768D"/>
           <w:sz w:val="19"/>
         </w:rPr>
-        <w:t>Cập nhật tự động lúc 08:01 ICT ngày 26/08/2026 — Nguồn: NOAA, USDA, BOM Australia</w:t>
+        <w:t>Cập nhật tự động lúc 09:00 ICT ngày 26/08/2026 — Nguồn: NOAA, USDA, BOM Australia</w:t>
       </w:r>
     </w:p>
     <w:p>
@@ -3584,7 +3584,7 @@
               <w:rPr>
                 <w:b/>
               </w:rPr>
-              <w:t>523.75</w:t>
+              <w:t>527.50</w:t>
             </w:r>
           </w:p>
         </w:tc>
@@ -3615,7 +3615,7 @@
               <w:rPr>
                 <w:b/>
               </w:rPr>
-              <w:t>524.96 (+1.21)</w:t>
+              <w:t>527.40 (-0.10)</w:t>
             </w:r>
           </w:p>
         </w:tc>
@@ -3643,7 +3643,7 @@
             </w:pPr>
             <w:r/>
             <w:r>
-              <w:t>Bullish (518.97 &gt; 514.95)</w:t>
+              <w:t>Bullish (519.77 &gt; 515.45)</w:t>
             </w:r>
           </w:p>
         </w:tc>
@@ -3671,7 +3671,7 @@
             </w:pPr>
             <w:r/>
             <w:r>
-              <w:t>2.75 cents</w:t>
+              <w:t>4.50 cents</w:t>
             </w:r>
           </w:p>
         </w:tc>
@@ -3832,7 +3832,7 @@
               <w:rPr>
                 <w:b/>
               </w:rPr>
-              <w:t>702.50</w:t>
+              <w:t>713.00</w:t>
             </w:r>
           </w:p>
         </w:tc>
@@ -3863,7 +3863,7 @@
               <w:rPr>
                 <w:b/>
               </w:rPr>
-              <w:t>705.58 (+3.08)</w:t>
+              <w:t>716.53 (+3.53)</w:t>
             </w:r>
           </w:p>
         </w:tc>
@@ -3891,7 +3891,7 @@
             </w:pPr>
             <w:r/>
             <w:r>
-              <w:t>Bearish (700.25 &lt; 700.54)</w:t>
+              <w:t>Bullish (701.54 &gt; 701.08)</w:t>
             </w:r>
           </w:p>
         </w:tc>
@@ -3919,7 +3919,7 @@
             </w:pPr>
             <w:r/>
             <w:r>
-              <w:t>4.25 cents</w:t>
+              <w:t>11.00 cents</w:t>
             </w:r>
           </w:p>
         </w:tc>
@@ -4357,7 +4357,7 @@
                 <w:b/>
                 <w:color w:val="15803D"/>
               </w:rPr>
-              <w:t>517.50 - 518.97 cents (Canh mua vùng hỗ trợ)</w:t>
+              <w:t>517.50 - 519.77 cents (Canh mua vùng hỗ trợ)</w:t>
             </w:r>
           </w:p>
         </w:tc>
@@ -4388,7 +4388,7 @@
               <w:rPr>
                 <w:b/>
               </w:rPr>
-              <w:t>452.59 cents (Dưới cản S2 + 1.5x ATR)</w:t>
+              <w:t>452.31 cents (Dưới cản S2 + 1.5x ATR)</w:t>
             </w:r>
           </w:p>
         </w:tc>
@@ -4424,7 +4424,7 @@
                 <w:color w:val="D97706"/>
                 <w:sz w:val="19"/>
               </w:rPr>
-              <w:t xml:space="preserve"> 522.95 cents </w:t>
+              <w:t xml:space="preserve"> 526.35 cents </w:t>
             </w:r>
             <w:r>
               <w:t xml:space="preserve"> / TP2: </w:t>
@@ -4435,7 +4435,7 @@
                 <w:color w:val="D97706"/>
                 <w:sz w:val="19"/>
               </w:rPr>
-              <w:t xml:space="preserve"> 524.50 cents </w:t>
+              <w:t xml:space="preserve"> 528.00 cents </w:t>
             </w:r>
           </w:p>
         </w:tc>
@@ -4600,7 +4600,7 @@
               <w:rPr>
                 <w:b/>
               </w:rPr>
-              <w:t>470.06 cents (Chống quét SL tuyệt đối)</w:t>
+              <w:t>469.89 cents (Chống quét SL tuyệt đối)</w:t>
             </w:r>
           </w:p>
         </w:tc>
@@ -4631,7 +4631,7 @@
               <w:rPr>
                 <w:b/>
               </w:rPr>
-              <w:t>538.25 cents (Ăn trọn biên độ ngô ~10.5 giá)</w:t>
+              <w:t>541.75 cents (Ăn trọn biên độ ngô ~10.5 giá)</w:t>
             </w:r>
           </w:p>
         </w:tc>
@@ -4762,7 +4762,7 @@
               <w:rPr>
                 <w:b/>
               </w:rPr>
-              <w:t>537.78 - 539.28 cents</w:t>
+              <w:t>541.19 - 542.69 cents</w:t>
             </w:r>
           </w:p>
         </w:tc>
@@ -4793,7 +4793,7 @@
               <w:rPr>
                 <w:b/>
               </w:rPr>
-              <w:t>540.72 cents</w:t>
+              <w:t>544.31 cents</w:t>
             </w:r>
           </w:p>
         </w:tc>
@@ -4955,7 +4955,7 @@
               <w:rPr>
                 <w:b/>
               </w:rPr>
-              <w:t>444.83 - 457.25 cents</w:t>
+              <w:t>444.08 - 457.25 cents</w:t>
             </w:r>
           </w:p>
         </w:tc>
@@ -5136,7 +5136,7 @@
                 <w:b/>
                 <w:color w:val="B91C1C"/>
               </w:rPr>
-              <w:t>700.25 - 700.54 cents (Canh bán hồi kỹ thuật H1)</w:t>
+              <w:t>701.54 - 701.08 cents (Canh bán hồi kỹ thuật H1)</w:t>
             </w:r>
           </w:p>
         </w:tc>
@@ -5167,7 +5167,7 @@
               <w:rPr>
                 <w:b/>
               </w:rPr>
-              <w:t>736.43 cents (Trên kháng cự R2 + 1.5x ATR)</w:t>
+              <w:t>737.54 cents (Trên kháng cự R2 + 1.5x ATR)</w:t>
             </w:r>
           </w:p>
         </w:tc>
@@ -5203,7 +5203,7 @@
                 <w:color w:val="D97706"/>
                 <w:sz w:val="19"/>
               </w:rPr>
-              <w:t xml:space="preserve"> 698.50 cents </w:t>
+              <w:t xml:space="preserve"> 706.00 cents </w:t>
             </w:r>
             <w:r>
               <w:t xml:space="preserve"> / TP2: </w:t>
@@ -5345,7 +5345,7 @@
               <w:rPr>
                 <w:b/>
               </w:rPr>
-              <w:t>696.50 - 698.50 cents</w:t>
+              <w:t>704.00 - 706.00 cents</w:t>
             </w:r>
           </w:p>
         </w:tc>
@@ -5376,7 +5376,7 @@
               <w:rPr>
                 <w:b/>
               </w:rPr>
-              <w:t>639.80 cents</w:t>
+              <w:t>639.06 cents</w:t>
             </w:r>
           </w:p>
         </w:tc>
@@ -5407,7 +5407,7 @@
               <w:rPr>
                 <w:b/>
               </w:rPr>
-              <w:t>705.75 cents (Đón sóng hồi trung hạn ~14.5 giá)</w:t>
+              <w:t>725.25 cents (Đón sóng hồi trung hạn ~14.5 giá)</w:t>
             </w:r>
           </w:p>
         </w:tc>
@@ -5538,7 +5538,7 @@
               <w:rPr>
                 <w:b/>
               </w:rPr>
-              <w:t>705.75 - 707.75 cents</w:t>
+              <w:t>725.25 - 727.25 cents</w:t>
             </w:r>
           </w:p>
         </w:tc>
@@ -5569,7 +5569,7 @@
               <w:rPr>
                 <w:b/>
               </w:rPr>
-              <w:t>711.20 cents</w:t>
+              <w:t>731.44 cents</w:t>
             </w:r>
           </w:p>
         </w:tc>
@@ -5731,7 +5731,7 @@
               <w:rPr>
                 <w:b/>
               </w:rPr>
-              <w:t>623.45 - 645.25 cents</w:t>
+              <w:t>620.49 - 645.25 cents</w:t>
             </w:r>
           </w:p>
         </w:tc>
@@ -11609,7 +11609,7 @@
         <w:t>Giá Chốt Phiên (Close):</w:t>
       </w:r>
       <w:r>
-        <w:t xml:space="preserve"> 523.75 cents | </w:t>
+        <w:t xml:space="preserve"> 527.50 cents | </w:t>
       </w:r>
       <w:r>
         <w:rPr>
@@ -11624,10 +11624,10 @@
         <w:rPr>
           <w:b/>
         </w:rPr>
-        <w:t>`524.96 cents`</w:t>
+        <w:t>`527.40 cents`</w:t>
       </w:r>
       <w:r>
-        <w:t xml:space="preserve"> (+1.21).</w:t>
+        <w:t xml:space="preserve"> (-0.10).</w:t>
       </w:r>
     </w:p>
     <w:p>
@@ -11648,7 +11648,7 @@
         <w:rPr>
           <w:b/>
         </w:rPr>
-        <w:t>`13,191`</w:t>
+        <w:t>`27,537`</w:t>
       </w:r>
       <w:r>
         <w:t xml:space="preserve"> (Chênh lệch: </w:t>
@@ -11657,7 +11657,7 @@
         <w:rPr>
           <w:b/>
         </w:rPr>
-        <w:t>`-274,600`</w:t>
+        <w:t>`-260,254`</w:t>
       </w:r>
       <w:r>
         <w:t xml:space="preserve">) | OI: </w:t>
@@ -11699,7 +11699,7 @@
         <w:rPr>
           <w:b/>
         </w:rPr>
-        <w:t>`Hammer / Bullish Pinbar (Nến búa đảo chiều tăng)`</w:t>
+        <w:t>`Không phát hiện mô hình nến đặc biệt`</w:t>
       </w:r>
     </w:p>
     <w:p>
@@ -11742,10 +11742,10 @@
         <w:rPr>
           <w:b/>
         </w:rPr>
-        <w:t>TĂNG MẠNH MẼ (Strong Bullish Confirmation):</w:t>
+        <w:t>TÍCH LŨY TÍCH CỰC (Accumulation):</w:t>
       </w:r>
       <w:r>
-        <w:t xml:space="preserve"> Mô hình nến tăng được củng cố bởi dòng tiền gia tăng tích cực, hỗ trợ lực mua lên bền vững.</w:t>
+        <w:t xml:space="preserve"> Nến đi ngang nhưng dòng tiền âm thầm gia tăng (OI tăng), báo hiệu chuẩn bị có nhịp bứt phá tăng.</w:t>
       </w:r>
     </w:p>
     <w:p>
@@ -11991,7 +11991,7 @@
               <w:rPr>
                 <w:b/>
               </w:rPr>
-              <w:t>85.46</w:t>
+              <w:t>85.54</w:t>
             </w:r>
           </w:p>
         </w:tc>
@@ -12022,7 +12022,7 @@
               <w:rPr>
                 <w:b/>
               </w:rPr>
-              <w:t>-7.28%</w:t>
+              <w:t>-7.19%</w:t>
             </w:r>
           </w:p>
         </w:tc>
@@ -12114,7 +12114,7 @@
               <w:rPr>
                 <w:b/>
               </w:rPr>
-              <w:t>98.90</w:t>
+              <w:t>98.92</w:t>
             </w:r>
           </w:p>
         </w:tc>
@@ -12145,7 +12145,7 @@
               <w:rPr>
                 <w:b/>
               </w:rPr>
-              <w:t>-0.10%</w:t>
+              <w:t>-0.08%</w:t>
             </w:r>
           </w:p>
         </w:tc>
@@ -12749,7 +12749,7 @@
         <w:t xml:space="preserve"> EMA_21 </w:t>
       </w:r>
       <w:r>
-        <w:t xml:space="preserve"> (518.97) &gt; </w:t>
+        <w:t xml:space="preserve"> (519.77) &gt; </w:t>
       </w:r>
       <w:r>
         <w:rPr>
@@ -12760,7 +12760,7 @@
         <w:t xml:space="preserve"> EMA_50 </w:t>
       </w:r>
       <w:r>
-        <w:t xml:space="preserve"> (514.95).</w:t>
+        <w:t xml:space="preserve"> (515.45).</w:t>
       </w:r>
     </w:p>
     <w:p>
@@ -12781,7 +12781,7 @@
         <w:rPr>
           <w:b/>
         </w:rPr>
-        <w:t>`63.29`</w:t>
+        <w:t>`69.24`</w:t>
       </w:r>
       <w:r>
         <w:t xml:space="preserve"> | ATR (14) = </w:t>
@@ -12790,7 +12790,7 @@
         <w:rPr>
           <w:b/>
         </w:rPr>
-        <w:t>`3.11`</w:t>
+        <w:t>`3.29`</w:t>
       </w:r>
       <w:r>
         <w:t xml:space="preserve"> cents | Volatility = </w:t>
@@ -12799,7 +12799,7 @@
         <w:rPr>
           <w:b/>
         </w:rPr>
-        <w:t>`2.75 cents`</w:t>
+        <w:t>`4.50 cents`</w:t>
       </w:r>
       <w:r>
         <w:t>.</w:t>
@@ -12841,7 +12841,7 @@
         <w:rPr>
           <w:b/>
         </w:rPr>
-        <w:t>`522.95`</w:t>
+        <w:t>`526.35`</w:t>
       </w:r>
       <w:r>
         <w:t xml:space="preserve"> | R2: </w:t>
@@ -12850,7 +12850,7 @@
         <w:rPr>
           <w:b/>
         </w:rPr>
-        <w:t>`524.50`</w:t>
+        <w:t>`528.00`</w:t>
       </w:r>
     </w:p>
     <w:p>
@@ -13584,7 +13584,7 @@
           <w:b/>
           <w:color w:val="15803D"/>
         </w:rPr>
-        <w:t>`517.50 - 518.97 cents (Canh mua vùng hỗ trợ)`</w:t>
+        <w:t>`517.50 - 519.77 cents (Canh mua vùng hỗ trợ)`</w:t>
       </w:r>
       <w:r>
         <w:t xml:space="preserve"> | SL: </w:t>
@@ -13593,7 +13593,7 @@
         <w:rPr>
           <w:b/>
         </w:rPr>
-        <w:t>`452.59 cents (Dưới cản S2 + 1.5x ATR)`</w:t>
+        <w:t>`452.31 cents (Dưới cản S2 + 1.5x ATR)`</w:t>
       </w:r>
       <w:r>
         <w:t xml:space="preserve"> | TP: </w:t>
@@ -13604,7 +13604,7 @@
           <w:color w:val="D97706"/>
           <w:sz w:val="19"/>
         </w:rPr>
-        <w:t xml:space="preserve"> 522.95 cents </w:t>
+        <w:t xml:space="preserve"> 526.35 cents </w:t>
       </w:r>
       <w:r>
         <w:t xml:space="preserve"> / </w:t>
@@ -13615,7 +13615,7 @@
           <w:color w:val="D97706"/>
           <w:sz w:val="19"/>
         </w:rPr>
-        <w:t xml:space="preserve"> 524.50 cents </w:t>
+        <w:t xml:space="preserve"> 528.00 cents </w:t>
       </w:r>
       <w:r>
         <w:t>.</w:t>
@@ -13664,7 +13664,7 @@
         <w:rPr>
           <w:b/>
         </w:rPr>
-        <w:t>`470.06 cents (Chống quét SL tuyệt đối)`</w:t>
+        <w:t>`469.89 cents (Chống quét SL tuyệt đối)`</w:t>
       </w:r>
       <w:r>
         <w:t xml:space="preserve"> | TP: </w:t>
@@ -13673,7 +13673,7 @@
         <w:rPr>
           <w:b/>
         </w:rPr>
-        <w:t>`538.25 cents (Ăn trọn biên độ ngô ~10.5 giá)`</w:t>
+        <w:t>`541.75 cents (Ăn trọn biên độ ngô ~10.5 giá)`</w:t>
       </w:r>
       <w:r>
         <w:t>.</w:t>
@@ -13701,7 +13701,7 @@
         <w:rPr>
           <w:b/>
         </w:rPr>
-        <w:t>`537.78 - 539.28 cents`</w:t>
+        <w:t>`541.19 - 542.69 cents`</w:t>
       </w:r>
       <w:r>
         <w:t xml:space="preserve"> | SL: </w:t>
@@ -13710,7 +13710,7 @@
         <w:rPr>
           <w:b/>
         </w:rPr>
-        <w:t>`540.72 cents`</w:t>
+        <w:t>`544.31 cents`</w:t>
       </w:r>
       <w:r>
         <w:t xml:space="preserve"> | TP: </w:t>
@@ -13759,7 +13759,7 @@
         <w:rPr>
           <w:b/>
         </w:rPr>
-        <w:t>`444.83 - 457.25 cents`</w:t>
+        <w:t>`444.08 - 457.25 cents`</w:t>
       </w:r>
     </w:p>
     <w:p>
@@ -14166,7 +14166,7 @@
             </w:pPr>
             <w:r/>
             <w:r>
-              <w:t>523.75</w:t>
+              <w:t>527.50</w:t>
             </w:r>
           </w:p>
         </w:tc>
@@ -14194,7 +14194,7 @@
             </w:pPr>
             <w:r/>
             <w:r>
-              <w:t>527.50</w:t>
+              <w:t>531.25</w:t>
             </w:r>
           </w:p>
         </w:tc>
@@ -14222,7 +14222,7 @@
             </w:pPr>
             <w:r/>
             <w:r>
-              <w:t>520.50</w:t>
+              <w:t>524.25</w:t>
             </w:r>
           </w:p>
         </w:tc>
@@ -14253,7 +14253,7 @@
               <w:rPr>
                 <w:b/>
               </w:rPr>
-              <w:t>524.00</w:t>
+              <w:t>527.75</w:t>
             </w:r>
           </w:p>
         </w:tc>
@@ -14401,7 +14401,7 @@
             </w:pPr>
             <w:r/>
             <w:r>
-              <w:t>524.00</w:t>
+              <w:t>527.75</w:t>
             </w:r>
           </w:p>
         </w:tc>
@@ -14429,7 +14429,7 @@
             </w:pPr>
             <w:r/>
             <w:r>
-              <w:t>526.75</w:t>
+              <w:t>530.50</w:t>
             </w:r>
           </w:p>
         </w:tc>
@@ -14457,7 +14457,7 @@
             </w:pPr>
             <w:r/>
             <w:r>
-              <w:t>520.25</w:t>
+              <w:t>524.00</w:t>
             </w:r>
           </w:p>
         </w:tc>
@@ -14488,7 +14488,7 @@
               <w:rPr>
                 <w:b/>
               </w:rPr>
-              <w:t>523.50</w:t>
+              <w:t>527.25</w:t>
             </w:r>
           </w:p>
         </w:tc>
@@ -14636,7 +14636,7 @@
             </w:pPr>
             <w:r/>
             <w:r>
-              <w:t>523.50</w:t>
+              <w:t>527.25</w:t>
             </w:r>
           </w:p>
         </w:tc>
@@ -14664,7 +14664,7 @@
             </w:pPr>
             <w:r/>
             <w:r>
-              <w:t>526.50</w:t>
+              <w:t>530.25</w:t>
             </w:r>
           </w:p>
         </w:tc>
@@ -14692,7 +14692,7 @@
             </w:pPr>
             <w:r/>
             <w:r>
-              <w:t>519.50</w:t>
+              <w:t>523.25</w:t>
             </w:r>
           </w:p>
         </w:tc>
@@ -14723,7 +14723,7 @@
               <w:rPr>
                 <w:b/>
               </w:rPr>
-              <w:t>524.25</w:t>
+              <w:t>528.00</w:t>
             </w:r>
           </w:p>
         </w:tc>
@@ -14871,7 +14871,7 @@
             </w:pPr>
             <w:r/>
             <w:r>
-              <w:t>524.25</w:t>
+              <w:t>528.00</w:t>
             </w:r>
           </w:p>
         </w:tc>
@@ -14899,7 +14899,7 @@
             </w:pPr>
             <w:r/>
             <w:r>
-              <w:t>528.75</w:t>
+              <w:t>532.50</w:t>
             </w:r>
           </w:p>
         </w:tc>
@@ -14927,7 +14927,7 @@
             </w:pPr>
             <w:r/>
             <w:r>
-              <w:t>519.25</w:t>
+              <w:t>523.00</w:t>
             </w:r>
           </w:p>
         </w:tc>
@@ -14958,7 +14958,7 @@
               <w:rPr>
                 <w:b/>
               </w:rPr>
-              <w:t>525.00</w:t>
+              <w:t>528.75</w:t>
             </w:r>
           </w:p>
         </w:tc>
@@ -15106,7 +15106,7 @@
             </w:pPr>
             <w:r/>
             <w:r>
-              <w:t>525.00</w:t>
+              <w:t>528.75</w:t>
             </w:r>
           </w:p>
         </w:tc>
@@ -15134,7 +15134,7 @@
             </w:pPr>
             <w:r/>
             <w:r>
-              <w:t>530.50</w:t>
+              <w:t>534.25</w:t>
             </w:r>
           </w:p>
         </w:tc>
@@ -15162,7 +15162,7 @@
             </w:pPr>
             <w:r/>
             <w:r>
-              <w:t>518.75</w:t>
+              <w:t>522.50</w:t>
             </w:r>
           </w:p>
         </w:tc>
@@ -15193,7 +15193,7 @@
               <w:rPr>
                 <w:b/>
               </w:rPr>
-              <w:t>527.25</w:t>
+              <w:t>531.00</w:t>
             </w:r>
           </w:p>
         </w:tc>
@@ -15341,7 +15341,7 @@
             </w:pPr>
             <w:r/>
             <w:r>
-              <w:t>527.25</w:t>
+              <w:t>531.00</w:t>
             </w:r>
           </w:p>
         </w:tc>
@@ -15369,7 +15369,7 @@
             </w:pPr>
             <w:r/>
             <w:r>
-              <w:t>530.25</w:t>
+              <w:t>534.00</w:t>
             </w:r>
           </w:p>
         </w:tc>
@@ -15397,7 +15397,7 @@
             </w:pPr>
             <w:r/>
             <w:r>
-              <w:t>523.00</w:t>
+              <w:t>526.75</w:t>
             </w:r>
           </w:p>
         </w:tc>
@@ -15428,7 +15428,7 @@
               <w:rPr>
                 <w:b/>
               </w:rPr>
-              <w:t>527.50</w:t>
+              <w:t>531.25</w:t>
             </w:r>
           </w:p>
         </w:tc>
@@ -15576,7 +15576,7 @@
             </w:pPr>
             <w:r/>
             <w:r>
-              <w:t>527.50</w:t>
+              <w:t>531.25</w:t>
             </w:r>
           </w:p>
         </w:tc>
@@ -15604,7 +15604,7 @@
             </w:pPr>
             <w:r/>
             <w:r>
-              <w:t>530.75</w:t>
+              <w:t>534.50</w:t>
             </w:r>
           </w:p>
         </w:tc>
@@ -15632,7 +15632,7 @@
             </w:pPr>
             <w:r/>
             <w:r>
-              <w:t>521.00</w:t>
+              <w:t>524.75</w:t>
             </w:r>
           </w:p>
         </w:tc>
@@ -15663,7 +15663,7 @@
               <w:rPr>
                 <w:b/>
               </w:rPr>
-              <w:t>528.25</w:t>
+              <w:t>532.00</w:t>
             </w:r>
           </w:p>
         </w:tc>
@@ -15811,7 +15811,7 @@
             </w:pPr>
             <w:r/>
             <w:r>
-              <w:t>528.25</w:t>
+              <w:t>532.00</w:t>
             </w:r>
           </w:p>
         </w:tc>
@@ -15839,7 +15839,7 @@
             </w:pPr>
             <w:r/>
             <w:r>
-              <w:t>531.25</w:t>
+              <w:t>535.00</w:t>
             </w:r>
           </w:p>
         </w:tc>
@@ -15867,7 +15867,7 @@
             </w:pPr>
             <w:r/>
             <w:r>
-              <w:t>523.75</w:t>
+              <w:t>527.50</w:t>
             </w:r>
           </w:p>
         </w:tc>
@@ -15898,7 +15898,7 @@
               <w:rPr>
                 <w:b/>
               </w:rPr>
-              <w:t>527.75</w:t>
+              <w:t>531.50</w:t>
             </w:r>
           </w:p>
         </w:tc>
@@ -16046,7 +16046,7 @@
             </w:pPr>
             <w:r/>
             <w:r>
-              <w:t>527.75</w:t>
+              <w:t>531.50</w:t>
             </w:r>
           </w:p>
         </w:tc>
@@ -16074,7 +16074,7 @@
             </w:pPr>
             <w:r/>
             <w:r>
-              <w:t>531.75</w:t>
+              <w:t>535.50</w:t>
             </w:r>
           </w:p>
         </w:tc>
@@ -16102,7 +16102,7 @@
             </w:pPr>
             <w:r/>
             <w:r>
-              <w:t>522.00</w:t>
+              <w:t>525.75</w:t>
             </w:r>
           </w:p>
         </w:tc>
@@ -16133,7 +16133,7 @@
               <w:rPr>
                 <w:b/>
               </w:rPr>
-              <w:t>528.25</w:t>
+              <w:t>532.00</w:t>
             </w:r>
           </w:p>
         </w:tc>
@@ -16281,7 +16281,7 @@
             </w:pPr>
             <w:r/>
             <w:r>
-              <w:t>528.25</w:t>
+              <w:t>532.00</w:t>
             </w:r>
           </w:p>
         </w:tc>
@@ -16309,7 +16309,7 @@
             </w:pPr>
             <w:r/>
             <w:r>
-              <w:t>530.75</w:t>
+              <w:t>534.50</w:t>
             </w:r>
           </w:p>
         </w:tc>
@@ -16337,7 +16337,7 @@
             </w:pPr>
             <w:r/>
             <w:r>
-              <w:t>525.00</w:t>
+              <w:t>528.75</w:t>
             </w:r>
           </w:p>
         </w:tc>
@@ -16368,7 +16368,7 @@
               <w:rPr>
                 <w:b/>
               </w:rPr>
-              <w:t>528.75</w:t>
+              <w:t>532.50</w:t>
             </w:r>
           </w:p>
         </w:tc>
@@ -16516,7 +16516,7 @@
             </w:pPr>
             <w:r/>
             <w:r>
-              <w:t>528.75</w:t>
+              <w:t>532.50</w:t>
             </w:r>
           </w:p>
         </w:tc>
@@ -16544,7 +16544,7 @@
             </w:pPr>
             <w:r/>
             <w:r>
-              <w:t>532.25</w:t>
+              <w:t>536.00</w:t>
             </w:r>
           </w:p>
         </w:tc>
@@ -16572,7 +16572,7 @@
             </w:pPr>
             <w:r/>
             <w:r>
-              <w:t>522.75</w:t>
+              <w:t>526.50</w:t>
             </w:r>
           </w:p>
         </w:tc>
@@ -16603,7 +16603,7 @@
               <w:rPr>
                 <w:b/>
               </w:rPr>
-              <w:t>529.75</w:t>
+              <w:t>533.50</w:t>
             </w:r>
           </w:p>
         </w:tc>
@@ -16751,7 +16751,7 @@
             </w:pPr>
             <w:r/>
             <w:r>
-              <w:t>529.75</w:t>
+              <w:t>533.50</w:t>
             </w:r>
           </w:p>
         </w:tc>
@@ -16779,7 +16779,7 @@
             </w:pPr>
             <w:r/>
             <w:r>
-              <w:t>532.50</w:t>
+              <w:t>536.25</w:t>
             </w:r>
           </w:p>
         </w:tc>
@@ -16807,7 +16807,7 @@
             </w:pPr>
             <w:r/>
             <w:r>
-              <w:t>527.25</w:t>
+              <w:t>531.00</w:t>
             </w:r>
           </w:p>
         </w:tc>
@@ -16838,7 +16838,7 @@
               <w:rPr>
                 <w:b/>
               </w:rPr>
-              <w:t>529.75</w:t>
+              <w:t>533.50</w:t>
             </w:r>
           </w:p>
         </w:tc>
@@ -16986,7 +16986,7 @@
             </w:pPr>
             <w:r/>
             <w:r>
-              <w:t>529.75</w:t>
+              <w:t>533.50</w:t>
             </w:r>
           </w:p>
         </w:tc>
@@ -17014,7 +17014,7 @@
             </w:pPr>
             <w:r/>
             <w:r>
-              <w:t>532.50</w:t>
+              <w:t>536.25</w:t>
             </w:r>
           </w:p>
         </w:tc>
@@ -17042,7 +17042,7 @@
             </w:pPr>
             <w:r/>
             <w:r>
-              <w:t>527.25</w:t>
+              <w:t>531.00</w:t>
             </w:r>
           </w:p>
         </w:tc>
@@ -17073,7 +17073,7 @@
               <w:rPr>
                 <w:b/>
               </w:rPr>
-              <w:t>529.25</w:t>
+              <w:t>533.00</w:t>
             </w:r>
           </w:p>
         </w:tc>
@@ -17221,7 +17221,7 @@
             </w:pPr>
             <w:r/>
             <w:r>
-              <w:t>529.25</w:t>
+              <w:t>533.00</w:t>
             </w:r>
           </w:p>
         </w:tc>
@@ -17249,7 +17249,7 @@
             </w:pPr>
             <w:r/>
             <w:r>
-              <w:t>532.25</w:t>
+              <w:t>536.00</w:t>
             </w:r>
           </w:p>
         </w:tc>
@@ -17277,7 +17277,7 @@
             </w:pPr>
             <w:r/>
             <w:r>
-              <w:t>526.00</w:t>
+              <w:t>529.75</w:t>
             </w:r>
           </w:p>
         </w:tc>
@@ -17308,7 +17308,7 @@
               <w:rPr>
                 <w:b/>
               </w:rPr>
-              <w:t>529.00</w:t>
+              <w:t>532.75</w:t>
             </w:r>
           </w:p>
         </w:tc>
@@ -17456,7 +17456,7 @@
             </w:pPr>
             <w:r/>
             <w:r>
-              <w:t>529.00</w:t>
+              <w:t>532.75</w:t>
             </w:r>
           </w:p>
         </w:tc>
@@ -17484,7 +17484,7 @@
             </w:pPr>
             <w:r/>
             <w:r>
-              <w:t>533.00</w:t>
+              <w:t>536.75</w:t>
             </w:r>
           </w:p>
         </w:tc>
@@ -17512,7 +17512,7 @@
             </w:pPr>
             <w:r/>
             <w:r>
-              <w:t>523.75</w:t>
+              <w:t>527.50</w:t>
             </w:r>
           </w:p>
         </w:tc>
@@ -17543,7 +17543,7 @@
               <w:rPr>
                 <w:b/>
               </w:rPr>
-              <w:t>529.50</w:t>
+              <w:t>533.25</w:t>
             </w:r>
           </w:p>
         </w:tc>
@@ -17691,7 +17691,7 @@
             </w:pPr>
             <w:r/>
             <w:r>
-              <w:t>529.50</w:t>
+              <w:t>533.25</w:t>
             </w:r>
           </w:p>
         </w:tc>
@@ -17719,7 +17719,7 @@
             </w:pPr>
             <w:r/>
             <w:r>
-              <w:t>534.25</w:t>
+              <w:t>538.00</w:t>
             </w:r>
           </w:p>
         </w:tc>
@@ -17747,7 +17747,7 @@
             </w:pPr>
             <w:r/>
             <w:r>
-              <w:t>522.50</w:t>
+              <w:t>526.25</w:t>
             </w:r>
           </w:p>
         </w:tc>
@@ -17778,7 +17778,7 @@
               <w:rPr>
                 <w:b/>
               </w:rPr>
-              <w:t>531.50</w:t>
+              <w:t>535.25</w:t>
             </w:r>
           </w:p>
         </w:tc>
@@ -17926,7 +17926,7 @@
             </w:pPr>
             <w:r/>
             <w:r>
-              <w:t>531.50</w:t>
+              <w:t>535.25</w:t>
             </w:r>
           </w:p>
         </w:tc>
@@ -17954,7 +17954,7 @@
             </w:pPr>
             <w:r/>
             <w:r>
-              <w:t>539.50</w:t>
+              <w:t>543.25</w:t>
             </w:r>
           </w:p>
         </w:tc>
@@ -17982,7 +17982,7 @@
             </w:pPr>
             <w:r/>
             <w:r>
-              <w:t>524.50</w:t>
+              <w:t>528.25</w:t>
             </w:r>
           </w:p>
         </w:tc>
@@ -18013,7 +18013,7 @@
               <w:rPr>
                 <w:b/>
               </w:rPr>
-              <w:t>533.00</w:t>
+              <w:t>536.75</w:t>
             </w:r>
           </w:p>
         </w:tc>
@@ -18161,7 +18161,7 @@
             </w:pPr>
             <w:r/>
             <w:r>
-              <w:t>533.00</w:t>
+              <w:t>536.75</w:t>
             </w:r>
           </w:p>
         </w:tc>
@@ -18189,7 +18189,7 @@
             </w:pPr>
             <w:r/>
             <w:r>
-              <w:t>537.50</w:t>
+              <w:t>541.25</w:t>
             </w:r>
           </w:p>
         </w:tc>
@@ -18217,7 +18217,7 @@
             </w:pPr>
             <w:r/>
             <w:r>
-              <w:t>528.75</w:t>
+              <w:t>532.50</w:t>
             </w:r>
           </w:p>
         </w:tc>
@@ -18248,7 +18248,7 @@
               <w:rPr>
                 <w:b/>
               </w:rPr>
-              <w:t>532.50</w:t>
+              <w:t>536.25</w:t>
             </w:r>
           </w:p>
         </w:tc>
@@ -18396,7 +18396,7 @@
             </w:pPr>
             <w:r/>
             <w:r>
-              <w:t>532.50</w:t>
+              <w:t>536.25</w:t>
             </w:r>
           </w:p>
         </w:tc>
@@ -18424,7 +18424,7 @@
             </w:pPr>
             <w:r/>
             <w:r>
-              <w:t>534.75</w:t>
+              <w:t>538.50</w:t>
             </w:r>
           </w:p>
         </w:tc>
@@ -18452,7 +18452,7 @@
             </w:pPr>
             <w:r/>
             <w:r>
-              <w:t>529.75</w:t>
+              <w:t>533.50</w:t>
             </w:r>
           </w:p>
         </w:tc>
@@ -18483,7 +18483,7 @@
               <w:rPr>
                 <w:b/>
               </w:rPr>
-              <w:t>532.25</w:t>
+              <w:t>536.00</w:t>
             </w:r>
           </w:p>
         </w:tc>
@@ -18631,7 +18631,7 @@
             </w:pPr>
             <w:r/>
             <w:r>
-              <w:t>532.25</w:t>
+              <w:t>536.00</w:t>
             </w:r>
           </w:p>
         </w:tc>
@@ -18659,7 +18659,7 @@
             </w:pPr>
             <w:r/>
             <w:r>
-              <w:t>534.25</w:t>
+              <w:t>538.00</w:t>
             </w:r>
           </w:p>
         </w:tc>
@@ -18687,7 +18687,7 @@
             </w:pPr>
             <w:r/>
             <w:r>
-              <w:t>527.75</w:t>
+              <w:t>531.50</w:t>
             </w:r>
           </w:p>
         </w:tc>
@@ -18718,7 +18718,7 @@
               <w:rPr>
                 <w:b/>
               </w:rPr>
-              <w:t>532.50</w:t>
+              <w:t>536.25</w:t>
             </w:r>
           </w:p>
         </w:tc>
@@ -18866,7 +18866,7 @@
             </w:pPr>
             <w:r/>
             <w:r>
-              <w:t>532.50</w:t>
+              <w:t>536.25</w:t>
             </w:r>
           </w:p>
         </w:tc>
@@ -18894,7 +18894,7 @@
             </w:pPr>
             <w:r/>
             <w:r>
-              <w:t>536.25</w:t>
+              <w:t>540.00</w:t>
             </w:r>
           </w:p>
         </w:tc>
@@ -18922,7 +18922,7 @@
             </w:pPr>
             <w:r/>
             <w:r>
-              <w:t>529.75</w:t>
+              <w:t>533.50</w:t>
             </w:r>
           </w:p>
         </w:tc>
@@ -18953,7 +18953,7 @@
               <w:rPr>
                 <w:b/>
               </w:rPr>
-              <w:t>533.00</w:t>
+              <w:t>536.75</w:t>
             </w:r>
           </w:p>
         </w:tc>
@@ -19101,7 +19101,7 @@
             </w:pPr>
             <w:r/>
             <w:r>
-              <w:t>533.00</w:t>
+              <w:t>536.75</w:t>
             </w:r>
           </w:p>
         </w:tc>
@@ -19129,7 +19129,7 @@
             </w:pPr>
             <w:r/>
             <w:r>
-              <w:t>536.00</w:t>
+              <w:t>539.75</w:t>
             </w:r>
           </w:p>
         </w:tc>
@@ -19157,7 +19157,7 @@
             </w:pPr>
             <w:r/>
             <w:r>
-              <w:t>528.50</w:t>
+              <w:t>532.25</w:t>
             </w:r>
           </w:p>
         </w:tc>
@@ -19188,7 +19188,7 @@
               <w:rPr>
                 <w:b/>
               </w:rPr>
-              <w:t>533.25</w:t>
+              <w:t>537.00</w:t>
             </w:r>
           </w:p>
         </w:tc>
@@ -19336,7 +19336,7 @@
             </w:pPr>
             <w:r/>
             <w:r>
-              <w:t>533.25</w:t>
+              <w:t>537.00</w:t>
             </w:r>
           </w:p>
         </w:tc>
@@ -19364,7 +19364,7 @@
             </w:pPr>
             <w:r/>
             <w:r>
-              <w:t>537.50</w:t>
+              <w:t>541.25</w:t>
             </w:r>
           </w:p>
         </w:tc>
@@ -19392,7 +19392,7 @@
             </w:pPr>
             <w:r/>
             <w:r>
-              <w:t>530.00</w:t>
+              <w:t>533.75</w:t>
             </w:r>
           </w:p>
         </w:tc>
@@ -19423,7 +19423,7 @@
               <w:rPr>
                 <w:b/>
               </w:rPr>
-              <w:t>534.00</w:t>
+              <w:t>537.75</w:t>
             </w:r>
           </w:p>
         </w:tc>
@@ -19571,7 +19571,7 @@
             </w:pPr>
             <w:r/>
             <w:r>
-              <w:t>534.00</w:t>
+              <w:t>537.75</w:t>
             </w:r>
           </w:p>
         </w:tc>
@@ -19599,7 +19599,7 @@
             </w:pPr>
             <w:r/>
             <w:r>
-              <w:t>537.50</w:t>
+              <w:t>541.25</w:t>
             </w:r>
           </w:p>
         </w:tc>
@@ -19627,7 +19627,7 @@
             </w:pPr>
             <w:r/>
             <w:r>
-              <w:t>531.75</w:t>
+              <w:t>535.50</w:t>
             </w:r>
           </w:p>
         </w:tc>
@@ -19658,7 +19658,7 @@
               <w:rPr>
                 <w:b/>
               </w:rPr>
-              <w:t>534.00</w:t>
+              <w:t>537.75</w:t>
             </w:r>
           </w:p>
         </w:tc>
@@ -19806,7 +19806,7 @@
             </w:pPr>
             <w:r/>
             <w:r>
-              <w:t>534.00</w:t>
+              <w:t>537.75</w:t>
             </w:r>
           </w:p>
         </w:tc>
@@ -19834,7 +19834,7 @@
             </w:pPr>
             <w:r/>
             <w:r>
-              <w:t>537.75</w:t>
+              <w:t>541.50</w:t>
             </w:r>
           </w:p>
         </w:tc>
@@ -19862,7 +19862,7 @@
             </w:pPr>
             <w:r/>
             <w:r>
-              <w:t>530.50</w:t>
+              <w:t>534.25</w:t>
             </w:r>
           </w:p>
         </w:tc>
@@ -19893,7 +19893,7 @@
               <w:rPr>
                 <w:b/>
               </w:rPr>
-              <w:t>533.75</w:t>
+              <w:t>537.50</w:t>
             </w:r>
           </w:p>
         </w:tc>
@@ -20041,7 +20041,7 @@
             </w:pPr>
             <w:r/>
             <w:r>
-              <w:t>533.75</w:t>
+              <w:t>537.50</w:t>
             </w:r>
           </w:p>
         </w:tc>
@@ -20069,7 +20069,7 @@
             </w:pPr>
             <w:r/>
             <w:r>
-              <w:t>537.25</w:t>
+              <w:t>541.00</w:t>
             </w:r>
           </w:p>
         </w:tc>
@@ -20097,7 +20097,7 @@
             </w:pPr>
             <w:r/>
             <w:r>
-              <w:t>530.50</w:t>
+              <w:t>534.25</w:t>
             </w:r>
           </w:p>
         </w:tc>
@@ -20128,7 +20128,7 @@
               <w:rPr>
                 <w:b/>
               </w:rPr>
-              <w:t>533.50</w:t>
+              <w:t>537.25</w:t>
             </w:r>
           </w:p>
         </w:tc>
@@ -20276,7 +20276,7 @@
             </w:pPr>
             <w:r/>
             <w:r>
-              <w:t>533.50</w:t>
+              <w:t>537.25</w:t>
             </w:r>
           </w:p>
         </w:tc>
@@ -20304,7 +20304,7 @@
             </w:pPr>
             <w:r/>
             <w:r>
-              <w:t>536.50</w:t>
+              <w:t>540.25</w:t>
             </w:r>
           </w:p>
         </w:tc>
@@ -20332,7 +20332,7 @@
             </w:pPr>
             <w:r/>
             <w:r>
-              <w:t>530.75</w:t>
+              <w:t>534.50</w:t>
             </w:r>
           </w:p>
         </w:tc>
@@ -20363,7 +20363,7 @@
               <w:rPr>
                 <w:b/>
               </w:rPr>
-              <w:t>533.75</w:t>
+              <w:t>537.50</w:t>
             </w:r>
           </w:p>
         </w:tc>
@@ -20511,7 +20511,7 @@
             </w:pPr>
             <w:r/>
             <w:r>
-              <w:t>533.75</w:t>
+              <w:t>537.50</w:t>
             </w:r>
           </w:p>
         </w:tc>
@@ -20539,7 +20539,7 @@
             </w:pPr>
             <w:r/>
             <w:r>
-              <w:t>536.75</w:t>
+              <w:t>540.50</w:t>
             </w:r>
           </w:p>
         </w:tc>
@@ -20567,7 +20567,7 @@
             </w:pPr>
             <w:r/>
             <w:r>
-              <w:t>531.00</w:t>
+              <w:t>534.75</w:t>
             </w:r>
           </w:p>
         </w:tc>
@@ -20598,7 +20598,7 @@
               <w:rPr>
                 <w:b/>
               </w:rPr>
-              <w:t>533.75</w:t>
+              <w:t>537.50</w:t>
             </w:r>
           </w:p>
         </w:tc>
@@ -20746,7 +20746,7 @@
             </w:pPr>
             <w:r/>
             <w:r>
-              <w:t>533.75</w:t>
+              <w:t>537.50</w:t>
             </w:r>
           </w:p>
         </w:tc>
@@ -20774,7 +20774,7 @@
             </w:pPr>
             <w:r/>
             <w:r>
-              <w:t>537.75</w:t>
+              <w:t>541.50</w:t>
             </w:r>
           </w:p>
         </w:tc>
@@ -20802,7 +20802,7 @@
             </w:pPr>
             <w:r/>
             <w:r>
-              <w:t>530.25</w:t>
+              <w:t>534.00</w:t>
             </w:r>
           </w:p>
         </w:tc>
@@ -20833,7 +20833,7 @@
               <w:rPr>
                 <w:b/>
               </w:rPr>
-              <w:t>534.25</w:t>
+              <w:t>538.00</w:t>
             </w:r>
           </w:p>
         </w:tc>
@@ -20981,7 +20981,7 @@
             </w:pPr>
             <w:r/>
             <w:r>
-              <w:t>534.25</w:t>
+              <w:t>538.00</w:t>
             </w:r>
           </w:p>
         </w:tc>
@@ -21009,7 +21009,7 @@
             </w:pPr>
             <w:r/>
             <w:r>
-              <w:t>538.25</w:t>
+              <w:t>542.00</w:t>
             </w:r>
           </w:p>
         </w:tc>
@@ -21037,7 +21037,7 @@
             </w:pPr>
             <w:r/>
             <w:r>
-              <w:t>532.50</w:t>
+              <w:t>536.25</w:t>
             </w:r>
           </w:p>
         </w:tc>
@@ -21068,7 +21068,7 @@
               <w:rPr>
                 <w:b/>
               </w:rPr>
-              <w:t>534.00</w:t>
+              <w:t>537.75</w:t>
             </w:r>
           </w:p>
         </w:tc>
@@ -21712,7 +21712,7 @@
               <w:rPr>
                 <w:b/>
               </w:rPr>
-              <w:t>Giảm (Bearish)</w:t>
+              <w:t>Tăng (Bullish)</w:t>
             </w:r>
           </w:p>
         </w:tc>
@@ -21740,7 +21740,7 @@
             </w:pPr>
             <w:r/>
             <w:r>
-              <w:t>EMA_21 H1 &lt; EMA_50 H1 (Áp lực bán duy trì)</w:t>
+              <w:t>EMA_21 H1 &gt; EMA_50 H1 (Hội tụ động lượng tăng)</w:t>
             </w:r>
           </w:p>
         </w:tc>
@@ -21791,7 +21791,7 @@
         <w:t>Giá Chốt Phiên (Close):</w:t>
       </w:r>
       <w:r>
-        <w:t xml:space="preserve"> 702.50 cents | </w:t>
+        <w:t xml:space="preserve"> 713.00 cents | </w:t>
       </w:r>
       <w:r>
         <w:rPr>
@@ -21806,10 +21806,10 @@
         <w:rPr>
           <w:b/>
         </w:rPr>
-        <w:t>`705.58 cents`</w:t>
+        <w:t>`716.53 cents`</w:t>
       </w:r>
       <w:r>
-        <w:t xml:space="preserve"> (+3.08).</w:t>
+        <w:t xml:space="preserve"> (+3.53).</w:t>
       </w:r>
     </w:p>
     <w:p>
@@ -21830,7 +21830,7 @@
         <w:rPr>
           <w:b/>
         </w:rPr>
-        <w:t>`2,338`</w:t>
+        <w:t>`4,633`</w:t>
       </w:r>
       <w:r>
         <w:t xml:space="preserve"> (Chênh lệch: </w:t>
@@ -21839,7 +21839,7 @@
         <w:rPr>
           <w:b/>
         </w:rPr>
-        <w:t>`-63,947`</w:t>
+        <w:t>`-61,652`</w:t>
       </w:r>
       <w:r>
         <w:t xml:space="preserve">) | OI: </w:t>
@@ -21881,7 +21881,7 @@
         <w:rPr>
           <w:b/>
         </w:rPr>
-        <w:t>`Không phát hiện mô hình nến đặc biệt`</w:t>
+        <w:t>`Bullish Engulfing (Nhấn chìm tăng trưởng)`</w:t>
       </w:r>
     </w:p>
     <w:p>
@@ -21923,10 +21923,10 @@
         <w:rPr>
           <w:b/>
         </w:rPr>
-        <w:t>TÍCH LŨY TÍCH CỰC (Accumulation):</w:t>
+        <w:t>TĂNG MẠNH MẼ (Strong Bullish Confirmation):</w:t>
       </w:r>
       <w:r>
-        <w:t xml:space="preserve"> Nến đi ngang nhưng dòng tiền âm thầm gia tăng (OI tăng), báo hiệu chuẩn bị có nhịp bứt phá tăng.</w:t>
+        <w:t xml:space="preserve"> Mô hình nến tăng được củng cố bởi dòng tiền gia tăng tích cực, hỗ trợ lực mua lên bền vững.</w:t>
       </w:r>
     </w:p>
     <w:p>
@@ -22172,7 +22172,7 @@
               <w:rPr>
                 <w:b/>
               </w:rPr>
-              <w:t>85.46</w:t>
+              <w:t>85.54</w:t>
             </w:r>
           </w:p>
         </w:tc>
@@ -22203,7 +22203,7 @@
               <w:rPr>
                 <w:b/>
               </w:rPr>
-              <w:t>-7.28%</w:t>
+              <w:t>-7.19%</w:t>
             </w:r>
           </w:p>
         </w:tc>
@@ -22295,7 +22295,7 @@
               <w:rPr>
                 <w:b/>
               </w:rPr>
-              <w:t>98.90</w:t>
+              <w:t>98.92</w:t>
             </w:r>
           </w:p>
         </w:tc>
@@ -22326,7 +22326,7 @@
               <w:rPr>
                 <w:b/>
               </w:rPr>
-              <w:t>-0.10%</w:t>
+              <w:t>-0.08%</w:t>
             </w:r>
           </w:p>
         </w:tc>
@@ -22940,7 +22940,7 @@
         <w:t xml:space="preserve"> EMA_21 </w:t>
       </w:r>
       <w:r>
-        <w:t xml:space="preserve"> (700.25) &lt; </w:t>
+        <w:t xml:space="preserve"> (701.54) &gt; </w:t>
       </w:r>
       <w:r>
         <w:rPr>
@@ -22951,7 +22951,7 @@
         <w:t xml:space="preserve"> EMA_50 </w:t>
       </w:r>
       <w:r>
-        <w:t xml:space="preserve"> (700.54).</w:t>
+        <w:t xml:space="preserve"> (701.08).</w:t>
       </w:r>
     </w:p>
     <w:p>
@@ -22972,7 +22972,7 @@
         <w:rPr>
           <w:b/>
         </w:rPr>
-        <w:t>`53.02`</w:t>
+        <w:t>`65.16`</w:t>
       </w:r>
       <w:r>
         <w:t xml:space="preserve"> | ATR (14) = </w:t>
@@ -22981,7 +22981,7 @@
         <w:rPr>
           <w:b/>
         </w:rPr>
-        <w:t>`5.45`</w:t>
+        <w:t>`6.19`</w:t>
       </w:r>
       <w:r>
         <w:t xml:space="preserve"> cents | Volatility = </w:t>
@@ -22990,7 +22990,7 @@
         <w:rPr>
           <w:b/>
         </w:rPr>
-        <w:t>`4.25 cents`</w:t>
+        <w:t>`11.00 cents`</w:t>
       </w:r>
       <w:r>
         <w:t>.</w:t>
@@ -23014,7 +23014,7 @@
         <w:rPr>
           <w:b/>
         </w:rPr>
-        <w:t>`698.50`</w:t>
+        <w:t>`706.00`</w:t>
       </w:r>
       <w:r>
         <w:t xml:space="preserve"> | S2: </w:t>
@@ -23032,7 +23032,7 @@
         <w:rPr>
           <w:b/>
         </w:rPr>
-        <w:t>`705.75`</w:t>
+        <w:t>`725.25`</w:t>
       </w:r>
       <w:r>
         <w:t xml:space="preserve"> | R2: </w:t>
@@ -23765,7 +23765,7 @@
           <w:b/>
           <w:color w:val="B91C1C"/>
         </w:rPr>
-        <w:t>`700.25 - 700.54 cents (Canh bán hồi kỹ thuật H1)`</w:t>
+        <w:t>`701.54 - 701.08 cents (Canh bán hồi kỹ thuật H1)`</w:t>
       </w:r>
       <w:r>
         <w:t xml:space="preserve"> | SL: </w:t>
@@ -23774,7 +23774,7 @@
         <w:rPr>
           <w:b/>
         </w:rPr>
-        <w:t>`736.43 cents (Trên kháng cự R2 + 1.5x ATR)`</w:t>
+        <w:t>`737.54 cents (Trên kháng cự R2 + 1.5x ATR)`</w:t>
       </w:r>
       <w:r>
         <w:t xml:space="preserve"> | TP: </w:t>
@@ -23785,7 +23785,7 @@
           <w:color w:val="D97706"/>
           <w:sz w:val="19"/>
         </w:rPr>
-        <w:t xml:space="preserve"> 698.50 cents </w:t>
+        <w:t xml:space="preserve"> 706.00 cents </w:t>
       </w:r>
       <w:r>
         <w:t xml:space="preserve"> / </w:t>
@@ -23836,7 +23836,7 @@
         <w:rPr>
           <w:b/>
         </w:rPr>
-        <w:t>`696.50 - 698.50 cents`</w:t>
+        <w:t>`704.00 - 706.00 cents`</w:t>
       </w:r>
       <w:r>
         <w:t xml:space="preserve"> | SL: </w:t>
@@ -23845,7 +23845,7 @@
         <w:rPr>
           <w:b/>
         </w:rPr>
-        <w:t>`639.80 cents`</w:t>
+        <w:t>`639.06 cents`</w:t>
       </w:r>
       <w:r>
         <w:t xml:space="preserve"> | TP: </w:t>
@@ -23854,7 +23854,7 @@
         <w:rPr>
           <w:b/>
         </w:rPr>
-        <w:t>`705.75 cents (Đón sóng hồi trung hạn ~14.5 giá)`</w:t>
+        <w:t>`725.25 cents (Đón sóng hồi trung hạn ~14.5 giá)`</w:t>
       </w:r>
       <w:r>
         <w:t>.</w:t>
@@ -23882,7 +23882,7 @@
         <w:rPr>
           <w:b/>
         </w:rPr>
-        <w:t>`705.75 - 707.75 cents`</w:t>
+        <w:t>`725.25 - 727.25 cents`</w:t>
       </w:r>
       <w:r>
         <w:t xml:space="preserve"> | SL: </w:t>
@@ -23891,7 +23891,7 @@
         <w:rPr>
           <w:b/>
         </w:rPr>
-        <w:t>`711.20 cents`</w:t>
+        <w:t>`731.44 cents`</w:t>
       </w:r>
       <w:r>
         <w:t xml:space="preserve"> | TP: </w:t>
@@ -23940,7 +23940,7 @@
         <w:rPr>
           <w:b/>
         </w:rPr>
-        <w:t>`623.45 - 645.25 cents`</w:t>
+        <w:t>`620.49 - 645.25 cents`</w:t>
       </w:r>
     </w:p>
     <w:p>
@@ -24347,7 +24347,7 @@
             </w:pPr>
             <w:r/>
             <w:r>
-              <w:t>702.50</w:t>
+              <w:t>713.00</w:t>
             </w:r>
           </w:p>
         </w:tc>
@@ -24375,7 +24375,7 @@
             </w:pPr>
             <w:r/>
             <w:r>
-              <w:t>713.75</w:t>
+              <w:t>724.25</w:t>
             </w:r>
           </w:p>
         </w:tc>
@@ -24403,7 +24403,7 @@
             </w:pPr>
             <w:r/>
             <w:r>
-              <w:t>697.00</w:t>
+              <w:t>707.50</w:t>
             </w:r>
           </w:p>
         </w:tc>
@@ -24434,7 +24434,7 @@
               <w:rPr>
                 <w:b/>
               </w:rPr>
-              <w:t>701.75</w:t>
+              <w:t>712.25</w:t>
             </w:r>
           </w:p>
         </w:tc>
@@ -24582,7 +24582,7 @@
             </w:pPr>
             <w:r/>
             <w:r>
-              <w:t>701.75</w:t>
+              <w:t>712.25</w:t>
             </w:r>
           </w:p>
         </w:tc>
@@ -24610,7 +24610,7 @@
             </w:pPr>
             <w:r/>
             <w:r>
-              <w:t>709.25</w:t>
+              <w:t>719.75</w:t>
             </w:r>
           </w:p>
         </w:tc>
@@ -24638,7 +24638,7 @@
             </w:pPr>
             <w:r/>
             <w:r>
-              <w:t>695.75</w:t>
+              <w:t>706.25</w:t>
             </w:r>
           </w:p>
         </w:tc>
@@ -24669,7 +24669,7 @@
               <w:rPr>
                 <w:b/>
               </w:rPr>
-              <w:t>701.25</w:t>
+              <w:t>711.75</w:t>
             </w:r>
           </w:p>
         </w:tc>
@@ -24817,7 +24817,7 @@
             </w:pPr>
             <w:r/>
             <w:r>
-              <w:t>701.25</w:t>
+              <w:t>711.75</w:t>
             </w:r>
           </w:p>
         </w:tc>
@@ -24845,7 +24845,7 @@
             </w:pPr>
             <w:r/>
             <w:r>
-              <w:t>715.00</w:t>
+              <w:t>725.50</w:t>
             </w:r>
           </w:p>
         </w:tc>
@@ -24873,7 +24873,7 @@
             </w:pPr>
             <w:r/>
             <w:r>
-              <w:t>686.50</w:t>
+              <w:t>697.00</w:t>
             </w:r>
           </w:p>
         </w:tc>
@@ -24904,7 +24904,7 @@
               <w:rPr>
                 <w:b/>
               </w:rPr>
-              <w:t>703.25</w:t>
+              <w:t>713.75</w:t>
             </w:r>
           </w:p>
         </w:tc>
@@ -25052,7 +25052,7 @@
             </w:pPr>
             <w:r/>
             <w:r>
-              <w:t>703.25</w:t>
+              <w:t>713.75</w:t>
             </w:r>
           </w:p>
         </w:tc>
@@ -25080,7 +25080,7 @@
             </w:pPr>
             <w:r/>
             <w:r>
-              <w:t>716.50</w:t>
+              <w:t>727.00</w:t>
             </w:r>
           </w:p>
         </w:tc>
@@ -25108,7 +25108,7 @@
             </w:pPr>
             <w:r/>
             <w:r>
-              <w:t>695.00</w:t>
+              <w:t>705.50</w:t>
             </w:r>
           </w:p>
         </w:tc>
@@ -25139,7 +25139,7 @@
               <w:rPr>
                 <w:b/>
               </w:rPr>
-              <w:t>704.50</w:t>
+              <w:t>715.00</w:t>
             </w:r>
           </w:p>
         </w:tc>
@@ -25287,7 +25287,7 @@
             </w:pPr>
             <w:r/>
             <w:r>
-              <w:t>704.50</w:t>
+              <w:t>715.00</w:t>
             </w:r>
           </w:p>
         </w:tc>
@@ -25315,7 +25315,7 @@
             </w:pPr>
             <w:r/>
             <w:r>
-              <w:t>721.00</w:t>
+              <w:t>731.50</w:t>
             </w:r>
           </w:p>
         </w:tc>
@@ -25343,7 +25343,7 @@
             </w:pPr>
             <w:r/>
             <w:r>
-              <w:t>694.00</w:t>
+              <w:t>704.50</w:t>
             </w:r>
           </w:p>
         </w:tc>
@@ -25374,7 +25374,7 @@
               <w:rPr>
                 <w:b/>
               </w:rPr>
-              <w:t>709.00</w:t>
+              <w:t>719.50</w:t>
             </w:r>
           </w:p>
         </w:tc>
@@ -25522,7 +25522,7 @@
             </w:pPr>
             <w:r/>
             <w:r>
-              <w:t>709.00</w:t>
+              <w:t>719.50</w:t>
             </w:r>
           </w:p>
         </w:tc>
@@ -25550,7 +25550,7 @@
             </w:pPr>
             <w:r/>
             <w:r>
-              <w:t>716.75</w:t>
+              <w:t>727.25</w:t>
             </w:r>
           </w:p>
         </w:tc>
@@ -25578,7 +25578,7 @@
             </w:pPr>
             <w:r/>
             <w:r>
-              <w:t>698.00</w:t>
+              <w:t>708.50</w:t>
             </w:r>
           </w:p>
         </w:tc>
@@ -25609,7 +25609,7 @@
               <w:rPr>
                 <w:b/>
               </w:rPr>
-              <w:t>710.25</w:t>
+              <w:t>720.75</w:t>
             </w:r>
           </w:p>
         </w:tc>
@@ -25757,7 +25757,7 @@
             </w:pPr>
             <w:r/>
             <w:r>
-              <w:t>710.25</w:t>
+              <w:t>720.75</w:t>
             </w:r>
           </w:p>
         </w:tc>
@@ -25785,7 +25785,7 @@
             </w:pPr>
             <w:r/>
             <w:r>
-              <w:t>718.50</w:t>
+              <w:t>729.00</w:t>
             </w:r>
           </w:p>
         </w:tc>
@@ -25813,7 +25813,7 @@
             </w:pPr>
             <w:r/>
             <w:r>
-              <w:t>699.75</w:t>
+              <w:t>710.25</w:t>
             </w:r>
           </w:p>
         </w:tc>
@@ -25844,7 +25844,7 @@
               <w:rPr>
                 <w:b/>
               </w:rPr>
-              <w:t>712.00</w:t>
+              <w:t>722.50</w:t>
             </w:r>
           </w:p>
         </w:tc>
@@ -25992,7 +25992,7 @@
             </w:pPr>
             <w:r/>
             <w:r>
-              <w:t>712.00</w:t>
+              <w:t>722.50</w:t>
             </w:r>
           </w:p>
         </w:tc>
@@ -26020,7 +26020,7 @@
             </w:pPr>
             <w:r/>
             <w:r>
-              <w:t>724.25</w:t>
+              <w:t>734.75</w:t>
             </w:r>
           </w:p>
         </w:tc>
@@ -26048,7 +26048,7 @@
             </w:pPr>
             <w:r/>
             <w:r>
-              <w:t>702.25</w:t>
+              <w:t>712.75</w:t>
             </w:r>
           </w:p>
         </w:tc>
@@ -26079,7 +26079,7 @@
               <w:rPr>
                 <w:b/>
               </w:rPr>
-              <w:t>711.00</w:t>
+              <w:t>721.50</w:t>
             </w:r>
           </w:p>
         </w:tc>
@@ -26227,7 +26227,7 @@
             </w:pPr>
             <w:r/>
             <w:r>
-              <w:t>711.00</w:t>
+              <w:t>721.50</w:t>
             </w:r>
           </w:p>
         </w:tc>
@@ -26255,7 +26255,7 @@
             </w:pPr>
             <w:r/>
             <w:r>
-              <w:t>721.50</w:t>
+              <w:t>732.00</w:t>
             </w:r>
           </w:p>
         </w:tc>
@@ -26283,7 +26283,7 @@
             </w:pPr>
             <w:r/>
             <w:r>
-              <w:t>696.25</w:t>
+              <w:t>706.75</w:t>
             </w:r>
           </w:p>
         </w:tc>
@@ -26314,7 +26314,7 @@
               <w:rPr>
                 <w:b/>
               </w:rPr>
-              <w:t>713.25</w:t>
+              <w:t>723.75</w:t>
             </w:r>
           </w:p>
         </w:tc>
@@ -26462,7 +26462,7 @@
             </w:pPr>
             <w:r/>
             <w:r>
-              <w:t>713.25</w:t>
+              <w:t>723.75</w:t>
             </w:r>
           </w:p>
         </w:tc>
@@ -26490,7 +26490,7 @@
             </w:pPr>
             <w:r/>
             <w:r>
-              <w:t>723.75</w:t>
+              <w:t>734.25</w:t>
             </w:r>
           </w:p>
         </w:tc>
@@ -26518,7 +26518,7 @@
             </w:pPr>
             <w:r/>
             <w:r>
-              <w:t>707.00</w:t>
+              <w:t>717.50</w:t>
             </w:r>
           </w:p>
         </w:tc>
@@ -26549,7 +26549,7 @@
               <w:rPr>
                 <w:b/>
               </w:rPr>
-              <w:t>714.00</w:t>
+              <w:t>724.50</w:t>
             </w:r>
           </w:p>
         </w:tc>
@@ -26697,7 +26697,7 @@
             </w:pPr>
             <w:r/>
             <w:r>
-              <w:t>714.00</w:t>
+              <w:t>724.50</w:t>
             </w:r>
           </w:p>
         </w:tc>
@@ -26725,7 +26725,7 @@
             </w:pPr>
             <w:r/>
             <w:r>
-              <w:t>728.25</w:t>
+              <w:t>738.75</w:t>
             </w:r>
           </w:p>
         </w:tc>
@@ -26753,7 +26753,7 @@
             </w:pPr>
             <w:r/>
             <w:r>
-              <w:t>699.25</w:t>
+              <w:t>709.75</w:t>
             </w:r>
           </w:p>
         </w:tc>
@@ -26784,7 +26784,7 @@
               <w:rPr>
                 <w:b/>
               </w:rPr>
-              <w:t>716.00</w:t>
+              <w:t>726.50</w:t>
             </w:r>
           </w:p>
         </w:tc>
@@ -26932,7 +26932,7 @@
             </w:pPr>
             <w:r/>
             <w:r>
-              <w:t>716.00</w:t>
+              <w:t>726.50</w:t>
             </w:r>
           </w:p>
         </w:tc>
@@ -26960,7 +26960,7 @@
             </w:pPr>
             <w:r/>
             <w:r>
-              <w:t>722.50</w:t>
+              <w:t>733.00</w:t>
             </w:r>
           </w:p>
         </w:tc>
@@ -26988,7 +26988,7 @@
             </w:pPr>
             <w:r/>
             <w:r>
-              <w:t>709.25</w:t>
+              <w:t>719.75</w:t>
             </w:r>
           </w:p>
         </w:tc>
@@ -27019,7 +27019,7 @@
               <w:rPr>
                 <w:b/>
               </w:rPr>
-              <w:t>716.25</w:t>
+              <w:t>726.75</w:t>
             </w:r>
           </w:p>
         </w:tc>
@@ -27167,7 +27167,7 @@
             </w:pPr>
             <w:r/>
             <w:r>
-              <w:t>716.25</w:t>
+              <w:t>726.75</w:t>
             </w:r>
           </w:p>
         </w:tc>
@@ -27195,7 +27195,7 @@
             </w:pPr>
             <w:r/>
             <w:r>
-              <w:t>726.50</w:t>
+              <w:t>737.00</w:t>
             </w:r>
           </w:p>
         </w:tc>
@@ -27223,7 +27223,7 @@
             </w:pPr>
             <w:r/>
             <w:r>
-              <w:t>708.25</w:t>
+              <w:t>718.75</w:t>
             </w:r>
           </w:p>
         </w:tc>
@@ -27254,7 +27254,7 @@
               <w:rPr>
                 <w:b/>
               </w:rPr>
-              <w:t>716.75</w:t>
+              <w:t>727.25</w:t>
             </w:r>
           </w:p>
         </w:tc>
@@ -27402,7 +27402,7 @@
             </w:pPr>
             <w:r/>
             <w:r>
-              <w:t>716.75</w:t>
+              <w:t>727.25</w:t>
             </w:r>
           </w:p>
         </w:tc>
@@ -27430,7 +27430,7 @@
             </w:pPr>
             <w:r/>
             <w:r>
-              <w:t>723.75</w:t>
+              <w:t>734.25</w:t>
             </w:r>
           </w:p>
         </w:tc>
@@ -27458,7 +27458,7 @@
             </w:pPr>
             <w:r/>
             <w:r>
-              <w:t>710.75</w:t>
+              <w:t>721.25</w:t>
             </w:r>
           </w:p>
         </w:tc>
@@ -27489,7 +27489,7 @@
               <w:rPr>
                 <w:b/>
               </w:rPr>
-              <w:t>716.00</w:t>
+              <w:t>726.50</w:t>
             </w:r>
           </w:p>
         </w:tc>
@@ -27637,7 +27637,7 @@
             </w:pPr>
             <w:r/>
             <w:r>
-              <w:t>716.00</w:t>
+              <w:t>726.50</w:t>
             </w:r>
           </w:p>
         </w:tc>
@@ -27665,7 +27665,7 @@
             </w:pPr>
             <w:r/>
             <w:r>
-              <w:t>729.50</w:t>
+              <w:t>740.00</w:t>
             </w:r>
           </w:p>
         </w:tc>
@@ -27693,7 +27693,7 @@
             </w:pPr>
             <w:r/>
             <w:r>
-              <w:t>703.00</w:t>
+              <w:t>713.50</w:t>
             </w:r>
           </w:p>
         </w:tc>
@@ -27724,7 +27724,7 @@
               <w:rPr>
                 <w:b/>
               </w:rPr>
-              <w:t>717.75</w:t>
+              <w:t>728.25</w:t>
             </w:r>
           </w:p>
         </w:tc>
@@ -27872,7 +27872,7 @@
             </w:pPr>
             <w:r/>
             <w:r>
-              <w:t>717.75</w:t>
+              <w:t>728.25</w:t>
             </w:r>
           </w:p>
         </w:tc>
@@ -27900,7 +27900,7 @@
             </w:pPr>
             <w:r/>
             <w:r>
-              <w:t>727.00</w:t>
+              <w:t>737.50</w:t>
             </w:r>
           </w:p>
         </w:tc>
@@ -27928,7 +27928,7 @@
             </w:pPr>
             <w:r/>
             <w:r>
-              <w:t>707.00</w:t>
+              <w:t>717.50</w:t>
             </w:r>
           </w:p>
         </w:tc>
@@ -27959,7 +27959,7 @@
               <w:rPr>
                 <w:b/>
               </w:rPr>
-              <w:t>718.25</w:t>
+              <w:t>728.75</w:t>
             </w:r>
           </w:p>
         </w:tc>
@@ -28107,7 +28107,7 @@
             </w:pPr>
             <w:r/>
             <w:r>
-              <w:t>718.25</w:t>
+              <w:t>728.75</w:t>
             </w:r>
           </w:p>
         </w:tc>
@@ -28135,7 +28135,7 @@
             </w:pPr>
             <w:r/>
             <w:r>
-              <w:t>730.50</w:t>
+              <w:t>741.00</w:t>
             </w:r>
           </w:p>
         </w:tc>
@@ -28163,7 +28163,7 @@
             </w:pPr>
             <w:r/>
             <w:r>
-              <w:t>704.00</w:t>
+              <w:t>714.50</w:t>
             </w:r>
           </w:p>
         </w:tc>
@@ -28194,7 +28194,7 @@
               <w:rPr>
                 <w:b/>
               </w:rPr>
-              <w:t>716.75</w:t>
+              <w:t>727.25</w:t>
             </w:r>
           </w:p>
         </w:tc>
@@ -28342,7 +28342,7 @@
             </w:pPr>
             <w:r/>
             <w:r>
-              <w:t>716.75</w:t>
+              <w:t>727.25</w:t>
             </w:r>
           </w:p>
         </w:tc>
@@ -28370,7 +28370,7 @@
             </w:pPr>
             <w:r/>
             <w:r>
-              <w:t>723.75</w:t>
+              <w:t>734.25</w:t>
             </w:r>
           </w:p>
         </w:tc>
@@ -28398,7 +28398,7 @@
             </w:pPr>
             <w:r/>
             <w:r>
-              <w:t>707.25</w:t>
+              <w:t>717.75</w:t>
             </w:r>
           </w:p>
         </w:tc>
@@ -28429,7 +28429,7 @@
               <w:rPr>
                 <w:b/>
               </w:rPr>
-              <w:t>717.25</w:t>
+              <w:t>727.75</w:t>
             </w:r>
           </w:p>
         </w:tc>
@@ -28577,7 +28577,7 @@
             </w:pPr>
             <w:r/>
             <w:r>
-              <w:t>717.25</w:t>
+              <w:t>727.75</w:t>
             </w:r>
           </w:p>
         </w:tc>
@@ -28605,7 +28605,7 @@
             </w:pPr>
             <w:r/>
             <w:r>
-              <w:t>727.75</w:t>
+              <w:t>738.25</w:t>
             </w:r>
           </w:p>
         </w:tc>
@@ -28633,7 +28633,7 @@
             </w:pPr>
             <w:r/>
             <w:r>
-              <w:t>710.00</w:t>
+              <w:t>720.50</w:t>
             </w:r>
           </w:p>
         </w:tc>
@@ -28664,7 +28664,7 @@
               <w:rPr>
                 <w:b/>
               </w:rPr>
-              <w:t>717.00</w:t>
+              <w:t>727.50</w:t>
             </w:r>
           </w:p>
         </w:tc>
@@ -28812,7 +28812,7 @@
             </w:pPr>
             <w:r/>
             <w:r>
-              <w:t>717.00</w:t>
+              <w:t>727.50</w:t>
             </w:r>
           </w:p>
         </w:tc>
@@ -28840,7 +28840,7 @@
             </w:pPr>
             <w:r/>
             <w:r>
-              <w:t>726.75</w:t>
+              <w:t>737.25</w:t>
             </w:r>
           </w:p>
         </w:tc>
@@ -28868,7 +28868,7 @@
             </w:pPr>
             <w:r/>
             <w:r>
-              <w:t>707.25</w:t>
+              <w:t>717.75</w:t>
             </w:r>
           </w:p>
         </w:tc>
@@ -28899,7 +28899,7 @@
               <w:rPr>
                 <w:b/>
               </w:rPr>
-              <w:t>717.50</w:t>
+              <w:t>728.00</w:t>
             </w:r>
           </w:p>
         </w:tc>
@@ -29047,7 +29047,7 @@
             </w:pPr>
             <w:r/>
             <w:r>
-              <w:t>717.50</w:t>
+              <w:t>728.00</w:t>
             </w:r>
           </w:p>
         </w:tc>
@@ -29075,7 +29075,7 @@
             </w:pPr>
             <w:r/>
             <w:r>
-              <w:t>728.25</w:t>
+              <w:t>738.75</w:t>
             </w:r>
           </w:p>
         </w:tc>
@@ -29103,7 +29103,7 @@
             </w:pPr>
             <w:r/>
             <w:r>
-              <w:t>710.25</w:t>
+              <w:t>720.75</w:t>
             </w:r>
           </w:p>
         </w:tc>
@@ -29134,7 +29134,7 @@
               <w:rPr>
                 <w:b/>
               </w:rPr>
-              <w:t>718.25</w:t>
+              <w:t>728.75</w:t>
             </w:r>
           </w:p>
         </w:tc>
@@ -29282,7 +29282,7 @@
             </w:pPr>
             <w:r/>
             <w:r>
-              <w:t>718.25</w:t>
+              <w:t>728.75</w:t>
             </w:r>
           </w:p>
         </w:tc>
@@ -29310,7 +29310,7 @@
             </w:pPr>
             <w:r/>
             <w:r>
-              <w:t>724.75</w:t>
+              <w:t>735.25</w:t>
             </w:r>
           </w:p>
         </w:tc>
@@ -29338,7 +29338,7 @@
             </w:pPr>
             <w:r/>
             <w:r>
-              <w:t>709.75</w:t>
+              <w:t>720.25</w:t>
             </w:r>
           </w:p>
         </w:tc>
@@ -29369,7 +29369,7 @@
               <w:rPr>
                 <w:b/>
               </w:rPr>
-              <w:t>718.75</w:t>
+              <w:t>729.25</w:t>
             </w:r>
           </w:p>
         </w:tc>
@@ -29517,7 +29517,7 @@
             </w:pPr>
             <w:r/>
             <w:r>
-              <w:t>718.75</w:t>
+              <w:t>729.25</w:t>
             </w:r>
           </w:p>
         </w:tc>
@@ -29545,7 +29545,7 @@
             </w:pPr>
             <w:r/>
             <w:r>
-              <w:t>729.75</w:t>
+              <w:t>740.25</w:t>
             </w:r>
           </w:p>
         </w:tc>
@@ -29573,7 +29573,7 @@
             </w:pPr>
             <w:r/>
             <w:r>
-              <w:t>707.00</w:t>
+              <w:t>717.50</w:t>
             </w:r>
           </w:p>
         </w:tc>
@@ -29604,7 +29604,7 @@
               <w:rPr>
                 <w:b/>
               </w:rPr>
-              <w:t>722.25</w:t>
+              <w:t>732.75</w:t>
             </w:r>
           </w:p>
         </w:tc>
@@ -29752,7 +29752,7 @@
             </w:pPr>
             <w:r/>
             <w:r>
-              <w:t>722.25</w:t>
+              <w:t>732.75</w:t>
             </w:r>
           </w:p>
         </w:tc>
@@ -29780,7 +29780,7 @@
             </w:pPr>
             <w:r/>
             <w:r>
-              <w:t>727.75</w:t>
+              <w:t>738.25</w:t>
             </w:r>
           </w:p>
         </w:tc>
@@ -29808,7 +29808,7 @@
             </w:pPr>
             <w:r/>
             <w:r>
-              <w:t>714.50</w:t>
+              <w:t>725.00</w:t>
             </w:r>
           </w:p>
         </w:tc>
@@ -29839,7 +29839,7 @@
               <w:rPr>
                 <w:b/>
               </w:rPr>
-              <w:t>723.00</w:t>
+              <w:t>733.50</w:t>
             </w:r>
           </w:p>
         </w:tc>
@@ -29987,7 +29987,7 @@
             </w:pPr>
             <w:r/>
             <w:r>
-              <w:t>723.00</w:t>
+              <w:t>733.50</w:t>
             </w:r>
           </w:p>
         </w:tc>
@@ -30015,7 +30015,7 @@
             </w:pPr>
             <w:r/>
             <w:r>
-              <w:t>732.25</w:t>
+              <w:t>742.75</w:t>
             </w:r>
           </w:p>
         </w:tc>
@@ -30043,7 +30043,7 @@
             </w:pPr>
             <w:r/>
             <w:r>
-              <w:t>716.50</w:t>
+              <w:t>727.00</w:t>
             </w:r>
           </w:p>
         </w:tc>
@@ -30074,7 +30074,7 @@
               <w:rPr>
                 <w:b/>
               </w:rPr>
-              <w:t>722.25</w:t>
+              <w:t>732.75</w:t>
             </w:r>
           </w:p>
         </w:tc>
@@ -30222,7 +30222,7 @@
             </w:pPr>
             <w:r/>
             <w:r>
-              <w:t>722.25</w:t>
+              <w:t>732.75</w:t>
             </w:r>
           </w:p>
         </w:tc>
@@ -30250,7 +30250,7 @@
             </w:pPr>
             <w:r/>
             <w:r>
-              <w:t>729.75</w:t>
+              <w:t>740.25</w:t>
             </w:r>
           </w:p>
         </w:tc>
@@ -30278,7 +30278,7 @@
             </w:pPr>
             <w:r/>
             <w:r>
-              <w:t>716.25</w:t>
+              <w:t>726.75</w:t>
             </w:r>
           </w:p>
         </w:tc>
@@ -30309,7 +30309,7 @@
               <w:rPr>
                 <w:b/>
               </w:rPr>
-              <w:t>721.25</w:t>
+              <w:t>731.75</w:t>
             </w:r>
           </w:p>
         </w:tc>
@@ -30457,7 +30457,7 @@
             </w:pPr>
             <w:r/>
             <w:r>
-              <w:t>721.25</w:t>
+              <w:t>731.75</w:t>
             </w:r>
           </w:p>
         </w:tc>
@@ -30485,7 +30485,7 @@
             </w:pPr>
             <w:r/>
             <w:r>
-              <w:t>728.25</w:t>
+              <w:t>738.75</w:t>
             </w:r>
           </w:p>
         </w:tc>
@@ -30513,7 +30513,7 @@
             </w:pPr>
             <w:r/>
             <w:r>
-              <w:t>707.75</w:t>
+              <w:t>718.25</w:t>
             </w:r>
           </w:p>
         </w:tc>
@@ -30544,7 +30544,7 @@
               <w:rPr>
                 <w:b/>
               </w:rPr>
-              <w:t>722.00</w:t>
+              <w:t>732.50</w:t>
             </w:r>
           </w:p>
         </w:tc>
@@ -30692,7 +30692,7 @@
             </w:pPr>
             <w:r/>
             <w:r>
-              <w:t>722.00</w:t>
+              <w:t>732.50</w:t>
             </w:r>
           </w:p>
         </w:tc>
@@ -30720,7 +30720,7 @@
             </w:pPr>
             <w:r/>
             <w:r>
-              <w:t>731.25</w:t>
+              <w:t>741.75</w:t>
             </w:r>
           </w:p>
         </w:tc>
@@ -30748,7 +30748,7 @@
             </w:pPr>
             <w:r/>
             <w:r>
-              <w:t>714.75</w:t>
+              <w:t>725.25</w:t>
             </w:r>
           </w:p>
         </w:tc>
@@ -30779,7 +30779,7 @@
               <w:rPr>
                 <w:b/>
               </w:rPr>
-              <w:t>721.75</w:t>
+              <w:t>732.25</w:t>
             </w:r>
           </w:p>
         </w:tc>
@@ -30927,7 +30927,7 @@
             </w:pPr>
             <w:r/>
             <w:r>
-              <w:t>721.75</w:t>
+              <w:t>732.25</w:t>
             </w:r>
           </w:p>
         </w:tc>
@@ -30955,7 +30955,7 @@
             </w:pPr>
             <w:r/>
             <w:r>
-              <w:t>730.25</w:t>
+              <w:t>740.75</w:t>
             </w:r>
           </w:p>
         </w:tc>
@@ -30983,7 +30983,7 @@
             </w:pPr>
             <w:r/>
             <w:r>
-              <w:t>707.75</w:t>
+              <w:t>718.25</w:t>
             </w:r>
           </w:p>
         </w:tc>
@@ -31014,7 +31014,7 @@
               <w:rPr>
                 <w:b/>
               </w:rPr>
-              <w:t>723.50</w:t>
+              <w:t>734.00</w:t>
             </w:r>
           </w:p>
         </w:tc>
@@ -31162,7 +31162,7 @@
             </w:pPr>
             <w:r/>
             <w:r>
-              <w:t>723.50</w:t>
+              <w:t>734.00</w:t>
             </w:r>
           </w:p>
         </w:tc>
@@ -31190,7 +31190,7 @@
             </w:pPr>
             <w:r/>
             <w:r>
-              <w:t>729.75</w:t>
+              <w:t>740.25</w:t>
             </w:r>
           </w:p>
         </w:tc>
@@ -31218,7 +31218,7 @@
             </w:pPr>
             <w:r/>
             <w:r>
-              <w:t>717.00</w:t>
+              <w:t>727.50</w:t>
             </w:r>
           </w:p>
         </w:tc>
@@ -31249,7 +31249,7 @@
               <w:rPr>
                 <w:b/>
               </w:rPr>
-              <w:t>722.75</w:t>
+              <w:t>733.25</w:t>
             </w:r>
           </w:p>
         </w:tc>

--- a/Daily Reports/26_08_2026-CBOT Reports.docx
+++ b/Daily Reports/26_08_2026-CBOT Reports.docx
@@ -104,7 +104,7 @@
           <w:color w:val="5C768D"/>
           <w:sz w:val="19"/>
         </w:rPr>
-        <w:t>Cập nhật tự động qua `macro_tracker.py` vào lúc 11:35 ICT ngày 26/08/2026</w:t>
+        <w:t>Cập nhật tự động qua `macro_tracker.py` vào lúc 12:54 ICT ngày 26/08/2026</w:t>
       </w:r>
     </w:p>
     <w:tbl>
@@ -313,7 +313,7 @@
               <w:rPr>
                 <w:b/>
               </w:rPr>
-              <w:t>85.21 / thùng</w:t>
+              <w:t>85.93 / thùng</w:t>
             </w:r>
           </w:p>
         </w:tc>
@@ -344,7 +344,7 @@
               <w:rPr>
                 <w:b/>
               </w:rPr>
-              <w:t>-3.80%</w:t>
+              <w:t>-2.99%</w:t>
             </w:r>
           </w:p>
         </w:tc>
@@ -442,7 +442,7 @@
               <w:rPr>
                 <w:b/>
               </w:rPr>
-              <w:t>98.98</w:t>
+              <w:t>98.96</w:t>
             </w:r>
           </w:p>
         </w:tc>
@@ -473,7 +473,7 @@
               <w:rPr>
                 <w:b/>
               </w:rPr>
-              <w:t>+0.06%</w:t>
+              <w:t>+0.04%</w:t>
             </w:r>
           </w:p>
         </w:tc>
@@ -1228,7 +1228,7 @@
         <w:rPr>
           <w:b/>
         </w:rPr>
-        <w:t>`85.21` (-3.80%)</w:t>
+        <w:t>`85.93` (-2.99%)</w:t>
       </w:r>
       <w:r>
         <w:t xml:space="preserve"> | DXY: </w:t>
@@ -1237,7 +1237,7 @@
         <w:rPr>
           <w:b/>
         </w:rPr>
-        <w:t>`98.98` (+0.06%)</w:t>
+        <w:t>`98.96` (+0.04%)</w:t>
       </w:r>
       <w:r>
         <w:t xml:space="preserve"> | Lúa mì CBOT: </w:t>
@@ -1246,7 +1246,7 @@
         <w:rPr>
           <w:b/>
         </w:rPr>
-        <w:t>`711.75` (+3.83%)</w:t>
+        <w:t>`713.00` (+4.01%)</w:t>
       </w:r>
       <w:r>
         <w:t>.</w:t>
@@ -1316,7 +1316,7 @@
           <w:color w:val="5C768D"/>
           <w:sz w:val="19"/>
         </w:rPr>
-        <w:t>Cập nhật tự động lúc 11:35 ICT ngày 26/08/2026 — Nguồn: NOAA, USDA, BOM Australia</w:t>
+        <w:t>Cập nhật tự động lúc 12:54 ICT ngày 26/08/2026 — Nguồn: NOAA, USDA, BOM Australia</w:t>
       </w:r>
     </w:p>
     <w:p>
@@ -3584,7 +3584,7 @@
               <w:rPr>
                 <w:b/>
               </w:rPr>
-              <w:t>527.50</w:t>
+              <w:t>528.50</w:t>
             </w:r>
           </w:p>
         </w:tc>
@@ -3615,7 +3615,7 @@
               <w:rPr>
                 <w:b/>
               </w:rPr>
-              <w:t>528.31 (+0.81)</w:t>
+              <w:t>529.06 (+0.56)</w:t>
             </w:r>
           </w:p>
         </w:tc>
@@ -3643,7 +3643,7 @@
             </w:pPr>
             <w:r/>
             <w:r>
-              <w:t>Bullish (521.67 &gt; 516.81)</w:t>
+              <w:t>Bullish (522.33 &gt; 517.28)</w:t>
             </w:r>
           </w:p>
         </w:tc>
@@ -3671,7 +3671,7 @@
             </w:pPr>
             <w:r/>
             <w:r>
-              <w:t>1.00 cents</w:t>
+              <w:t>1.75 cents</w:t>
             </w:r>
           </w:p>
         </w:tc>
@@ -3832,7 +3832,7 @@
               <w:rPr>
                 <w:b/>
               </w:rPr>
-              <w:t>711.75</w:t>
+              <w:t>713.00</w:t>
             </w:r>
           </w:p>
         </w:tc>
@@ -3863,7 +3863,7 @@
               <w:rPr>
                 <w:b/>
               </w:rPr>
-              <w:t>714.84 (+3.09)</w:t>
+              <w:t>716.04 (+3.04)</w:t>
             </w:r>
           </w:p>
         </w:tc>
@@ -3891,7 +3891,7 @@
             </w:pPr>
             <w:r/>
             <w:r>
-              <w:t>Bullish (704.29 &gt; 702.39)</w:t>
+              <w:t>Bullish (705.18 &gt; 702.86)</w:t>
             </w:r>
           </w:p>
         </w:tc>
@@ -3919,7 +3919,7 @@
             </w:pPr>
             <w:r/>
             <w:r>
-              <w:t>1.50 cents</w:t>
+              <w:t>2.25 cents</w:t>
             </w:r>
           </w:p>
         </w:tc>
@@ -4357,7 +4357,7 @@
                 <w:b/>
                 <w:color w:val="15803D"/>
               </w:rPr>
-              <w:t>517.50 - 521.67 cents (Canh mua vùng hỗ trợ)</w:t>
+              <w:t>517.50 - 522.33 cents (Canh mua vùng hỗ trợ)</w:t>
             </w:r>
           </w:p>
         </w:tc>
@@ -4388,7 +4388,7 @@
               <w:rPr>
                 <w:b/>
               </w:rPr>
-              <w:t>453.32 cents (Dưới cản S2 + 1.5x ATR)</w:t>
+              <w:t>453.45 cents (Dưới cản S2 + 1.5x ATR)</w:t>
             </w:r>
           </w:p>
         </w:tc>
@@ -4424,7 +4424,7 @@
                 <w:color w:val="D97706"/>
                 <w:sz w:val="19"/>
               </w:rPr>
-              <w:t xml:space="preserve"> 527.44 cents </w:t>
+              <w:t xml:space="preserve"> 527.73 cents </w:t>
             </w:r>
             <w:r>
               <w:t xml:space="preserve"> / TP2: </w:t>
@@ -4435,7 +4435,7 @@
                 <w:color w:val="D97706"/>
                 <w:sz w:val="19"/>
               </w:rPr>
-              <w:t xml:space="preserve"> 528.75 cents </w:t>
+              <w:t xml:space="preserve"> 529.00 cents </w:t>
             </w:r>
           </w:p>
         </w:tc>
@@ -4600,7 +4600,7 @@
               <w:rPr>
                 <w:b/>
               </w:rPr>
-              <w:t>470.60 cents (Chống quét SL tuyệt đối)</w:t>
+              <w:t>470.64 cents (Chống quét SL tuyệt đối)</w:t>
             </w:r>
           </w:p>
         </w:tc>
@@ -4631,7 +4631,7 @@
               <w:rPr>
                 <w:b/>
               </w:rPr>
-              <w:t>542.50 cents (Ăn trọn biên độ ngô ~10.5 giá)</w:t>
+              <w:t>542.75 cents (Ăn trọn biên độ ngô ~10.5 giá)</w:t>
             </w:r>
           </w:p>
         </w:tc>
@@ -4762,7 +4762,7 @@
               <w:rPr>
                 <w:b/>
               </w:rPr>
-              <w:t>542.30 - 543.80 cents</w:t>
+              <w:t>542.57 - 544.07 cents</w:t>
             </w:r>
           </w:p>
         </w:tc>
@@ -4793,7 +4793,7 @@
               <w:rPr>
                 <w:b/>
               </w:rPr>
-              <w:t>544.70 cents</w:t>
+              <w:t>544.93 cents</w:t>
             </w:r>
           </w:p>
         </w:tc>
@@ -4955,7 +4955,7 @@
               <w:rPr>
                 <w:b/>
               </w:rPr>
-              <w:t>446.77 - 457.25 cents</w:t>
+              <w:t>447.12 - 457.25 cents</w:t>
             </w:r>
           </w:p>
         </w:tc>
@@ -5136,7 +5136,7 @@
                 <w:b/>
                 <w:color w:val="B91C1C"/>
               </w:rPr>
-              <w:t>704.29 - 702.39 cents (Canh bán hồi kỹ thuật H1)</w:t>
+              <w:t>705.18 - 702.86 cents (Canh bán hồi kỹ thuật H1)</w:t>
             </w:r>
           </w:p>
         </w:tc>
@@ -5167,7 +5167,7 @@
               <w:rPr>
                 <w:b/>
               </w:rPr>
-              <w:t>735.63 cents (Trên kháng cự R2 + 1.5x ATR)</w:t>
+              <w:t>735.22 cents (Trên kháng cự R2 + 1.5x ATR)</w:t>
             </w:r>
           </w:p>
         </w:tc>
@@ -5203,7 +5203,7 @@
                 <w:color w:val="D97706"/>
                 <w:sz w:val="19"/>
               </w:rPr>
-              <w:t xml:space="preserve"> 706.00 cents </w:t>
+              <w:t xml:space="preserve"> 710.50 cents </w:t>
             </w:r>
             <w:r>
               <w:t xml:space="preserve"> / TP2: </w:t>
@@ -5345,7 +5345,7 @@
               <w:rPr>
                 <w:b/>
               </w:rPr>
-              <w:t>704.00 - 706.00 cents</w:t>
+              <w:t>708.50 - 710.50 cents</w:t>
             </w:r>
           </w:p>
         </w:tc>
@@ -5376,7 +5376,7 @@
               <w:rPr>
                 <w:b/>
               </w:rPr>
-              <w:t>640.33 cents</w:t>
+              <w:t>640.60 cents</w:t>
             </w:r>
           </w:p>
         </w:tc>
@@ -5407,7 +5407,7 @@
               <w:rPr>
                 <w:b/>
               </w:rPr>
-              <w:t>715.00 cents (Đón sóng hồi trung hạn ~14.5 giá)</w:t>
+              <w:t>726.50 cents (Đón sóng hồi trung hạn ~14.5 giá)</w:t>
             </w:r>
           </w:p>
         </w:tc>
@@ -5538,7 +5538,7 @@
               <w:rPr>
                 <w:b/>
               </w:rPr>
-              <w:t>715.00 - 717.00 cents</w:t>
+              <w:t>726.50 - 728.50 cents</w:t>
             </w:r>
           </w:p>
         </w:tc>
@@ -5569,7 +5569,7 @@
               <w:rPr>
                 <w:b/>
               </w:rPr>
-              <w:t>719.92 cents</w:t>
+              <w:t>731.15 cents</w:t>
             </w:r>
           </w:p>
         </w:tc>
@@ -5731,7 +5731,7 @@
               <w:rPr>
                 <w:b/>
               </w:rPr>
-              <w:t>625.58 - 645.25 cents</w:t>
+              <w:t>626.66 - 645.25 cents</w:t>
             </w:r>
           </w:p>
         </w:tc>
@@ -11609,7 +11609,7 @@
         <w:t>Giá Chốt Phiên (Close):</w:t>
       </w:r>
       <w:r>
-        <w:t xml:space="preserve"> 527.50 cents | </w:t>
+        <w:t xml:space="preserve"> 528.50 cents | </w:t>
       </w:r>
       <w:r>
         <w:rPr>
@@ -11624,10 +11624,10 @@
         <w:rPr>
           <w:b/>
         </w:rPr>
-        <w:t>`528.31 cents`</w:t>
+        <w:t>`529.06 cents`</w:t>
       </w:r>
       <w:r>
-        <w:t xml:space="preserve"> (+0.81).</w:t>
+        <w:t xml:space="preserve"> (+0.56).</w:t>
       </w:r>
     </w:p>
     <w:p>
@@ -11648,7 +11648,7 @@
         <w:rPr>
           <w:b/>
         </w:rPr>
-        <w:t>`34,821`</w:t>
+        <w:t>`36,215`</w:t>
       </w:r>
       <w:r>
         <w:t xml:space="preserve"> (Chênh lệch: </w:t>
@@ -11657,7 +11657,7 @@
         <w:rPr>
           <w:b/>
         </w:rPr>
-        <w:t>`-474,951`</w:t>
+        <w:t>`-473,557`</w:t>
       </w:r>
       <w:r>
         <w:t xml:space="preserve">) | OI: </w:t>
@@ -11699,7 +11699,7 @@
         <w:rPr>
           <w:b/>
         </w:rPr>
-        <w:t>`Bullish Engulfing (Nhấn chìm tăng trưởng)`</w:t>
+        <w:t>`Không phát hiện mô hình nến đặc biệt`</w:t>
       </w:r>
     </w:p>
     <w:p>
@@ -11741,10 +11741,10 @@
         <w:rPr>
           <w:b/>
         </w:rPr>
-        <w:t>TĂNG MẠNH MẼ (Strong Bullish Confirmation):</w:t>
+        <w:t>TÍCH LŨY TÍCH CỰC (Accumulation):</w:t>
       </w:r>
       <w:r>
-        <w:t xml:space="preserve"> Mô hình nến tăng được củng cố bởi dòng tiền gia tăng tích cực, hỗ trợ lực mua lên bền vững.</w:t>
+        <w:t xml:space="preserve"> Nến đi ngang nhưng dòng tiền âm thầm gia tăng (OI tăng), báo hiệu chuẩn bị có nhịp bứt phá tăng.</w:t>
       </w:r>
     </w:p>
     <w:p>
@@ -11990,7 +11990,7 @@
               <w:rPr>
                 <w:b/>
               </w:rPr>
-              <w:t>85.21</w:t>
+              <w:t>85.93</w:t>
             </w:r>
           </w:p>
         </w:tc>
@@ -12021,7 +12021,7 @@
               <w:rPr>
                 <w:b/>
               </w:rPr>
-              <w:t>-3.80%</w:t>
+              <w:t>-2.99%</w:t>
             </w:r>
           </w:p>
         </w:tc>
@@ -12113,7 +12113,7 @@
               <w:rPr>
                 <w:b/>
               </w:rPr>
-              <w:t>98.98</w:t>
+              <w:t>98.96</w:t>
             </w:r>
           </w:p>
         </w:tc>
@@ -12144,7 +12144,7 @@
               <w:rPr>
                 <w:b/>
               </w:rPr>
-              <w:t>+0.06%</w:t>
+              <w:t>+0.04%</w:t>
             </w:r>
           </w:p>
         </w:tc>
@@ -12748,7 +12748,7 @@
         <w:t xml:space="preserve"> EMA_21 </w:t>
       </w:r>
       <w:r>
-        <w:t xml:space="preserve"> (521.67) &gt; </w:t>
+        <w:t xml:space="preserve"> (522.33) &gt; </w:t>
       </w:r>
       <w:r>
         <w:rPr>
@@ -12759,7 +12759,7 @@
         <w:t xml:space="preserve"> EMA_50 </w:t>
       </w:r>
       <w:r>
-        <w:t xml:space="preserve"> (516.81).</w:t>
+        <w:t xml:space="preserve"> (517.28).</w:t>
       </w:r>
     </w:p>
     <w:p>
@@ -12780,7 +12780,7 @@
         <w:rPr>
           <w:b/>
         </w:rPr>
-        <w:t>`68.45`</w:t>
+        <w:t>`69.99`</w:t>
       </w:r>
       <w:r>
         <w:t xml:space="preserve"> | ATR (14) = </w:t>
@@ -12789,7 +12789,7 @@
         <w:rPr>
           <w:b/>
         </w:rPr>
-        <w:t>`2.62`</w:t>
+        <w:t>`2.53`</w:t>
       </w:r>
       <w:r>
         <w:t xml:space="preserve"> cents | Volatility = </w:t>
@@ -12798,7 +12798,7 @@
         <w:rPr>
           <w:b/>
         </w:rPr>
-        <w:t>`1.00 cents`</w:t>
+        <w:t>`1.75 cents`</w:t>
       </w:r>
       <w:r>
         <w:t>.</w:t>
@@ -12840,7 +12840,7 @@
         <w:rPr>
           <w:b/>
         </w:rPr>
-        <w:t>`527.44`</w:t>
+        <w:t>`527.73`</w:t>
       </w:r>
       <w:r>
         <w:t xml:space="preserve"> | R2: </w:t>
@@ -12849,7 +12849,7 @@
         <w:rPr>
           <w:b/>
         </w:rPr>
-        <w:t>`528.75`</w:t>
+        <w:t>`529.00`</w:t>
       </w:r>
     </w:p>
     <w:p>
@@ -13583,7 +13583,7 @@
           <w:b/>
           <w:color w:val="15803D"/>
         </w:rPr>
-        <w:t>`517.50 - 521.67 cents (Canh mua vùng hỗ trợ)`</w:t>
+        <w:t>`517.50 - 522.33 cents (Canh mua vùng hỗ trợ)`</w:t>
       </w:r>
       <w:r>
         <w:t xml:space="preserve"> | SL: </w:t>
@@ -13592,7 +13592,7 @@
         <w:rPr>
           <w:b/>
         </w:rPr>
-        <w:t>`453.32 cents (Dưới cản S2 + 1.5x ATR)`</w:t>
+        <w:t>`453.45 cents (Dưới cản S2 + 1.5x ATR)`</w:t>
       </w:r>
       <w:r>
         <w:t xml:space="preserve"> | TP: </w:t>
@@ -13603,7 +13603,7 @@
           <w:color w:val="D97706"/>
           <w:sz w:val="19"/>
         </w:rPr>
-        <w:t xml:space="preserve"> 527.44 cents </w:t>
+        <w:t xml:space="preserve"> 527.73 cents </w:t>
       </w:r>
       <w:r>
         <w:t xml:space="preserve"> / </w:t>
@@ -13614,7 +13614,7 @@
           <w:color w:val="D97706"/>
           <w:sz w:val="19"/>
         </w:rPr>
-        <w:t xml:space="preserve"> 528.75 cents </w:t>
+        <w:t xml:space="preserve"> 529.00 cents </w:t>
       </w:r>
       <w:r>
         <w:t>.</w:t>
@@ -13663,7 +13663,7 @@
         <w:rPr>
           <w:b/>
         </w:rPr>
-        <w:t>`470.60 cents (Chống quét SL tuyệt đối)`</w:t>
+        <w:t>`470.64 cents (Chống quét SL tuyệt đối)`</w:t>
       </w:r>
       <w:r>
         <w:t xml:space="preserve"> | TP: </w:t>
@@ -13672,7 +13672,7 @@
         <w:rPr>
           <w:b/>
         </w:rPr>
-        <w:t>`542.50 cents (Ăn trọn biên độ ngô ~10.5 giá)`</w:t>
+        <w:t>`542.75 cents (Ăn trọn biên độ ngô ~10.5 giá)`</w:t>
       </w:r>
       <w:r>
         <w:t>.</w:t>
@@ -13700,7 +13700,7 @@
         <w:rPr>
           <w:b/>
         </w:rPr>
-        <w:t>`542.30 - 543.80 cents`</w:t>
+        <w:t>`542.57 - 544.07 cents`</w:t>
       </w:r>
       <w:r>
         <w:t xml:space="preserve"> | SL: </w:t>
@@ -13709,7 +13709,7 @@
         <w:rPr>
           <w:b/>
         </w:rPr>
-        <w:t>`544.70 cents`</w:t>
+        <w:t>`544.93 cents`</w:t>
       </w:r>
       <w:r>
         <w:t xml:space="preserve"> | TP: </w:t>
@@ -13758,7 +13758,7 @@
         <w:rPr>
           <w:b/>
         </w:rPr>
-        <w:t>`446.77 - 457.25 cents`</w:t>
+        <w:t>`447.12 - 457.25 cents`</w:t>
       </w:r>
     </w:p>
     <w:p>
@@ -14165,7 +14165,7 @@
             </w:pPr>
             <w:r/>
             <w:r>
-              <w:t>527.50</w:t>
+              <w:t>528.50</w:t>
             </w:r>
           </w:p>
         </w:tc>
@@ -14193,7 +14193,7 @@
             </w:pPr>
             <w:r/>
             <w:r>
-              <w:t>531.25</w:t>
+              <w:t>532.25</w:t>
             </w:r>
           </w:p>
         </w:tc>
@@ -14221,7 +14221,7 @@
             </w:pPr>
             <w:r/>
             <w:r>
-              <w:t>524.25</w:t>
+              <w:t>525.25</w:t>
             </w:r>
           </w:p>
         </w:tc>
@@ -14252,7 +14252,7 @@
               <w:rPr>
                 <w:b/>
               </w:rPr>
-              <w:t>527.75</w:t>
+              <w:t>528.75</w:t>
             </w:r>
           </w:p>
         </w:tc>
@@ -14400,7 +14400,7 @@
             </w:pPr>
             <w:r/>
             <w:r>
-              <w:t>527.75</w:t>
+              <w:t>528.75</w:t>
             </w:r>
           </w:p>
         </w:tc>
@@ -14428,7 +14428,7 @@
             </w:pPr>
             <w:r/>
             <w:r>
-              <w:t>530.50</w:t>
+              <w:t>531.50</w:t>
             </w:r>
           </w:p>
         </w:tc>
@@ -14456,7 +14456,7 @@
             </w:pPr>
             <w:r/>
             <w:r>
-              <w:t>524.00</w:t>
+              <w:t>525.00</w:t>
             </w:r>
           </w:p>
         </w:tc>
@@ -14487,7 +14487,7 @@
               <w:rPr>
                 <w:b/>
               </w:rPr>
-              <w:t>527.25</w:t>
+              <w:t>528.25</w:t>
             </w:r>
           </w:p>
         </w:tc>
@@ -14635,7 +14635,7 @@
             </w:pPr>
             <w:r/>
             <w:r>
-              <w:t>527.25</w:t>
+              <w:t>528.25</w:t>
             </w:r>
           </w:p>
         </w:tc>
@@ -14663,7 +14663,7 @@
             </w:pPr>
             <w:r/>
             <w:r>
-              <w:t>530.25</w:t>
+              <w:t>531.25</w:t>
             </w:r>
           </w:p>
         </w:tc>
@@ -14691,7 +14691,7 @@
             </w:pPr>
             <w:r/>
             <w:r>
-              <w:t>523.25</w:t>
+              <w:t>524.25</w:t>
             </w:r>
           </w:p>
         </w:tc>
@@ -14722,7 +14722,7 @@
               <w:rPr>
                 <w:b/>
               </w:rPr>
-              <w:t>528.00</w:t>
+              <w:t>529.00</w:t>
             </w:r>
           </w:p>
         </w:tc>
@@ -14870,7 +14870,7 @@
             </w:pPr>
             <w:r/>
             <w:r>
-              <w:t>528.00</w:t>
+              <w:t>529.00</w:t>
             </w:r>
           </w:p>
         </w:tc>
@@ -14898,7 +14898,7 @@
             </w:pPr>
             <w:r/>
             <w:r>
-              <w:t>532.50</w:t>
+              <w:t>533.50</w:t>
             </w:r>
           </w:p>
         </w:tc>
@@ -14926,7 +14926,7 @@
             </w:pPr>
             <w:r/>
             <w:r>
-              <w:t>523.00</w:t>
+              <w:t>524.00</w:t>
             </w:r>
           </w:p>
         </w:tc>
@@ -14957,7 +14957,7 @@
               <w:rPr>
                 <w:b/>
               </w:rPr>
-              <w:t>528.75</w:t>
+              <w:t>529.75</w:t>
             </w:r>
           </w:p>
         </w:tc>
@@ -15105,7 +15105,7 @@
             </w:pPr>
             <w:r/>
             <w:r>
-              <w:t>528.75</w:t>
+              <w:t>529.75</w:t>
             </w:r>
           </w:p>
         </w:tc>
@@ -15133,7 +15133,7 @@
             </w:pPr>
             <w:r/>
             <w:r>
-              <w:t>534.25</w:t>
+              <w:t>535.25</w:t>
             </w:r>
           </w:p>
         </w:tc>
@@ -15161,7 +15161,7 @@
             </w:pPr>
             <w:r/>
             <w:r>
-              <w:t>522.50</w:t>
+              <w:t>523.50</w:t>
             </w:r>
           </w:p>
         </w:tc>
@@ -15192,7 +15192,7 @@
               <w:rPr>
                 <w:b/>
               </w:rPr>
-              <w:t>531.00</w:t>
+              <w:t>532.00</w:t>
             </w:r>
           </w:p>
         </w:tc>
@@ -15340,7 +15340,7 @@
             </w:pPr>
             <w:r/>
             <w:r>
-              <w:t>531.00</w:t>
+              <w:t>532.00</w:t>
             </w:r>
           </w:p>
         </w:tc>
@@ -15368,7 +15368,7 @@
             </w:pPr>
             <w:r/>
             <w:r>
-              <w:t>534.00</w:t>
+              <w:t>535.00</w:t>
             </w:r>
           </w:p>
         </w:tc>
@@ -15396,7 +15396,7 @@
             </w:pPr>
             <w:r/>
             <w:r>
-              <w:t>526.75</w:t>
+              <w:t>527.75</w:t>
             </w:r>
           </w:p>
         </w:tc>
@@ -15427,7 +15427,7 @@
               <w:rPr>
                 <w:b/>
               </w:rPr>
-              <w:t>531.25</w:t>
+              <w:t>532.25</w:t>
             </w:r>
           </w:p>
         </w:tc>
@@ -15575,7 +15575,7 @@
             </w:pPr>
             <w:r/>
             <w:r>
-              <w:t>531.25</w:t>
+              <w:t>532.25</w:t>
             </w:r>
           </w:p>
         </w:tc>
@@ -15603,7 +15603,7 @@
             </w:pPr>
             <w:r/>
             <w:r>
-              <w:t>534.50</w:t>
+              <w:t>535.50</w:t>
             </w:r>
           </w:p>
         </w:tc>
@@ -15631,7 +15631,7 @@
             </w:pPr>
             <w:r/>
             <w:r>
-              <w:t>524.75</w:t>
+              <w:t>525.75</w:t>
             </w:r>
           </w:p>
         </w:tc>
@@ -15662,7 +15662,7 @@
               <w:rPr>
                 <w:b/>
               </w:rPr>
-              <w:t>532.00</w:t>
+              <w:t>533.00</w:t>
             </w:r>
           </w:p>
         </w:tc>
@@ -15810,7 +15810,7 @@
             </w:pPr>
             <w:r/>
             <w:r>
-              <w:t>532.00</w:t>
+              <w:t>533.00</w:t>
             </w:r>
           </w:p>
         </w:tc>
@@ -15838,7 +15838,7 @@
             </w:pPr>
             <w:r/>
             <w:r>
-              <w:t>535.00</w:t>
+              <w:t>536.00</w:t>
             </w:r>
           </w:p>
         </w:tc>
@@ -15866,7 +15866,7 @@
             </w:pPr>
             <w:r/>
             <w:r>
-              <w:t>527.50</w:t>
+              <w:t>528.50</w:t>
             </w:r>
           </w:p>
         </w:tc>
@@ -15897,7 +15897,7 @@
               <w:rPr>
                 <w:b/>
               </w:rPr>
-              <w:t>531.50</w:t>
+              <w:t>532.50</w:t>
             </w:r>
           </w:p>
         </w:tc>
@@ -16045,7 +16045,7 @@
             </w:pPr>
             <w:r/>
             <w:r>
-              <w:t>531.50</w:t>
+              <w:t>532.50</w:t>
             </w:r>
           </w:p>
         </w:tc>
@@ -16073,7 +16073,7 @@
             </w:pPr>
             <w:r/>
             <w:r>
-              <w:t>535.50</w:t>
+              <w:t>536.50</w:t>
             </w:r>
           </w:p>
         </w:tc>
@@ -16101,7 +16101,7 @@
             </w:pPr>
             <w:r/>
             <w:r>
-              <w:t>525.75</w:t>
+              <w:t>526.75</w:t>
             </w:r>
           </w:p>
         </w:tc>
@@ -16132,7 +16132,7 @@
               <w:rPr>
                 <w:b/>
               </w:rPr>
-              <w:t>532.00</w:t>
+              <w:t>533.00</w:t>
             </w:r>
           </w:p>
         </w:tc>
@@ -16280,7 +16280,7 @@
             </w:pPr>
             <w:r/>
             <w:r>
-              <w:t>532.00</w:t>
+              <w:t>533.00</w:t>
             </w:r>
           </w:p>
         </w:tc>
@@ -16308,7 +16308,7 @@
             </w:pPr>
             <w:r/>
             <w:r>
-              <w:t>534.50</w:t>
+              <w:t>535.50</w:t>
             </w:r>
           </w:p>
         </w:tc>
@@ -16336,7 +16336,7 @@
             </w:pPr>
             <w:r/>
             <w:r>
-              <w:t>528.75</w:t>
+              <w:t>529.75</w:t>
             </w:r>
           </w:p>
         </w:tc>
@@ -16367,7 +16367,7 @@
               <w:rPr>
                 <w:b/>
               </w:rPr>
-              <w:t>532.50</w:t>
+              <w:t>533.50</w:t>
             </w:r>
           </w:p>
         </w:tc>
@@ -16515,7 +16515,7 @@
             </w:pPr>
             <w:r/>
             <w:r>
-              <w:t>532.50</w:t>
+              <w:t>533.50</w:t>
             </w:r>
           </w:p>
         </w:tc>
@@ -16543,7 +16543,7 @@
             </w:pPr>
             <w:r/>
             <w:r>
-              <w:t>536.00</w:t>
+              <w:t>537.00</w:t>
             </w:r>
           </w:p>
         </w:tc>
@@ -16571,7 +16571,7 @@
             </w:pPr>
             <w:r/>
             <w:r>
-              <w:t>526.50</w:t>
+              <w:t>527.50</w:t>
             </w:r>
           </w:p>
         </w:tc>
@@ -16602,7 +16602,7 @@
               <w:rPr>
                 <w:b/>
               </w:rPr>
-              <w:t>533.50</w:t>
+              <w:t>534.50</w:t>
             </w:r>
           </w:p>
         </w:tc>
@@ -16750,7 +16750,7 @@
             </w:pPr>
             <w:r/>
             <w:r>
-              <w:t>533.50</w:t>
+              <w:t>534.50</w:t>
             </w:r>
           </w:p>
         </w:tc>
@@ -16778,7 +16778,7 @@
             </w:pPr>
             <w:r/>
             <w:r>
-              <w:t>536.25</w:t>
+              <w:t>537.25</w:t>
             </w:r>
           </w:p>
         </w:tc>
@@ -16806,7 +16806,7 @@
             </w:pPr>
             <w:r/>
             <w:r>
-              <w:t>531.00</w:t>
+              <w:t>532.00</w:t>
             </w:r>
           </w:p>
         </w:tc>
@@ -16837,7 +16837,7 @@
               <w:rPr>
                 <w:b/>
               </w:rPr>
-              <w:t>533.50</w:t>
+              <w:t>534.50</w:t>
             </w:r>
           </w:p>
         </w:tc>
@@ -16985,7 +16985,7 @@
             </w:pPr>
             <w:r/>
             <w:r>
-              <w:t>533.50</w:t>
+              <w:t>534.50</w:t>
             </w:r>
           </w:p>
         </w:tc>
@@ -17013,7 +17013,7 @@
             </w:pPr>
             <w:r/>
             <w:r>
-              <w:t>536.25</w:t>
+              <w:t>537.25</w:t>
             </w:r>
           </w:p>
         </w:tc>
@@ -17041,7 +17041,7 @@
             </w:pPr>
             <w:r/>
             <w:r>
-              <w:t>531.00</w:t>
+              <w:t>532.00</w:t>
             </w:r>
           </w:p>
         </w:tc>
@@ -17072,7 +17072,7 @@
               <w:rPr>
                 <w:b/>
               </w:rPr>
-              <w:t>533.00</w:t>
+              <w:t>534.00</w:t>
             </w:r>
           </w:p>
         </w:tc>
@@ -17220,7 +17220,7 @@
             </w:pPr>
             <w:r/>
             <w:r>
-              <w:t>533.00</w:t>
+              <w:t>534.00</w:t>
             </w:r>
           </w:p>
         </w:tc>
@@ -17248,7 +17248,7 @@
             </w:pPr>
             <w:r/>
             <w:r>
-              <w:t>536.00</w:t>
+              <w:t>537.00</w:t>
             </w:r>
           </w:p>
         </w:tc>
@@ -17276,7 +17276,7 @@
             </w:pPr>
             <w:r/>
             <w:r>
-              <w:t>529.75</w:t>
+              <w:t>530.75</w:t>
             </w:r>
           </w:p>
         </w:tc>
@@ -17307,7 +17307,7 @@
               <w:rPr>
                 <w:b/>
               </w:rPr>
-              <w:t>532.75</w:t>
+              <w:t>533.75</w:t>
             </w:r>
           </w:p>
         </w:tc>
@@ -17455,7 +17455,7 @@
             </w:pPr>
             <w:r/>
             <w:r>
-              <w:t>532.75</w:t>
+              <w:t>533.75</w:t>
             </w:r>
           </w:p>
         </w:tc>
@@ -17483,7 +17483,7 @@
             </w:pPr>
             <w:r/>
             <w:r>
-              <w:t>536.75</w:t>
+              <w:t>537.75</w:t>
             </w:r>
           </w:p>
         </w:tc>
@@ -17511,7 +17511,7 @@
             </w:pPr>
             <w:r/>
             <w:r>
-              <w:t>527.50</w:t>
+              <w:t>528.50</w:t>
             </w:r>
           </w:p>
         </w:tc>
@@ -17542,7 +17542,7 @@
               <w:rPr>
                 <w:b/>
               </w:rPr>
-              <w:t>533.25</w:t>
+              <w:t>534.25</w:t>
             </w:r>
           </w:p>
         </w:tc>
@@ -17690,7 +17690,7 @@
             </w:pPr>
             <w:r/>
             <w:r>
-              <w:t>533.25</w:t>
+              <w:t>534.25</w:t>
             </w:r>
           </w:p>
         </w:tc>
@@ -17718,7 +17718,7 @@
             </w:pPr>
             <w:r/>
             <w:r>
-              <w:t>538.00</w:t>
+              <w:t>539.00</w:t>
             </w:r>
           </w:p>
         </w:tc>
@@ -17746,7 +17746,7 @@
             </w:pPr>
             <w:r/>
             <w:r>
-              <w:t>526.25</w:t>
+              <w:t>527.25</w:t>
             </w:r>
           </w:p>
         </w:tc>
@@ -17777,7 +17777,7 @@
               <w:rPr>
                 <w:b/>
               </w:rPr>
-              <w:t>535.25</w:t>
+              <w:t>536.25</w:t>
             </w:r>
           </w:p>
         </w:tc>
@@ -17925,7 +17925,7 @@
             </w:pPr>
             <w:r/>
             <w:r>
-              <w:t>535.25</w:t>
+              <w:t>536.25</w:t>
             </w:r>
           </w:p>
         </w:tc>
@@ -17953,7 +17953,7 @@
             </w:pPr>
             <w:r/>
             <w:r>
-              <w:t>543.25</w:t>
+              <w:t>544.25</w:t>
             </w:r>
           </w:p>
         </w:tc>
@@ -17981,7 +17981,7 @@
             </w:pPr>
             <w:r/>
             <w:r>
-              <w:t>528.25</w:t>
+              <w:t>529.25</w:t>
             </w:r>
           </w:p>
         </w:tc>
@@ -18012,7 +18012,7 @@
               <w:rPr>
                 <w:b/>
               </w:rPr>
-              <w:t>536.75</w:t>
+              <w:t>537.75</w:t>
             </w:r>
           </w:p>
         </w:tc>
@@ -18160,7 +18160,7 @@
             </w:pPr>
             <w:r/>
             <w:r>
-              <w:t>536.75</w:t>
+              <w:t>537.75</w:t>
             </w:r>
           </w:p>
         </w:tc>
@@ -18188,7 +18188,7 @@
             </w:pPr>
             <w:r/>
             <w:r>
-              <w:t>541.25</w:t>
+              <w:t>542.25</w:t>
             </w:r>
           </w:p>
         </w:tc>
@@ -18216,7 +18216,7 @@
             </w:pPr>
             <w:r/>
             <w:r>
-              <w:t>532.50</w:t>
+              <w:t>533.50</w:t>
             </w:r>
           </w:p>
         </w:tc>
@@ -18247,7 +18247,7 @@
               <w:rPr>
                 <w:b/>
               </w:rPr>
-              <w:t>536.25</w:t>
+              <w:t>537.25</w:t>
             </w:r>
           </w:p>
         </w:tc>
@@ -18395,7 +18395,7 @@
             </w:pPr>
             <w:r/>
             <w:r>
-              <w:t>536.25</w:t>
+              <w:t>537.25</w:t>
             </w:r>
           </w:p>
         </w:tc>
@@ -18423,7 +18423,7 @@
             </w:pPr>
             <w:r/>
             <w:r>
-              <w:t>538.50</w:t>
+              <w:t>539.50</w:t>
             </w:r>
           </w:p>
         </w:tc>
@@ -18451,7 +18451,7 @@
             </w:pPr>
             <w:r/>
             <w:r>
-              <w:t>533.50</w:t>
+              <w:t>534.50</w:t>
             </w:r>
           </w:p>
         </w:tc>
@@ -18482,7 +18482,7 @@
               <w:rPr>
                 <w:b/>
               </w:rPr>
-              <w:t>536.00</w:t>
+              <w:t>537.00</w:t>
             </w:r>
           </w:p>
         </w:tc>
@@ -18630,7 +18630,7 @@
             </w:pPr>
             <w:r/>
             <w:r>
-              <w:t>536.00</w:t>
+              <w:t>537.00</w:t>
             </w:r>
           </w:p>
         </w:tc>
@@ -18658,7 +18658,7 @@
             </w:pPr>
             <w:r/>
             <w:r>
-              <w:t>538.00</w:t>
+              <w:t>539.00</w:t>
             </w:r>
           </w:p>
         </w:tc>
@@ -18686,7 +18686,7 @@
             </w:pPr>
             <w:r/>
             <w:r>
-              <w:t>531.50</w:t>
+              <w:t>532.50</w:t>
             </w:r>
           </w:p>
         </w:tc>
@@ -18717,7 +18717,7 @@
               <w:rPr>
                 <w:b/>
               </w:rPr>
-              <w:t>536.25</w:t>
+              <w:t>537.25</w:t>
             </w:r>
           </w:p>
         </w:tc>
@@ -18865,7 +18865,7 @@
             </w:pPr>
             <w:r/>
             <w:r>
-              <w:t>536.25</w:t>
+              <w:t>537.25</w:t>
             </w:r>
           </w:p>
         </w:tc>
@@ -18893,7 +18893,7 @@
             </w:pPr>
             <w:r/>
             <w:r>
-              <w:t>540.00</w:t>
+              <w:t>541.00</w:t>
             </w:r>
           </w:p>
         </w:tc>
@@ -18921,7 +18921,7 @@
             </w:pPr>
             <w:r/>
             <w:r>
-              <w:t>533.50</w:t>
+              <w:t>534.50</w:t>
             </w:r>
           </w:p>
         </w:tc>
@@ -18952,7 +18952,7 @@
               <w:rPr>
                 <w:b/>
               </w:rPr>
-              <w:t>536.75</w:t>
+              <w:t>537.75</w:t>
             </w:r>
           </w:p>
         </w:tc>
@@ -19100,7 +19100,7 @@
             </w:pPr>
             <w:r/>
             <w:r>
-              <w:t>536.75</w:t>
+              <w:t>537.75</w:t>
             </w:r>
           </w:p>
         </w:tc>
@@ -19128,7 +19128,7 @@
             </w:pPr>
             <w:r/>
             <w:r>
-              <w:t>539.75</w:t>
+              <w:t>540.75</w:t>
             </w:r>
           </w:p>
         </w:tc>
@@ -19156,7 +19156,7 @@
             </w:pPr>
             <w:r/>
             <w:r>
-              <w:t>532.25</w:t>
+              <w:t>533.25</w:t>
             </w:r>
           </w:p>
         </w:tc>
@@ -19187,7 +19187,7 @@
               <w:rPr>
                 <w:b/>
               </w:rPr>
-              <w:t>537.00</w:t>
+              <w:t>538.00</w:t>
             </w:r>
           </w:p>
         </w:tc>
@@ -19335,7 +19335,7 @@
             </w:pPr>
             <w:r/>
             <w:r>
-              <w:t>537.00</w:t>
+              <w:t>538.00</w:t>
             </w:r>
           </w:p>
         </w:tc>
@@ -19363,7 +19363,7 @@
             </w:pPr>
             <w:r/>
             <w:r>
-              <w:t>541.25</w:t>
+              <w:t>542.25</w:t>
             </w:r>
           </w:p>
         </w:tc>
@@ -19391,7 +19391,7 @@
             </w:pPr>
             <w:r/>
             <w:r>
-              <w:t>533.75</w:t>
+              <w:t>534.75</w:t>
             </w:r>
           </w:p>
         </w:tc>
@@ -19422,7 +19422,7 @@
               <w:rPr>
                 <w:b/>
               </w:rPr>
-              <w:t>537.75</w:t>
+              <w:t>538.75</w:t>
             </w:r>
           </w:p>
         </w:tc>
@@ -19570,7 +19570,7 @@
             </w:pPr>
             <w:r/>
             <w:r>
-              <w:t>537.75</w:t>
+              <w:t>538.75</w:t>
             </w:r>
           </w:p>
         </w:tc>
@@ -19598,7 +19598,7 @@
             </w:pPr>
             <w:r/>
             <w:r>
-              <w:t>541.25</w:t>
+              <w:t>542.25</w:t>
             </w:r>
           </w:p>
         </w:tc>
@@ -19626,7 +19626,7 @@
             </w:pPr>
             <w:r/>
             <w:r>
-              <w:t>535.50</w:t>
+              <w:t>536.50</w:t>
             </w:r>
           </w:p>
         </w:tc>
@@ -19657,7 +19657,7 @@
               <w:rPr>
                 <w:b/>
               </w:rPr>
-              <w:t>537.75</w:t>
+              <w:t>538.75</w:t>
             </w:r>
           </w:p>
         </w:tc>
@@ -19805,7 +19805,7 @@
             </w:pPr>
             <w:r/>
             <w:r>
-              <w:t>537.75</w:t>
+              <w:t>538.75</w:t>
             </w:r>
           </w:p>
         </w:tc>
@@ -19833,7 +19833,7 @@
             </w:pPr>
             <w:r/>
             <w:r>
-              <w:t>541.50</w:t>
+              <w:t>542.50</w:t>
             </w:r>
           </w:p>
         </w:tc>
@@ -19861,7 +19861,7 @@
             </w:pPr>
             <w:r/>
             <w:r>
-              <w:t>534.25</w:t>
+              <w:t>535.25</w:t>
             </w:r>
           </w:p>
         </w:tc>
@@ -19892,7 +19892,7 @@
               <w:rPr>
                 <w:b/>
               </w:rPr>
-              <w:t>537.50</w:t>
+              <w:t>538.50</w:t>
             </w:r>
           </w:p>
         </w:tc>
@@ -20040,7 +20040,7 @@
             </w:pPr>
             <w:r/>
             <w:r>
-              <w:t>537.50</w:t>
+              <w:t>538.50</w:t>
             </w:r>
           </w:p>
         </w:tc>
@@ -20068,7 +20068,7 @@
             </w:pPr>
             <w:r/>
             <w:r>
-              <w:t>541.00</w:t>
+              <w:t>542.00</w:t>
             </w:r>
           </w:p>
         </w:tc>
@@ -20096,7 +20096,7 @@
             </w:pPr>
             <w:r/>
             <w:r>
-              <w:t>534.25</w:t>
+              <w:t>535.25</w:t>
             </w:r>
           </w:p>
         </w:tc>
@@ -20127,7 +20127,7 @@
               <w:rPr>
                 <w:b/>
               </w:rPr>
-              <w:t>537.25</w:t>
+              <w:t>538.25</w:t>
             </w:r>
           </w:p>
         </w:tc>
@@ -20275,7 +20275,7 @@
             </w:pPr>
             <w:r/>
             <w:r>
-              <w:t>537.25</w:t>
+              <w:t>538.25</w:t>
             </w:r>
           </w:p>
         </w:tc>
@@ -20303,7 +20303,7 @@
             </w:pPr>
             <w:r/>
             <w:r>
-              <w:t>540.25</w:t>
+              <w:t>541.25</w:t>
             </w:r>
           </w:p>
         </w:tc>
@@ -20331,7 +20331,7 @@
             </w:pPr>
             <w:r/>
             <w:r>
-              <w:t>534.50</w:t>
+              <w:t>535.50</w:t>
             </w:r>
           </w:p>
         </w:tc>
@@ -20362,7 +20362,7 @@
               <w:rPr>
                 <w:b/>
               </w:rPr>
-              <w:t>537.50</w:t>
+              <w:t>538.50</w:t>
             </w:r>
           </w:p>
         </w:tc>
@@ -20510,7 +20510,7 @@
             </w:pPr>
             <w:r/>
             <w:r>
-              <w:t>537.50</w:t>
+              <w:t>538.50</w:t>
             </w:r>
           </w:p>
         </w:tc>
@@ -20538,7 +20538,7 @@
             </w:pPr>
             <w:r/>
             <w:r>
-              <w:t>540.50</w:t>
+              <w:t>541.50</w:t>
             </w:r>
           </w:p>
         </w:tc>
@@ -20566,7 +20566,7 @@
             </w:pPr>
             <w:r/>
             <w:r>
-              <w:t>534.75</w:t>
+              <w:t>535.75</w:t>
             </w:r>
           </w:p>
         </w:tc>
@@ -20597,7 +20597,7 @@
               <w:rPr>
                 <w:b/>
               </w:rPr>
-              <w:t>537.50</w:t>
+              <w:t>538.50</w:t>
             </w:r>
           </w:p>
         </w:tc>
@@ -20745,7 +20745,7 @@
             </w:pPr>
             <w:r/>
             <w:r>
-              <w:t>537.50</w:t>
+              <w:t>538.50</w:t>
             </w:r>
           </w:p>
         </w:tc>
@@ -20773,7 +20773,7 @@
             </w:pPr>
             <w:r/>
             <w:r>
-              <w:t>541.50</w:t>
+              <w:t>542.50</w:t>
             </w:r>
           </w:p>
         </w:tc>
@@ -20801,7 +20801,7 @@
             </w:pPr>
             <w:r/>
             <w:r>
-              <w:t>534.00</w:t>
+              <w:t>535.00</w:t>
             </w:r>
           </w:p>
         </w:tc>
@@ -20832,7 +20832,7 @@
               <w:rPr>
                 <w:b/>
               </w:rPr>
-              <w:t>538.00</w:t>
+              <w:t>539.00</w:t>
             </w:r>
           </w:p>
         </w:tc>
@@ -20980,7 +20980,7 @@
             </w:pPr>
             <w:r/>
             <w:r>
-              <w:t>538.00</w:t>
+              <w:t>539.00</w:t>
             </w:r>
           </w:p>
         </w:tc>
@@ -21008,7 +21008,7 @@
             </w:pPr>
             <w:r/>
             <w:r>
-              <w:t>542.00</w:t>
+              <w:t>543.00</w:t>
             </w:r>
           </w:p>
         </w:tc>
@@ -21036,7 +21036,7 @@
             </w:pPr>
             <w:r/>
             <w:r>
-              <w:t>536.25</w:t>
+              <w:t>537.25</w:t>
             </w:r>
           </w:p>
         </w:tc>
@@ -21067,7 +21067,7 @@
               <w:rPr>
                 <w:b/>
               </w:rPr>
-              <w:t>537.75</w:t>
+              <w:t>538.75</w:t>
             </w:r>
           </w:p>
         </w:tc>
@@ -21790,7 +21790,7 @@
         <w:t>Giá Chốt Phiên (Close):</w:t>
       </w:r>
       <w:r>
-        <w:t xml:space="preserve"> 711.75 cents | </w:t>
+        <w:t xml:space="preserve"> 713.00 cents | </w:t>
       </w:r>
       <w:r>
         <w:rPr>
@@ -21805,10 +21805,10 @@
         <w:rPr>
           <w:b/>
         </w:rPr>
-        <w:t>`714.84 cents`</w:t>
+        <w:t>`716.04 cents`</w:t>
       </w:r>
       <w:r>
-        <w:t xml:space="preserve"> (+3.09).</w:t>
+        <w:t xml:space="preserve"> (+3.04).</w:t>
       </w:r>
     </w:p>
     <w:p>
@@ -21829,7 +21829,7 @@
         <w:rPr>
           <w:b/>
         </w:rPr>
-        <w:t>`7,072`</w:t>
+        <w:t>`7,640`</w:t>
       </w:r>
       <w:r>
         <w:t xml:space="preserve"> (Chênh lệch: </w:t>
@@ -21838,7 +21838,7 @@
         <w:rPr>
           <w:b/>
         </w:rPr>
-        <w:t>`-86,263`</w:t>
+        <w:t>`-85,695`</w:t>
       </w:r>
       <w:r>
         <w:t xml:space="preserve">) | OI: </w:t>
@@ -21880,7 +21880,7 @@
         <w:rPr>
           <w:b/>
         </w:rPr>
-        <w:t>`Không phát hiện mô hình nến đặc biệt`</w:t>
+        <w:t>`Doji (Nến lưỡng lự thế trận)`</w:t>
       </w:r>
     </w:p>
     <w:p>
@@ -22171,7 +22171,7 @@
               <w:rPr>
                 <w:b/>
               </w:rPr>
-              <w:t>85.21</w:t>
+              <w:t>85.93</w:t>
             </w:r>
           </w:p>
         </w:tc>
@@ -22202,7 +22202,7 @@
               <w:rPr>
                 <w:b/>
               </w:rPr>
-              <w:t>-3.80%</w:t>
+              <w:t>-2.99%</w:t>
             </w:r>
           </w:p>
         </w:tc>
@@ -22294,7 +22294,7 @@
               <w:rPr>
                 <w:b/>
               </w:rPr>
-              <w:t>98.98</w:t>
+              <w:t>98.96</w:t>
             </w:r>
           </w:p>
         </w:tc>
@@ -22325,7 +22325,7 @@
               <w:rPr>
                 <w:b/>
               </w:rPr>
-              <w:t>+0.06%</w:t>
+              <w:t>+0.04%</w:t>
             </w:r>
           </w:p>
         </w:tc>
@@ -22939,7 +22939,7 @@
         <w:t xml:space="preserve"> EMA_21 </w:t>
       </w:r>
       <w:r>
-        <w:t xml:space="preserve"> (704.29) &gt; </w:t>
+        <w:t xml:space="preserve"> (705.18) &gt; </w:t>
       </w:r>
       <w:r>
         <w:rPr>
@@ -22950,7 +22950,7 @@
         <w:t xml:space="preserve"> EMA_50 </w:t>
       </w:r>
       <w:r>
-        <w:t xml:space="preserve"> (702.39).</w:t>
+        <w:t xml:space="preserve"> (702.86).</w:t>
       </w:r>
     </w:p>
     <w:p>
@@ -22971,7 +22971,7 @@
         <w:rPr>
           <w:b/>
         </w:rPr>
-        <w:t>`61.49`</w:t>
+        <w:t>`62.72`</w:t>
       </w:r>
       <w:r>
         <w:t xml:space="preserve"> | ATR (14) = </w:t>
@@ -22980,7 +22980,7 @@
         <w:rPr>
           <w:b/>
         </w:rPr>
-        <w:t>`4.92`</w:t>
+        <w:t>`4.65`</w:t>
       </w:r>
       <w:r>
         <w:t xml:space="preserve"> cents | Volatility = </w:t>
@@ -22989,7 +22989,7 @@
         <w:rPr>
           <w:b/>
         </w:rPr>
-        <w:t>`1.50 cents`</w:t>
+        <w:t>`2.25 cents`</w:t>
       </w:r>
       <w:r>
         <w:t>.</w:t>
@@ -23013,7 +23013,7 @@
         <w:rPr>
           <w:b/>
         </w:rPr>
-        <w:t>`706.00`</w:t>
+        <w:t>`710.50`</w:t>
       </w:r>
       <w:r>
         <w:t xml:space="preserve"> | S2: </w:t>
@@ -23031,7 +23031,7 @@
         <w:rPr>
           <w:b/>
         </w:rPr>
-        <w:t>`715.00`</w:t>
+        <w:t>`726.50`</w:t>
       </w:r>
       <w:r>
         <w:t xml:space="preserve"> | R2: </w:t>
@@ -23764,7 +23764,7 @@
           <w:b/>
           <w:color w:val="B91C1C"/>
         </w:rPr>
-        <w:t>`704.29 - 702.39 cents (Canh bán hồi kỹ thuật H1)`</w:t>
+        <w:t>`705.18 - 702.86 cents (Canh bán hồi kỹ thuật H1)`</w:t>
       </w:r>
       <w:r>
         <w:t xml:space="preserve"> | SL: </w:t>
@@ -23773,7 +23773,7 @@
         <w:rPr>
           <w:b/>
         </w:rPr>
-        <w:t>`735.63 cents (Trên kháng cự R2 + 1.5x ATR)`</w:t>
+        <w:t>`735.22 cents (Trên kháng cự R2 + 1.5x ATR)`</w:t>
       </w:r>
       <w:r>
         <w:t xml:space="preserve"> | TP: </w:t>
@@ -23784,7 +23784,7 @@
           <w:color w:val="D97706"/>
           <w:sz w:val="19"/>
         </w:rPr>
-        <w:t xml:space="preserve"> 706.00 cents </w:t>
+        <w:t xml:space="preserve"> 710.50 cents </w:t>
       </w:r>
       <w:r>
         <w:t xml:space="preserve"> / </w:t>
@@ -23835,7 +23835,7 @@
         <w:rPr>
           <w:b/>
         </w:rPr>
-        <w:t>`704.00 - 706.00 cents`</w:t>
+        <w:t>`708.50 - 710.50 cents`</w:t>
       </w:r>
       <w:r>
         <w:t xml:space="preserve"> | SL: </w:t>
@@ -23844,7 +23844,7 @@
         <w:rPr>
           <w:b/>
         </w:rPr>
-        <w:t>`640.33 cents`</w:t>
+        <w:t>`640.60 cents`</w:t>
       </w:r>
       <w:r>
         <w:t xml:space="preserve"> | TP: </w:t>
@@ -23853,7 +23853,7 @@
         <w:rPr>
           <w:b/>
         </w:rPr>
-        <w:t>`715.00 cents (Đón sóng hồi trung hạn ~14.5 giá)`</w:t>
+        <w:t>`726.50 cents (Đón sóng hồi trung hạn ~14.5 giá)`</w:t>
       </w:r>
       <w:r>
         <w:t>.</w:t>
@@ -23881,7 +23881,7 @@
         <w:rPr>
           <w:b/>
         </w:rPr>
-        <w:t>`715.00 - 717.00 cents`</w:t>
+        <w:t>`726.50 - 728.50 cents`</w:t>
       </w:r>
       <w:r>
         <w:t xml:space="preserve"> | SL: </w:t>
@@ -23890,7 +23890,7 @@
         <w:rPr>
           <w:b/>
         </w:rPr>
-        <w:t>`719.92 cents`</w:t>
+        <w:t>`731.15 cents`</w:t>
       </w:r>
       <w:r>
         <w:t xml:space="preserve"> | TP: </w:t>
@@ -23939,7 +23939,7 @@
         <w:rPr>
           <w:b/>
         </w:rPr>
-        <w:t>`625.58 - 645.25 cents`</w:t>
+        <w:t>`626.66 - 645.25 cents`</w:t>
       </w:r>
     </w:p>
     <w:p>
@@ -24346,7 +24346,7 @@
             </w:pPr>
             <w:r/>
             <w:r>
-              <w:t>711.75</w:t>
+              <w:t>713.00</w:t>
             </w:r>
           </w:p>
         </w:tc>
@@ -24374,7 +24374,7 @@
             </w:pPr>
             <w:r/>
             <w:r>
-              <w:t>723.00</w:t>
+              <w:t>724.25</w:t>
             </w:r>
           </w:p>
         </w:tc>
@@ -24402,7 +24402,7 @@
             </w:pPr>
             <w:r/>
             <w:r>
-              <w:t>706.25</w:t>
+              <w:t>707.50</w:t>
             </w:r>
           </w:p>
         </w:tc>
@@ -24433,7 +24433,7 @@
               <w:rPr>
                 <w:b/>
               </w:rPr>
-              <w:t>711.00</w:t>
+              <w:t>712.25</w:t>
             </w:r>
           </w:p>
         </w:tc>
@@ -24581,7 +24581,7 @@
             </w:pPr>
             <w:r/>
             <w:r>
-              <w:t>711.00</w:t>
+              <w:t>712.25</w:t>
             </w:r>
           </w:p>
         </w:tc>
@@ -24609,7 +24609,7 @@
             </w:pPr>
             <w:r/>
             <w:r>
-              <w:t>718.50</w:t>
+              <w:t>719.75</w:t>
             </w:r>
           </w:p>
         </w:tc>
@@ -24637,7 +24637,7 @@
             </w:pPr>
             <w:r/>
             <w:r>
-              <w:t>705.00</w:t>
+              <w:t>706.25</w:t>
             </w:r>
           </w:p>
         </w:tc>
@@ -24668,7 +24668,7 @@
               <w:rPr>
                 <w:b/>
               </w:rPr>
-              <w:t>710.50</w:t>
+              <w:t>711.75</w:t>
             </w:r>
           </w:p>
         </w:tc>
@@ -24816,7 +24816,7 @@
             </w:pPr>
             <w:r/>
             <w:r>
-              <w:t>710.50</w:t>
+              <w:t>711.75</w:t>
             </w:r>
           </w:p>
         </w:tc>
@@ -24844,7 +24844,7 @@
             </w:pPr>
             <w:r/>
             <w:r>
-              <w:t>724.25</w:t>
+              <w:t>725.50</w:t>
             </w:r>
           </w:p>
         </w:tc>
@@ -24872,7 +24872,7 @@
             </w:pPr>
             <w:r/>
             <w:r>
-              <w:t>695.75</w:t>
+              <w:t>697.00</w:t>
             </w:r>
           </w:p>
         </w:tc>
@@ -24903,7 +24903,7 @@
               <w:rPr>
                 <w:b/>
               </w:rPr>
-              <w:t>712.50</w:t>
+              <w:t>713.75</w:t>
             </w:r>
           </w:p>
         </w:tc>
@@ -25051,7 +25051,7 @@
             </w:pPr>
             <w:r/>
             <w:r>
-              <w:t>712.50</w:t>
+              <w:t>713.75</w:t>
             </w:r>
           </w:p>
         </w:tc>
@@ -25079,7 +25079,7 @@
             </w:pPr>
             <w:r/>
             <w:r>
-              <w:t>725.75</w:t>
+              <w:t>727.00</w:t>
             </w:r>
           </w:p>
         </w:tc>
@@ -25107,7 +25107,7 @@
             </w:pPr>
             <w:r/>
             <w:r>
-              <w:t>704.25</w:t>
+              <w:t>705.50</w:t>
             </w:r>
           </w:p>
         </w:tc>
@@ -25138,7 +25138,7 @@
               <w:rPr>
                 <w:b/>
               </w:rPr>
-              <w:t>713.75</w:t>
+              <w:t>715.00</w:t>
             </w:r>
           </w:p>
         </w:tc>
@@ -25286,7 +25286,7 @@
             </w:pPr>
             <w:r/>
             <w:r>
-              <w:t>713.75</w:t>
+              <w:t>715.00</w:t>
             </w:r>
           </w:p>
         </w:tc>
@@ -25314,7 +25314,7 @@
             </w:pPr>
             <w:r/>
             <w:r>
-              <w:t>730.25</w:t>
+              <w:t>731.50</w:t>
             </w:r>
           </w:p>
         </w:tc>
@@ -25342,7 +25342,7 @@
             </w:pPr>
             <w:r/>
             <w:r>
-              <w:t>703.25</w:t>
+              <w:t>704.50</w:t>
             </w:r>
           </w:p>
         </w:tc>
@@ -25373,7 +25373,7 @@
               <w:rPr>
                 <w:b/>
               </w:rPr>
-              <w:t>718.25</w:t>
+              <w:t>719.50</w:t>
             </w:r>
           </w:p>
         </w:tc>
@@ -25521,7 +25521,7 @@
             </w:pPr>
             <w:r/>
             <w:r>
-              <w:t>718.25</w:t>
+              <w:t>719.50</w:t>
             </w:r>
           </w:p>
         </w:tc>
@@ -25549,7 +25549,7 @@
             </w:pPr>
             <w:r/>
             <w:r>
-              <w:t>726.00</w:t>
+              <w:t>727.25</w:t>
             </w:r>
           </w:p>
         </w:tc>
@@ -25577,7 +25577,7 @@
             </w:pPr>
             <w:r/>
             <w:r>
-              <w:t>707.25</w:t>
+              <w:t>708.50</w:t>
             </w:r>
           </w:p>
         </w:tc>
@@ -25608,7 +25608,7 @@
               <w:rPr>
                 <w:b/>
               </w:rPr>
-              <w:t>719.50</w:t>
+              <w:t>720.75</w:t>
             </w:r>
           </w:p>
         </w:tc>
@@ -25756,7 +25756,7 @@
             </w:pPr>
             <w:r/>
             <w:r>
-              <w:t>719.50</w:t>
+              <w:t>720.75</w:t>
             </w:r>
           </w:p>
         </w:tc>
@@ -25784,7 +25784,7 @@
             </w:pPr>
             <w:r/>
             <w:r>
-              <w:t>727.75</w:t>
+              <w:t>729.00</w:t>
             </w:r>
           </w:p>
         </w:tc>
@@ -25812,7 +25812,7 @@
             </w:pPr>
             <w:r/>
             <w:r>
-              <w:t>709.00</w:t>
+              <w:t>710.25</w:t>
             </w:r>
           </w:p>
         </w:tc>
@@ -25843,7 +25843,7 @@
               <w:rPr>
                 <w:b/>
               </w:rPr>
-              <w:t>721.25</w:t>
+              <w:t>722.50</w:t>
             </w:r>
           </w:p>
         </w:tc>
@@ -25991,7 +25991,7 @@
             </w:pPr>
             <w:r/>
             <w:r>
-              <w:t>721.25</w:t>
+              <w:t>722.50</w:t>
             </w:r>
           </w:p>
         </w:tc>
@@ -26019,7 +26019,7 @@
             </w:pPr>
             <w:r/>
             <w:r>
-              <w:t>733.50</w:t>
+              <w:t>734.75</w:t>
             </w:r>
           </w:p>
         </w:tc>
@@ -26047,7 +26047,7 @@
             </w:pPr>
             <w:r/>
             <w:r>
-              <w:t>711.50</w:t>
+              <w:t>712.75</w:t>
             </w:r>
           </w:p>
         </w:tc>
@@ -26078,7 +26078,7 @@
               <w:rPr>
                 <w:b/>
               </w:rPr>
-              <w:t>720.25</w:t>
+              <w:t>721.50</w:t>
             </w:r>
           </w:p>
         </w:tc>
@@ -26226,7 +26226,7 @@
             </w:pPr>
             <w:r/>
             <w:r>
-              <w:t>720.25</w:t>
+              <w:t>721.50</w:t>
             </w:r>
           </w:p>
         </w:tc>
@@ -26254,7 +26254,7 @@
             </w:pPr>
             <w:r/>
             <w:r>
-              <w:t>730.75</w:t>
+              <w:t>732.00</w:t>
             </w:r>
           </w:p>
         </w:tc>
@@ -26282,7 +26282,7 @@
             </w:pPr>
             <w:r/>
             <w:r>
-              <w:t>705.50</w:t>
+              <w:t>706.75</w:t>
             </w:r>
           </w:p>
         </w:tc>
@@ -26313,7 +26313,7 @@
               <w:rPr>
                 <w:b/>
               </w:rPr>
-              <w:t>722.50</w:t>
+              <w:t>723.75</w:t>
             </w:r>
           </w:p>
         </w:tc>
@@ -26461,7 +26461,7 @@
             </w:pPr>
             <w:r/>
             <w:r>
-              <w:t>722.50</w:t>
+              <w:t>723.75</w:t>
             </w:r>
           </w:p>
         </w:tc>
@@ -26489,7 +26489,7 @@
             </w:pPr>
             <w:r/>
             <w:r>
-              <w:t>733.00</w:t>
+              <w:t>734.25</w:t>
             </w:r>
           </w:p>
         </w:tc>
@@ -26517,7 +26517,7 @@
             </w:pPr>
             <w:r/>
             <w:r>
-              <w:t>716.25</w:t>
+              <w:t>717.50</w:t>
             </w:r>
           </w:p>
         </w:tc>
@@ -26548,7 +26548,7 @@
               <w:rPr>
                 <w:b/>
               </w:rPr>
-              <w:t>723.25</w:t>
+              <w:t>724.50</w:t>
             </w:r>
           </w:p>
         </w:tc>
@@ -26696,7 +26696,7 @@
             </w:pPr>
             <w:r/>
             <w:r>
-              <w:t>723.25</w:t>
+              <w:t>724.50</w:t>
             </w:r>
           </w:p>
         </w:tc>
@@ -26724,7 +26724,7 @@
             </w:pPr>
             <w:r/>
             <w:r>
-              <w:t>737.50</w:t>
+              <w:t>738.75</w:t>
             </w:r>
           </w:p>
         </w:tc>
@@ -26752,7 +26752,7 @@
             </w:pPr>
             <w:r/>
             <w:r>
-              <w:t>708.50</w:t>
+              <w:t>709.75</w:t>
             </w:r>
           </w:p>
         </w:tc>
@@ -26783,7 +26783,7 @@
               <w:rPr>
                 <w:b/>
               </w:rPr>
-              <w:t>725.25</w:t>
+              <w:t>726.50</w:t>
             </w:r>
           </w:p>
         </w:tc>
@@ -26931,7 +26931,7 @@
             </w:pPr>
             <w:r/>
             <w:r>
-              <w:t>725.25</w:t>
+              <w:t>726.50</w:t>
             </w:r>
           </w:p>
         </w:tc>
@@ -26959,7 +26959,7 @@
             </w:pPr>
             <w:r/>
             <w:r>
-              <w:t>731.75</w:t>
+              <w:t>733.00</w:t>
             </w:r>
           </w:p>
         </w:tc>
@@ -26987,7 +26987,7 @@
             </w:pPr>
             <w:r/>
             <w:r>
-              <w:t>718.50</w:t>
+              <w:t>719.75</w:t>
             </w:r>
           </w:p>
         </w:tc>
@@ -27018,7 +27018,7 @@
               <w:rPr>
                 <w:b/>
               </w:rPr>
-              <w:t>725.50</w:t>
+              <w:t>726.75</w:t>
             </w:r>
           </w:p>
         </w:tc>
@@ -27166,7 +27166,7 @@
             </w:pPr>
             <w:r/>
             <w:r>
-              <w:t>725.50</w:t>
+              <w:t>726.75</w:t>
             </w:r>
           </w:p>
         </w:tc>
@@ -27194,7 +27194,7 @@
             </w:pPr>
             <w:r/>
             <w:r>
-              <w:t>735.75</w:t>
+              <w:t>737.00</w:t>
             </w:r>
           </w:p>
         </w:tc>
@@ -27222,7 +27222,7 @@
             </w:pPr>
             <w:r/>
             <w:r>
-              <w:t>717.50</w:t>
+              <w:t>718.75</w:t>
             </w:r>
           </w:p>
         </w:tc>
@@ -27253,7 +27253,7 @@
               <w:rPr>
                 <w:b/>
               </w:rPr>
-              <w:t>726.00</w:t>
+              <w:t>727.25</w:t>
             </w:r>
           </w:p>
         </w:tc>
@@ -27401,7 +27401,7 @@
             </w:pPr>
             <w:r/>
             <w:r>
-              <w:t>726.00</w:t>
+              <w:t>727.25</w:t>
             </w:r>
           </w:p>
         </w:tc>
@@ -27429,7 +27429,7 @@
             </w:pPr>
             <w:r/>
             <w:r>
-              <w:t>733.00</w:t>
+              <w:t>734.25</w:t>
             </w:r>
           </w:p>
         </w:tc>
@@ -27457,7 +27457,7 @@
             </w:pPr>
             <w:r/>
             <w:r>
-              <w:t>720.00</w:t>
+              <w:t>721.25</w:t>
             </w:r>
           </w:p>
         </w:tc>
@@ -27488,7 +27488,7 @@
               <w:rPr>
                 <w:b/>
               </w:rPr>
-              <w:t>725.25</w:t>
+              <w:t>726.50</w:t>
             </w:r>
           </w:p>
         </w:tc>
@@ -27636,7 +27636,7 @@
             </w:pPr>
             <w:r/>
             <w:r>
-              <w:t>725.25</w:t>
+              <w:t>726.50</w:t>
             </w:r>
           </w:p>
         </w:tc>
@@ -27664,7 +27664,7 @@
             </w:pPr>
             <w:r/>
             <w:r>
-              <w:t>738.75</w:t>
+              <w:t>740.00</w:t>
             </w:r>
           </w:p>
         </w:tc>
@@ -27692,7 +27692,7 @@
             </w:pPr>
             <w:r/>
             <w:r>
-              <w:t>712.25</w:t>
+              <w:t>713.50</w:t>
             </w:r>
           </w:p>
         </w:tc>
@@ -27723,7 +27723,7 @@
               <w:rPr>
                 <w:b/>
               </w:rPr>
-              <w:t>727.00</w:t>
+              <w:t>728.25</w:t>
             </w:r>
           </w:p>
         </w:tc>
@@ -27871,7 +27871,7 @@
             </w:pPr>
             <w:r/>
             <w:r>
-              <w:t>727.00</w:t>
+              <w:t>728.25</w:t>
             </w:r>
           </w:p>
         </w:tc>
@@ -27899,7 +27899,7 @@
             </w:pPr>
             <w:r/>
             <w:r>
-              <w:t>736.25</w:t>
+              <w:t>737.50</w:t>
             </w:r>
           </w:p>
         </w:tc>
@@ -27927,7 +27927,7 @@
             </w:pPr>
             <w:r/>
             <w:r>
-              <w:t>716.25</w:t>
+              <w:t>717.50</w:t>
             </w:r>
           </w:p>
         </w:tc>
@@ -27935,6 +27935,711 @@
           <w:tcPr>
             <w:tcW w:type="dxa" w:w="1728"/>
             <w:shd w:fill="FFFFFF"/>
+            <w:tcMar>
+              <w:top w:w="100" w:type="dxa"/>
+              <w:bottom w:w="100" w:type="dxa"/>
+              <w:left w:w="120" w:type="dxa"/>
+              <w:right w:w="120" w:type="dxa"/>
+            </w:tcMar>
+            <w:tcBorders>
+              <w:top w:val="single" w:sz="4" w:space="0" w:color="CCCCCC"/>
+              <w:bottom w:val="single" w:sz="4" w:space="0" w:color="CCCCCC"/>
+              <w:left w:val="single" w:sz="4" w:space="0" w:color="CCCCCC"/>
+              <w:right w:val="single" w:sz="4" w:space="0" w:color="CCCCCC"/>
+            </w:tcBorders>
+          </w:tcPr>
+          <w:p>
+            <w:pPr>
+              <w:spacing w:before="60" w:after="60" w:line="252" w:lineRule="auto"/>
+              <w:jc w:val="left"/>
+            </w:pPr>
+            <w:r/>
+            <w:r>
+              <w:rPr>
+                <w:b/>
+              </w:rPr>
+              <w:t>728.75</w:t>
+            </w:r>
+          </w:p>
+        </w:tc>
+        <w:tc>
+          <w:tcPr>
+            <w:tcW w:type="dxa" w:w="3456"/>
+            <w:shd w:fill="FFFFFF"/>
+            <w:tcMar>
+              <w:top w:w="100" w:type="dxa"/>
+              <w:bottom w:w="100" w:type="dxa"/>
+              <w:left w:w="120" w:type="dxa"/>
+              <w:right w:w="120" w:type="dxa"/>
+            </w:tcMar>
+            <w:tcBorders>
+              <w:top w:val="single" w:sz="4" w:space="0" w:color="CCCCCC"/>
+              <w:bottom w:val="single" w:sz="4" w:space="0" w:color="CCCCCC"/>
+              <w:left w:val="single" w:sz="4" w:space="0" w:color="CCCCCC"/>
+              <w:right w:val="single" w:sz="4" w:space="0" w:color="CCCCCC"/>
+            </w:tcBorders>
+          </w:tcPr>
+          <w:p>
+            <w:pPr>
+              <w:spacing w:before="60" w:after="60" w:line="252" w:lineRule="auto"/>
+              <w:jc w:val="left"/>
+            </w:pPr>
+            <w:r/>
+            <w:r>
+              <w:rPr>
+                <w:b/>
+              </w:rPr>
+              <w:t>+0.50</w:t>
+            </w:r>
+          </w:p>
+        </w:tc>
+        <w:tc>
+          <w:tcPr>
+            <w:tcW w:type="dxa" w:w="1440"/>
+            <w:shd w:fill="FFFFFF"/>
+            <w:tcMar>
+              <w:top w:w="100" w:type="dxa"/>
+              <w:bottom w:w="100" w:type="dxa"/>
+              <w:left w:w="120" w:type="dxa"/>
+              <w:right w:w="120" w:type="dxa"/>
+            </w:tcMar>
+            <w:tcBorders>
+              <w:top w:val="single" w:sz="4" w:space="0" w:color="CCCCCC"/>
+              <w:bottom w:val="single" w:sz="4" w:space="0" w:color="CCCCCC"/>
+              <w:left w:val="single" w:sz="4" w:space="0" w:color="CCCCCC"/>
+              <w:right w:val="single" w:sz="4" w:space="0" w:color="CCCCCC"/>
+            </w:tcBorders>
+          </w:tcPr>
+          <w:p>
+            <w:pPr>
+              <w:spacing w:before="60" w:after="60" w:line="252" w:lineRule="auto"/>
+              <w:jc w:val="left"/>
+            </w:pPr>
+            <w:r/>
+            <w:r>
+              <w:t>BULL</w:t>
+            </w:r>
+          </w:p>
+        </w:tc>
+      </w:tr>
+      <w:tr>
+        <w:tc>
+          <w:tcPr>
+            <w:tcW w:type="dxa" w:w="1584"/>
+            <w:shd w:fill="F8FAFC"/>
+            <w:tcMar>
+              <w:top w:w="100" w:type="dxa"/>
+              <w:bottom w:w="100" w:type="dxa"/>
+              <w:left w:w="120" w:type="dxa"/>
+              <w:right w:w="120" w:type="dxa"/>
+            </w:tcMar>
+            <w:tcBorders>
+              <w:top w:val="single" w:sz="4" w:space="0" w:color="CCCCCC"/>
+              <w:bottom w:val="single" w:sz="4" w:space="0" w:color="CCCCCC"/>
+              <w:left w:val="single" w:sz="4" w:space="0" w:color="CCCCCC"/>
+              <w:right w:val="single" w:sz="4" w:space="0" w:color="CCCCCC"/>
+            </w:tcBorders>
+          </w:tcPr>
+          <w:p>
+            <w:pPr>
+              <w:spacing w:before="60" w:after="60" w:line="252" w:lineRule="auto"/>
+              <w:jc w:val="left"/>
+            </w:pPr>
+            <w:r/>
+            <w:r>
+              <w:rPr>
+                <w:b/>
+              </w:rPr>
+              <w:t>Wed 26/08</w:t>
+            </w:r>
+          </w:p>
+        </w:tc>
+        <w:tc>
+          <w:tcPr>
+            <w:tcW w:type="dxa" w:w="864"/>
+            <w:shd w:fill="F8FAFC"/>
+            <w:tcMar>
+              <w:top w:w="100" w:type="dxa"/>
+              <w:bottom w:w="100" w:type="dxa"/>
+              <w:left w:w="120" w:type="dxa"/>
+              <w:right w:w="120" w:type="dxa"/>
+            </w:tcMar>
+            <w:tcBorders>
+              <w:top w:val="single" w:sz="4" w:space="0" w:color="CCCCCC"/>
+              <w:bottom w:val="single" w:sz="4" w:space="0" w:color="CCCCCC"/>
+              <w:left w:val="single" w:sz="4" w:space="0" w:color="CCCCCC"/>
+              <w:right w:val="single" w:sz="4" w:space="0" w:color="CCCCCC"/>
+            </w:tcBorders>
+          </w:tcPr>
+          <w:p>
+            <w:pPr>
+              <w:spacing w:before="60" w:after="60" w:line="252" w:lineRule="auto"/>
+              <w:jc w:val="left"/>
+            </w:pPr>
+            <w:r/>
+            <w:r>
+              <w:t>NY Open 21-23</w:t>
+            </w:r>
+          </w:p>
+        </w:tc>
+        <w:tc>
+          <w:tcPr>
+            <w:tcW w:type="dxa" w:w="1440"/>
+            <w:shd w:fill="F8FAFC"/>
+            <w:tcMar>
+              <w:top w:w="100" w:type="dxa"/>
+              <w:bottom w:w="100" w:type="dxa"/>
+              <w:left w:w="120" w:type="dxa"/>
+              <w:right w:w="120" w:type="dxa"/>
+            </w:tcMar>
+            <w:tcBorders>
+              <w:top w:val="single" w:sz="4" w:space="0" w:color="CCCCCC"/>
+              <w:bottom w:val="single" w:sz="4" w:space="0" w:color="CCCCCC"/>
+              <w:left w:val="single" w:sz="4" w:space="0" w:color="CCCCCC"/>
+              <w:right w:val="single" w:sz="4" w:space="0" w:color="CCCCCC"/>
+            </w:tcBorders>
+          </w:tcPr>
+          <w:p>
+            <w:pPr>
+              <w:spacing w:before="60" w:after="60" w:line="252" w:lineRule="auto"/>
+              <w:jc w:val="left"/>
+            </w:pPr>
+            <w:r/>
+            <w:r>
+              <w:t>728.75</w:t>
+            </w:r>
+          </w:p>
+        </w:tc>
+        <w:tc>
+          <w:tcPr>
+            <w:tcW w:type="dxa" w:w="2016"/>
+            <w:shd w:fill="F8FAFC"/>
+            <w:tcMar>
+              <w:top w:w="100" w:type="dxa"/>
+              <w:bottom w:w="100" w:type="dxa"/>
+              <w:left w:w="120" w:type="dxa"/>
+              <w:right w:w="120" w:type="dxa"/>
+            </w:tcMar>
+            <w:tcBorders>
+              <w:top w:val="single" w:sz="4" w:space="0" w:color="CCCCCC"/>
+              <w:bottom w:val="single" w:sz="4" w:space="0" w:color="CCCCCC"/>
+              <w:left w:val="single" w:sz="4" w:space="0" w:color="CCCCCC"/>
+              <w:right w:val="single" w:sz="4" w:space="0" w:color="CCCCCC"/>
+            </w:tcBorders>
+          </w:tcPr>
+          <w:p>
+            <w:pPr>
+              <w:spacing w:before="60" w:after="60" w:line="252" w:lineRule="auto"/>
+              <w:jc w:val="left"/>
+            </w:pPr>
+            <w:r/>
+            <w:r>
+              <w:t>741.00</w:t>
+            </w:r>
+          </w:p>
+        </w:tc>
+        <w:tc>
+          <w:tcPr>
+            <w:tcW w:type="dxa" w:w="1152"/>
+            <w:shd w:fill="F8FAFC"/>
+            <w:tcMar>
+              <w:top w:w="100" w:type="dxa"/>
+              <w:bottom w:w="100" w:type="dxa"/>
+              <w:left w:w="120" w:type="dxa"/>
+              <w:right w:w="120" w:type="dxa"/>
+            </w:tcMar>
+            <w:tcBorders>
+              <w:top w:val="single" w:sz="4" w:space="0" w:color="CCCCCC"/>
+              <w:bottom w:val="single" w:sz="4" w:space="0" w:color="CCCCCC"/>
+              <w:left w:val="single" w:sz="4" w:space="0" w:color="CCCCCC"/>
+              <w:right w:val="single" w:sz="4" w:space="0" w:color="CCCCCC"/>
+            </w:tcBorders>
+          </w:tcPr>
+          <w:p>
+            <w:pPr>
+              <w:spacing w:before="60" w:after="60" w:line="252" w:lineRule="auto"/>
+              <w:jc w:val="left"/>
+            </w:pPr>
+            <w:r/>
+            <w:r>
+              <w:t>714.50</w:t>
+            </w:r>
+          </w:p>
+        </w:tc>
+        <w:tc>
+          <w:tcPr>
+            <w:tcW w:type="dxa" w:w="1728"/>
+            <w:shd w:fill="F8FAFC"/>
+            <w:tcMar>
+              <w:top w:w="100" w:type="dxa"/>
+              <w:bottom w:w="100" w:type="dxa"/>
+              <w:left w:w="120" w:type="dxa"/>
+              <w:right w:w="120" w:type="dxa"/>
+            </w:tcMar>
+            <w:tcBorders>
+              <w:top w:val="single" w:sz="4" w:space="0" w:color="CCCCCC"/>
+              <w:bottom w:val="single" w:sz="4" w:space="0" w:color="CCCCCC"/>
+              <w:left w:val="single" w:sz="4" w:space="0" w:color="CCCCCC"/>
+              <w:right w:val="single" w:sz="4" w:space="0" w:color="CCCCCC"/>
+            </w:tcBorders>
+          </w:tcPr>
+          <w:p>
+            <w:pPr>
+              <w:spacing w:before="60" w:after="60" w:line="252" w:lineRule="auto"/>
+              <w:jc w:val="left"/>
+            </w:pPr>
+            <w:r/>
+            <w:r>
+              <w:rPr>
+                <w:b/>
+              </w:rPr>
+              <w:t>727.25</w:t>
+            </w:r>
+          </w:p>
+        </w:tc>
+        <w:tc>
+          <w:tcPr>
+            <w:tcW w:type="dxa" w:w="3456"/>
+            <w:shd w:fill="F8FAFC"/>
+            <w:tcMar>
+              <w:top w:w="100" w:type="dxa"/>
+              <w:bottom w:w="100" w:type="dxa"/>
+              <w:left w:w="120" w:type="dxa"/>
+              <w:right w:w="120" w:type="dxa"/>
+            </w:tcMar>
+            <w:tcBorders>
+              <w:top w:val="single" w:sz="4" w:space="0" w:color="CCCCCC"/>
+              <w:bottom w:val="single" w:sz="4" w:space="0" w:color="CCCCCC"/>
+              <w:left w:val="single" w:sz="4" w:space="0" w:color="CCCCCC"/>
+              <w:right w:val="single" w:sz="4" w:space="0" w:color="CCCCCC"/>
+            </w:tcBorders>
+          </w:tcPr>
+          <w:p>
+            <w:pPr>
+              <w:spacing w:before="60" w:after="60" w:line="252" w:lineRule="auto"/>
+              <w:jc w:val="left"/>
+            </w:pPr>
+            <w:r/>
+            <w:r>
+              <w:rPr>
+                <w:b/>
+              </w:rPr>
+              <w:t>-1.50</w:t>
+            </w:r>
+          </w:p>
+        </w:tc>
+        <w:tc>
+          <w:tcPr>
+            <w:tcW w:type="dxa" w:w="1440"/>
+            <w:shd w:fill="F8FAFC"/>
+            <w:tcMar>
+              <w:top w:w="100" w:type="dxa"/>
+              <w:bottom w:w="100" w:type="dxa"/>
+              <w:left w:w="120" w:type="dxa"/>
+              <w:right w:w="120" w:type="dxa"/>
+            </w:tcMar>
+            <w:tcBorders>
+              <w:top w:val="single" w:sz="4" w:space="0" w:color="CCCCCC"/>
+              <w:bottom w:val="single" w:sz="4" w:space="0" w:color="CCCCCC"/>
+              <w:left w:val="single" w:sz="4" w:space="0" w:color="CCCCCC"/>
+              <w:right w:val="single" w:sz="4" w:space="0" w:color="CCCCCC"/>
+            </w:tcBorders>
+          </w:tcPr>
+          <w:p>
+            <w:pPr>
+              <w:spacing w:before="60" w:after="60" w:line="252" w:lineRule="auto"/>
+              <w:jc w:val="left"/>
+            </w:pPr>
+            <w:r/>
+            <w:r>
+              <w:t>BEAR</w:t>
+            </w:r>
+          </w:p>
+        </w:tc>
+      </w:tr>
+      <w:tr>
+        <w:tc>
+          <w:tcPr>
+            <w:tcW w:type="dxa" w:w="1584"/>
+            <w:shd w:fill="FFFFFF"/>
+            <w:tcMar>
+              <w:top w:w="100" w:type="dxa"/>
+              <w:bottom w:w="100" w:type="dxa"/>
+              <w:left w:w="120" w:type="dxa"/>
+              <w:right w:w="120" w:type="dxa"/>
+            </w:tcMar>
+            <w:tcBorders>
+              <w:top w:val="single" w:sz="4" w:space="0" w:color="CCCCCC"/>
+              <w:bottom w:val="single" w:sz="4" w:space="0" w:color="CCCCCC"/>
+              <w:left w:val="single" w:sz="4" w:space="0" w:color="CCCCCC"/>
+              <w:right w:val="single" w:sz="4" w:space="0" w:color="CCCCCC"/>
+            </w:tcBorders>
+          </w:tcPr>
+          <w:p>
+            <w:pPr>
+              <w:spacing w:before="60" w:after="60" w:line="252" w:lineRule="auto"/>
+              <w:jc w:val="left"/>
+            </w:pPr>
+            <w:r/>
+            <w:r>
+              <w:rPr>
+                <w:b/>
+              </w:rPr>
+              <w:t>Wed 26/08</w:t>
+            </w:r>
+          </w:p>
+        </w:tc>
+        <w:tc>
+          <w:tcPr>
+            <w:tcW w:type="dxa" w:w="864"/>
+            <w:shd w:fill="FFFFFF"/>
+            <w:tcMar>
+              <w:top w:w="100" w:type="dxa"/>
+              <w:bottom w:w="100" w:type="dxa"/>
+              <w:left w:w="120" w:type="dxa"/>
+              <w:right w:w="120" w:type="dxa"/>
+            </w:tcMar>
+            <w:tcBorders>
+              <w:top w:val="single" w:sz="4" w:space="0" w:color="CCCCCC"/>
+              <w:bottom w:val="single" w:sz="4" w:space="0" w:color="CCCCCC"/>
+              <w:left w:val="single" w:sz="4" w:space="0" w:color="CCCCCC"/>
+              <w:right w:val="single" w:sz="4" w:space="0" w:color="CCCCCC"/>
+            </w:tcBorders>
+          </w:tcPr>
+          <w:p>
+            <w:pPr>
+              <w:spacing w:before="60" w:after="60" w:line="252" w:lineRule="auto"/>
+              <w:jc w:val="left"/>
+            </w:pPr>
+            <w:r/>
+            <w:r>
+              <w:t>NY Close 23-01</w:t>
+            </w:r>
+          </w:p>
+        </w:tc>
+        <w:tc>
+          <w:tcPr>
+            <w:tcW w:type="dxa" w:w="1440"/>
+            <w:shd w:fill="FFFFFF"/>
+            <w:tcMar>
+              <w:top w:w="100" w:type="dxa"/>
+              <w:bottom w:w="100" w:type="dxa"/>
+              <w:left w:w="120" w:type="dxa"/>
+              <w:right w:w="120" w:type="dxa"/>
+            </w:tcMar>
+            <w:tcBorders>
+              <w:top w:val="single" w:sz="4" w:space="0" w:color="CCCCCC"/>
+              <w:bottom w:val="single" w:sz="4" w:space="0" w:color="CCCCCC"/>
+              <w:left w:val="single" w:sz="4" w:space="0" w:color="CCCCCC"/>
+              <w:right w:val="single" w:sz="4" w:space="0" w:color="CCCCCC"/>
+            </w:tcBorders>
+          </w:tcPr>
+          <w:p>
+            <w:pPr>
+              <w:spacing w:before="60" w:after="60" w:line="252" w:lineRule="auto"/>
+              <w:jc w:val="left"/>
+            </w:pPr>
+            <w:r/>
+            <w:r>
+              <w:t>727.25</w:t>
+            </w:r>
+          </w:p>
+        </w:tc>
+        <w:tc>
+          <w:tcPr>
+            <w:tcW w:type="dxa" w:w="2016"/>
+            <w:shd w:fill="FFFFFF"/>
+            <w:tcMar>
+              <w:top w:w="100" w:type="dxa"/>
+              <w:bottom w:w="100" w:type="dxa"/>
+              <w:left w:w="120" w:type="dxa"/>
+              <w:right w:w="120" w:type="dxa"/>
+            </w:tcMar>
+            <w:tcBorders>
+              <w:top w:val="single" w:sz="4" w:space="0" w:color="CCCCCC"/>
+              <w:bottom w:val="single" w:sz="4" w:space="0" w:color="CCCCCC"/>
+              <w:left w:val="single" w:sz="4" w:space="0" w:color="CCCCCC"/>
+              <w:right w:val="single" w:sz="4" w:space="0" w:color="CCCCCC"/>
+            </w:tcBorders>
+          </w:tcPr>
+          <w:p>
+            <w:pPr>
+              <w:spacing w:before="60" w:after="60" w:line="252" w:lineRule="auto"/>
+              <w:jc w:val="left"/>
+            </w:pPr>
+            <w:r/>
+            <w:r>
+              <w:t>734.25</w:t>
+            </w:r>
+          </w:p>
+        </w:tc>
+        <w:tc>
+          <w:tcPr>
+            <w:tcW w:type="dxa" w:w="1152"/>
+            <w:shd w:fill="FFFFFF"/>
+            <w:tcMar>
+              <w:top w:w="100" w:type="dxa"/>
+              <w:bottom w:w="100" w:type="dxa"/>
+              <w:left w:w="120" w:type="dxa"/>
+              <w:right w:w="120" w:type="dxa"/>
+            </w:tcMar>
+            <w:tcBorders>
+              <w:top w:val="single" w:sz="4" w:space="0" w:color="CCCCCC"/>
+              <w:bottom w:val="single" w:sz="4" w:space="0" w:color="CCCCCC"/>
+              <w:left w:val="single" w:sz="4" w:space="0" w:color="CCCCCC"/>
+              <w:right w:val="single" w:sz="4" w:space="0" w:color="CCCCCC"/>
+            </w:tcBorders>
+          </w:tcPr>
+          <w:p>
+            <w:pPr>
+              <w:spacing w:before="60" w:after="60" w:line="252" w:lineRule="auto"/>
+              <w:jc w:val="left"/>
+            </w:pPr>
+            <w:r/>
+            <w:r>
+              <w:t>717.75</w:t>
+            </w:r>
+          </w:p>
+        </w:tc>
+        <w:tc>
+          <w:tcPr>
+            <w:tcW w:type="dxa" w:w="1728"/>
+            <w:shd w:fill="FFFFFF"/>
+            <w:tcMar>
+              <w:top w:w="100" w:type="dxa"/>
+              <w:bottom w:w="100" w:type="dxa"/>
+              <w:left w:w="120" w:type="dxa"/>
+              <w:right w:w="120" w:type="dxa"/>
+            </w:tcMar>
+            <w:tcBorders>
+              <w:top w:val="single" w:sz="4" w:space="0" w:color="CCCCCC"/>
+              <w:bottom w:val="single" w:sz="4" w:space="0" w:color="CCCCCC"/>
+              <w:left w:val="single" w:sz="4" w:space="0" w:color="CCCCCC"/>
+              <w:right w:val="single" w:sz="4" w:space="0" w:color="CCCCCC"/>
+            </w:tcBorders>
+          </w:tcPr>
+          <w:p>
+            <w:pPr>
+              <w:spacing w:before="60" w:after="60" w:line="252" w:lineRule="auto"/>
+              <w:jc w:val="left"/>
+            </w:pPr>
+            <w:r/>
+            <w:r>
+              <w:rPr>
+                <w:b/>
+              </w:rPr>
+              <w:t>727.75</w:t>
+            </w:r>
+          </w:p>
+        </w:tc>
+        <w:tc>
+          <w:tcPr>
+            <w:tcW w:type="dxa" w:w="3456"/>
+            <w:shd w:fill="FFFFFF"/>
+            <w:tcMar>
+              <w:top w:w="100" w:type="dxa"/>
+              <w:bottom w:w="100" w:type="dxa"/>
+              <w:left w:w="120" w:type="dxa"/>
+              <w:right w:w="120" w:type="dxa"/>
+            </w:tcMar>
+            <w:tcBorders>
+              <w:top w:val="single" w:sz="4" w:space="0" w:color="CCCCCC"/>
+              <w:bottom w:val="single" w:sz="4" w:space="0" w:color="CCCCCC"/>
+              <w:left w:val="single" w:sz="4" w:space="0" w:color="CCCCCC"/>
+              <w:right w:val="single" w:sz="4" w:space="0" w:color="CCCCCC"/>
+            </w:tcBorders>
+          </w:tcPr>
+          <w:p>
+            <w:pPr>
+              <w:spacing w:before="60" w:after="60" w:line="252" w:lineRule="auto"/>
+              <w:jc w:val="left"/>
+            </w:pPr>
+            <w:r/>
+            <w:r>
+              <w:rPr>
+                <w:b/>
+              </w:rPr>
+              <w:t>+0.50</w:t>
+            </w:r>
+          </w:p>
+        </w:tc>
+        <w:tc>
+          <w:tcPr>
+            <w:tcW w:type="dxa" w:w="1440"/>
+            <w:shd w:fill="FFFFFF"/>
+            <w:tcMar>
+              <w:top w:w="100" w:type="dxa"/>
+              <w:bottom w:w="100" w:type="dxa"/>
+              <w:left w:w="120" w:type="dxa"/>
+              <w:right w:w="120" w:type="dxa"/>
+            </w:tcMar>
+            <w:tcBorders>
+              <w:top w:val="single" w:sz="4" w:space="0" w:color="CCCCCC"/>
+              <w:bottom w:val="single" w:sz="4" w:space="0" w:color="CCCCCC"/>
+              <w:left w:val="single" w:sz="4" w:space="0" w:color="CCCCCC"/>
+              <w:right w:val="single" w:sz="4" w:space="0" w:color="CCCCCC"/>
+            </w:tcBorders>
+          </w:tcPr>
+          <w:p>
+            <w:pPr>
+              <w:spacing w:before="60" w:after="60" w:line="252" w:lineRule="auto"/>
+              <w:jc w:val="left"/>
+            </w:pPr>
+            <w:r/>
+            <w:r>
+              <w:t>BULL</w:t>
+            </w:r>
+          </w:p>
+        </w:tc>
+      </w:tr>
+      <w:tr>
+        <w:tc>
+          <w:tcPr>
+            <w:tcW w:type="dxa" w:w="1584"/>
+            <w:shd w:fill="F8FAFC"/>
+            <w:tcMar>
+              <w:top w:w="100" w:type="dxa"/>
+              <w:bottom w:w="100" w:type="dxa"/>
+              <w:left w:w="120" w:type="dxa"/>
+              <w:right w:w="120" w:type="dxa"/>
+            </w:tcMar>
+            <w:tcBorders>
+              <w:top w:val="single" w:sz="4" w:space="0" w:color="CCCCCC"/>
+              <w:bottom w:val="single" w:sz="4" w:space="0" w:color="CCCCCC"/>
+              <w:left w:val="single" w:sz="4" w:space="0" w:color="CCCCCC"/>
+              <w:right w:val="single" w:sz="4" w:space="0" w:color="CCCCCC"/>
+            </w:tcBorders>
+          </w:tcPr>
+          <w:p>
+            <w:pPr>
+              <w:spacing w:before="60" w:after="60" w:line="252" w:lineRule="auto"/>
+              <w:jc w:val="left"/>
+            </w:pPr>
+            <w:r/>
+            <w:r>
+              <w:rPr>
+                <w:b/>
+              </w:rPr>
+              <w:t>Thu 27/08</w:t>
+            </w:r>
+          </w:p>
+        </w:tc>
+        <w:tc>
+          <w:tcPr>
+            <w:tcW w:type="dxa" w:w="864"/>
+            <w:shd w:fill="F8FAFC"/>
+            <w:tcMar>
+              <w:top w:w="100" w:type="dxa"/>
+              <w:bottom w:w="100" w:type="dxa"/>
+              <w:left w:w="120" w:type="dxa"/>
+              <w:right w:w="120" w:type="dxa"/>
+            </w:tcMar>
+            <w:tcBorders>
+              <w:top w:val="single" w:sz="4" w:space="0" w:color="CCCCCC"/>
+              <w:bottom w:val="single" w:sz="4" w:space="0" w:color="CCCCCC"/>
+              <w:left w:val="single" w:sz="4" w:space="0" w:color="CCCCCC"/>
+              <w:right w:val="single" w:sz="4" w:space="0" w:color="CCCCCC"/>
+            </w:tcBorders>
+          </w:tcPr>
+          <w:p>
+            <w:pPr>
+              <w:spacing w:before="60" w:after="60" w:line="252" w:lineRule="auto"/>
+              <w:jc w:val="left"/>
+            </w:pPr>
+            <w:r/>
+            <w:r>
+              <w:t>Asia 07-11</w:t>
+            </w:r>
+          </w:p>
+        </w:tc>
+        <w:tc>
+          <w:tcPr>
+            <w:tcW w:type="dxa" w:w="1440"/>
+            <w:shd w:fill="F8FAFC"/>
+            <w:tcMar>
+              <w:top w:w="100" w:type="dxa"/>
+              <w:bottom w:w="100" w:type="dxa"/>
+              <w:left w:w="120" w:type="dxa"/>
+              <w:right w:w="120" w:type="dxa"/>
+            </w:tcMar>
+            <w:tcBorders>
+              <w:top w:val="single" w:sz="4" w:space="0" w:color="CCCCCC"/>
+              <w:bottom w:val="single" w:sz="4" w:space="0" w:color="CCCCCC"/>
+              <w:left w:val="single" w:sz="4" w:space="0" w:color="CCCCCC"/>
+              <w:right w:val="single" w:sz="4" w:space="0" w:color="CCCCCC"/>
+            </w:tcBorders>
+          </w:tcPr>
+          <w:p>
+            <w:pPr>
+              <w:spacing w:before="60" w:after="60" w:line="252" w:lineRule="auto"/>
+              <w:jc w:val="left"/>
+            </w:pPr>
+            <w:r/>
+            <w:r>
+              <w:t>727.75</w:t>
+            </w:r>
+          </w:p>
+        </w:tc>
+        <w:tc>
+          <w:tcPr>
+            <w:tcW w:type="dxa" w:w="2016"/>
+            <w:shd w:fill="F8FAFC"/>
+            <w:tcMar>
+              <w:top w:w="100" w:type="dxa"/>
+              <w:bottom w:w="100" w:type="dxa"/>
+              <w:left w:w="120" w:type="dxa"/>
+              <w:right w:w="120" w:type="dxa"/>
+            </w:tcMar>
+            <w:tcBorders>
+              <w:top w:val="single" w:sz="4" w:space="0" w:color="CCCCCC"/>
+              <w:bottom w:val="single" w:sz="4" w:space="0" w:color="CCCCCC"/>
+              <w:left w:val="single" w:sz="4" w:space="0" w:color="CCCCCC"/>
+              <w:right w:val="single" w:sz="4" w:space="0" w:color="CCCCCC"/>
+            </w:tcBorders>
+          </w:tcPr>
+          <w:p>
+            <w:pPr>
+              <w:spacing w:before="60" w:after="60" w:line="252" w:lineRule="auto"/>
+              <w:jc w:val="left"/>
+            </w:pPr>
+            <w:r/>
+            <w:r>
+              <w:t>738.25</w:t>
+            </w:r>
+          </w:p>
+        </w:tc>
+        <w:tc>
+          <w:tcPr>
+            <w:tcW w:type="dxa" w:w="1152"/>
+            <w:shd w:fill="F8FAFC"/>
+            <w:tcMar>
+              <w:top w:w="100" w:type="dxa"/>
+              <w:bottom w:w="100" w:type="dxa"/>
+              <w:left w:w="120" w:type="dxa"/>
+              <w:right w:w="120" w:type="dxa"/>
+            </w:tcMar>
+            <w:tcBorders>
+              <w:top w:val="single" w:sz="4" w:space="0" w:color="CCCCCC"/>
+              <w:bottom w:val="single" w:sz="4" w:space="0" w:color="CCCCCC"/>
+              <w:left w:val="single" w:sz="4" w:space="0" w:color="CCCCCC"/>
+              <w:right w:val="single" w:sz="4" w:space="0" w:color="CCCCCC"/>
+            </w:tcBorders>
+          </w:tcPr>
+          <w:p>
+            <w:pPr>
+              <w:spacing w:before="60" w:after="60" w:line="252" w:lineRule="auto"/>
+              <w:jc w:val="left"/>
+            </w:pPr>
+            <w:r/>
+            <w:r>
+              <w:t>720.50</w:t>
+            </w:r>
+          </w:p>
+        </w:tc>
+        <w:tc>
+          <w:tcPr>
+            <w:tcW w:type="dxa" w:w="1728"/>
+            <w:shd w:fill="F8FAFC"/>
             <w:tcMar>
               <w:top w:w="100" w:type="dxa"/>
               <w:bottom w:w="100" w:type="dxa"/>
@@ -27965,6 +28670,241 @@
         <w:tc>
           <w:tcPr>
             <w:tcW w:type="dxa" w:w="3456"/>
+            <w:shd w:fill="F8FAFC"/>
+            <w:tcMar>
+              <w:top w:w="100" w:type="dxa"/>
+              <w:bottom w:w="100" w:type="dxa"/>
+              <w:left w:w="120" w:type="dxa"/>
+              <w:right w:w="120" w:type="dxa"/>
+            </w:tcMar>
+            <w:tcBorders>
+              <w:top w:val="single" w:sz="4" w:space="0" w:color="CCCCCC"/>
+              <w:bottom w:val="single" w:sz="4" w:space="0" w:color="CCCCCC"/>
+              <w:left w:val="single" w:sz="4" w:space="0" w:color="CCCCCC"/>
+              <w:right w:val="single" w:sz="4" w:space="0" w:color="CCCCCC"/>
+            </w:tcBorders>
+          </w:tcPr>
+          <w:p>
+            <w:pPr>
+              <w:spacing w:before="60" w:after="60" w:line="252" w:lineRule="auto"/>
+              <w:jc w:val="left"/>
+            </w:pPr>
+            <w:r/>
+            <w:r>
+              <w:rPr>
+                <w:b/>
+              </w:rPr>
+              <w:t>-0.25</w:t>
+            </w:r>
+          </w:p>
+        </w:tc>
+        <w:tc>
+          <w:tcPr>
+            <w:tcW w:type="dxa" w:w="1440"/>
+            <w:shd w:fill="F8FAFC"/>
+            <w:tcMar>
+              <w:top w:w="100" w:type="dxa"/>
+              <w:bottom w:w="100" w:type="dxa"/>
+              <w:left w:w="120" w:type="dxa"/>
+              <w:right w:w="120" w:type="dxa"/>
+            </w:tcMar>
+            <w:tcBorders>
+              <w:top w:val="single" w:sz="4" w:space="0" w:color="CCCCCC"/>
+              <w:bottom w:val="single" w:sz="4" w:space="0" w:color="CCCCCC"/>
+              <w:left w:val="single" w:sz="4" w:space="0" w:color="CCCCCC"/>
+              <w:right w:val="single" w:sz="4" w:space="0" w:color="CCCCCC"/>
+            </w:tcBorders>
+          </w:tcPr>
+          <w:p>
+            <w:pPr>
+              <w:spacing w:before="60" w:after="60" w:line="252" w:lineRule="auto"/>
+              <w:jc w:val="left"/>
+            </w:pPr>
+            <w:r/>
+            <w:r>
+              <w:t>BEAR</w:t>
+            </w:r>
+          </w:p>
+        </w:tc>
+      </w:tr>
+      <w:tr>
+        <w:tc>
+          <w:tcPr>
+            <w:tcW w:type="dxa" w:w="1584"/>
+            <w:shd w:fill="FFFFFF"/>
+            <w:tcMar>
+              <w:top w:w="100" w:type="dxa"/>
+              <w:bottom w:w="100" w:type="dxa"/>
+              <w:left w:w="120" w:type="dxa"/>
+              <w:right w:w="120" w:type="dxa"/>
+            </w:tcMar>
+            <w:tcBorders>
+              <w:top w:val="single" w:sz="4" w:space="0" w:color="CCCCCC"/>
+              <w:bottom w:val="single" w:sz="4" w:space="0" w:color="CCCCCC"/>
+              <w:left w:val="single" w:sz="4" w:space="0" w:color="CCCCCC"/>
+              <w:right w:val="single" w:sz="4" w:space="0" w:color="CCCCCC"/>
+            </w:tcBorders>
+          </w:tcPr>
+          <w:p>
+            <w:pPr>
+              <w:spacing w:before="60" w:after="60" w:line="252" w:lineRule="auto"/>
+              <w:jc w:val="left"/>
+            </w:pPr>
+            <w:r/>
+            <w:r>
+              <w:rPr>
+                <w:b/>
+              </w:rPr>
+              <w:t>Thu 27/08</w:t>
+            </w:r>
+          </w:p>
+        </w:tc>
+        <w:tc>
+          <w:tcPr>
+            <w:tcW w:type="dxa" w:w="864"/>
+            <w:shd w:fill="FFFFFF"/>
+            <w:tcMar>
+              <w:top w:w="100" w:type="dxa"/>
+              <w:bottom w:w="100" w:type="dxa"/>
+              <w:left w:w="120" w:type="dxa"/>
+              <w:right w:w="120" w:type="dxa"/>
+            </w:tcMar>
+            <w:tcBorders>
+              <w:top w:val="single" w:sz="4" w:space="0" w:color="CCCCCC"/>
+              <w:bottom w:val="single" w:sz="4" w:space="0" w:color="CCCCCC"/>
+              <w:left w:val="single" w:sz="4" w:space="0" w:color="CCCCCC"/>
+              <w:right w:val="single" w:sz="4" w:space="0" w:color="CCCCCC"/>
+            </w:tcBorders>
+          </w:tcPr>
+          <w:p>
+            <w:pPr>
+              <w:spacing w:before="60" w:after="60" w:line="252" w:lineRule="auto"/>
+              <w:jc w:val="left"/>
+            </w:pPr>
+            <w:r/>
+            <w:r>
+              <w:t>Asia 11-15</w:t>
+            </w:r>
+          </w:p>
+        </w:tc>
+        <w:tc>
+          <w:tcPr>
+            <w:tcW w:type="dxa" w:w="1440"/>
+            <w:shd w:fill="FFFFFF"/>
+            <w:tcMar>
+              <w:top w:w="100" w:type="dxa"/>
+              <w:bottom w:w="100" w:type="dxa"/>
+              <w:left w:w="120" w:type="dxa"/>
+              <w:right w:w="120" w:type="dxa"/>
+            </w:tcMar>
+            <w:tcBorders>
+              <w:top w:val="single" w:sz="4" w:space="0" w:color="CCCCCC"/>
+              <w:bottom w:val="single" w:sz="4" w:space="0" w:color="CCCCCC"/>
+              <w:left w:val="single" w:sz="4" w:space="0" w:color="CCCCCC"/>
+              <w:right w:val="single" w:sz="4" w:space="0" w:color="CCCCCC"/>
+            </w:tcBorders>
+          </w:tcPr>
+          <w:p>
+            <w:pPr>
+              <w:spacing w:before="60" w:after="60" w:line="252" w:lineRule="auto"/>
+              <w:jc w:val="left"/>
+            </w:pPr>
+            <w:r/>
+            <w:r>
+              <w:t>727.50</w:t>
+            </w:r>
+          </w:p>
+        </w:tc>
+        <w:tc>
+          <w:tcPr>
+            <w:tcW w:type="dxa" w:w="2016"/>
+            <w:shd w:fill="FFFFFF"/>
+            <w:tcMar>
+              <w:top w:w="100" w:type="dxa"/>
+              <w:bottom w:w="100" w:type="dxa"/>
+              <w:left w:w="120" w:type="dxa"/>
+              <w:right w:w="120" w:type="dxa"/>
+            </w:tcMar>
+            <w:tcBorders>
+              <w:top w:val="single" w:sz="4" w:space="0" w:color="CCCCCC"/>
+              <w:bottom w:val="single" w:sz="4" w:space="0" w:color="CCCCCC"/>
+              <w:left w:val="single" w:sz="4" w:space="0" w:color="CCCCCC"/>
+              <w:right w:val="single" w:sz="4" w:space="0" w:color="CCCCCC"/>
+            </w:tcBorders>
+          </w:tcPr>
+          <w:p>
+            <w:pPr>
+              <w:spacing w:before="60" w:after="60" w:line="252" w:lineRule="auto"/>
+              <w:jc w:val="left"/>
+            </w:pPr>
+            <w:r/>
+            <w:r>
+              <w:t>737.25</w:t>
+            </w:r>
+          </w:p>
+        </w:tc>
+        <w:tc>
+          <w:tcPr>
+            <w:tcW w:type="dxa" w:w="1152"/>
+            <w:shd w:fill="FFFFFF"/>
+            <w:tcMar>
+              <w:top w:w="100" w:type="dxa"/>
+              <w:bottom w:w="100" w:type="dxa"/>
+              <w:left w:w="120" w:type="dxa"/>
+              <w:right w:w="120" w:type="dxa"/>
+            </w:tcMar>
+            <w:tcBorders>
+              <w:top w:val="single" w:sz="4" w:space="0" w:color="CCCCCC"/>
+              <w:bottom w:val="single" w:sz="4" w:space="0" w:color="CCCCCC"/>
+              <w:left w:val="single" w:sz="4" w:space="0" w:color="CCCCCC"/>
+              <w:right w:val="single" w:sz="4" w:space="0" w:color="CCCCCC"/>
+            </w:tcBorders>
+          </w:tcPr>
+          <w:p>
+            <w:pPr>
+              <w:spacing w:before="60" w:after="60" w:line="252" w:lineRule="auto"/>
+              <w:jc w:val="left"/>
+            </w:pPr>
+            <w:r/>
+            <w:r>
+              <w:t>717.75</w:t>
+            </w:r>
+          </w:p>
+        </w:tc>
+        <w:tc>
+          <w:tcPr>
+            <w:tcW w:type="dxa" w:w="1728"/>
+            <w:shd w:fill="FFFFFF"/>
+            <w:tcMar>
+              <w:top w:w="100" w:type="dxa"/>
+              <w:bottom w:w="100" w:type="dxa"/>
+              <w:left w:w="120" w:type="dxa"/>
+              <w:right w:w="120" w:type="dxa"/>
+            </w:tcMar>
+            <w:tcBorders>
+              <w:top w:val="single" w:sz="4" w:space="0" w:color="CCCCCC"/>
+              <w:bottom w:val="single" w:sz="4" w:space="0" w:color="CCCCCC"/>
+              <w:left w:val="single" w:sz="4" w:space="0" w:color="CCCCCC"/>
+              <w:right w:val="single" w:sz="4" w:space="0" w:color="CCCCCC"/>
+            </w:tcBorders>
+          </w:tcPr>
+          <w:p>
+            <w:pPr>
+              <w:spacing w:before="60" w:after="60" w:line="252" w:lineRule="auto"/>
+              <w:jc w:val="left"/>
+            </w:pPr>
+            <w:r/>
+            <w:r>
+              <w:rPr>
+                <w:b/>
+              </w:rPr>
+              <w:t>728.00</w:t>
+            </w:r>
+          </w:p>
+        </w:tc>
+        <w:tc>
+          <w:tcPr>
+            <w:tcW w:type="dxa" w:w="3456"/>
             <w:shd w:fill="FFFFFF"/>
             <w:tcMar>
               <w:top w:w="100" w:type="dxa"/>
@@ -28050,7 +28990,7 @@
               <w:rPr>
                 <w:b/>
               </w:rPr>
-              <w:t>Wed 26/08</w:t>
+              <w:t>Thu 27/08</w:t>
             </w:r>
           </w:p>
         </w:tc>
@@ -28078,7 +29018,7 @@
             </w:pPr>
             <w:r/>
             <w:r>
-              <w:t>NY Open 21-23</w:t>
+              <w:t>London 15-19</w:t>
             </w:r>
           </w:p>
         </w:tc>
@@ -28106,7 +29046,7 @@
             </w:pPr>
             <w:r/>
             <w:r>
-              <w:t>727.50</w:t>
+              <w:t>728.00</w:t>
             </w:r>
           </w:p>
         </w:tc>
@@ -28134,7 +29074,7 @@
             </w:pPr>
             <w:r/>
             <w:r>
-              <w:t>739.75</w:t>
+              <w:t>738.75</w:t>
             </w:r>
           </w:p>
         </w:tc>
@@ -28162,7 +29102,7 @@
             </w:pPr>
             <w:r/>
             <w:r>
-              <w:t>713.25</w:t>
+              <w:t>720.75</w:t>
             </w:r>
           </w:p>
         </w:tc>
@@ -28193,7 +29133,7 @@
               <w:rPr>
                 <w:b/>
               </w:rPr>
-              <w:t>726.00</w:t>
+              <w:t>728.75</w:t>
             </w:r>
           </w:p>
         </w:tc>
@@ -28224,7 +29164,7 @@
               <w:rPr>
                 <w:b/>
               </w:rPr>
-              <w:t>-1.50</w:t>
+              <w:t>+0.75</w:t>
             </w:r>
           </w:p>
         </w:tc>
@@ -28252,7 +29192,7 @@
             </w:pPr>
             <w:r/>
             <w:r>
-              <w:t>BEAR</w:t>
+              <w:t>BULL</w:t>
             </w:r>
           </w:p>
         </w:tc>
@@ -28285,7 +29225,7 @@
               <w:rPr>
                 <w:b/>
               </w:rPr>
-              <w:t>Wed 26/08</w:t>
+              <w:t>Thu 27/08</w:t>
             </w:r>
           </w:p>
         </w:tc>
@@ -28313,7 +29253,7 @@
             </w:pPr>
             <w:r/>
             <w:r>
-              <w:t>NY Close 23-01</w:t>
+              <w:t>Pre-NY 19-21</w:t>
             </w:r>
           </w:p>
         </w:tc>
@@ -28341,7 +29281,7 @@
             </w:pPr>
             <w:r/>
             <w:r>
-              <w:t>726.00</w:t>
+              <w:t>728.75</w:t>
             </w:r>
           </w:p>
         </w:tc>
@@ -28369,7 +29309,7 @@
             </w:pPr>
             <w:r/>
             <w:r>
-              <w:t>733.00</w:t>
+              <w:t>735.25</w:t>
             </w:r>
           </w:p>
         </w:tc>
@@ -28397,7 +29337,7 @@
             </w:pPr>
             <w:r/>
             <w:r>
-              <w:t>716.50</w:t>
+              <w:t>720.25</w:t>
             </w:r>
           </w:p>
         </w:tc>
@@ -28428,7 +29368,7 @@
               <w:rPr>
                 <w:b/>
               </w:rPr>
-              <w:t>726.50</w:t>
+              <w:t>729.25</w:t>
             </w:r>
           </w:p>
         </w:tc>
@@ -28548,7 +29488,7 @@
             </w:pPr>
             <w:r/>
             <w:r>
-              <w:t>Asia 07-11</w:t>
+              <w:t>NY Open 21-23</w:t>
             </w:r>
           </w:p>
         </w:tc>
@@ -28576,7 +29516,7 @@
             </w:pPr>
             <w:r/>
             <w:r>
-              <w:t>726.50</w:t>
+              <w:t>729.25</w:t>
             </w:r>
           </w:p>
         </w:tc>
@@ -28604,7 +29544,7 @@
             </w:pPr>
             <w:r/>
             <w:r>
-              <w:t>737.00</w:t>
+              <w:t>740.25</w:t>
             </w:r>
           </w:p>
         </w:tc>
@@ -28632,7 +29572,7 @@
             </w:pPr>
             <w:r/>
             <w:r>
-              <w:t>719.25</w:t>
+              <w:t>717.50</w:t>
             </w:r>
           </w:p>
         </w:tc>
@@ -28663,7 +29603,7 @@
               <w:rPr>
                 <w:b/>
               </w:rPr>
-              <w:t>726.25</w:t>
+              <w:t>732.75</w:t>
             </w:r>
           </w:p>
         </w:tc>
@@ -28671,6 +29611,1181 @@
           <w:tcPr>
             <w:tcW w:type="dxa" w:w="3456"/>
             <w:shd w:fill="F8FAFC"/>
+            <w:tcMar>
+              <w:top w:w="100" w:type="dxa"/>
+              <w:bottom w:w="100" w:type="dxa"/>
+              <w:left w:w="120" w:type="dxa"/>
+              <w:right w:w="120" w:type="dxa"/>
+            </w:tcMar>
+            <w:tcBorders>
+              <w:top w:val="single" w:sz="4" w:space="0" w:color="CCCCCC"/>
+              <w:bottom w:val="single" w:sz="4" w:space="0" w:color="CCCCCC"/>
+              <w:left w:val="single" w:sz="4" w:space="0" w:color="CCCCCC"/>
+              <w:right w:val="single" w:sz="4" w:space="0" w:color="CCCCCC"/>
+            </w:tcBorders>
+          </w:tcPr>
+          <w:p>
+            <w:pPr>
+              <w:spacing w:before="60" w:after="60" w:line="252" w:lineRule="auto"/>
+              <w:jc w:val="left"/>
+            </w:pPr>
+            <w:r/>
+            <w:r>
+              <w:rPr>
+                <w:b/>
+              </w:rPr>
+              <w:t>+3.50</w:t>
+            </w:r>
+          </w:p>
+        </w:tc>
+        <w:tc>
+          <w:tcPr>
+            <w:tcW w:type="dxa" w:w="1440"/>
+            <w:shd w:fill="F8FAFC"/>
+            <w:tcMar>
+              <w:top w:w="100" w:type="dxa"/>
+              <w:bottom w:w="100" w:type="dxa"/>
+              <w:left w:w="120" w:type="dxa"/>
+              <w:right w:w="120" w:type="dxa"/>
+            </w:tcMar>
+            <w:tcBorders>
+              <w:top w:val="single" w:sz="4" w:space="0" w:color="CCCCCC"/>
+              <w:bottom w:val="single" w:sz="4" w:space="0" w:color="CCCCCC"/>
+              <w:left w:val="single" w:sz="4" w:space="0" w:color="CCCCCC"/>
+              <w:right w:val="single" w:sz="4" w:space="0" w:color="CCCCCC"/>
+            </w:tcBorders>
+          </w:tcPr>
+          <w:p>
+            <w:pPr>
+              <w:spacing w:before="60" w:after="60" w:line="252" w:lineRule="auto"/>
+              <w:jc w:val="left"/>
+            </w:pPr>
+            <w:r/>
+            <w:r>
+              <w:t>BULL</w:t>
+            </w:r>
+          </w:p>
+        </w:tc>
+      </w:tr>
+      <w:tr>
+        <w:tc>
+          <w:tcPr>
+            <w:tcW w:type="dxa" w:w="1584"/>
+            <w:shd w:fill="FFFFFF"/>
+            <w:tcMar>
+              <w:top w:w="100" w:type="dxa"/>
+              <w:bottom w:w="100" w:type="dxa"/>
+              <w:left w:w="120" w:type="dxa"/>
+              <w:right w:w="120" w:type="dxa"/>
+            </w:tcMar>
+            <w:tcBorders>
+              <w:top w:val="single" w:sz="4" w:space="0" w:color="CCCCCC"/>
+              <w:bottom w:val="single" w:sz="4" w:space="0" w:color="CCCCCC"/>
+              <w:left w:val="single" w:sz="4" w:space="0" w:color="CCCCCC"/>
+              <w:right w:val="single" w:sz="4" w:space="0" w:color="CCCCCC"/>
+            </w:tcBorders>
+          </w:tcPr>
+          <w:p>
+            <w:pPr>
+              <w:spacing w:before="60" w:after="60" w:line="252" w:lineRule="auto"/>
+              <w:jc w:val="left"/>
+            </w:pPr>
+            <w:r/>
+            <w:r>
+              <w:rPr>
+                <w:b/>
+              </w:rPr>
+              <w:t>Thu 27/08</w:t>
+            </w:r>
+          </w:p>
+        </w:tc>
+        <w:tc>
+          <w:tcPr>
+            <w:tcW w:type="dxa" w:w="864"/>
+            <w:shd w:fill="FFFFFF"/>
+            <w:tcMar>
+              <w:top w:w="100" w:type="dxa"/>
+              <w:bottom w:w="100" w:type="dxa"/>
+              <w:left w:w="120" w:type="dxa"/>
+              <w:right w:w="120" w:type="dxa"/>
+            </w:tcMar>
+            <w:tcBorders>
+              <w:top w:val="single" w:sz="4" w:space="0" w:color="CCCCCC"/>
+              <w:bottom w:val="single" w:sz="4" w:space="0" w:color="CCCCCC"/>
+              <w:left w:val="single" w:sz="4" w:space="0" w:color="CCCCCC"/>
+              <w:right w:val="single" w:sz="4" w:space="0" w:color="CCCCCC"/>
+            </w:tcBorders>
+          </w:tcPr>
+          <w:p>
+            <w:pPr>
+              <w:spacing w:before="60" w:after="60" w:line="252" w:lineRule="auto"/>
+              <w:jc w:val="left"/>
+            </w:pPr>
+            <w:r/>
+            <w:r>
+              <w:t>NY Close 23-01</w:t>
+            </w:r>
+          </w:p>
+        </w:tc>
+        <w:tc>
+          <w:tcPr>
+            <w:tcW w:type="dxa" w:w="1440"/>
+            <w:shd w:fill="FFFFFF"/>
+            <w:tcMar>
+              <w:top w:w="100" w:type="dxa"/>
+              <w:bottom w:w="100" w:type="dxa"/>
+              <w:left w:w="120" w:type="dxa"/>
+              <w:right w:w="120" w:type="dxa"/>
+            </w:tcMar>
+            <w:tcBorders>
+              <w:top w:val="single" w:sz="4" w:space="0" w:color="CCCCCC"/>
+              <w:bottom w:val="single" w:sz="4" w:space="0" w:color="CCCCCC"/>
+              <w:left w:val="single" w:sz="4" w:space="0" w:color="CCCCCC"/>
+              <w:right w:val="single" w:sz="4" w:space="0" w:color="CCCCCC"/>
+            </w:tcBorders>
+          </w:tcPr>
+          <w:p>
+            <w:pPr>
+              <w:spacing w:before="60" w:after="60" w:line="252" w:lineRule="auto"/>
+              <w:jc w:val="left"/>
+            </w:pPr>
+            <w:r/>
+            <w:r>
+              <w:t>732.75</w:t>
+            </w:r>
+          </w:p>
+        </w:tc>
+        <w:tc>
+          <w:tcPr>
+            <w:tcW w:type="dxa" w:w="2016"/>
+            <w:shd w:fill="FFFFFF"/>
+            <w:tcMar>
+              <w:top w:w="100" w:type="dxa"/>
+              <w:bottom w:w="100" w:type="dxa"/>
+              <w:left w:w="120" w:type="dxa"/>
+              <w:right w:w="120" w:type="dxa"/>
+            </w:tcMar>
+            <w:tcBorders>
+              <w:top w:val="single" w:sz="4" w:space="0" w:color="CCCCCC"/>
+              <w:bottom w:val="single" w:sz="4" w:space="0" w:color="CCCCCC"/>
+              <w:left w:val="single" w:sz="4" w:space="0" w:color="CCCCCC"/>
+              <w:right w:val="single" w:sz="4" w:space="0" w:color="CCCCCC"/>
+            </w:tcBorders>
+          </w:tcPr>
+          <w:p>
+            <w:pPr>
+              <w:spacing w:before="60" w:after="60" w:line="252" w:lineRule="auto"/>
+              <w:jc w:val="left"/>
+            </w:pPr>
+            <w:r/>
+            <w:r>
+              <w:t>738.25</w:t>
+            </w:r>
+          </w:p>
+        </w:tc>
+        <w:tc>
+          <w:tcPr>
+            <w:tcW w:type="dxa" w:w="1152"/>
+            <w:shd w:fill="FFFFFF"/>
+            <w:tcMar>
+              <w:top w:w="100" w:type="dxa"/>
+              <w:bottom w:w="100" w:type="dxa"/>
+              <w:left w:w="120" w:type="dxa"/>
+              <w:right w:w="120" w:type="dxa"/>
+            </w:tcMar>
+            <w:tcBorders>
+              <w:top w:val="single" w:sz="4" w:space="0" w:color="CCCCCC"/>
+              <w:bottom w:val="single" w:sz="4" w:space="0" w:color="CCCCCC"/>
+              <w:left w:val="single" w:sz="4" w:space="0" w:color="CCCCCC"/>
+              <w:right w:val="single" w:sz="4" w:space="0" w:color="CCCCCC"/>
+            </w:tcBorders>
+          </w:tcPr>
+          <w:p>
+            <w:pPr>
+              <w:spacing w:before="60" w:after="60" w:line="252" w:lineRule="auto"/>
+              <w:jc w:val="left"/>
+            </w:pPr>
+            <w:r/>
+            <w:r>
+              <w:t>725.00</w:t>
+            </w:r>
+          </w:p>
+        </w:tc>
+        <w:tc>
+          <w:tcPr>
+            <w:tcW w:type="dxa" w:w="1728"/>
+            <w:shd w:fill="FFFFFF"/>
+            <w:tcMar>
+              <w:top w:w="100" w:type="dxa"/>
+              <w:bottom w:w="100" w:type="dxa"/>
+              <w:left w:w="120" w:type="dxa"/>
+              <w:right w:w="120" w:type="dxa"/>
+            </w:tcMar>
+            <w:tcBorders>
+              <w:top w:val="single" w:sz="4" w:space="0" w:color="CCCCCC"/>
+              <w:bottom w:val="single" w:sz="4" w:space="0" w:color="CCCCCC"/>
+              <w:left w:val="single" w:sz="4" w:space="0" w:color="CCCCCC"/>
+              <w:right w:val="single" w:sz="4" w:space="0" w:color="CCCCCC"/>
+            </w:tcBorders>
+          </w:tcPr>
+          <w:p>
+            <w:pPr>
+              <w:spacing w:before="60" w:after="60" w:line="252" w:lineRule="auto"/>
+              <w:jc w:val="left"/>
+            </w:pPr>
+            <w:r/>
+            <w:r>
+              <w:rPr>
+                <w:b/>
+              </w:rPr>
+              <w:t>733.50</w:t>
+            </w:r>
+          </w:p>
+        </w:tc>
+        <w:tc>
+          <w:tcPr>
+            <w:tcW w:type="dxa" w:w="3456"/>
+            <w:shd w:fill="FFFFFF"/>
+            <w:tcMar>
+              <w:top w:w="100" w:type="dxa"/>
+              <w:bottom w:w="100" w:type="dxa"/>
+              <w:left w:w="120" w:type="dxa"/>
+              <w:right w:w="120" w:type="dxa"/>
+            </w:tcMar>
+            <w:tcBorders>
+              <w:top w:val="single" w:sz="4" w:space="0" w:color="CCCCCC"/>
+              <w:bottom w:val="single" w:sz="4" w:space="0" w:color="CCCCCC"/>
+              <w:left w:val="single" w:sz="4" w:space="0" w:color="CCCCCC"/>
+              <w:right w:val="single" w:sz="4" w:space="0" w:color="CCCCCC"/>
+            </w:tcBorders>
+          </w:tcPr>
+          <w:p>
+            <w:pPr>
+              <w:spacing w:before="60" w:after="60" w:line="252" w:lineRule="auto"/>
+              <w:jc w:val="left"/>
+            </w:pPr>
+            <w:r/>
+            <w:r>
+              <w:rPr>
+                <w:b/>
+              </w:rPr>
+              <w:t>+0.75</w:t>
+            </w:r>
+          </w:p>
+        </w:tc>
+        <w:tc>
+          <w:tcPr>
+            <w:tcW w:type="dxa" w:w="1440"/>
+            <w:shd w:fill="FFFFFF"/>
+            <w:tcMar>
+              <w:top w:w="100" w:type="dxa"/>
+              <w:bottom w:w="100" w:type="dxa"/>
+              <w:left w:w="120" w:type="dxa"/>
+              <w:right w:w="120" w:type="dxa"/>
+            </w:tcMar>
+            <w:tcBorders>
+              <w:top w:val="single" w:sz="4" w:space="0" w:color="CCCCCC"/>
+              <w:bottom w:val="single" w:sz="4" w:space="0" w:color="CCCCCC"/>
+              <w:left w:val="single" w:sz="4" w:space="0" w:color="CCCCCC"/>
+              <w:right w:val="single" w:sz="4" w:space="0" w:color="CCCCCC"/>
+            </w:tcBorders>
+          </w:tcPr>
+          <w:p>
+            <w:pPr>
+              <w:spacing w:before="60" w:after="60" w:line="252" w:lineRule="auto"/>
+              <w:jc w:val="left"/>
+            </w:pPr>
+            <w:r/>
+            <w:r>
+              <w:t>BULL</w:t>
+            </w:r>
+          </w:p>
+        </w:tc>
+      </w:tr>
+      <w:tr>
+        <w:tc>
+          <w:tcPr>
+            <w:tcW w:type="dxa" w:w="1584"/>
+            <w:shd w:fill="F8FAFC"/>
+            <w:tcMar>
+              <w:top w:w="100" w:type="dxa"/>
+              <w:bottom w:w="100" w:type="dxa"/>
+              <w:left w:w="120" w:type="dxa"/>
+              <w:right w:w="120" w:type="dxa"/>
+            </w:tcMar>
+            <w:tcBorders>
+              <w:top w:val="single" w:sz="4" w:space="0" w:color="CCCCCC"/>
+              <w:bottom w:val="single" w:sz="4" w:space="0" w:color="CCCCCC"/>
+              <w:left w:val="single" w:sz="4" w:space="0" w:color="CCCCCC"/>
+              <w:right w:val="single" w:sz="4" w:space="0" w:color="CCCCCC"/>
+            </w:tcBorders>
+          </w:tcPr>
+          <w:p>
+            <w:pPr>
+              <w:spacing w:before="60" w:after="60" w:line="252" w:lineRule="auto"/>
+              <w:jc w:val="left"/>
+            </w:pPr>
+            <w:r/>
+            <w:r>
+              <w:rPr>
+                <w:b/>
+              </w:rPr>
+              <w:t>Fri 28/08</w:t>
+            </w:r>
+          </w:p>
+        </w:tc>
+        <w:tc>
+          <w:tcPr>
+            <w:tcW w:type="dxa" w:w="864"/>
+            <w:shd w:fill="F8FAFC"/>
+            <w:tcMar>
+              <w:top w:w="100" w:type="dxa"/>
+              <w:bottom w:w="100" w:type="dxa"/>
+              <w:left w:w="120" w:type="dxa"/>
+              <w:right w:w="120" w:type="dxa"/>
+            </w:tcMar>
+            <w:tcBorders>
+              <w:top w:val="single" w:sz="4" w:space="0" w:color="CCCCCC"/>
+              <w:bottom w:val="single" w:sz="4" w:space="0" w:color="CCCCCC"/>
+              <w:left w:val="single" w:sz="4" w:space="0" w:color="CCCCCC"/>
+              <w:right w:val="single" w:sz="4" w:space="0" w:color="CCCCCC"/>
+            </w:tcBorders>
+          </w:tcPr>
+          <w:p>
+            <w:pPr>
+              <w:spacing w:before="60" w:after="60" w:line="252" w:lineRule="auto"/>
+              <w:jc w:val="left"/>
+            </w:pPr>
+            <w:r/>
+            <w:r>
+              <w:t>Asia 07-11</w:t>
+            </w:r>
+          </w:p>
+        </w:tc>
+        <w:tc>
+          <w:tcPr>
+            <w:tcW w:type="dxa" w:w="1440"/>
+            <w:shd w:fill="F8FAFC"/>
+            <w:tcMar>
+              <w:top w:w="100" w:type="dxa"/>
+              <w:bottom w:w="100" w:type="dxa"/>
+              <w:left w:w="120" w:type="dxa"/>
+              <w:right w:w="120" w:type="dxa"/>
+            </w:tcMar>
+            <w:tcBorders>
+              <w:top w:val="single" w:sz="4" w:space="0" w:color="CCCCCC"/>
+              <w:bottom w:val="single" w:sz="4" w:space="0" w:color="CCCCCC"/>
+              <w:left w:val="single" w:sz="4" w:space="0" w:color="CCCCCC"/>
+              <w:right w:val="single" w:sz="4" w:space="0" w:color="CCCCCC"/>
+            </w:tcBorders>
+          </w:tcPr>
+          <w:p>
+            <w:pPr>
+              <w:spacing w:before="60" w:after="60" w:line="252" w:lineRule="auto"/>
+              <w:jc w:val="left"/>
+            </w:pPr>
+            <w:r/>
+            <w:r>
+              <w:t>733.50</w:t>
+            </w:r>
+          </w:p>
+        </w:tc>
+        <w:tc>
+          <w:tcPr>
+            <w:tcW w:type="dxa" w:w="2016"/>
+            <w:shd w:fill="F8FAFC"/>
+            <w:tcMar>
+              <w:top w:w="100" w:type="dxa"/>
+              <w:bottom w:w="100" w:type="dxa"/>
+              <w:left w:w="120" w:type="dxa"/>
+              <w:right w:w="120" w:type="dxa"/>
+            </w:tcMar>
+            <w:tcBorders>
+              <w:top w:val="single" w:sz="4" w:space="0" w:color="CCCCCC"/>
+              <w:bottom w:val="single" w:sz="4" w:space="0" w:color="CCCCCC"/>
+              <w:left w:val="single" w:sz="4" w:space="0" w:color="CCCCCC"/>
+              <w:right w:val="single" w:sz="4" w:space="0" w:color="CCCCCC"/>
+            </w:tcBorders>
+          </w:tcPr>
+          <w:p>
+            <w:pPr>
+              <w:spacing w:before="60" w:after="60" w:line="252" w:lineRule="auto"/>
+              <w:jc w:val="left"/>
+            </w:pPr>
+            <w:r/>
+            <w:r>
+              <w:t>742.75</w:t>
+            </w:r>
+          </w:p>
+        </w:tc>
+        <w:tc>
+          <w:tcPr>
+            <w:tcW w:type="dxa" w:w="1152"/>
+            <w:shd w:fill="F8FAFC"/>
+            <w:tcMar>
+              <w:top w:w="100" w:type="dxa"/>
+              <w:bottom w:w="100" w:type="dxa"/>
+              <w:left w:w="120" w:type="dxa"/>
+              <w:right w:w="120" w:type="dxa"/>
+            </w:tcMar>
+            <w:tcBorders>
+              <w:top w:val="single" w:sz="4" w:space="0" w:color="CCCCCC"/>
+              <w:bottom w:val="single" w:sz="4" w:space="0" w:color="CCCCCC"/>
+              <w:left w:val="single" w:sz="4" w:space="0" w:color="CCCCCC"/>
+              <w:right w:val="single" w:sz="4" w:space="0" w:color="CCCCCC"/>
+            </w:tcBorders>
+          </w:tcPr>
+          <w:p>
+            <w:pPr>
+              <w:spacing w:before="60" w:after="60" w:line="252" w:lineRule="auto"/>
+              <w:jc w:val="left"/>
+            </w:pPr>
+            <w:r/>
+            <w:r>
+              <w:t>727.00</w:t>
+            </w:r>
+          </w:p>
+        </w:tc>
+        <w:tc>
+          <w:tcPr>
+            <w:tcW w:type="dxa" w:w="1728"/>
+            <w:shd w:fill="F8FAFC"/>
+            <w:tcMar>
+              <w:top w:w="100" w:type="dxa"/>
+              <w:bottom w:w="100" w:type="dxa"/>
+              <w:left w:w="120" w:type="dxa"/>
+              <w:right w:w="120" w:type="dxa"/>
+            </w:tcMar>
+            <w:tcBorders>
+              <w:top w:val="single" w:sz="4" w:space="0" w:color="CCCCCC"/>
+              <w:bottom w:val="single" w:sz="4" w:space="0" w:color="CCCCCC"/>
+              <w:left w:val="single" w:sz="4" w:space="0" w:color="CCCCCC"/>
+              <w:right w:val="single" w:sz="4" w:space="0" w:color="CCCCCC"/>
+            </w:tcBorders>
+          </w:tcPr>
+          <w:p>
+            <w:pPr>
+              <w:spacing w:before="60" w:after="60" w:line="252" w:lineRule="auto"/>
+              <w:jc w:val="left"/>
+            </w:pPr>
+            <w:r/>
+            <w:r>
+              <w:rPr>
+                <w:b/>
+              </w:rPr>
+              <w:t>732.75</w:t>
+            </w:r>
+          </w:p>
+        </w:tc>
+        <w:tc>
+          <w:tcPr>
+            <w:tcW w:type="dxa" w:w="3456"/>
+            <w:shd w:fill="F8FAFC"/>
+            <w:tcMar>
+              <w:top w:w="100" w:type="dxa"/>
+              <w:bottom w:w="100" w:type="dxa"/>
+              <w:left w:w="120" w:type="dxa"/>
+              <w:right w:w="120" w:type="dxa"/>
+            </w:tcMar>
+            <w:tcBorders>
+              <w:top w:val="single" w:sz="4" w:space="0" w:color="CCCCCC"/>
+              <w:bottom w:val="single" w:sz="4" w:space="0" w:color="CCCCCC"/>
+              <w:left w:val="single" w:sz="4" w:space="0" w:color="CCCCCC"/>
+              <w:right w:val="single" w:sz="4" w:space="0" w:color="CCCCCC"/>
+            </w:tcBorders>
+          </w:tcPr>
+          <w:p>
+            <w:pPr>
+              <w:spacing w:before="60" w:after="60" w:line="252" w:lineRule="auto"/>
+              <w:jc w:val="left"/>
+            </w:pPr>
+            <w:r/>
+            <w:r>
+              <w:rPr>
+                <w:b/>
+              </w:rPr>
+              <w:t>-0.75</w:t>
+            </w:r>
+          </w:p>
+        </w:tc>
+        <w:tc>
+          <w:tcPr>
+            <w:tcW w:type="dxa" w:w="1440"/>
+            <w:shd w:fill="F8FAFC"/>
+            <w:tcMar>
+              <w:top w:w="100" w:type="dxa"/>
+              <w:bottom w:w="100" w:type="dxa"/>
+              <w:left w:w="120" w:type="dxa"/>
+              <w:right w:w="120" w:type="dxa"/>
+            </w:tcMar>
+            <w:tcBorders>
+              <w:top w:val="single" w:sz="4" w:space="0" w:color="CCCCCC"/>
+              <w:bottom w:val="single" w:sz="4" w:space="0" w:color="CCCCCC"/>
+              <w:left w:val="single" w:sz="4" w:space="0" w:color="CCCCCC"/>
+              <w:right w:val="single" w:sz="4" w:space="0" w:color="CCCCCC"/>
+            </w:tcBorders>
+          </w:tcPr>
+          <w:p>
+            <w:pPr>
+              <w:spacing w:before="60" w:after="60" w:line="252" w:lineRule="auto"/>
+              <w:jc w:val="left"/>
+            </w:pPr>
+            <w:r/>
+            <w:r>
+              <w:t>BEAR</w:t>
+            </w:r>
+          </w:p>
+        </w:tc>
+      </w:tr>
+      <w:tr>
+        <w:tc>
+          <w:tcPr>
+            <w:tcW w:type="dxa" w:w="1584"/>
+            <w:shd w:fill="FFFFFF"/>
+            <w:tcMar>
+              <w:top w:w="100" w:type="dxa"/>
+              <w:bottom w:w="100" w:type="dxa"/>
+              <w:left w:w="120" w:type="dxa"/>
+              <w:right w:w="120" w:type="dxa"/>
+            </w:tcMar>
+            <w:tcBorders>
+              <w:top w:val="single" w:sz="4" w:space="0" w:color="CCCCCC"/>
+              <w:bottom w:val="single" w:sz="4" w:space="0" w:color="CCCCCC"/>
+              <w:left w:val="single" w:sz="4" w:space="0" w:color="CCCCCC"/>
+              <w:right w:val="single" w:sz="4" w:space="0" w:color="CCCCCC"/>
+            </w:tcBorders>
+          </w:tcPr>
+          <w:p>
+            <w:pPr>
+              <w:spacing w:before="60" w:after="60" w:line="252" w:lineRule="auto"/>
+              <w:jc w:val="left"/>
+            </w:pPr>
+            <w:r/>
+            <w:r>
+              <w:rPr>
+                <w:b/>
+              </w:rPr>
+              <w:t>Fri 28/08</w:t>
+            </w:r>
+          </w:p>
+        </w:tc>
+        <w:tc>
+          <w:tcPr>
+            <w:tcW w:type="dxa" w:w="864"/>
+            <w:shd w:fill="FFFFFF"/>
+            <w:tcMar>
+              <w:top w:w="100" w:type="dxa"/>
+              <w:bottom w:w="100" w:type="dxa"/>
+              <w:left w:w="120" w:type="dxa"/>
+              <w:right w:w="120" w:type="dxa"/>
+            </w:tcMar>
+            <w:tcBorders>
+              <w:top w:val="single" w:sz="4" w:space="0" w:color="CCCCCC"/>
+              <w:bottom w:val="single" w:sz="4" w:space="0" w:color="CCCCCC"/>
+              <w:left w:val="single" w:sz="4" w:space="0" w:color="CCCCCC"/>
+              <w:right w:val="single" w:sz="4" w:space="0" w:color="CCCCCC"/>
+            </w:tcBorders>
+          </w:tcPr>
+          <w:p>
+            <w:pPr>
+              <w:spacing w:before="60" w:after="60" w:line="252" w:lineRule="auto"/>
+              <w:jc w:val="left"/>
+            </w:pPr>
+            <w:r/>
+            <w:r>
+              <w:t>Asia 11-15</w:t>
+            </w:r>
+          </w:p>
+        </w:tc>
+        <w:tc>
+          <w:tcPr>
+            <w:tcW w:type="dxa" w:w="1440"/>
+            <w:shd w:fill="FFFFFF"/>
+            <w:tcMar>
+              <w:top w:w="100" w:type="dxa"/>
+              <w:bottom w:w="100" w:type="dxa"/>
+              <w:left w:w="120" w:type="dxa"/>
+              <w:right w:w="120" w:type="dxa"/>
+            </w:tcMar>
+            <w:tcBorders>
+              <w:top w:val="single" w:sz="4" w:space="0" w:color="CCCCCC"/>
+              <w:bottom w:val="single" w:sz="4" w:space="0" w:color="CCCCCC"/>
+              <w:left w:val="single" w:sz="4" w:space="0" w:color="CCCCCC"/>
+              <w:right w:val="single" w:sz="4" w:space="0" w:color="CCCCCC"/>
+            </w:tcBorders>
+          </w:tcPr>
+          <w:p>
+            <w:pPr>
+              <w:spacing w:before="60" w:after="60" w:line="252" w:lineRule="auto"/>
+              <w:jc w:val="left"/>
+            </w:pPr>
+            <w:r/>
+            <w:r>
+              <w:t>732.75</w:t>
+            </w:r>
+          </w:p>
+        </w:tc>
+        <w:tc>
+          <w:tcPr>
+            <w:tcW w:type="dxa" w:w="2016"/>
+            <w:shd w:fill="FFFFFF"/>
+            <w:tcMar>
+              <w:top w:w="100" w:type="dxa"/>
+              <w:bottom w:w="100" w:type="dxa"/>
+              <w:left w:w="120" w:type="dxa"/>
+              <w:right w:w="120" w:type="dxa"/>
+            </w:tcMar>
+            <w:tcBorders>
+              <w:top w:val="single" w:sz="4" w:space="0" w:color="CCCCCC"/>
+              <w:bottom w:val="single" w:sz="4" w:space="0" w:color="CCCCCC"/>
+              <w:left w:val="single" w:sz="4" w:space="0" w:color="CCCCCC"/>
+              <w:right w:val="single" w:sz="4" w:space="0" w:color="CCCCCC"/>
+            </w:tcBorders>
+          </w:tcPr>
+          <w:p>
+            <w:pPr>
+              <w:spacing w:before="60" w:after="60" w:line="252" w:lineRule="auto"/>
+              <w:jc w:val="left"/>
+            </w:pPr>
+            <w:r/>
+            <w:r>
+              <w:t>740.25</w:t>
+            </w:r>
+          </w:p>
+        </w:tc>
+        <w:tc>
+          <w:tcPr>
+            <w:tcW w:type="dxa" w:w="1152"/>
+            <w:shd w:fill="FFFFFF"/>
+            <w:tcMar>
+              <w:top w:w="100" w:type="dxa"/>
+              <w:bottom w:w="100" w:type="dxa"/>
+              <w:left w:w="120" w:type="dxa"/>
+              <w:right w:w="120" w:type="dxa"/>
+            </w:tcMar>
+            <w:tcBorders>
+              <w:top w:val="single" w:sz="4" w:space="0" w:color="CCCCCC"/>
+              <w:bottom w:val="single" w:sz="4" w:space="0" w:color="CCCCCC"/>
+              <w:left w:val="single" w:sz="4" w:space="0" w:color="CCCCCC"/>
+              <w:right w:val="single" w:sz="4" w:space="0" w:color="CCCCCC"/>
+            </w:tcBorders>
+          </w:tcPr>
+          <w:p>
+            <w:pPr>
+              <w:spacing w:before="60" w:after="60" w:line="252" w:lineRule="auto"/>
+              <w:jc w:val="left"/>
+            </w:pPr>
+            <w:r/>
+            <w:r>
+              <w:t>726.75</w:t>
+            </w:r>
+          </w:p>
+        </w:tc>
+        <w:tc>
+          <w:tcPr>
+            <w:tcW w:type="dxa" w:w="1728"/>
+            <w:shd w:fill="FFFFFF"/>
+            <w:tcMar>
+              <w:top w:w="100" w:type="dxa"/>
+              <w:bottom w:w="100" w:type="dxa"/>
+              <w:left w:w="120" w:type="dxa"/>
+              <w:right w:w="120" w:type="dxa"/>
+            </w:tcMar>
+            <w:tcBorders>
+              <w:top w:val="single" w:sz="4" w:space="0" w:color="CCCCCC"/>
+              <w:bottom w:val="single" w:sz="4" w:space="0" w:color="CCCCCC"/>
+              <w:left w:val="single" w:sz="4" w:space="0" w:color="CCCCCC"/>
+              <w:right w:val="single" w:sz="4" w:space="0" w:color="CCCCCC"/>
+            </w:tcBorders>
+          </w:tcPr>
+          <w:p>
+            <w:pPr>
+              <w:spacing w:before="60" w:after="60" w:line="252" w:lineRule="auto"/>
+              <w:jc w:val="left"/>
+            </w:pPr>
+            <w:r/>
+            <w:r>
+              <w:rPr>
+                <w:b/>
+              </w:rPr>
+              <w:t>731.75</w:t>
+            </w:r>
+          </w:p>
+        </w:tc>
+        <w:tc>
+          <w:tcPr>
+            <w:tcW w:type="dxa" w:w="3456"/>
+            <w:shd w:fill="FFFFFF"/>
+            <w:tcMar>
+              <w:top w:w="100" w:type="dxa"/>
+              <w:bottom w:w="100" w:type="dxa"/>
+              <w:left w:w="120" w:type="dxa"/>
+              <w:right w:w="120" w:type="dxa"/>
+            </w:tcMar>
+            <w:tcBorders>
+              <w:top w:val="single" w:sz="4" w:space="0" w:color="CCCCCC"/>
+              <w:bottom w:val="single" w:sz="4" w:space="0" w:color="CCCCCC"/>
+              <w:left w:val="single" w:sz="4" w:space="0" w:color="CCCCCC"/>
+              <w:right w:val="single" w:sz="4" w:space="0" w:color="CCCCCC"/>
+            </w:tcBorders>
+          </w:tcPr>
+          <w:p>
+            <w:pPr>
+              <w:spacing w:before="60" w:after="60" w:line="252" w:lineRule="auto"/>
+              <w:jc w:val="left"/>
+            </w:pPr>
+            <w:r/>
+            <w:r>
+              <w:rPr>
+                <w:b/>
+              </w:rPr>
+              <w:t>-1.00</w:t>
+            </w:r>
+          </w:p>
+        </w:tc>
+        <w:tc>
+          <w:tcPr>
+            <w:tcW w:type="dxa" w:w="1440"/>
+            <w:shd w:fill="FFFFFF"/>
+            <w:tcMar>
+              <w:top w:w="100" w:type="dxa"/>
+              <w:bottom w:w="100" w:type="dxa"/>
+              <w:left w:w="120" w:type="dxa"/>
+              <w:right w:w="120" w:type="dxa"/>
+            </w:tcMar>
+            <w:tcBorders>
+              <w:top w:val="single" w:sz="4" w:space="0" w:color="CCCCCC"/>
+              <w:bottom w:val="single" w:sz="4" w:space="0" w:color="CCCCCC"/>
+              <w:left w:val="single" w:sz="4" w:space="0" w:color="CCCCCC"/>
+              <w:right w:val="single" w:sz="4" w:space="0" w:color="CCCCCC"/>
+            </w:tcBorders>
+          </w:tcPr>
+          <w:p>
+            <w:pPr>
+              <w:spacing w:before="60" w:after="60" w:line="252" w:lineRule="auto"/>
+              <w:jc w:val="left"/>
+            </w:pPr>
+            <w:r/>
+            <w:r>
+              <w:t>BEAR</w:t>
+            </w:r>
+          </w:p>
+        </w:tc>
+      </w:tr>
+      <w:tr>
+        <w:tc>
+          <w:tcPr>
+            <w:tcW w:type="dxa" w:w="1584"/>
+            <w:shd w:fill="F8FAFC"/>
+            <w:tcMar>
+              <w:top w:w="100" w:type="dxa"/>
+              <w:bottom w:w="100" w:type="dxa"/>
+              <w:left w:w="120" w:type="dxa"/>
+              <w:right w:w="120" w:type="dxa"/>
+            </w:tcMar>
+            <w:tcBorders>
+              <w:top w:val="single" w:sz="4" w:space="0" w:color="CCCCCC"/>
+              <w:bottom w:val="single" w:sz="4" w:space="0" w:color="CCCCCC"/>
+              <w:left w:val="single" w:sz="4" w:space="0" w:color="CCCCCC"/>
+              <w:right w:val="single" w:sz="4" w:space="0" w:color="CCCCCC"/>
+            </w:tcBorders>
+          </w:tcPr>
+          <w:p>
+            <w:pPr>
+              <w:spacing w:before="60" w:after="60" w:line="252" w:lineRule="auto"/>
+              <w:jc w:val="left"/>
+            </w:pPr>
+            <w:r/>
+            <w:r>
+              <w:rPr>
+                <w:b/>
+              </w:rPr>
+              <w:t>Fri 28/08</w:t>
+            </w:r>
+          </w:p>
+        </w:tc>
+        <w:tc>
+          <w:tcPr>
+            <w:tcW w:type="dxa" w:w="864"/>
+            <w:shd w:fill="F8FAFC"/>
+            <w:tcMar>
+              <w:top w:w="100" w:type="dxa"/>
+              <w:bottom w:w="100" w:type="dxa"/>
+              <w:left w:w="120" w:type="dxa"/>
+              <w:right w:w="120" w:type="dxa"/>
+            </w:tcMar>
+            <w:tcBorders>
+              <w:top w:val="single" w:sz="4" w:space="0" w:color="CCCCCC"/>
+              <w:bottom w:val="single" w:sz="4" w:space="0" w:color="CCCCCC"/>
+              <w:left w:val="single" w:sz="4" w:space="0" w:color="CCCCCC"/>
+              <w:right w:val="single" w:sz="4" w:space="0" w:color="CCCCCC"/>
+            </w:tcBorders>
+          </w:tcPr>
+          <w:p>
+            <w:pPr>
+              <w:spacing w:before="60" w:after="60" w:line="252" w:lineRule="auto"/>
+              <w:jc w:val="left"/>
+            </w:pPr>
+            <w:r/>
+            <w:r>
+              <w:t>London 15-19</w:t>
+            </w:r>
+          </w:p>
+        </w:tc>
+        <w:tc>
+          <w:tcPr>
+            <w:tcW w:type="dxa" w:w="1440"/>
+            <w:shd w:fill="F8FAFC"/>
+            <w:tcMar>
+              <w:top w:w="100" w:type="dxa"/>
+              <w:bottom w:w="100" w:type="dxa"/>
+              <w:left w:w="120" w:type="dxa"/>
+              <w:right w:w="120" w:type="dxa"/>
+            </w:tcMar>
+            <w:tcBorders>
+              <w:top w:val="single" w:sz="4" w:space="0" w:color="CCCCCC"/>
+              <w:bottom w:val="single" w:sz="4" w:space="0" w:color="CCCCCC"/>
+              <w:left w:val="single" w:sz="4" w:space="0" w:color="CCCCCC"/>
+              <w:right w:val="single" w:sz="4" w:space="0" w:color="CCCCCC"/>
+            </w:tcBorders>
+          </w:tcPr>
+          <w:p>
+            <w:pPr>
+              <w:spacing w:before="60" w:after="60" w:line="252" w:lineRule="auto"/>
+              <w:jc w:val="left"/>
+            </w:pPr>
+            <w:r/>
+            <w:r>
+              <w:t>731.75</w:t>
+            </w:r>
+          </w:p>
+        </w:tc>
+        <w:tc>
+          <w:tcPr>
+            <w:tcW w:type="dxa" w:w="2016"/>
+            <w:shd w:fill="F8FAFC"/>
+            <w:tcMar>
+              <w:top w:w="100" w:type="dxa"/>
+              <w:bottom w:w="100" w:type="dxa"/>
+              <w:left w:w="120" w:type="dxa"/>
+              <w:right w:w="120" w:type="dxa"/>
+            </w:tcMar>
+            <w:tcBorders>
+              <w:top w:val="single" w:sz="4" w:space="0" w:color="CCCCCC"/>
+              <w:bottom w:val="single" w:sz="4" w:space="0" w:color="CCCCCC"/>
+              <w:left w:val="single" w:sz="4" w:space="0" w:color="CCCCCC"/>
+              <w:right w:val="single" w:sz="4" w:space="0" w:color="CCCCCC"/>
+            </w:tcBorders>
+          </w:tcPr>
+          <w:p>
+            <w:pPr>
+              <w:spacing w:before="60" w:after="60" w:line="252" w:lineRule="auto"/>
+              <w:jc w:val="left"/>
+            </w:pPr>
+            <w:r/>
+            <w:r>
+              <w:t>738.75</w:t>
+            </w:r>
+          </w:p>
+        </w:tc>
+        <w:tc>
+          <w:tcPr>
+            <w:tcW w:type="dxa" w:w="1152"/>
+            <w:shd w:fill="F8FAFC"/>
+            <w:tcMar>
+              <w:top w:w="100" w:type="dxa"/>
+              <w:bottom w:w="100" w:type="dxa"/>
+              <w:left w:w="120" w:type="dxa"/>
+              <w:right w:w="120" w:type="dxa"/>
+            </w:tcMar>
+            <w:tcBorders>
+              <w:top w:val="single" w:sz="4" w:space="0" w:color="CCCCCC"/>
+              <w:bottom w:val="single" w:sz="4" w:space="0" w:color="CCCCCC"/>
+              <w:left w:val="single" w:sz="4" w:space="0" w:color="CCCCCC"/>
+              <w:right w:val="single" w:sz="4" w:space="0" w:color="CCCCCC"/>
+            </w:tcBorders>
+          </w:tcPr>
+          <w:p>
+            <w:pPr>
+              <w:spacing w:before="60" w:after="60" w:line="252" w:lineRule="auto"/>
+              <w:jc w:val="left"/>
+            </w:pPr>
+            <w:r/>
+            <w:r>
+              <w:t>718.25</w:t>
+            </w:r>
+          </w:p>
+        </w:tc>
+        <w:tc>
+          <w:tcPr>
+            <w:tcW w:type="dxa" w:w="1728"/>
+            <w:shd w:fill="F8FAFC"/>
+            <w:tcMar>
+              <w:top w:w="100" w:type="dxa"/>
+              <w:bottom w:w="100" w:type="dxa"/>
+              <w:left w:w="120" w:type="dxa"/>
+              <w:right w:w="120" w:type="dxa"/>
+            </w:tcMar>
+            <w:tcBorders>
+              <w:top w:val="single" w:sz="4" w:space="0" w:color="CCCCCC"/>
+              <w:bottom w:val="single" w:sz="4" w:space="0" w:color="CCCCCC"/>
+              <w:left w:val="single" w:sz="4" w:space="0" w:color="CCCCCC"/>
+              <w:right w:val="single" w:sz="4" w:space="0" w:color="CCCCCC"/>
+            </w:tcBorders>
+          </w:tcPr>
+          <w:p>
+            <w:pPr>
+              <w:spacing w:before="60" w:after="60" w:line="252" w:lineRule="auto"/>
+              <w:jc w:val="left"/>
+            </w:pPr>
+            <w:r/>
+            <w:r>
+              <w:rPr>
+                <w:b/>
+              </w:rPr>
+              <w:t>732.50</w:t>
+            </w:r>
+          </w:p>
+        </w:tc>
+        <w:tc>
+          <w:tcPr>
+            <w:tcW w:type="dxa" w:w="3456"/>
+            <w:shd w:fill="F8FAFC"/>
+            <w:tcMar>
+              <w:top w:w="100" w:type="dxa"/>
+              <w:bottom w:w="100" w:type="dxa"/>
+              <w:left w:w="120" w:type="dxa"/>
+              <w:right w:w="120" w:type="dxa"/>
+            </w:tcMar>
+            <w:tcBorders>
+              <w:top w:val="single" w:sz="4" w:space="0" w:color="CCCCCC"/>
+              <w:bottom w:val="single" w:sz="4" w:space="0" w:color="CCCCCC"/>
+              <w:left w:val="single" w:sz="4" w:space="0" w:color="CCCCCC"/>
+              <w:right w:val="single" w:sz="4" w:space="0" w:color="CCCCCC"/>
+            </w:tcBorders>
+          </w:tcPr>
+          <w:p>
+            <w:pPr>
+              <w:spacing w:before="60" w:after="60" w:line="252" w:lineRule="auto"/>
+              <w:jc w:val="left"/>
+            </w:pPr>
+            <w:r/>
+            <w:r>
+              <w:rPr>
+                <w:b/>
+              </w:rPr>
+              <w:t>+0.75</w:t>
+            </w:r>
+          </w:p>
+        </w:tc>
+        <w:tc>
+          <w:tcPr>
+            <w:tcW w:type="dxa" w:w="1440"/>
+            <w:shd w:fill="F8FAFC"/>
+            <w:tcMar>
+              <w:top w:w="100" w:type="dxa"/>
+              <w:bottom w:w="100" w:type="dxa"/>
+              <w:left w:w="120" w:type="dxa"/>
+              <w:right w:w="120" w:type="dxa"/>
+            </w:tcMar>
+            <w:tcBorders>
+              <w:top w:val="single" w:sz="4" w:space="0" w:color="CCCCCC"/>
+              <w:bottom w:val="single" w:sz="4" w:space="0" w:color="CCCCCC"/>
+              <w:left w:val="single" w:sz="4" w:space="0" w:color="CCCCCC"/>
+              <w:right w:val="single" w:sz="4" w:space="0" w:color="CCCCCC"/>
+            </w:tcBorders>
+          </w:tcPr>
+          <w:p>
+            <w:pPr>
+              <w:spacing w:before="60" w:after="60" w:line="252" w:lineRule="auto"/>
+              <w:jc w:val="left"/>
+            </w:pPr>
+            <w:r/>
+            <w:r>
+              <w:t>BULL</w:t>
+            </w:r>
+          </w:p>
+        </w:tc>
+      </w:tr>
+      <w:tr>
+        <w:tc>
+          <w:tcPr>
+            <w:tcW w:type="dxa" w:w="1584"/>
+            <w:shd w:fill="FFFFFF"/>
+            <w:tcMar>
+              <w:top w:w="100" w:type="dxa"/>
+              <w:bottom w:w="100" w:type="dxa"/>
+              <w:left w:w="120" w:type="dxa"/>
+              <w:right w:w="120" w:type="dxa"/>
+            </w:tcMar>
+            <w:tcBorders>
+              <w:top w:val="single" w:sz="4" w:space="0" w:color="CCCCCC"/>
+              <w:bottom w:val="single" w:sz="4" w:space="0" w:color="CCCCCC"/>
+              <w:left w:val="single" w:sz="4" w:space="0" w:color="CCCCCC"/>
+              <w:right w:val="single" w:sz="4" w:space="0" w:color="CCCCCC"/>
+            </w:tcBorders>
+          </w:tcPr>
+          <w:p>
+            <w:pPr>
+              <w:spacing w:before="60" w:after="60" w:line="252" w:lineRule="auto"/>
+              <w:jc w:val="left"/>
+            </w:pPr>
+            <w:r/>
+            <w:r>
+              <w:rPr>
+                <w:b/>
+              </w:rPr>
+              <w:t>Fri 28/08</w:t>
+            </w:r>
+          </w:p>
+        </w:tc>
+        <w:tc>
+          <w:tcPr>
+            <w:tcW w:type="dxa" w:w="864"/>
+            <w:shd w:fill="FFFFFF"/>
+            <w:tcMar>
+              <w:top w:w="100" w:type="dxa"/>
+              <w:bottom w:w="100" w:type="dxa"/>
+              <w:left w:w="120" w:type="dxa"/>
+              <w:right w:w="120" w:type="dxa"/>
+            </w:tcMar>
+            <w:tcBorders>
+              <w:top w:val="single" w:sz="4" w:space="0" w:color="CCCCCC"/>
+              <w:bottom w:val="single" w:sz="4" w:space="0" w:color="CCCCCC"/>
+              <w:left w:val="single" w:sz="4" w:space="0" w:color="CCCCCC"/>
+              <w:right w:val="single" w:sz="4" w:space="0" w:color="CCCCCC"/>
+            </w:tcBorders>
+          </w:tcPr>
+          <w:p>
+            <w:pPr>
+              <w:spacing w:before="60" w:after="60" w:line="252" w:lineRule="auto"/>
+              <w:jc w:val="left"/>
+            </w:pPr>
+            <w:r/>
+            <w:r>
+              <w:t>Pre-NY 19-21</w:t>
+            </w:r>
+          </w:p>
+        </w:tc>
+        <w:tc>
+          <w:tcPr>
+            <w:tcW w:type="dxa" w:w="1440"/>
+            <w:shd w:fill="FFFFFF"/>
+            <w:tcMar>
+              <w:top w:w="100" w:type="dxa"/>
+              <w:bottom w:w="100" w:type="dxa"/>
+              <w:left w:w="120" w:type="dxa"/>
+              <w:right w:w="120" w:type="dxa"/>
+            </w:tcMar>
+            <w:tcBorders>
+              <w:top w:val="single" w:sz="4" w:space="0" w:color="CCCCCC"/>
+              <w:bottom w:val="single" w:sz="4" w:space="0" w:color="CCCCCC"/>
+              <w:left w:val="single" w:sz="4" w:space="0" w:color="CCCCCC"/>
+              <w:right w:val="single" w:sz="4" w:space="0" w:color="CCCCCC"/>
+            </w:tcBorders>
+          </w:tcPr>
+          <w:p>
+            <w:pPr>
+              <w:spacing w:before="60" w:after="60" w:line="252" w:lineRule="auto"/>
+              <w:jc w:val="left"/>
+            </w:pPr>
+            <w:r/>
+            <w:r>
+              <w:t>732.50</w:t>
+            </w:r>
+          </w:p>
+        </w:tc>
+        <w:tc>
+          <w:tcPr>
+            <w:tcW w:type="dxa" w:w="2016"/>
+            <w:shd w:fill="FFFFFF"/>
+            <w:tcMar>
+              <w:top w:w="100" w:type="dxa"/>
+              <w:bottom w:w="100" w:type="dxa"/>
+              <w:left w:w="120" w:type="dxa"/>
+              <w:right w:w="120" w:type="dxa"/>
+            </w:tcMar>
+            <w:tcBorders>
+              <w:top w:val="single" w:sz="4" w:space="0" w:color="CCCCCC"/>
+              <w:bottom w:val="single" w:sz="4" w:space="0" w:color="CCCCCC"/>
+              <w:left w:val="single" w:sz="4" w:space="0" w:color="CCCCCC"/>
+              <w:right w:val="single" w:sz="4" w:space="0" w:color="CCCCCC"/>
+            </w:tcBorders>
+          </w:tcPr>
+          <w:p>
+            <w:pPr>
+              <w:spacing w:before="60" w:after="60" w:line="252" w:lineRule="auto"/>
+              <w:jc w:val="left"/>
+            </w:pPr>
+            <w:r/>
+            <w:r>
+              <w:t>741.75</w:t>
+            </w:r>
+          </w:p>
+        </w:tc>
+        <w:tc>
+          <w:tcPr>
+            <w:tcW w:type="dxa" w:w="1152"/>
+            <w:shd w:fill="FFFFFF"/>
+            <w:tcMar>
+              <w:top w:w="100" w:type="dxa"/>
+              <w:bottom w:w="100" w:type="dxa"/>
+              <w:left w:w="120" w:type="dxa"/>
+              <w:right w:w="120" w:type="dxa"/>
+            </w:tcMar>
+            <w:tcBorders>
+              <w:top w:val="single" w:sz="4" w:space="0" w:color="CCCCCC"/>
+              <w:bottom w:val="single" w:sz="4" w:space="0" w:color="CCCCCC"/>
+              <w:left w:val="single" w:sz="4" w:space="0" w:color="CCCCCC"/>
+              <w:right w:val="single" w:sz="4" w:space="0" w:color="CCCCCC"/>
+            </w:tcBorders>
+          </w:tcPr>
+          <w:p>
+            <w:pPr>
+              <w:spacing w:before="60" w:after="60" w:line="252" w:lineRule="auto"/>
+              <w:jc w:val="left"/>
+            </w:pPr>
+            <w:r/>
+            <w:r>
+              <w:t>725.25</w:t>
+            </w:r>
+          </w:p>
+        </w:tc>
+        <w:tc>
+          <w:tcPr>
+            <w:tcW w:type="dxa" w:w="1728"/>
+            <w:shd w:fill="FFFFFF"/>
+            <w:tcMar>
+              <w:top w:w="100" w:type="dxa"/>
+              <w:bottom w:w="100" w:type="dxa"/>
+              <w:left w:w="120" w:type="dxa"/>
+              <w:right w:w="120" w:type="dxa"/>
+            </w:tcMar>
+            <w:tcBorders>
+              <w:top w:val="single" w:sz="4" w:space="0" w:color="CCCCCC"/>
+              <w:bottom w:val="single" w:sz="4" w:space="0" w:color="CCCCCC"/>
+              <w:left w:val="single" w:sz="4" w:space="0" w:color="CCCCCC"/>
+              <w:right w:val="single" w:sz="4" w:space="0" w:color="CCCCCC"/>
+            </w:tcBorders>
+          </w:tcPr>
+          <w:p>
+            <w:pPr>
+              <w:spacing w:before="60" w:after="60" w:line="252" w:lineRule="auto"/>
+              <w:jc w:val="left"/>
+            </w:pPr>
+            <w:r/>
+            <w:r>
+              <w:rPr>
+                <w:b/>
+              </w:rPr>
+              <w:t>732.25</w:t>
+            </w:r>
+          </w:p>
+        </w:tc>
+        <w:tc>
+          <w:tcPr>
+            <w:tcW w:type="dxa" w:w="3456"/>
+            <w:shd w:fill="FFFFFF"/>
             <w:tcMar>
               <w:top w:w="100" w:type="dxa"/>
               <w:bottom w:w="100" w:type="dxa"/>
@@ -28701,7 +30816,7 @@
         <w:tc>
           <w:tcPr>
             <w:tcW w:type="dxa" w:w="1440"/>
-            <w:shd w:fill="F8FAFC"/>
+            <w:shd w:fill="FFFFFF"/>
             <w:tcMar>
               <w:top w:w="100" w:type="dxa"/>
               <w:bottom w:w="100" w:type="dxa"/>
@@ -28723,1181 +30838,6 @@
             <w:r/>
             <w:r>
               <w:t>BEAR</w:t>
-            </w:r>
-          </w:p>
-        </w:tc>
-      </w:tr>
-      <w:tr>
-        <w:tc>
-          <w:tcPr>
-            <w:tcW w:type="dxa" w:w="1584"/>
-            <w:shd w:fill="FFFFFF"/>
-            <w:tcMar>
-              <w:top w:w="100" w:type="dxa"/>
-              <w:bottom w:w="100" w:type="dxa"/>
-              <w:left w:w="120" w:type="dxa"/>
-              <w:right w:w="120" w:type="dxa"/>
-            </w:tcMar>
-            <w:tcBorders>
-              <w:top w:val="single" w:sz="4" w:space="0" w:color="CCCCCC"/>
-              <w:bottom w:val="single" w:sz="4" w:space="0" w:color="CCCCCC"/>
-              <w:left w:val="single" w:sz="4" w:space="0" w:color="CCCCCC"/>
-              <w:right w:val="single" w:sz="4" w:space="0" w:color="CCCCCC"/>
-            </w:tcBorders>
-          </w:tcPr>
-          <w:p>
-            <w:pPr>
-              <w:spacing w:before="60" w:after="60" w:line="252" w:lineRule="auto"/>
-              <w:jc w:val="left"/>
-            </w:pPr>
-            <w:r/>
-            <w:r>
-              <w:rPr>
-                <w:b/>
-              </w:rPr>
-              <w:t>Thu 27/08</w:t>
-            </w:r>
-          </w:p>
-        </w:tc>
-        <w:tc>
-          <w:tcPr>
-            <w:tcW w:type="dxa" w:w="864"/>
-            <w:shd w:fill="FFFFFF"/>
-            <w:tcMar>
-              <w:top w:w="100" w:type="dxa"/>
-              <w:bottom w:w="100" w:type="dxa"/>
-              <w:left w:w="120" w:type="dxa"/>
-              <w:right w:w="120" w:type="dxa"/>
-            </w:tcMar>
-            <w:tcBorders>
-              <w:top w:val="single" w:sz="4" w:space="0" w:color="CCCCCC"/>
-              <w:bottom w:val="single" w:sz="4" w:space="0" w:color="CCCCCC"/>
-              <w:left w:val="single" w:sz="4" w:space="0" w:color="CCCCCC"/>
-              <w:right w:val="single" w:sz="4" w:space="0" w:color="CCCCCC"/>
-            </w:tcBorders>
-          </w:tcPr>
-          <w:p>
-            <w:pPr>
-              <w:spacing w:before="60" w:after="60" w:line="252" w:lineRule="auto"/>
-              <w:jc w:val="left"/>
-            </w:pPr>
-            <w:r/>
-            <w:r>
-              <w:t>Asia 11-15</w:t>
-            </w:r>
-          </w:p>
-        </w:tc>
-        <w:tc>
-          <w:tcPr>
-            <w:tcW w:type="dxa" w:w="1440"/>
-            <w:shd w:fill="FFFFFF"/>
-            <w:tcMar>
-              <w:top w:w="100" w:type="dxa"/>
-              <w:bottom w:w="100" w:type="dxa"/>
-              <w:left w:w="120" w:type="dxa"/>
-              <w:right w:w="120" w:type="dxa"/>
-            </w:tcMar>
-            <w:tcBorders>
-              <w:top w:val="single" w:sz="4" w:space="0" w:color="CCCCCC"/>
-              <w:bottom w:val="single" w:sz="4" w:space="0" w:color="CCCCCC"/>
-              <w:left w:val="single" w:sz="4" w:space="0" w:color="CCCCCC"/>
-              <w:right w:val="single" w:sz="4" w:space="0" w:color="CCCCCC"/>
-            </w:tcBorders>
-          </w:tcPr>
-          <w:p>
-            <w:pPr>
-              <w:spacing w:before="60" w:after="60" w:line="252" w:lineRule="auto"/>
-              <w:jc w:val="left"/>
-            </w:pPr>
-            <w:r/>
-            <w:r>
-              <w:t>726.25</w:t>
-            </w:r>
-          </w:p>
-        </w:tc>
-        <w:tc>
-          <w:tcPr>
-            <w:tcW w:type="dxa" w:w="2016"/>
-            <w:shd w:fill="FFFFFF"/>
-            <w:tcMar>
-              <w:top w:w="100" w:type="dxa"/>
-              <w:bottom w:w="100" w:type="dxa"/>
-              <w:left w:w="120" w:type="dxa"/>
-              <w:right w:w="120" w:type="dxa"/>
-            </w:tcMar>
-            <w:tcBorders>
-              <w:top w:val="single" w:sz="4" w:space="0" w:color="CCCCCC"/>
-              <w:bottom w:val="single" w:sz="4" w:space="0" w:color="CCCCCC"/>
-              <w:left w:val="single" w:sz="4" w:space="0" w:color="CCCCCC"/>
-              <w:right w:val="single" w:sz="4" w:space="0" w:color="CCCCCC"/>
-            </w:tcBorders>
-          </w:tcPr>
-          <w:p>
-            <w:pPr>
-              <w:spacing w:before="60" w:after="60" w:line="252" w:lineRule="auto"/>
-              <w:jc w:val="left"/>
-            </w:pPr>
-            <w:r/>
-            <w:r>
-              <w:t>736.00</w:t>
-            </w:r>
-          </w:p>
-        </w:tc>
-        <w:tc>
-          <w:tcPr>
-            <w:tcW w:type="dxa" w:w="1152"/>
-            <w:shd w:fill="FFFFFF"/>
-            <w:tcMar>
-              <w:top w:w="100" w:type="dxa"/>
-              <w:bottom w:w="100" w:type="dxa"/>
-              <w:left w:w="120" w:type="dxa"/>
-              <w:right w:w="120" w:type="dxa"/>
-            </w:tcMar>
-            <w:tcBorders>
-              <w:top w:val="single" w:sz="4" w:space="0" w:color="CCCCCC"/>
-              <w:bottom w:val="single" w:sz="4" w:space="0" w:color="CCCCCC"/>
-              <w:left w:val="single" w:sz="4" w:space="0" w:color="CCCCCC"/>
-              <w:right w:val="single" w:sz="4" w:space="0" w:color="CCCCCC"/>
-            </w:tcBorders>
-          </w:tcPr>
-          <w:p>
-            <w:pPr>
-              <w:spacing w:before="60" w:after="60" w:line="252" w:lineRule="auto"/>
-              <w:jc w:val="left"/>
-            </w:pPr>
-            <w:r/>
-            <w:r>
-              <w:t>716.50</w:t>
-            </w:r>
-          </w:p>
-        </w:tc>
-        <w:tc>
-          <w:tcPr>
-            <w:tcW w:type="dxa" w:w="1728"/>
-            <w:shd w:fill="FFFFFF"/>
-            <w:tcMar>
-              <w:top w:w="100" w:type="dxa"/>
-              <w:bottom w:w="100" w:type="dxa"/>
-              <w:left w:w="120" w:type="dxa"/>
-              <w:right w:w="120" w:type="dxa"/>
-            </w:tcMar>
-            <w:tcBorders>
-              <w:top w:val="single" w:sz="4" w:space="0" w:color="CCCCCC"/>
-              <w:bottom w:val="single" w:sz="4" w:space="0" w:color="CCCCCC"/>
-              <w:left w:val="single" w:sz="4" w:space="0" w:color="CCCCCC"/>
-              <w:right w:val="single" w:sz="4" w:space="0" w:color="CCCCCC"/>
-            </w:tcBorders>
-          </w:tcPr>
-          <w:p>
-            <w:pPr>
-              <w:spacing w:before="60" w:after="60" w:line="252" w:lineRule="auto"/>
-              <w:jc w:val="left"/>
-            </w:pPr>
-            <w:r/>
-            <w:r>
-              <w:rPr>
-                <w:b/>
-              </w:rPr>
-              <w:t>726.75</w:t>
-            </w:r>
-          </w:p>
-        </w:tc>
-        <w:tc>
-          <w:tcPr>
-            <w:tcW w:type="dxa" w:w="3456"/>
-            <w:shd w:fill="FFFFFF"/>
-            <w:tcMar>
-              <w:top w:w="100" w:type="dxa"/>
-              <w:bottom w:w="100" w:type="dxa"/>
-              <w:left w:w="120" w:type="dxa"/>
-              <w:right w:w="120" w:type="dxa"/>
-            </w:tcMar>
-            <w:tcBorders>
-              <w:top w:val="single" w:sz="4" w:space="0" w:color="CCCCCC"/>
-              <w:bottom w:val="single" w:sz="4" w:space="0" w:color="CCCCCC"/>
-              <w:left w:val="single" w:sz="4" w:space="0" w:color="CCCCCC"/>
-              <w:right w:val="single" w:sz="4" w:space="0" w:color="CCCCCC"/>
-            </w:tcBorders>
-          </w:tcPr>
-          <w:p>
-            <w:pPr>
-              <w:spacing w:before="60" w:after="60" w:line="252" w:lineRule="auto"/>
-              <w:jc w:val="left"/>
-            </w:pPr>
-            <w:r/>
-            <w:r>
-              <w:rPr>
-                <w:b/>
-              </w:rPr>
-              <w:t>+0.50</w:t>
-            </w:r>
-          </w:p>
-        </w:tc>
-        <w:tc>
-          <w:tcPr>
-            <w:tcW w:type="dxa" w:w="1440"/>
-            <w:shd w:fill="FFFFFF"/>
-            <w:tcMar>
-              <w:top w:w="100" w:type="dxa"/>
-              <w:bottom w:w="100" w:type="dxa"/>
-              <w:left w:w="120" w:type="dxa"/>
-              <w:right w:w="120" w:type="dxa"/>
-            </w:tcMar>
-            <w:tcBorders>
-              <w:top w:val="single" w:sz="4" w:space="0" w:color="CCCCCC"/>
-              <w:bottom w:val="single" w:sz="4" w:space="0" w:color="CCCCCC"/>
-              <w:left w:val="single" w:sz="4" w:space="0" w:color="CCCCCC"/>
-              <w:right w:val="single" w:sz="4" w:space="0" w:color="CCCCCC"/>
-            </w:tcBorders>
-          </w:tcPr>
-          <w:p>
-            <w:pPr>
-              <w:spacing w:before="60" w:after="60" w:line="252" w:lineRule="auto"/>
-              <w:jc w:val="left"/>
-            </w:pPr>
-            <w:r/>
-            <w:r>
-              <w:t>BULL</w:t>
-            </w:r>
-          </w:p>
-        </w:tc>
-      </w:tr>
-      <w:tr>
-        <w:tc>
-          <w:tcPr>
-            <w:tcW w:type="dxa" w:w="1584"/>
-            <w:shd w:fill="F8FAFC"/>
-            <w:tcMar>
-              <w:top w:w="100" w:type="dxa"/>
-              <w:bottom w:w="100" w:type="dxa"/>
-              <w:left w:w="120" w:type="dxa"/>
-              <w:right w:w="120" w:type="dxa"/>
-            </w:tcMar>
-            <w:tcBorders>
-              <w:top w:val="single" w:sz="4" w:space="0" w:color="CCCCCC"/>
-              <w:bottom w:val="single" w:sz="4" w:space="0" w:color="CCCCCC"/>
-              <w:left w:val="single" w:sz="4" w:space="0" w:color="CCCCCC"/>
-              <w:right w:val="single" w:sz="4" w:space="0" w:color="CCCCCC"/>
-            </w:tcBorders>
-          </w:tcPr>
-          <w:p>
-            <w:pPr>
-              <w:spacing w:before="60" w:after="60" w:line="252" w:lineRule="auto"/>
-              <w:jc w:val="left"/>
-            </w:pPr>
-            <w:r/>
-            <w:r>
-              <w:rPr>
-                <w:b/>
-              </w:rPr>
-              <w:t>Thu 27/08</w:t>
-            </w:r>
-          </w:p>
-        </w:tc>
-        <w:tc>
-          <w:tcPr>
-            <w:tcW w:type="dxa" w:w="864"/>
-            <w:shd w:fill="F8FAFC"/>
-            <w:tcMar>
-              <w:top w:w="100" w:type="dxa"/>
-              <w:bottom w:w="100" w:type="dxa"/>
-              <w:left w:w="120" w:type="dxa"/>
-              <w:right w:w="120" w:type="dxa"/>
-            </w:tcMar>
-            <w:tcBorders>
-              <w:top w:val="single" w:sz="4" w:space="0" w:color="CCCCCC"/>
-              <w:bottom w:val="single" w:sz="4" w:space="0" w:color="CCCCCC"/>
-              <w:left w:val="single" w:sz="4" w:space="0" w:color="CCCCCC"/>
-              <w:right w:val="single" w:sz="4" w:space="0" w:color="CCCCCC"/>
-            </w:tcBorders>
-          </w:tcPr>
-          <w:p>
-            <w:pPr>
-              <w:spacing w:before="60" w:after="60" w:line="252" w:lineRule="auto"/>
-              <w:jc w:val="left"/>
-            </w:pPr>
-            <w:r/>
-            <w:r>
-              <w:t>London 15-19</w:t>
-            </w:r>
-          </w:p>
-        </w:tc>
-        <w:tc>
-          <w:tcPr>
-            <w:tcW w:type="dxa" w:w="1440"/>
-            <w:shd w:fill="F8FAFC"/>
-            <w:tcMar>
-              <w:top w:w="100" w:type="dxa"/>
-              <w:bottom w:w="100" w:type="dxa"/>
-              <w:left w:w="120" w:type="dxa"/>
-              <w:right w:w="120" w:type="dxa"/>
-            </w:tcMar>
-            <w:tcBorders>
-              <w:top w:val="single" w:sz="4" w:space="0" w:color="CCCCCC"/>
-              <w:bottom w:val="single" w:sz="4" w:space="0" w:color="CCCCCC"/>
-              <w:left w:val="single" w:sz="4" w:space="0" w:color="CCCCCC"/>
-              <w:right w:val="single" w:sz="4" w:space="0" w:color="CCCCCC"/>
-            </w:tcBorders>
-          </w:tcPr>
-          <w:p>
-            <w:pPr>
-              <w:spacing w:before="60" w:after="60" w:line="252" w:lineRule="auto"/>
-              <w:jc w:val="left"/>
-            </w:pPr>
-            <w:r/>
-            <w:r>
-              <w:t>726.75</w:t>
-            </w:r>
-          </w:p>
-        </w:tc>
-        <w:tc>
-          <w:tcPr>
-            <w:tcW w:type="dxa" w:w="2016"/>
-            <w:shd w:fill="F8FAFC"/>
-            <w:tcMar>
-              <w:top w:w="100" w:type="dxa"/>
-              <w:bottom w:w="100" w:type="dxa"/>
-              <w:left w:w="120" w:type="dxa"/>
-              <w:right w:w="120" w:type="dxa"/>
-            </w:tcMar>
-            <w:tcBorders>
-              <w:top w:val="single" w:sz="4" w:space="0" w:color="CCCCCC"/>
-              <w:bottom w:val="single" w:sz="4" w:space="0" w:color="CCCCCC"/>
-              <w:left w:val="single" w:sz="4" w:space="0" w:color="CCCCCC"/>
-              <w:right w:val="single" w:sz="4" w:space="0" w:color="CCCCCC"/>
-            </w:tcBorders>
-          </w:tcPr>
-          <w:p>
-            <w:pPr>
-              <w:spacing w:before="60" w:after="60" w:line="252" w:lineRule="auto"/>
-              <w:jc w:val="left"/>
-            </w:pPr>
-            <w:r/>
-            <w:r>
-              <w:t>737.50</w:t>
-            </w:r>
-          </w:p>
-        </w:tc>
-        <w:tc>
-          <w:tcPr>
-            <w:tcW w:type="dxa" w:w="1152"/>
-            <w:shd w:fill="F8FAFC"/>
-            <w:tcMar>
-              <w:top w:w="100" w:type="dxa"/>
-              <w:bottom w:w="100" w:type="dxa"/>
-              <w:left w:w="120" w:type="dxa"/>
-              <w:right w:w="120" w:type="dxa"/>
-            </w:tcMar>
-            <w:tcBorders>
-              <w:top w:val="single" w:sz="4" w:space="0" w:color="CCCCCC"/>
-              <w:bottom w:val="single" w:sz="4" w:space="0" w:color="CCCCCC"/>
-              <w:left w:val="single" w:sz="4" w:space="0" w:color="CCCCCC"/>
-              <w:right w:val="single" w:sz="4" w:space="0" w:color="CCCCCC"/>
-            </w:tcBorders>
-          </w:tcPr>
-          <w:p>
-            <w:pPr>
-              <w:spacing w:before="60" w:after="60" w:line="252" w:lineRule="auto"/>
-              <w:jc w:val="left"/>
-            </w:pPr>
-            <w:r/>
-            <w:r>
-              <w:t>719.50</w:t>
-            </w:r>
-          </w:p>
-        </w:tc>
-        <w:tc>
-          <w:tcPr>
-            <w:tcW w:type="dxa" w:w="1728"/>
-            <w:shd w:fill="F8FAFC"/>
-            <w:tcMar>
-              <w:top w:w="100" w:type="dxa"/>
-              <w:bottom w:w="100" w:type="dxa"/>
-              <w:left w:w="120" w:type="dxa"/>
-              <w:right w:w="120" w:type="dxa"/>
-            </w:tcMar>
-            <w:tcBorders>
-              <w:top w:val="single" w:sz="4" w:space="0" w:color="CCCCCC"/>
-              <w:bottom w:val="single" w:sz="4" w:space="0" w:color="CCCCCC"/>
-              <w:left w:val="single" w:sz="4" w:space="0" w:color="CCCCCC"/>
-              <w:right w:val="single" w:sz="4" w:space="0" w:color="CCCCCC"/>
-            </w:tcBorders>
-          </w:tcPr>
-          <w:p>
-            <w:pPr>
-              <w:spacing w:before="60" w:after="60" w:line="252" w:lineRule="auto"/>
-              <w:jc w:val="left"/>
-            </w:pPr>
-            <w:r/>
-            <w:r>
-              <w:rPr>
-                <w:b/>
-              </w:rPr>
-              <w:t>727.50</w:t>
-            </w:r>
-          </w:p>
-        </w:tc>
-        <w:tc>
-          <w:tcPr>
-            <w:tcW w:type="dxa" w:w="3456"/>
-            <w:shd w:fill="F8FAFC"/>
-            <w:tcMar>
-              <w:top w:w="100" w:type="dxa"/>
-              <w:bottom w:w="100" w:type="dxa"/>
-              <w:left w:w="120" w:type="dxa"/>
-              <w:right w:w="120" w:type="dxa"/>
-            </w:tcMar>
-            <w:tcBorders>
-              <w:top w:val="single" w:sz="4" w:space="0" w:color="CCCCCC"/>
-              <w:bottom w:val="single" w:sz="4" w:space="0" w:color="CCCCCC"/>
-              <w:left w:val="single" w:sz="4" w:space="0" w:color="CCCCCC"/>
-              <w:right w:val="single" w:sz="4" w:space="0" w:color="CCCCCC"/>
-            </w:tcBorders>
-          </w:tcPr>
-          <w:p>
-            <w:pPr>
-              <w:spacing w:before="60" w:after="60" w:line="252" w:lineRule="auto"/>
-              <w:jc w:val="left"/>
-            </w:pPr>
-            <w:r/>
-            <w:r>
-              <w:rPr>
-                <w:b/>
-              </w:rPr>
-              <w:t>+0.75</w:t>
-            </w:r>
-          </w:p>
-        </w:tc>
-        <w:tc>
-          <w:tcPr>
-            <w:tcW w:type="dxa" w:w="1440"/>
-            <w:shd w:fill="F8FAFC"/>
-            <w:tcMar>
-              <w:top w:w="100" w:type="dxa"/>
-              <w:bottom w:w="100" w:type="dxa"/>
-              <w:left w:w="120" w:type="dxa"/>
-              <w:right w:w="120" w:type="dxa"/>
-            </w:tcMar>
-            <w:tcBorders>
-              <w:top w:val="single" w:sz="4" w:space="0" w:color="CCCCCC"/>
-              <w:bottom w:val="single" w:sz="4" w:space="0" w:color="CCCCCC"/>
-              <w:left w:val="single" w:sz="4" w:space="0" w:color="CCCCCC"/>
-              <w:right w:val="single" w:sz="4" w:space="0" w:color="CCCCCC"/>
-            </w:tcBorders>
-          </w:tcPr>
-          <w:p>
-            <w:pPr>
-              <w:spacing w:before="60" w:after="60" w:line="252" w:lineRule="auto"/>
-              <w:jc w:val="left"/>
-            </w:pPr>
-            <w:r/>
-            <w:r>
-              <w:t>BULL</w:t>
-            </w:r>
-          </w:p>
-        </w:tc>
-      </w:tr>
-      <w:tr>
-        <w:tc>
-          <w:tcPr>
-            <w:tcW w:type="dxa" w:w="1584"/>
-            <w:shd w:fill="FFFFFF"/>
-            <w:tcMar>
-              <w:top w:w="100" w:type="dxa"/>
-              <w:bottom w:w="100" w:type="dxa"/>
-              <w:left w:w="120" w:type="dxa"/>
-              <w:right w:w="120" w:type="dxa"/>
-            </w:tcMar>
-            <w:tcBorders>
-              <w:top w:val="single" w:sz="4" w:space="0" w:color="CCCCCC"/>
-              <w:bottom w:val="single" w:sz="4" w:space="0" w:color="CCCCCC"/>
-              <w:left w:val="single" w:sz="4" w:space="0" w:color="CCCCCC"/>
-              <w:right w:val="single" w:sz="4" w:space="0" w:color="CCCCCC"/>
-            </w:tcBorders>
-          </w:tcPr>
-          <w:p>
-            <w:pPr>
-              <w:spacing w:before="60" w:after="60" w:line="252" w:lineRule="auto"/>
-              <w:jc w:val="left"/>
-            </w:pPr>
-            <w:r/>
-            <w:r>
-              <w:rPr>
-                <w:b/>
-              </w:rPr>
-              <w:t>Thu 27/08</w:t>
-            </w:r>
-          </w:p>
-        </w:tc>
-        <w:tc>
-          <w:tcPr>
-            <w:tcW w:type="dxa" w:w="864"/>
-            <w:shd w:fill="FFFFFF"/>
-            <w:tcMar>
-              <w:top w:w="100" w:type="dxa"/>
-              <w:bottom w:w="100" w:type="dxa"/>
-              <w:left w:w="120" w:type="dxa"/>
-              <w:right w:w="120" w:type="dxa"/>
-            </w:tcMar>
-            <w:tcBorders>
-              <w:top w:val="single" w:sz="4" w:space="0" w:color="CCCCCC"/>
-              <w:bottom w:val="single" w:sz="4" w:space="0" w:color="CCCCCC"/>
-              <w:left w:val="single" w:sz="4" w:space="0" w:color="CCCCCC"/>
-              <w:right w:val="single" w:sz="4" w:space="0" w:color="CCCCCC"/>
-            </w:tcBorders>
-          </w:tcPr>
-          <w:p>
-            <w:pPr>
-              <w:spacing w:before="60" w:after="60" w:line="252" w:lineRule="auto"/>
-              <w:jc w:val="left"/>
-            </w:pPr>
-            <w:r/>
-            <w:r>
-              <w:t>Pre-NY 19-21</w:t>
-            </w:r>
-          </w:p>
-        </w:tc>
-        <w:tc>
-          <w:tcPr>
-            <w:tcW w:type="dxa" w:w="1440"/>
-            <w:shd w:fill="FFFFFF"/>
-            <w:tcMar>
-              <w:top w:w="100" w:type="dxa"/>
-              <w:bottom w:w="100" w:type="dxa"/>
-              <w:left w:w="120" w:type="dxa"/>
-              <w:right w:w="120" w:type="dxa"/>
-            </w:tcMar>
-            <w:tcBorders>
-              <w:top w:val="single" w:sz="4" w:space="0" w:color="CCCCCC"/>
-              <w:bottom w:val="single" w:sz="4" w:space="0" w:color="CCCCCC"/>
-              <w:left w:val="single" w:sz="4" w:space="0" w:color="CCCCCC"/>
-              <w:right w:val="single" w:sz="4" w:space="0" w:color="CCCCCC"/>
-            </w:tcBorders>
-          </w:tcPr>
-          <w:p>
-            <w:pPr>
-              <w:spacing w:before="60" w:after="60" w:line="252" w:lineRule="auto"/>
-              <w:jc w:val="left"/>
-            </w:pPr>
-            <w:r/>
-            <w:r>
-              <w:t>727.50</w:t>
-            </w:r>
-          </w:p>
-        </w:tc>
-        <w:tc>
-          <w:tcPr>
-            <w:tcW w:type="dxa" w:w="2016"/>
-            <w:shd w:fill="FFFFFF"/>
-            <w:tcMar>
-              <w:top w:w="100" w:type="dxa"/>
-              <w:bottom w:w="100" w:type="dxa"/>
-              <w:left w:w="120" w:type="dxa"/>
-              <w:right w:w="120" w:type="dxa"/>
-            </w:tcMar>
-            <w:tcBorders>
-              <w:top w:val="single" w:sz="4" w:space="0" w:color="CCCCCC"/>
-              <w:bottom w:val="single" w:sz="4" w:space="0" w:color="CCCCCC"/>
-              <w:left w:val="single" w:sz="4" w:space="0" w:color="CCCCCC"/>
-              <w:right w:val="single" w:sz="4" w:space="0" w:color="CCCCCC"/>
-            </w:tcBorders>
-          </w:tcPr>
-          <w:p>
-            <w:pPr>
-              <w:spacing w:before="60" w:after="60" w:line="252" w:lineRule="auto"/>
-              <w:jc w:val="left"/>
-            </w:pPr>
-            <w:r/>
-            <w:r>
-              <w:t>734.00</w:t>
-            </w:r>
-          </w:p>
-        </w:tc>
-        <w:tc>
-          <w:tcPr>
-            <w:tcW w:type="dxa" w:w="1152"/>
-            <w:shd w:fill="FFFFFF"/>
-            <w:tcMar>
-              <w:top w:w="100" w:type="dxa"/>
-              <w:bottom w:w="100" w:type="dxa"/>
-              <w:left w:w="120" w:type="dxa"/>
-              <w:right w:w="120" w:type="dxa"/>
-            </w:tcMar>
-            <w:tcBorders>
-              <w:top w:val="single" w:sz="4" w:space="0" w:color="CCCCCC"/>
-              <w:bottom w:val="single" w:sz="4" w:space="0" w:color="CCCCCC"/>
-              <w:left w:val="single" w:sz="4" w:space="0" w:color="CCCCCC"/>
-              <w:right w:val="single" w:sz="4" w:space="0" w:color="CCCCCC"/>
-            </w:tcBorders>
-          </w:tcPr>
-          <w:p>
-            <w:pPr>
-              <w:spacing w:before="60" w:after="60" w:line="252" w:lineRule="auto"/>
-              <w:jc w:val="left"/>
-            </w:pPr>
-            <w:r/>
-            <w:r>
-              <w:t>719.00</w:t>
-            </w:r>
-          </w:p>
-        </w:tc>
-        <w:tc>
-          <w:tcPr>
-            <w:tcW w:type="dxa" w:w="1728"/>
-            <w:shd w:fill="FFFFFF"/>
-            <w:tcMar>
-              <w:top w:w="100" w:type="dxa"/>
-              <w:bottom w:w="100" w:type="dxa"/>
-              <w:left w:w="120" w:type="dxa"/>
-              <w:right w:w="120" w:type="dxa"/>
-            </w:tcMar>
-            <w:tcBorders>
-              <w:top w:val="single" w:sz="4" w:space="0" w:color="CCCCCC"/>
-              <w:bottom w:val="single" w:sz="4" w:space="0" w:color="CCCCCC"/>
-              <w:left w:val="single" w:sz="4" w:space="0" w:color="CCCCCC"/>
-              <w:right w:val="single" w:sz="4" w:space="0" w:color="CCCCCC"/>
-            </w:tcBorders>
-          </w:tcPr>
-          <w:p>
-            <w:pPr>
-              <w:spacing w:before="60" w:after="60" w:line="252" w:lineRule="auto"/>
-              <w:jc w:val="left"/>
-            </w:pPr>
-            <w:r/>
-            <w:r>
-              <w:rPr>
-                <w:b/>
-              </w:rPr>
-              <w:t>728.00</w:t>
-            </w:r>
-          </w:p>
-        </w:tc>
-        <w:tc>
-          <w:tcPr>
-            <w:tcW w:type="dxa" w:w="3456"/>
-            <w:shd w:fill="FFFFFF"/>
-            <w:tcMar>
-              <w:top w:w="100" w:type="dxa"/>
-              <w:bottom w:w="100" w:type="dxa"/>
-              <w:left w:w="120" w:type="dxa"/>
-              <w:right w:w="120" w:type="dxa"/>
-            </w:tcMar>
-            <w:tcBorders>
-              <w:top w:val="single" w:sz="4" w:space="0" w:color="CCCCCC"/>
-              <w:bottom w:val="single" w:sz="4" w:space="0" w:color="CCCCCC"/>
-              <w:left w:val="single" w:sz="4" w:space="0" w:color="CCCCCC"/>
-              <w:right w:val="single" w:sz="4" w:space="0" w:color="CCCCCC"/>
-            </w:tcBorders>
-          </w:tcPr>
-          <w:p>
-            <w:pPr>
-              <w:spacing w:before="60" w:after="60" w:line="252" w:lineRule="auto"/>
-              <w:jc w:val="left"/>
-            </w:pPr>
-            <w:r/>
-            <w:r>
-              <w:rPr>
-                <w:b/>
-              </w:rPr>
-              <w:t>+0.50</w:t>
-            </w:r>
-          </w:p>
-        </w:tc>
-        <w:tc>
-          <w:tcPr>
-            <w:tcW w:type="dxa" w:w="1440"/>
-            <w:shd w:fill="FFFFFF"/>
-            <w:tcMar>
-              <w:top w:w="100" w:type="dxa"/>
-              <w:bottom w:w="100" w:type="dxa"/>
-              <w:left w:w="120" w:type="dxa"/>
-              <w:right w:w="120" w:type="dxa"/>
-            </w:tcMar>
-            <w:tcBorders>
-              <w:top w:val="single" w:sz="4" w:space="0" w:color="CCCCCC"/>
-              <w:bottom w:val="single" w:sz="4" w:space="0" w:color="CCCCCC"/>
-              <w:left w:val="single" w:sz="4" w:space="0" w:color="CCCCCC"/>
-              <w:right w:val="single" w:sz="4" w:space="0" w:color="CCCCCC"/>
-            </w:tcBorders>
-          </w:tcPr>
-          <w:p>
-            <w:pPr>
-              <w:spacing w:before="60" w:after="60" w:line="252" w:lineRule="auto"/>
-              <w:jc w:val="left"/>
-            </w:pPr>
-            <w:r/>
-            <w:r>
-              <w:t>BULL</w:t>
-            </w:r>
-          </w:p>
-        </w:tc>
-      </w:tr>
-      <w:tr>
-        <w:tc>
-          <w:tcPr>
-            <w:tcW w:type="dxa" w:w="1584"/>
-            <w:shd w:fill="F8FAFC"/>
-            <w:tcMar>
-              <w:top w:w="100" w:type="dxa"/>
-              <w:bottom w:w="100" w:type="dxa"/>
-              <w:left w:w="120" w:type="dxa"/>
-              <w:right w:w="120" w:type="dxa"/>
-            </w:tcMar>
-            <w:tcBorders>
-              <w:top w:val="single" w:sz="4" w:space="0" w:color="CCCCCC"/>
-              <w:bottom w:val="single" w:sz="4" w:space="0" w:color="CCCCCC"/>
-              <w:left w:val="single" w:sz="4" w:space="0" w:color="CCCCCC"/>
-              <w:right w:val="single" w:sz="4" w:space="0" w:color="CCCCCC"/>
-            </w:tcBorders>
-          </w:tcPr>
-          <w:p>
-            <w:pPr>
-              <w:spacing w:before="60" w:after="60" w:line="252" w:lineRule="auto"/>
-              <w:jc w:val="left"/>
-            </w:pPr>
-            <w:r/>
-            <w:r>
-              <w:rPr>
-                <w:b/>
-              </w:rPr>
-              <w:t>Thu 27/08</w:t>
-            </w:r>
-          </w:p>
-        </w:tc>
-        <w:tc>
-          <w:tcPr>
-            <w:tcW w:type="dxa" w:w="864"/>
-            <w:shd w:fill="F8FAFC"/>
-            <w:tcMar>
-              <w:top w:w="100" w:type="dxa"/>
-              <w:bottom w:w="100" w:type="dxa"/>
-              <w:left w:w="120" w:type="dxa"/>
-              <w:right w:w="120" w:type="dxa"/>
-            </w:tcMar>
-            <w:tcBorders>
-              <w:top w:val="single" w:sz="4" w:space="0" w:color="CCCCCC"/>
-              <w:bottom w:val="single" w:sz="4" w:space="0" w:color="CCCCCC"/>
-              <w:left w:val="single" w:sz="4" w:space="0" w:color="CCCCCC"/>
-              <w:right w:val="single" w:sz="4" w:space="0" w:color="CCCCCC"/>
-            </w:tcBorders>
-          </w:tcPr>
-          <w:p>
-            <w:pPr>
-              <w:spacing w:before="60" w:after="60" w:line="252" w:lineRule="auto"/>
-              <w:jc w:val="left"/>
-            </w:pPr>
-            <w:r/>
-            <w:r>
-              <w:t>NY Open 21-23</w:t>
-            </w:r>
-          </w:p>
-        </w:tc>
-        <w:tc>
-          <w:tcPr>
-            <w:tcW w:type="dxa" w:w="1440"/>
-            <w:shd w:fill="F8FAFC"/>
-            <w:tcMar>
-              <w:top w:w="100" w:type="dxa"/>
-              <w:bottom w:w="100" w:type="dxa"/>
-              <w:left w:w="120" w:type="dxa"/>
-              <w:right w:w="120" w:type="dxa"/>
-            </w:tcMar>
-            <w:tcBorders>
-              <w:top w:val="single" w:sz="4" w:space="0" w:color="CCCCCC"/>
-              <w:bottom w:val="single" w:sz="4" w:space="0" w:color="CCCCCC"/>
-              <w:left w:val="single" w:sz="4" w:space="0" w:color="CCCCCC"/>
-              <w:right w:val="single" w:sz="4" w:space="0" w:color="CCCCCC"/>
-            </w:tcBorders>
-          </w:tcPr>
-          <w:p>
-            <w:pPr>
-              <w:spacing w:before="60" w:after="60" w:line="252" w:lineRule="auto"/>
-              <w:jc w:val="left"/>
-            </w:pPr>
-            <w:r/>
-            <w:r>
-              <w:t>728.00</w:t>
-            </w:r>
-          </w:p>
-        </w:tc>
-        <w:tc>
-          <w:tcPr>
-            <w:tcW w:type="dxa" w:w="2016"/>
-            <w:shd w:fill="F8FAFC"/>
-            <w:tcMar>
-              <w:top w:w="100" w:type="dxa"/>
-              <w:bottom w:w="100" w:type="dxa"/>
-              <w:left w:w="120" w:type="dxa"/>
-              <w:right w:w="120" w:type="dxa"/>
-            </w:tcMar>
-            <w:tcBorders>
-              <w:top w:val="single" w:sz="4" w:space="0" w:color="CCCCCC"/>
-              <w:bottom w:val="single" w:sz="4" w:space="0" w:color="CCCCCC"/>
-              <w:left w:val="single" w:sz="4" w:space="0" w:color="CCCCCC"/>
-              <w:right w:val="single" w:sz="4" w:space="0" w:color="CCCCCC"/>
-            </w:tcBorders>
-          </w:tcPr>
-          <w:p>
-            <w:pPr>
-              <w:spacing w:before="60" w:after="60" w:line="252" w:lineRule="auto"/>
-              <w:jc w:val="left"/>
-            </w:pPr>
-            <w:r/>
-            <w:r>
-              <w:t>739.00</w:t>
-            </w:r>
-          </w:p>
-        </w:tc>
-        <w:tc>
-          <w:tcPr>
-            <w:tcW w:type="dxa" w:w="1152"/>
-            <w:shd w:fill="F8FAFC"/>
-            <w:tcMar>
-              <w:top w:w="100" w:type="dxa"/>
-              <w:bottom w:w="100" w:type="dxa"/>
-              <w:left w:w="120" w:type="dxa"/>
-              <w:right w:w="120" w:type="dxa"/>
-            </w:tcMar>
-            <w:tcBorders>
-              <w:top w:val="single" w:sz="4" w:space="0" w:color="CCCCCC"/>
-              <w:bottom w:val="single" w:sz="4" w:space="0" w:color="CCCCCC"/>
-              <w:left w:val="single" w:sz="4" w:space="0" w:color="CCCCCC"/>
-              <w:right w:val="single" w:sz="4" w:space="0" w:color="CCCCCC"/>
-            </w:tcBorders>
-          </w:tcPr>
-          <w:p>
-            <w:pPr>
-              <w:spacing w:before="60" w:after="60" w:line="252" w:lineRule="auto"/>
-              <w:jc w:val="left"/>
-            </w:pPr>
-            <w:r/>
-            <w:r>
-              <w:t>716.25</w:t>
-            </w:r>
-          </w:p>
-        </w:tc>
-        <w:tc>
-          <w:tcPr>
-            <w:tcW w:type="dxa" w:w="1728"/>
-            <w:shd w:fill="F8FAFC"/>
-            <w:tcMar>
-              <w:top w:w="100" w:type="dxa"/>
-              <w:bottom w:w="100" w:type="dxa"/>
-              <w:left w:w="120" w:type="dxa"/>
-              <w:right w:w="120" w:type="dxa"/>
-            </w:tcMar>
-            <w:tcBorders>
-              <w:top w:val="single" w:sz="4" w:space="0" w:color="CCCCCC"/>
-              <w:bottom w:val="single" w:sz="4" w:space="0" w:color="CCCCCC"/>
-              <w:left w:val="single" w:sz="4" w:space="0" w:color="CCCCCC"/>
-              <w:right w:val="single" w:sz="4" w:space="0" w:color="CCCCCC"/>
-            </w:tcBorders>
-          </w:tcPr>
-          <w:p>
-            <w:pPr>
-              <w:spacing w:before="60" w:after="60" w:line="252" w:lineRule="auto"/>
-              <w:jc w:val="left"/>
-            </w:pPr>
-            <w:r/>
-            <w:r>
-              <w:rPr>
-                <w:b/>
-              </w:rPr>
-              <w:t>731.50</w:t>
-            </w:r>
-          </w:p>
-        </w:tc>
-        <w:tc>
-          <w:tcPr>
-            <w:tcW w:type="dxa" w:w="3456"/>
-            <w:shd w:fill="F8FAFC"/>
-            <w:tcMar>
-              <w:top w:w="100" w:type="dxa"/>
-              <w:bottom w:w="100" w:type="dxa"/>
-              <w:left w:w="120" w:type="dxa"/>
-              <w:right w:w="120" w:type="dxa"/>
-            </w:tcMar>
-            <w:tcBorders>
-              <w:top w:val="single" w:sz="4" w:space="0" w:color="CCCCCC"/>
-              <w:bottom w:val="single" w:sz="4" w:space="0" w:color="CCCCCC"/>
-              <w:left w:val="single" w:sz="4" w:space="0" w:color="CCCCCC"/>
-              <w:right w:val="single" w:sz="4" w:space="0" w:color="CCCCCC"/>
-            </w:tcBorders>
-          </w:tcPr>
-          <w:p>
-            <w:pPr>
-              <w:spacing w:before="60" w:after="60" w:line="252" w:lineRule="auto"/>
-              <w:jc w:val="left"/>
-            </w:pPr>
-            <w:r/>
-            <w:r>
-              <w:rPr>
-                <w:b/>
-              </w:rPr>
-              <w:t>+3.50</w:t>
-            </w:r>
-          </w:p>
-        </w:tc>
-        <w:tc>
-          <w:tcPr>
-            <w:tcW w:type="dxa" w:w="1440"/>
-            <w:shd w:fill="F8FAFC"/>
-            <w:tcMar>
-              <w:top w:w="100" w:type="dxa"/>
-              <w:bottom w:w="100" w:type="dxa"/>
-              <w:left w:w="120" w:type="dxa"/>
-              <w:right w:w="120" w:type="dxa"/>
-            </w:tcMar>
-            <w:tcBorders>
-              <w:top w:val="single" w:sz="4" w:space="0" w:color="CCCCCC"/>
-              <w:bottom w:val="single" w:sz="4" w:space="0" w:color="CCCCCC"/>
-              <w:left w:val="single" w:sz="4" w:space="0" w:color="CCCCCC"/>
-              <w:right w:val="single" w:sz="4" w:space="0" w:color="CCCCCC"/>
-            </w:tcBorders>
-          </w:tcPr>
-          <w:p>
-            <w:pPr>
-              <w:spacing w:before="60" w:after="60" w:line="252" w:lineRule="auto"/>
-              <w:jc w:val="left"/>
-            </w:pPr>
-            <w:r/>
-            <w:r>
-              <w:t>BULL</w:t>
-            </w:r>
-          </w:p>
-        </w:tc>
-      </w:tr>
-      <w:tr>
-        <w:tc>
-          <w:tcPr>
-            <w:tcW w:type="dxa" w:w="1584"/>
-            <w:shd w:fill="FFFFFF"/>
-            <w:tcMar>
-              <w:top w:w="100" w:type="dxa"/>
-              <w:bottom w:w="100" w:type="dxa"/>
-              <w:left w:w="120" w:type="dxa"/>
-              <w:right w:w="120" w:type="dxa"/>
-            </w:tcMar>
-            <w:tcBorders>
-              <w:top w:val="single" w:sz="4" w:space="0" w:color="CCCCCC"/>
-              <w:bottom w:val="single" w:sz="4" w:space="0" w:color="CCCCCC"/>
-              <w:left w:val="single" w:sz="4" w:space="0" w:color="CCCCCC"/>
-              <w:right w:val="single" w:sz="4" w:space="0" w:color="CCCCCC"/>
-            </w:tcBorders>
-          </w:tcPr>
-          <w:p>
-            <w:pPr>
-              <w:spacing w:before="60" w:after="60" w:line="252" w:lineRule="auto"/>
-              <w:jc w:val="left"/>
-            </w:pPr>
-            <w:r/>
-            <w:r>
-              <w:rPr>
-                <w:b/>
-              </w:rPr>
-              <w:t>Thu 27/08</w:t>
-            </w:r>
-          </w:p>
-        </w:tc>
-        <w:tc>
-          <w:tcPr>
-            <w:tcW w:type="dxa" w:w="864"/>
-            <w:shd w:fill="FFFFFF"/>
-            <w:tcMar>
-              <w:top w:w="100" w:type="dxa"/>
-              <w:bottom w:w="100" w:type="dxa"/>
-              <w:left w:w="120" w:type="dxa"/>
-              <w:right w:w="120" w:type="dxa"/>
-            </w:tcMar>
-            <w:tcBorders>
-              <w:top w:val="single" w:sz="4" w:space="0" w:color="CCCCCC"/>
-              <w:bottom w:val="single" w:sz="4" w:space="0" w:color="CCCCCC"/>
-              <w:left w:val="single" w:sz="4" w:space="0" w:color="CCCCCC"/>
-              <w:right w:val="single" w:sz="4" w:space="0" w:color="CCCCCC"/>
-            </w:tcBorders>
-          </w:tcPr>
-          <w:p>
-            <w:pPr>
-              <w:spacing w:before="60" w:after="60" w:line="252" w:lineRule="auto"/>
-              <w:jc w:val="left"/>
-            </w:pPr>
-            <w:r/>
-            <w:r>
-              <w:t>NY Close 23-01</w:t>
-            </w:r>
-          </w:p>
-        </w:tc>
-        <w:tc>
-          <w:tcPr>
-            <w:tcW w:type="dxa" w:w="1440"/>
-            <w:shd w:fill="FFFFFF"/>
-            <w:tcMar>
-              <w:top w:w="100" w:type="dxa"/>
-              <w:bottom w:w="100" w:type="dxa"/>
-              <w:left w:w="120" w:type="dxa"/>
-              <w:right w:w="120" w:type="dxa"/>
-            </w:tcMar>
-            <w:tcBorders>
-              <w:top w:val="single" w:sz="4" w:space="0" w:color="CCCCCC"/>
-              <w:bottom w:val="single" w:sz="4" w:space="0" w:color="CCCCCC"/>
-              <w:left w:val="single" w:sz="4" w:space="0" w:color="CCCCCC"/>
-              <w:right w:val="single" w:sz="4" w:space="0" w:color="CCCCCC"/>
-            </w:tcBorders>
-          </w:tcPr>
-          <w:p>
-            <w:pPr>
-              <w:spacing w:before="60" w:after="60" w:line="252" w:lineRule="auto"/>
-              <w:jc w:val="left"/>
-            </w:pPr>
-            <w:r/>
-            <w:r>
-              <w:t>731.50</w:t>
-            </w:r>
-          </w:p>
-        </w:tc>
-        <w:tc>
-          <w:tcPr>
-            <w:tcW w:type="dxa" w:w="2016"/>
-            <w:shd w:fill="FFFFFF"/>
-            <w:tcMar>
-              <w:top w:w="100" w:type="dxa"/>
-              <w:bottom w:w="100" w:type="dxa"/>
-              <w:left w:w="120" w:type="dxa"/>
-              <w:right w:w="120" w:type="dxa"/>
-            </w:tcMar>
-            <w:tcBorders>
-              <w:top w:val="single" w:sz="4" w:space="0" w:color="CCCCCC"/>
-              <w:bottom w:val="single" w:sz="4" w:space="0" w:color="CCCCCC"/>
-              <w:left w:val="single" w:sz="4" w:space="0" w:color="CCCCCC"/>
-              <w:right w:val="single" w:sz="4" w:space="0" w:color="CCCCCC"/>
-            </w:tcBorders>
-          </w:tcPr>
-          <w:p>
-            <w:pPr>
-              <w:spacing w:before="60" w:after="60" w:line="252" w:lineRule="auto"/>
-              <w:jc w:val="left"/>
-            </w:pPr>
-            <w:r/>
-            <w:r>
-              <w:t>737.00</w:t>
-            </w:r>
-          </w:p>
-        </w:tc>
-        <w:tc>
-          <w:tcPr>
-            <w:tcW w:type="dxa" w:w="1152"/>
-            <w:shd w:fill="FFFFFF"/>
-            <w:tcMar>
-              <w:top w:w="100" w:type="dxa"/>
-              <w:bottom w:w="100" w:type="dxa"/>
-              <w:left w:w="120" w:type="dxa"/>
-              <w:right w:w="120" w:type="dxa"/>
-            </w:tcMar>
-            <w:tcBorders>
-              <w:top w:val="single" w:sz="4" w:space="0" w:color="CCCCCC"/>
-              <w:bottom w:val="single" w:sz="4" w:space="0" w:color="CCCCCC"/>
-              <w:left w:val="single" w:sz="4" w:space="0" w:color="CCCCCC"/>
-              <w:right w:val="single" w:sz="4" w:space="0" w:color="CCCCCC"/>
-            </w:tcBorders>
-          </w:tcPr>
-          <w:p>
-            <w:pPr>
-              <w:spacing w:before="60" w:after="60" w:line="252" w:lineRule="auto"/>
-              <w:jc w:val="left"/>
-            </w:pPr>
-            <w:r/>
-            <w:r>
-              <w:t>723.75</w:t>
-            </w:r>
-          </w:p>
-        </w:tc>
-        <w:tc>
-          <w:tcPr>
-            <w:tcW w:type="dxa" w:w="1728"/>
-            <w:shd w:fill="FFFFFF"/>
-            <w:tcMar>
-              <w:top w:w="100" w:type="dxa"/>
-              <w:bottom w:w="100" w:type="dxa"/>
-              <w:left w:w="120" w:type="dxa"/>
-              <w:right w:w="120" w:type="dxa"/>
-            </w:tcMar>
-            <w:tcBorders>
-              <w:top w:val="single" w:sz="4" w:space="0" w:color="CCCCCC"/>
-              <w:bottom w:val="single" w:sz="4" w:space="0" w:color="CCCCCC"/>
-              <w:left w:val="single" w:sz="4" w:space="0" w:color="CCCCCC"/>
-              <w:right w:val="single" w:sz="4" w:space="0" w:color="CCCCCC"/>
-            </w:tcBorders>
-          </w:tcPr>
-          <w:p>
-            <w:pPr>
-              <w:spacing w:before="60" w:after="60" w:line="252" w:lineRule="auto"/>
-              <w:jc w:val="left"/>
-            </w:pPr>
-            <w:r/>
-            <w:r>
-              <w:rPr>
-                <w:b/>
-              </w:rPr>
-              <w:t>732.25</w:t>
-            </w:r>
-          </w:p>
-        </w:tc>
-        <w:tc>
-          <w:tcPr>
-            <w:tcW w:type="dxa" w:w="3456"/>
-            <w:shd w:fill="FFFFFF"/>
-            <w:tcMar>
-              <w:top w:w="100" w:type="dxa"/>
-              <w:bottom w:w="100" w:type="dxa"/>
-              <w:left w:w="120" w:type="dxa"/>
-              <w:right w:w="120" w:type="dxa"/>
-            </w:tcMar>
-            <w:tcBorders>
-              <w:top w:val="single" w:sz="4" w:space="0" w:color="CCCCCC"/>
-              <w:bottom w:val="single" w:sz="4" w:space="0" w:color="CCCCCC"/>
-              <w:left w:val="single" w:sz="4" w:space="0" w:color="CCCCCC"/>
-              <w:right w:val="single" w:sz="4" w:space="0" w:color="CCCCCC"/>
-            </w:tcBorders>
-          </w:tcPr>
-          <w:p>
-            <w:pPr>
-              <w:spacing w:before="60" w:after="60" w:line="252" w:lineRule="auto"/>
-              <w:jc w:val="left"/>
-            </w:pPr>
-            <w:r/>
-            <w:r>
-              <w:rPr>
-                <w:b/>
-              </w:rPr>
-              <w:t>+0.75</w:t>
-            </w:r>
-          </w:p>
-        </w:tc>
-        <w:tc>
-          <w:tcPr>
-            <w:tcW w:type="dxa" w:w="1440"/>
-            <w:shd w:fill="FFFFFF"/>
-            <w:tcMar>
-              <w:top w:w="100" w:type="dxa"/>
-              <w:bottom w:w="100" w:type="dxa"/>
-              <w:left w:w="120" w:type="dxa"/>
-              <w:right w:w="120" w:type="dxa"/>
-            </w:tcMar>
-            <w:tcBorders>
-              <w:top w:val="single" w:sz="4" w:space="0" w:color="CCCCCC"/>
-              <w:bottom w:val="single" w:sz="4" w:space="0" w:color="CCCCCC"/>
-              <w:left w:val="single" w:sz="4" w:space="0" w:color="CCCCCC"/>
-              <w:right w:val="single" w:sz="4" w:space="0" w:color="CCCCCC"/>
-            </w:tcBorders>
-          </w:tcPr>
-          <w:p>
-            <w:pPr>
-              <w:spacing w:before="60" w:after="60" w:line="252" w:lineRule="auto"/>
-              <w:jc w:val="left"/>
-            </w:pPr>
-            <w:r/>
-            <w:r>
-              <w:t>BULL</w:t>
             </w:r>
           </w:p>
         </w:tc>
@@ -29958,7 +30898,7 @@
             </w:pPr>
             <w:r/>
             <w:r>
-              <w:t>Asia 07-11</w:t>
+              <w:t>NY Open 21-23</w:t>
             </w:r>
           </w:p>
         </w:tc>
@@ -30014,7 +30954,7 @@
             </w:pPr>
             <w:r/>
             <w:r>
-              <w:t>741.50</w:t>
+              <w:t>740.75</w:t>
             </w:r>
           </w:p>
         </w:tc>
@@ -30042,7 +30982,7 @@
             </w:pPr>
             <w:r/>
             <w:r>
-              <w:t>725.75</w:t>
+              <w:t>718.25</w:t>
             </w:r>
           </w:p>
         </w:tc>
@@ -30073,7 +31013,7 @@
               <w:rPr>
                 <w:b/>
               </w:rPr>
-              <w:t>731.50</w:t>
+              <w:t>734.00</w:t>
             </w:r>
           </w:p>
         </w:tc>
@@ -30104,7 +31044,7 @@
               <w:rPr>
                 <w:b/>
               </w:rPr>
-              <w:t>-0.75</w:t>
+              <w:t>+1.75</w:t>
             </w:r>
           </w:p>
         </w:tc>
@@ -30132,7 +31072,7 @@
             </w:pPr>
             <w:r/>
             <w:r>
-              <w:t>BEAR</w:t>
+              <w:t>BULL</w:t>
             </w:r>
           </w:p>
         </w:tc>
@@ -30193,7 +31133,7 @@
             </w:pPr>
             <w:r/>
             <w:r>
-              <w:t>Asia 11-15</w:t>
+              <w:t>NY Close 23-01</w:t>
             </w:r>
           </w:p>
         </w:tc>
@@ -30221,7 +31161,7 @@
             </w:pPr>
             <w:r/>
             <w:r>
-              <w:t>731.50</w:t>
+              <w:t>734.00</w:t>
             </w:r>
           </w:p>
         </w:tc>
@@ -30249,7 +31189,7 @@
             </w:pPr>
             <w:r/>
             <w:r>
-              <w:t>739.00</w:t>
+              <w:t>740.25</w:t>
             </w:r>
           </w:p>
         </w:tc>
@@ -30277,7 +31217,7 @@
             </w:pPr>
             <w:r/>
             <w:r>
-              <w:t>725.50</w:t>
+              <w:t>727.50</w:t>
             </w:r>
           </w:p>
         </w:tc>
@@ -30308,947 +31248,7 @@
               <w:rPr>
                 <w:b/>
               </w:rPr>
-              <w:t>730.50</w:t>
-            </w:r>
-          </w:p>
-        </w:tc>
-        <w:tc>
-          <w:tcPr>
-            <w:tcW w:type="dxa" w:w="3456"/>
-            <w:shd w:fill="FFFFFF"/>
-            <w:tcMar>
-              <w:top w:w="100" w:type="dxa"/>
-              <w:bottom w:w="100" w:type="dxa"/>
-              <w:left w:w="120" w:type="dxa"/>
-              <w:right w:w="120" w:type="dxa"/>
-            </w:tcMar>
-            <w:tcBorders>
-              <w:top w:val="single" w:sz="4" w:space="0" w:color="CCCCCC"/>
-              <w:bottom w:val="single" w:sz="4" w:space="0" w:color="CCCCCC"/>
-              <w:left w:val="single" w:sz="4" w:space="0" w:color="CCCCCC"/>
-              <w:right w:val="single" w:sz="4" w:space="0" w:color="CCCCCC"/>
-            </w:tcBorders>
-          </w:tcPr>
-          <w:p>
-            <w:pPr>
-              <w:spacing w:before="60" w:after="60" w:line="252" w:lineRule="auto"/>
-              <w:jc w:val="left"/>
-            </w:pPr>
-            <w:r/>
-            <w:r>
-              <w:rPr>
-                <w:b/>
-              </w:rPr>
-              <w:t>-1.00</w:t>
-            </w:r>
-          </w:p>
-        </w:tc>
-        <w:tc>
-          <w:tcPr>
-            <w:tcW w:type="dxa" w:w="1440"/>
-            <w:shd w:fill="FFFFFF"/>
-            <w:tcMar>
-              <w:top w:w="100" w:type="dxa"/>
-              <w:bottom w:w="100" w:type="dxa"/>
-              <w:left w:w="120" w:type="dxa"/>
-              <w:right w:w="120" w:type="dxa"/>
-            </w:tcMar>
-            <w:tcBorders>
-              <w:top w:val="single" w:sz="4" w:space="0" w:color="CCCCCC"/>
-              <w:bottom w:val="single" w:sz="4" w:space="0" w:color="CCCCCC"/>
-              <w:left w:val="single" w:sz="4" w:space="0" w:color="CCCCCC"/>
-              <w:right w:val="single" w:sz="4" w:space="0" w:color="CCCCCC"/>
-            </w:tcBorders>
-          </w:tcPr>
-          <w:p>
-            <w:pPr>
-              <w:spacing w:before="60" w:after="60" w:line="252" w:lineRule="auto"/>
-              <w:jc w:val="left"/>
-            </w:pPr>
-            <w:r/>
-            <w:r>
-              <w:t>BEAR</w:t>
-            </w:r>
-          </w:p>
-        </w:tc>
-      </w:tr>
-      <w:tr>
-        <w:tc>
-          <w:tcPr>
-            <w:tcW w:type="dxa" w:w="1584"/>
-            <w:shd w:fill="F8FAFC"/>
-            <w:tcMar>
-              <w:top w:w="100" w:type="dxa"/>
-              <w:bottom w:w="100" w:type="dxa"/>
-              <w:left w:w="120" w:type="dxa"/>
-              <w:right w:w="120" w:type="dxa"/>
-            </w:tcMar>
-            <w:tcBorders>
-              <w:top w:val="single" w:sz="4" w:space="0" w:color="CCCCCC"/>
-              <w:bottom w:val="single" w:sz="4" w:space="0" w:color="CCCCCC"/>
-              <w:left w:val="single" w:sz="4" w:space="0" w:color="CCCCCC"/>
-              <w:right w:val="single" w:sz="4" w:space="0" w:color="CCCCCC"/>
-            </w:tcBorders>
-          </w:tcPr>
-          <w:p>
-            <w:pPr>
-              <w:spacing w:before="60" w:after="60" w:line="252" w:lineRule="auto"/>
-              <w:jc w:val="left"/>
-            </w:pPr>
-            <w:r/>
-            <w:r>
-              <w:rPr>
-                <w:b/>
-              </w:rPr>
-              <w:t>Fri 28/08</w:t>
-            </w:r>
-          </w:p>
-        </w:tc>
-        <w:tc>
-          <w:tcPr>
-            <w:tcW w:type="dxa" w:w="864"/>
-            <w:shd w:fill="F8FAFC"/>
-            <w:tcMar>
-              <w:top w:w="100" w:type="dxa"/>
-              <w:bottom w:w="100" w:type="dxa"/>
-              <w:left w:w="120" w:type="dxa"/>
-              <w:right w:w="120" w:type="dxa"/>
-            </w:tcMar>
-            <w:tcBorders>
-              <w:top w:val="single" w:sz="4" w:space="0" w:color="CCCCCC"/>
-              <w:bottom w:val="single" w:sz="4" w:space="0" w:color="CCCCCC"/>
-              <w:left w:val="single" w:sz="4" w:space="0" w:color="CCCCCC"/>
-              <w:right w:val="single" w:sz="4" w:space="0" w:color="CCCCCC"/>
-            </w:tcBorders>
-          </w:tcPr>
-          <w:p>
-            <w:pPr>
-              <w:spacing w:before="60" w:after="60" w:line="252" w:lineRule="auto"/>
-              <w:jc w:val="left"/>
-            </w:pPr>
-            <w:r/>
-            <w:r>
-              <w:t>London 15-19</w:t>
-            </w:r>
-          </w:p>
-        </w:tc>
-        <w:tc>
-          <w:tcPr>
-            <w:tcW w:type="dxa" w:w="1440"/>
-            <w:shd w:fill="F8FAFC"/>
-            <w:tcMar>
-              <w:top w:w="100" w:type="dxa"/>
-              <w:bottom w:w="100" w:type="dxa"/>
-              <w:left w:w="120" w:type="dxa"/>
-              <w:right w:w="120" w:type="dxa"/>
-            </w:tcMar>
-            <w:tcBorders>
-              <w:top w:val="single" w:sz="4" w:space="0" w:color="CCCCCC"/>
-              <w:bottom w:val="single" w:sz="4" w:space="0" w:color="CCCCCC"/>
-              <w:left w:val="single" w:sz="4" w:space="0" w:color="CCCCCC"/>
-              <w:right w:val="single" w:sz="4" w:space="0" w:color="CCCCCC"/>
-            </w:tcBorders>
-          </w:tcPr>
-          <w:p>
-            <w:pPr>
-              <w:spacing w:before="60" w:after="60" w:line="252" w:lineRule="auto"/>
-              <w:jc w:val="left"/>
-            </w:pPr>
-            <w:r/>
-            <w:r>
-              <w:t>730.50</w:t>
-            </w:r>
-          </w:p>
-        </w:tc>
-        <w:tc>
-          <w:tcPr>
-            <w:tcW w:type="dxa" w:w="2016"/>
-            <w:shd w:fill="F8FAFC"/>
-            <w:tcMar>
-              <w:top w:w="100" w:type="dxa"/>
-              <w:bottom w:w="100" w:type="dxa"/>
-              <w:left w:w="120" w:type="dxa"/>
-              <w:right w:w="120" w:type="dxa"/>
-            </w:tcMar>
-            <w:tcBorders>
-              <w:top w:val="single" w:sz="4" w:space="0" w:color="CCCCCC"/>
-              <w:bottom w:val="single" w:sz="4" w:space="0" w:color="CCCCCC"/>
-              <w:left w:val="single" w:sz="4" w:space="0" w:color="CCCCCC"/>
-              <w:right w:val="single" w:sz="4" w:space="0" w:color="CCCCCC"/>
-            </w:tcBorders>
-          </w:tcPr>
-          <w:p>
-            <w:pPr>
-              <w:spacing w:before="60" w:after="60" w:line="252" w:lineRule="auto"/>
-              <w:jc w:val="left"/>
-            </w:pPr>
-            <w:r/>
-            <w:r>
-              <w:t>737.50</w:t>
-            </w:r>
-          </w:p>
-        </w:tc>
-        <w:tc>
-          <w:tcPr>
-            <w:tcW w:type="dxa" w:w="1152"/>
-            <w:shd w:fill="F8FAFC"/>
-            <w:tcMar>
-              <w:top w:w="100" w:type="dxa"/>
-              <w:bottom w:w="100" w:type="dxa"/>
-              <w:left w:w="120" w:type="dxa"/>
-              <w:right w:w="120" w:type="dxa"/>
-            </w:tcMar>
-            <w:tcBorders>
-              <w:top w:val="single" w:sz="4" w:space="0" w:color="CCCCCC"/>
-              <w:bottom w:val="single" w:sz="4" w:space="0" w:color="CCCCCC"/>
-              <w:left w:val="single" w:sz="4" w:space="0" w:color="CCCCCC"/>
-              <w:right w:val="single" w:sz="4" w:space="0" w:color="CCCCCC"/>
-            </w:tcBorders>
-          </w:tcPr>
-          <w:p>
-            <w:pPr>
-              <w:spacing w:before="60" w:after="60" w:line="252" w:lineRule="auto"/>
-              <w:jc w:val="left"/>
-            </w:pPr>
-            <w:r/>
-            <w:r>
-              <w:t>717.00</w:t>
-            </w:r>
-          </w:p>
-        </w:tc>
-        <w:tc>
-          <w:tcPr>
-            <w:tcW w:type="dxa" w:w="1728"/>
-            <w:shd w:fill="F8FAFC"/>
-            <w:tcMar>
-              <w:top w:w="100" w:type="dxa"/>
-              <w:bottom w:w="100" w:type="dxa"/>
-              <w:left w:w="120" w:type="dxa"/>
-              <w:right w:w="120" w:type="dxa"/>
-            </w:tcMar>
-            <w:tcBorders>
-              <w:top w:val="single" w:sz="4" w:space="0" w:color="CCCCCC"/>
-              <w:bottom w:val="single" w:sz="4" w:space="0" w:color="CCCCCC"/>
-              <w:left w:val="single" w:sz="4" w:space="0" w:color="CCCCCC"/>
-              <w:right w:val="single" w:sz="4" w:space="0" w:color="CCCCCC"/>
-            </w:tcBorders>
-          </w:tcPr>
-          <w:p>
-            <w:pPr>
-              <w:spacing w:before="60" w:after="60" w:line="252" w:lineRule="auto"/>
-              <w:jc w:val="left"/>
-            </w:pPr>
-            <w:r/>
-            <w:r>
-              <w:rPr>
-                <w:b/>
-              </w:rPr>
-              <w:t>731.25</w:t>
-            </w:r>
-          </w:p>
-        </w:tc>
-        <w:tc>
-          <w:tcPr>
-            <w:tcW w:type="dxa" w:w="3456"/>
-            <w:shd w:fill="F8FAFC"/>
-            <w:tcMar>
-              <w:top w:w="100" w:type="dxa"/>
-              <w:bottom w:w="100" w:type="dxa"/>
-              <w:left w:w="120" w:type="dxa"/>
-              <w:right w:w="120" w:type="dxa"/>
-            </w:tcMar>
-            <w:tcBorders>
-              <w:top w:val="single" w:sz="4" w:space="0" w:color="CCCCCC"/>
-              <w:bottom w:val="single" w:sz="4" w:space="0" w:color="CCCCCC"/>
-              <w:left w:val="single" w:sz="4" w:space="0" w:color="CCCCCC"/>
-              <w:right w:val="single" w:sz="4" w:space="0" w:color="CCCCCC"/>
-            </w:tcBorders>
-          </w:tcPr>
-          <w:p>
-            <w:pPr>
-              <w:spacing w:before="60" w:after="60" w:line="252" w:lineRule="auto"/>
-              <w:jc w:val="left"/>
-            </w:pPr>
-            <w:r/>
-            <w:r>
-              <w:rPr>
-                <w:b/>
-              </w:rPr>
-              <w:t>+0.75</w:t>
-            </w:r>
-          </w:p>
-        </w:tc>
-        <w:tc>
-          <w:tcPr>
-            <w:tcW w:type="dxa" w:w="1440"/>
-            <w:shd w:fill="F8FAFC"/>
-            <w:tcMar>
-              <w:top w:w="100" w:type="dxa"/>
-              <w:bottom w:w="100" w:type="dxa"/>
-              <w:left w:w="120" w:type="dxa"/>
-              <w:right w:w="120" w:type="dxa"/>
-            </w:tcMar>
-            <w:tcBorders>
-              <w:top w:val="single" w:sz="4" w:space="0" w:color="CCCCCC"/>
-              <w:bottom w:val="single" w:sz="4" w:space="0" w:color="CCCCCC"/>
-              <w:left w:val="single" w:sz="4" w:space="0" w:color="CCCCCC"/>
-              <w:right w:val="single" w:sz="4" w:space="0" w:color="CCCCCC"/>
-            </w:tcBorders>
-          </w:tcPr>
-          <w:p>
-            <w:pPr>
-              <w:spacing w:before="60" w:after="60" w:line="252" w:lineRule="auto"/>
-              <w:jc w:val="left"/>
-            </w:pPr>
-            <w:r/>
-            <w:r>
-              <w:t>BULL</w:t>
-            </w:r>
-          </w:p>
-        </w:tc>
-      </w:tr>
-      <w:tr>
-        <w:tc>
-          <w:tcPr>
-            <w:tcW w:type="dxa" w:w="1584"/>
-            <w:shd w:fill="FFFFFF"/>
-            <w:tcMar>
-              <w:top w:w="100" w:type="dxa"/>
-              <w:bottom w:w="100" w:type="dxa"/>
-              <w:left w:w="120" w:type="dxa"/>
-              <w:right w:w="120" w:type="dxa"/>
-            </w:tcMar>
-            <w:tcBorders>
-              <w:top w:val="single" w:sz="4" w:space="0" w:color="CCCCCC"/>
-              <w:bottom w:val="single" w:sz="4" w:space="0" w:color="CCCCCC"/>
-              <w:left w:val="single" w:sz="4" w:space="0" w:color="CCCCCC"/>
-              <w:right w:val="single" w:sz="4" w:space="0" w:color="CCCCCC"/>
-            </w:tcBorders>
-          </w:tcPr>
-          <w:p>
-            <w:pPr>
-              <w:spacing w:before="60" w:after="60" w:line="252" w:lineRule="auto"/>
-              <w:jc w:val="left"/>
-            </w:pPr>
-            <w:r/>
-            <w:r>
-              <w:rPr>
-                <w:b/>
-              </w:rPr>
-              <w:t>Fri 28/08</w:t>
-            </w:r>
-          </w:p>
-        </w:tc>
-        <w:tc>
-          <w:tcPr>
-            <w:tcW w:type="dxa" w:w="864"/>
-            <w:shd w:fill="FFFFFF"/>
-            <w:tcMar>
-              <w:top w:w="100" w:type="dxa"/>
-              <w:bottom w:w="100" w:type="dxa"/>
-              <w:left w:w="120" w:type="dxa"/>
-              <w:right w:w="120" w:type="dxa"/>
-            </w:tcMar>
-            <w:tcBorders>
-              <w:top w:val="single" w:sz="4" w:space="0" w:color="CCCCCC"/>
-              <w:bottom w:val="single" w:sz="4" w:space="0" w:color="CCCCCC"/>
-              <w:left w:val="single" w:sz="4" w:space="0" w:color="CCCCCC"/>
-              <w:right w:val="single" w:sz="4" w:space="0" w:color="CCCCCC"/>
-            </w:tcBorders>
-          </w:tcPr>
-          <w:p>
-            <w:pPr>
-              <w:spacing w:before="60" w:after="60" w:line="252" w:lineRule="auto"/>
-              <w:jc w:val="left"/>
-            </w:pPr>
-            <w:r/>
-            <w:r>
-              <w:t>Pre-NY 19-21</w:t>
-            </w:r>
-          </w:p>
-        </w:tc>
-        <w:tc>
-          <w:tcPr>
-            <w:tcW w:type="dxa" w:w="1440"/>
-            <w:shd w:fill="FFFFFF"/>
-            <w:tcMar>
-              <w:top w:w="100" w:type="dxa"/>
-              <w:bottom w:w="100" w:type="dxa"/>
-              <w:left w:w="120" w:type="dxa"/>
-              <w:right w:w="120" w:type="dxa"/>
-            </w:tcMar>
-            <w:tcBorders>
-              <w:top w:val="single" w:sz="4" w:space="0" w:color="CCCCCC"/>
-              <w:bottom w:val="single" w:sz="4" w:space="0" w:color="CCCCCC"/>
-              <w:left w:val="single" w:sz="4" w:space="0" w:color="CCCCCC"/>
-              <w:right w:val="single" w:sz="4" w:space="0" w:color="CCCCCC"/>
-            </w:tcBorders>
-          </w:tcPr>
-          <w:p>
-            <w:pPr>
-              <w:spacing w:before="60" w:after="60" w:line="252" w:lineRule="auto"/>
-              <w:jc w:val="left"/>
-            </w:pPr>
-            <w:r/>
-            <w:r>
-              <w:t>731.25</w:t>
-            </w:r>
-          </w:p>
-        </w:tc>
-        <w:tc>
-          <w:tcPr>
-            <w:tcW w:type="dxa" w:w="2016"/>
-            <w:shd w:fill="FFFFFF"/>
-            <w:tcMar>
-              <w:top w:w="100" w:type="dxa"/>
-              <w:bottom w:w="100" w:type="dxa"/>
-              <w:left w:w="120" w:type="dxa"/>
-              <w:right w:w="120" w:type="dxa"/>
-            </w:tcMar>
-            <w:tcBorders>
-              <w:top w:val="single" w:sz="4" w:space="0" w:color="CCCCCC"/>
-              <w:bottom w:val="single" w:sz="4" w:space="0" w:color="CCCCCC"/>
-              <w:left w:val="single" w:sz="4" w:space="0" w:color="CCCCCC"/>
-              <w:right w:val="single" w:sz="4" w:space="0" w:color="CCCCCC"/>
-            </w:tcBorders>
-          </w:tcPr>
-          <w:p>
-            <w:pPr>
-              <w:spacing w:before="60" w:after="60" w:line="252" w:lineRule="auto"/>
-              <w:jc w:val="left"/>
-            </w:pPr>
-            <w:r/>
-            <w:r>
-              <w:t>740.50</w:t>
-            </w:r>
-          </w:p>
-        </w:tc>
-        <w:tc>
-          <w:tcPr>
-            <w:tcW w:type="dxa" w:w="1152"/>
-            <w:shd w:fill="FFFFFF"/>
-            <w:tcMar>
-              <w:top w:w="100" w:type="dxa"/>
-              <w:bottom w:w="100" w:type="dxa"/>
-              <w:left w:w="120" w:type="dxa"/>
-              <w:right w:w="120" w:type="dxa"/>
-            </w:tcMar>
-            <w:tcBorders>
-              <w:top w:val="single" w:sz="4" w:space="0" w:color="CCCCCC"/>
-              <w:bottom w:val="single" w:sz="4" w:space="0" w:color="CCCCCC"/>
-              <w:left w:val="single" w:sz="4" w:space="0" w:color="CCCCCC"/>
-              <w:right w:val="single" w:sz="4" w:space="0" w:color="CCCCCC"/>
-            </w:tcBorders>
-          </w:tcPr>
-          <w:p>
-            <w:pPr>
-              <w:spacing w:before="60" w:after="60" w:line="252" w:lineRule="auto"/>
-              <w:jc w:val="left"/>
-            </w:pPr>
-            <w:r/>
-            <w:r>
-              <w:t>724.00</w:t>
-            </w:r>
-          </w:p>
-        </w:tc>
-        <w:tc>
-          <w:tcPr>
-            <w:tcW w:type="dxa" w:w="1728"/>
-            <w:shd w:fill="FFFFFF"/>
-            <w:tcMar>
-              <w:top w:w="100" w:type="dxa"/>
-              <w:bottom w:w="100" w:type="dxa"/>
-              <w:left w:w="120" w:type="dxa"/>
-              <w:right w:w="120" w:type="dxa"/>
-            </w:tcMar>
-            <w:tcBorders>
-              <w:top w:val="single" w:sz="4" w:space="0" w:color="CCCCCC"/>
-              <w:bottom w:val="single" w:sz="4" w:space="0" w:color="CCCCCC"/>
-              <w:left w:val="single" w:sz="4" w:space="0" w:color="CCCCCC"/>
-              <w:right w:val="single" w:sz="4" w:space="0" w:color="CCCCCC"/>
-            </w:tcBorders>
-          </w:tcPr>
-          <w:p>
-            <w:pPr>
-              <w:spacing w:before="60" w:after="60" w:line="252" w:lineRule="auto"/>
-              <w:jc w:val="left"/>
-            </w:pPr>
-            <w:r/>
-            <w:r>
-              <w:rPr>
-                <w:b/>
-              </w:rPr>
-              <w:t>731.00</w:t>
-            </w:r>
-          </w:p>
-        </w:tc>
-        <w:tc>
-          <w:tcPr>
-            <w:tcW w:type="dxa" w:w="3456"/>
-            <w:shd w:fill="FFFFFF"/>
-            <w:tcMar>
-              <w:top w:w="100" w:type="dxa"/>
-              <w:bottom w:w="100" w:type="dxa"/>
-              <w:left w:w="120" w:type="dxa"/>
-              <w:right w:w="120" w:type="dxa"/>
-            </w:tcMar>
-            <w:tcBorders>
-              <w:top w:val="single" w:sz="4" w:space="0" w:color="CCCCCC"/>
-              <w:bottom w:val="single" w:sz="4" w:space="0" w:color="CCCCCC"/>
-              <w:left w:val="single" w:sz="4" w:space="0" w:color="CCCCCC"/>
-              <w:right w:val="single" w:sz="4" w:space="0" w:color="CCCCCC"/>
-            </w:tcBorders>
-          </w:tcPr>
-          <w:p>
-            <w:pPr>
-              <w:spacing w:before="60" w:after="60" w:line="252" w:lineRule="auto"/>
-              <w:jc w:val="left"/>
-            </w:pPr>
-            <w:r/>
-            <w:r>
-              <w:rPr>
-                <w:b/>
-              </w:rPr>
-              <w:t>-0.25</w:t>
-            </w:r>
-          </w:p>
-        </w:tc>
-        <w:tc>
-          <w:tcPr>
-            <w:tcW w:type="dxa" w:w="1440"/>
-            <w:shd w:fill="FFFFFF"/>
-            <w:tcMar>
-              <w:top w:w="100" w:type="dxa"/>
-              <w:bottom w:w="100" w:type="dxa"/>
-              <w:left w:w="120" w:type="dxa"/>
-              <w:right w:w="120" w:type="dxa"/>
-            </w:tcMar>
-            <w:tcBorders>
-              <w:top w:val="single" w:sz="4" w:space="0" w:color="CCCCCC"/>
-              <w:bottom w:val="single" w:sz="4" w:space="0" w:color="CCCCCC"/>
-              <w:left w:val="single" w:sz="4" w:space="0" w:color="CCCCCC"/>
-              <w:right w:val="single" w:sz="4" w:space="0" w:color="CCCCCC"/>
-            </w:tcBorders>
-          </w:tcPr>
-          <w:p>
-            <w:pPr>
-              <w:spacing w:before="60" w:after="60" w:line="252" w:lineRule="auto"/>
-              <w:jc w:val="left"/>
-            </w:pPr>
-            <w:r/>
-            <w:r>
-              <w:t>BEAR</w:t>
-            </w:r>
-          </w:p>
-        </w:tc>
-      </w:tr>
-      <w:tr>
-        <w:tc>
-          <w:tcPr>
-            <w:tcW w:type="dxa" w:w="1584"/>
-            <w:shd w:fill="F8FAFC"/>
-            <w:tcMar>
-              <w:top w:w="100" w:type="dxa"/>
-              <w:bottom w:w="100" w:type="dxa"/>
-              <w:left w:w="120" w:type="dxa"/>
-              <w:right w:w="120" w:type="dxa"/>
-            </w:tcMar>
-            <w:tcBorders>
-              <w:top w:val="single" w:sz="4" w:space="0" w:color="CCCCCC"/>
-              <w:bottom w:val="single" w:sz="4" w:space="0" w:color="CCCCCC"/>
-              <w:left w:val="single" w:sz="4" w:space="0" w:color="CCCCCC"/>
-              <w:right w:val="single" w:sz="4" w:space="0" w:color="CCCCCC"/>
-            </w:tcBorders>
-          </w:tcPr>
-          <w:p>
-            <w:pPr>
-              <w:spacing w:before="60" w:after="60" w:line="252" w:lineRule="auto"/>
-              <w:jc w:val="left"/>
-            </w:pPr>
-            <w:r/>
-            <w:r>
-              <w:rPr>
-                <w:b/>
-              </w:rPr>
-              <w:t>Fri 28/08</w:t>
-            </w:r>
-          </w:p>
-        </w:tc>
-        <w:tc>
-          <w:tcPr>
-            <w:tcW w:type="dxa" w:w="864"/>
-            <w:shd w:fill="F8FAFC"/>
-            <w:tcMar>
-              <w:top w:w="100" w:type="dxa"/>
-              <w:bottom w:w="100" w:type="dxa"/>
-              <w:left w:w="120" w:type="dxa"/>
-              <w:right w:w="120" w:type="dxa"/>
-            </w:tcMar>
-            <w:tcBorders>
-              <w:top w:val="single" w:sz="4" w:space="0" w:color="CCCCCC"/>
-              <w:bottom w:val="single" w:sz="4" w:space="0" w:color="CCCCCC"/>
-              <w:left w:val="single" w:sz="4" w:space="0" w:color="CCCCCC"/>
-              <w:right w:val="single" w:sz="4" w:space="0" w:color="CCCCCC"/>
-            </w:tcBorders>
-          </w:tcPr>
-          <w:p>
-            <w:pPr>
-              <w:spacing w:before="60" w:after="60" w:line="252" w:lineRule="auto"/>
-              <w:jc w:val="left"/>
-            </w:pPr>
-            <w:r/>
-            <w:r>
-              <w:t>NY Open 21-23</w:t>
-            </w:r>
-          </w:p>
-        </w:tc>
-        <w:tc>
-          <w:tcPr>
-            <w:tcW w:type="dxa" w:w="1440"/>
-            <w:shd w:fill="F8FAFC"/>
-            <w:tcMar>
-              <w:top w:w="100" w:type="dxa"/>
-              <w:bottom w:w="100" w:type="dxa"/>
-              <w:left w:w="120" w:type="dxa"/>
-              <w:right w:w="120" w:type="dxa"/>
-            </w:tcMar>
-            <w:tcBorders>
-              <w:top w:val="single" w:sz="4" w:space="0" w:color="CCCCCC"/>
-              <w:bottom w:val="single" w:sz="4" w:space="0" w:color="CCCCCC"/>
-              <w:left w:val="single" w:sz="4" w:space="0" w:color="CCCCCC"/>
-              <w:right w:val="single" w:sz="4" w:space="0" w:color="CCCCCC"/>
-            </w:tcBorders>
-          </w:tcPr>
-          <w:p>
-            <w:pPr>
-              <w:spacing w:before="60" w:after="60" w:line="252" w:lineRule="auto"/>
-              <w:jc w:val="left"/>
-            </w:pPr>
-            <w:r/>
-            <w:r>
-              <w:t>731.00</w:t>
-            </w:r>
-          </w:p>
-        </w:tc>
-        <w:tc>
-          <w:tcPr>
-            <w:tcW w:type="dxa" w:w="2016"/>
-            <w:shd w:fill="F8FAFC"/>
-            <w:tcMar>
-              <w:top w:w="100" w:type="dxa"/>
-              <w:bottom w:w="100" w:type="dxa"/>
-              <w:left w:w="120" w:type="dxa"/>
-              <w:right w:w="120" w:type="dxa"/>
-            </w:tcMar>
-            <w:tcBorders>
-              <w:top w:val="single" w:sz="4" w:space="0" w:color="CCCCCC"/>
-              <w:bottom w:val="single" w:sz="4" w:space="0" w:color="CCCCCC"/>
-              <w:left w:val="single" w:sz="4" w:space="0" w:color="CCCCCC"/>
-              <w:right w:val="single" w:sz="4" w:space="0" w:color="CCCCCC"/>
-            </w:tcBorders>
-          </w:tcPr>
-          <w:p>
-            <w:pPr>
-              <w:spacing w:before="60" w:after="60" w:line="252" w:lineRule="auto"/>
-              <w:jc w:val="left"/>
-            </w:pPr>
-            <w:r/>
-            <w:r>
-              <w:t>739.50</w:t>
-            </w:r>
-          </w:p>
-        </w:tc>
-        <w:tc>
-          <w:tcPr>
-            <w:tcW w:type="dxa" w:w="1152"/>
-            <w:shd w:fill="F8FAFC"/>
-            <w:tcMar>
-              <w:top w:w="100" w:type="dxa"/>
-              <w:bottom w:w="100" w:type="dxa"/>
-              <w:left w:w="120" w:type="dxa"/>
-              <w:right w:w="120" w:type="dxa"/>
-            </w:tcMar>
-            <w:tcBorders>
-              <w:top w:val="single" w:sz="4" w:space="0" w:color="CCCCCC"/>
-              <w:bottom w:val="single" w:sz="4" w:space="0" w:color="CCCCCC"/>
-              <w:left w:val="single" w:sz="4" w:space="0" w:color="CCCCCC"/>
-              <w:right w:val="single" w:sz="4" w:space="0" w:color="CCCCCC"/>
-            </w:tcBorders>
-          </w:tcPr>
-          <w:p>
-            <w:pPr>
-              <w:spacing w:before="60" w:after="60" w:line="252" w:lineRule="auto"/>
-              <w:jc w:val="left"/>
-            </w:pPr>
-            <w:r/>
-            <w:r>
-              <w:t>717.00</w:t>
-            </w:r>
-          </w:p>
-        </w:tc>
-        <w:tc>
-          <w:tcPr>
-            <w:tcW w:type="dxa" w:w="1728"/>
-            <w:shd w:fill="F8FAFC"/>
-            <w:tcMar>
-              <w:top w:w="100" w:type="dxa"/>
-              <w:bottom w:w="100" w:type="dxa"/>
-              <w:left w:w="120" w:type="dxa"/>
-              <w:right w:w="120" w:type="dxa"/>
-            </w:tcMar>
-            <w:tcBorders>
-              <w:top w:val="single" w:sz="4" w:space="0" w:color="CCCCCC"/>
-              <w:bottom w:val="single" w:sz="4" w:space="0" w:color="CCCCCC"/>
-              <w:left w:val="single" w:sz="4" w:space="0" w:color="CCCCCC"/>
-              <w:right w:val="single" w:sz="4" w:space="0" w:color="CCCCCC"/>
-            </w:tcBorders>
-          </w:tcPr>
-          <w:p>
-            <w:pPr>
-              <w:spacing w:before="60" w:after="60" w:line="252" w:lineRule="auto"/>
-              <w:jc w:val="left"/>
-            </w:pPr>
-            <w:r/>
-            <w:r>
-              <w:rPr>
-                <w:b/>
-              </w:rPr>
-              <w:t>732.75</w:t>
-            </w:r>
-          </w:p>
-        </w:tc>
-        <w:tc>
-          <w:tcPr>
-            <w:tcW w:type="dxa" w:w="3456"/>
-            <w:shd w:fill="F8FAFC"/>
-            <w:tcMar>
-              <w:top w:w="100" w:type="dxa"/>
-              <w:bottom w:w="100" w:type="dxa"/>
-              <w:left w:w="120" w:type="dxa"/>
-              <w:right w:w="120" w:type="dxa"/>
-            </w:tcMar>
-            <w:tcBorders>
-              <w:top w:val="single" w:sz="4" w:space="0" w:color="CCCCCC"/>
-              <w:bottom w:val="single" w:sz="4" w:space="0" w:color="CCCCCC"/>
-              <w:left w:val="single" w:sz="4" w:space="0" w:color="CCCCCC"/>
-              <w:right w:val="single" w:sz="4" w:space="0" w:color="CCCCCC"/>
-            </w:tcBorders>
-          </w:tcPr>
-          <w:p>
-            <w:pPr>
-              <w:spacing w:before="60" w:after="60" w:line="252" w:lineRule="auto"/>
-              <w:jc w:val="left"/>
-            </w:pPr>
-            <w:r/>
-            <w:r>
-              <w:rPr>
-                <w:b/>
-              </w:rPr>
-              <w:t>+1.75</w:t>
-            </w:r>
-          </w:p>
-        </w:tc>
-        <w:tc>
-          <w:tcPr>
-            <w:tcW w:type="dxa" w:w="1440"/>
-            <w:shd w:fill="F8FAFC"/>
-            <w:tcMar>
-              <w:top w:w="100" w:type="dxa"/>
-              <w:bottom w:w="100" w:type="dxa"/>
-              <w:left w:w="120" w:type="dxa"/>
-              <w:right w:w="120" w:type="dxa"/>
-            </w:tcMar>
-            <w:tcBorders>
-              <w:top w:val="single" w:sz="4" w:space="0" w:color="CCCCCC"/>
-              <w:bottom w:val="single" w:sz="4" w:space="0" w:color="CCCCCC"/>
-              <w:left w:val="single" w:sz="4" w:space="0" w:color="CCCCCC"/>
-              <w:right w:val="single" w:sz="4" w:space="0" w:color="CCCCCC"/>
-            </w:tcBorders>
-          </w:tcPr>
-          <w:p>
-            <w:pPr>
-              <w:spacing w:before="60" w:after="60" w:line="252" w:lineRule="auto"/>
-              <w:jc w:val="left"/>
-            </w:pPr>
-            <w:r/>
-            <w:r>
-              <w:t>BULL</w:t>
-            </w:r>
-          </w:p>
-        </w:tc>
-      </w:tr>
-      <w:tr>
-        <w:tc>
-          <w:tcPr>
-            <w:tcW w:type="dxa" w:w="1584"/>
-            <w:shd w:fill="FFFFFF"/>
-            <w:tcMar>
-              <w:top w:w="100" w:type="dxa"/>
-              <w:bottom w:w="100" w:type="dxa"/>
-              <w:left w:w="120" w:type="dxa"/>
-              <w:right w:w="120" w:type="dxa"/>
-            </w:tcMar>
-            <w:tcBorders>
-              <w:top w:val="single" w:sz="4" w:space="0" w:color="CCCCCC"/>
-              <w:bottom w:val="single" w:sz="4" w:space="0" w:color="CCCCCC"/>
-              <w:left w:val="single" w:sz="4" w:space="0" w:color="CCCCCC"/>
-              <w:right w:val="single" w:sz="4" w:space="0" w:color="CCCCCC"/>
-            </w:tcBorders>
-          </w:tcPr>
-          <w:p>
-            <w:pPr>
-              <w:spacing w:before="60" w:after="60" w:line="252" w:lineRule="auto"/>
-              <w:jc w:val="left"/>
-            </w:pPr>
-            <w:r/>
-            <w:r>
-              <w:rPr>
-                <w:b/>
-              </w:rPr>
-              <w:t>Fri 28/08</w:t>
-            </w:r>
-          </w:p>
-        </w:tc>
-        <w:tc>
-          <w:tcPr>
-            <w:tcW w:type="dxa" w:w="864"/>
-            <w:shd w:fill="FFFFFF"/>
-            <w:tcMar>
-              <w:top w:w="100" w:type="dxa"/>
-              <w:bottom w:w="100" w:type="dxa"/>
-              <w:left w:w="120" w:type="dxa"/>
-              <w:right w:w="120" w:type="dxa"/>
-            </w:tcMar>
-            <w:tcBorders>
-              <w:top w:val="single" w:sz="4" w:space="0" w:color="CCCCCC"/>
-              <w:bottom w:val="single" w:sz="4" w:space="0" w:color="CCCCCC"/>
-              <w:left w:val="single" w:sz="4" w:space="0" w:color="CCCCCC"/>
-              <w:right w:val="single" w:sz="4" w:space="0" w:color="CCCCCC"/>
-            </w:tcBorders>
-          </w:tcPr>
-          <w:p>
-            <w:pPr>
-              <w:spacing w:before="60" w:after="60" w:line="252" w:lineRule="auto"/>
-              <w:jc w:val="left"/>
-            </w:pPr>
-            <w:r/>
-            <w:r>
-              <w:t>NY Close 23-01</w:t>
-            </w:r>
-          </w:p>
-        </w:tc>
-        <w:tc>
-          <w:tcPr>
-            <w:tcW w:type="dxa" w:w="1440"/>
-            <w:shd w:fill="FFFFFF"/>
-            <w:tcMar>
-              <w:top w:w="100" w:type="dxa"/>
-              <w:bottom w:w="100" w:type="dxa"/>
-              <w:left w:w="120" w:type="dxa"/>
-              <w:right w:w="120" w:type="dxa"/>
-            </w:tcMar>
-            <w:tcBorders>
-              <w:top w:val="single" w:sz="4" w:space="0" w:color="CCCCCC"/>
-              <w:bottom w:val="single" w:sz="4" w:space="0" w:color="CCCCCC"/>
-              <w:left w:val="single" w:sz="4" w:space="0" w:color="CCCCCC"/>
-              <w:right w:val="single" w:sz="4" w:space="0" w:color="CCCCCC"/>
-            </w:tcBorders>
-          </w:tcPr>
-          <w:p>
-            <w:pPr>
-              <w:spacing w:before="60" w:after="60" w:line="252" w:lineRule="auto"/>
-              <w:jc w:val="left"/>
-            </w:pPr>
-            <w:r/>
-            <w:r>
-              <w:t>732.75</w:t>
-            </w:r>
-          </w:p>
-        </w:tc>
-        <w:tc>
-          <w:tcPr>
-            <w:tcW w:type="dxa" w:w="2016"/>
-            <w:shd w:fill="FFFFFF"/>
-            <w:tcMar>
-              <w:top w:w="100" w:type="dxa"/>
-              <w:bottom w:w="100" w:type="dxa"/>
-              <w:left w:w="120" w:type="dxa"/>
-              <w:right w:w="120" w:type="dxa"/>
-            </w:tcMar>
-            <w:tcBorders>
-              <w:top w:val="single" w:sz="4" w:space="0" w:color="CCCCCC"/>
-              <w:bottom w:val="single" w:sz="4" w:space="0" w:color="CCCCCC"/>
-              <w:left w:val="single" w:sz="4" w:space="0" w:color="CCCCCC"/>
-              <w:right w:val="single" w:sz="4" w:space="0" w:color="CCCCCC"/>
-            </w:tcBorders>
-          </w:tcPr>
-          <w:p>
-            <w:pPr>
-              <w:spacing w:before="60" w:after="60" w:line="252" w:lineRule="auto"/>
-              <w:jc w:val="left"/>
-            </w:pPr>
-            <w:r/>
-            <w:r>
-              <w:t>739.00</w:t>
-            </w:r>
-          </w:p>
-        </w:tc>
-        <w:tc>
-          <w:tcPr>
-            <w:tcW w:type="dxa" w:w="1152"/>
-            <w:shd w:fill="FFFFFF"/>
-            <w:tcMar>
-              <w:top w:w="100" w:type="dxa"/>
-              <w:bottom w:w="100" w:type="dxa"/>
-              <w:left w:w="120" w:type="dxa"/>
-              <w:right w:w="120" w:type="dxa"/>
-            </w:tcMar>
-            <w:tcBorders>
-              <w:top w:val="single" w:sz="4" w:space="0" w:color="CCCCCC"/>
-              <w:bottom w:val="single" w:sz="4" w:space="0" w:color="CCCCCC"/>
-              <w:left w:val="single" w:sz="4" w:space="0" w:color="CCCCCC"/>
-              <w:right w:val="single" w:sz="4" w:space="0" w:color="CCCCCC"/>
-            </w:tcBorders>
-          </w:tcPr>
-          <w:p>
-            <w:pPr>
-              <w:spacing w:before="60" w:after="60" w:line="252" w:lineRule="auto"/>
-              <w:jc w:val="left"/>
-            </w:pPr>
-            <w:r/>
-            <w:r>
-              <w:t>726.25</w:t>
-            </w:r>
-          </w:p>
-        </w:tc>
-        <w:tc>
-          <w:tcPr>
-            <w:tcW w:type="dxa" w:w="1728"/>
-            <w:shd w:fill="FFFFFF"/>
-            <w:tcMar>
-              <w:top w:w="100" w:type="dxa"/>
-              <w:bottom w:w="100" w:type="dxa"/>
-              <w:left w:w="120" w:type="dxa"/>
-              <w:right w:w="120" w:type="dxa"/>
-            </w:tcMar>
-            <w:tcBorders>
-              <w:top w:val="single" w:sz="4" w:space="0" w:color="CCCCCC"/>
-              <w:bottom w:val="single" w:sz="4" w:space="0" w:color="CCCCCC"/>
-              <w:left w:val="single" w:sz="4" w:space="0" w:color="CCCCCC"/>
-              <w:right w:val="single" w:sz="4" w:space="0" w:color="CCCCCC"/>
-            </w:tcBorders>
-          </w:tcPr>
-          <w:p>
-            <w:pPr>
-              <w:spacing w:before="60" w:after="60" w:line="252" w:lineRule="auto"/>
-              <w:jc w:val="left"/>
-            </w:pPr>
-            <w:r/>
-            <w:r>
-              <w:rPr>
-                <w:b/>
-              </w:rPr>
-              <w:t>732.00</w:t>
+              <w:t>733.25</w:t>
             </w:r>
           </w:p>
         </w:tc>

--- a/Daily Reports/26_08_2026-CBOT Reports.docx
+++ b/Daily Reports/26_08_2026-CBOT Reports.docx
@@ -104,7 +104,7 @@
           <w:color w:val="5C768D"/>
           <w:sz w:val="19"/>
         </w:rPr>
-        <w:t>Cập nhật tự động qua `macro_tracker.py` vào lúc 16:10 ICT ngày 26/08/2026</w:t>
+        <w:t>Cập nhật tự động qua `macro_tracker.py` vào lúc 17:00 ICT ngày 26/08/2026</w:t>
       </w:r>
     </w:p>
     <w:tbl>
@@ -313,7 +313,7 @@
               <w:rPr>
                 <w:b/>
               </w:rPr>
-              <w:t>84.84 / thùng</w:t>
+              <w:t>85.01 / thùng</w:t>
             </w:r>
           </w:p>
         </w:tc>
@@ -344,7 +344,7 @@
               <w:rPr>
                 <w:b/>
               </w:rPr>
-              <w:t>-4.22%</w:t>
+              <w:t>-4.03%</w:t>
             </w:r>
           </w:p>
         </w:tc>
@@ -473,7 +473,7 @@
               <w:rPr>
                 <w:b/>
               </w:rPr>
-              <w:t>+0.05%</w:t>
+              <w:t>+0.06%</w:t>
             </w:r>
           </w:p>
         </w:tc>
@@ -1228,7 +1228,7 @@
         <w:rPr>
           <w:b/>
         </w:rPr>
-        <w:t>`84.84` (-4.22%)</w:t>
+        <w:t>`85.01` (-4.03%)</w:t>
       </w:r>
       <w:r>
         <w:t xml:space="preserve"> | DXY: </w:t>
@@ -1237,7 +1237,7 @@
         <w:rPr>
           <w:b/>
         </w:rPr>
-        <w:t>`98.97` (+0.05%)</w:t>
+        <w:t>`98.97` (+0.06%)</w:t>
       </w:r>
       <w:r>
         <w:t xml:space="preserve"> | Lúa mì CBOT: </w:t>
@@ -1246,7 +1246,7 @@
         <w:rPr>
           <w:b/>
         </w:rPr>
-        <w:t>`715.00` (+4.19%)</w:t>
+        <w:t>`717.50` (+4.67%)</w:t>
       </w:r>
       <w:r>
         <w:t>.</w:t>
@@ -1316,7 +1316,7 @@
           <w:color w:val="5C768D"/>
           <w:sz w:val="19"/>
         </w:rPr>
-        <w:t>Cập nhật tự động lúc 16:10 ICT ngày 26/08/2026 — Nguồn: NOAA, USDA, BOM Australia</w:t>
+        <w:t>Cập nhật tự động lúc 17:00 ICT ngày 26/08/2026 — Nguồn: NOAA, USDA, BOM Australia</w:t>
       </w:r>
     </w:p>
     <w:p>
@@ -3584,7 +3584,7 @@
               <w:rPr>
                 <w:b/>
               </w:rPr>
-              <w:t>528.50</w:t>
+              <w:t>529.50</w:t>
             </w:r>
           </w:p>
         </w:tc>
@@ -3615,7 +3615,7 @@
               <w:rPr>
                 <w:b/>
               </w:rPr>
-              <w:t>529.49 (+0.99)</w:t>
+              <w:t>530.12 (+0.62)</w:t>
             </w:r>
           </w:p>
         </w:tc>
@@ -3643,7 +3643,7 @@
             </w:pPr>
             <w:r/>
             <w:r>
-              <w:t>Bullish (524.09 &gt; 518.85)</w:t>
+              <w:t>Bullish (524.18 &gt; 518.88)</w:t>
             </w:r>
           </w:p>
         </w:tc>
@@ -3671,7 +3671,7 @@
             </w:pPr>
             <w:r/>
             <w:r>
-              <w:t>0.25 cents</w:t>
+              <w:t>1.75 cents</w:t>
             </w:r>
           </w:p>
         </w:tc>
@@ -3832,7 +3832,7 @@
               <w:rPr>
                 <w:b/>
               </w:rPr>
-              <w:t>715.00</w:t>
+              <w:t>717.50</w:t>
             </w:r>
           </w:p>
         </w:tc>
@@ -3863,7 +3863,7 @@
               <w:rPr>
                 <w:b/>
               </w:rPr>
-              <w:t>717.83 (+2.83)</w:t>
+              <w:t>719.98 (+2.48)</w:t>
             </w:r>
           </w:p>
         </w:tc>
@@ -3891,7 +3891,7 @@
             </w:pPr>
             <w:r/>
             <w:r>
-              <w:t>Bullish (707.73 &gt; 704.37)</w:t>
+              <w:t>Bullish (707.95 &gt; 704.47)</w:t>
             </w:r>
           </w:p>
         </w:tc>
@@ -3919,7 +3919,7 @@
             </w:pPr>
             <w:r/>
             <w:r>
-              <w:t>0.50 cents</w:t>
+              <w:t>3.75 cents</w:t>
             </w:r>
           </w:p>
         </w:tc>
@@ -4357,7 +4357,7 @@
                 <w:b/>
                 <w:color w:val="15803D"/>
               </w:rPr>
-              <w:t>517.50 - 524.09 cents (Canh mua vùng hỗ trợ)</w:t>
+              <w:t>517.50 - 524.18 cents (Canh mua vùng hỗ trợ)</w:t>
             </w:r>
           </w:p>
         </w:tc>
@@ -4388,7 +4388,7 @@
               <w:rPr>
                 <w:b/>
               </w:rPr>
-              <w:t>454.29 cents (Dưới cản S2 + 1.5x ATR)</w:t>
+              <w:t>453.99 cents (Dưới cản S2 + 1.5x ATR)</w:t>
             </w:r>
           </w:p>
         </w:tc>
@@ -4424,7 +4424,7 @@
                 <w:color w:val="D97706"/>
                 <w:sz w:val="19"/>
               </w:rPr>
-              <w:t xml:space="preserve"> 528.01 cents </w:t>
+              <w:t xml:space="preserve"> 528.91 cents </w:t>
             </w:r>
             <w:r>
               <w:t xml:space="preserve"> / TP2: </w:t>
@@ -4435,7 +4435,7 @@
                 <w:color w:val="D97706"/>
                 <w:sz w:val="19"/>
               </w:rPr>
-              <w:t xml:space="preserve"> 529.00 cents </w:t>
+              <w:t xml:space="preserve"> 530.00 cents </w:t>
             </w:r>
           </w:p>
         </w:tc>
@@ -4600,7 +4600,7 @@
               <w:rPr>
                 <w:b/>
               </w:rPr>
-              <w:t>471.20 cents (Chống quét SL tuyệt đối)</w:t>
+              <w:t>471.07 cents (Chống quét SL tuyệt đối)</w:t>
             </w:r>
           </w:p>
         </w:tc>
@@ -4631,7 +4631,7 @@
               <w:rPr>
                 <w:b/>
               </w:rPr>
-              <w:t>543.00 cents (Ăn trọn biên độ ngô ~10.5 giá)</w:t>
+              <w:t>543.50 cents (Ăn trọn biên độ ngô ~10.5 giá)</w:t>
             </w:r>
           </w:p>
         </w:tc>
@@ -4762,7 +4762,7 @@
               <w:rPr>
                 <w:b/>
               </w:rPr>
-              <w:t>543.10 - 544.60 cents</w:t>
+              <w:t>543.54 - 545.04 cents</w:t>
             </w:r>
           </w:p>
         </w:tc>
@@ -4793,7 +4793,7 @@
               <w:rPr>
                 <w:b/>
               </w:rPr>
-              <w:t>544.90 cents</w:t>
+              <w:t>545.46 cents</w:t>
             </w:r>
           </w:p>
         </w:tc>
@@ -4955,7 +4955,7 @@
               <w:rPr>
                 <w:b/>
               </w:rPr>
-              <w:t>449.36 - 457.25 cents</w:t>
+              <w:t>448.56 - 457.25 cents</w:t>
             </w:r>
           </w:p>
         </w:tc>
@@ -5136,7 +5136,7 @@
                 <w:b/>
                 <w:color w:val="B91C1C"/>
               </w:rPr>
-              <w:t>707.73 - 704.37 cents (Canh bán hồi kỹ thuật H1)</w:t>
+              <w:t>707.95 - 704.47 cents (Canh bán hồi kỹ thuật H1)</w:t>
             </w:r>
           </w:p>
         </w:tc>
@@ -5167,7 +5167,7 @@
               <w:rPr>
                 <w:b/>
               </w:rPr>
-              <w:t>734.11 cents (Trên kháng cự R2 + 1.5x ATR)</w:t>
+              <w:t>734.66 cents (Trên kháng cự R2 + 1.5x ATR)</w:t>
             </w:r>
           </w:p>
         </w:tc>
@@ -5203,7 +5203,7 @@
                 <w:color w:val="D97706"/>
                 <w:sz w:val="19"/>
               </w:rPr>
-              <w:t xml:space="preserve"> 711.25 cents </w:t>
+              <w:t xml:space="preserve"> 715.25 cents </w:t>
             </w:r>
             <w:r>
               <w:t xml:space="preserve"> / TP2: </w:t>
@@ -5345,7 +5345,7 @@
               <w:rPr>
                 <w:b/>
               </w:rPr>
-              <w:t>709.25 - 711.25 cents</w:t>
+              <w:t>713.25 - 715.25 cents</w:t>
             </w:r>
           </w:p>
         </w:tc>
@@ -5376,7 +5376,7 @@
               <w:rPr>
                 <w:b/>
               </w:rPr>
-              <w:t>641.34 cents</w:t>
+              <w:t>640.98 cents</w:t>
             </w:r>
           </w:p>
         </w:tc>
@@ -5569,7 +5569,7 @@
               <w:rPr>
                 <w:b/>
               </w:rPr>
-              <w:t>730.41 cents</w:t>
+              <w:t>730.77 cents</w:t>
             </w:r>
           </w:p>
         </w:tc>
@@ -5731,7 +5731,7 @@
               <w:rPr>
                 <w:b/>
               </w:rPr>
-              <w:t>629.62 - 645.25 cents</w:t>
+              <w:t>628.15 - 645.25 cents</w:t>
             </w:r>
           </w:p>
         </w:tc>
@@ -11609,7 +11609,7 @@
         <w:t>Giá Chốt Phiên (Close):</w:t>
       </w:r>
       <w:r>
-        <w:t xml:space="preserve"> 528.50 cents | </w:t>
+        <w:t xml:space="preserve"> 529.50 cents | </w:t>
       </w:r>
       <w:r>
         <w:rPr>
@@ -11624,10 +11624,10 @@
         <w:rPr>
           <w:b/>
         </w:rPr>
-        <w:t>`529.49 cents`</w:t>
+        <w:t>`530.12 cents`</w:t>
       </w:r>
       <w:r>
-        <w:t xml:space="preserve"> (+0.99).</w:t>
+        <w:t xml:space="preserve"> (+0.62).</w:t>
       </w:r>
     </w:p>
     <w:p>
@@ -11648,7 +11648,7 @@
         <w:rPr>
           <w:b/>
         </w:rPr>
-        <w:t>`50,547`</w:t>
+        <w:t>`60,241`</w:t>
       </w:r>
       <w:r>
         <w:t xml:space="preserve"> (Chênh lệch: </w:t>
@@ -11657,7 +11657,7 @@
         <w:rPr>
           <w:b/>
         </w:rPr>
-        <w:t>`-459,225`</w:t>
+        <w:t>`-449,531`</w:t>
       </w:r>
       <w:r>
         <w:t xml:space="preserve">) | OI: </w:t>
@@ -11699,7 +11699,7 @@
         <w:rPr>
           <w:b/>
         </w:rPr>
-        <w:t>`Bullish Marubozu (Lực mua áp đảo tuyệt đối)`</w:t>
+        <w:t>`Không phát hiện mô hình nến đặc biệt`</w:t>
       </w:r>
     </w:p>
     <w:p>
@@ -11741,10 +11741,10 @@
         <w:rPr>
           <w:b/>
         </w:rPr>
-        <w:t>TĂNG MẠNH MẼ (Strong Bullish Confirmation):</w:t>
+        <w:t>TÍCH LŨY TÍCH CỰC (Accumulation):</w:t>
       </w:r>
       <w:r>
-        <w:t xml:space="preserve"> Mô hình nến tăng được củng cố bởi dòng tiền gia tăng tích cực, hỗ trợ lực mua lên bền vững.</w:t>
+        <w:t xml:space="preserve"> Nến đi ngang nhưng dòng tiền âm thầm gia tăng (OI tăng), báo hiệu chuẩn bị có nhịp bứt phá tăng.</w:t>
       </w:r>
     </w:p>
     <w:p>
@@ -11990,7 +11990,7 @@
               <w:rPr>
                 <w:b/>
               </w:rPr>
-              <w:t>84.84</w:t>
+              <w:t>85.01</w:t>
             </w:r>
           </w:p>
         </w:tc>
@@ -12021,7 +12021,7 @@
               <w:rPr>
                 <w:b/>
               </w:rPr>
-              <w:t>-4.22%</w:t>
+              <w:t>-4.03%</w:t>
             </w:r>
           </w:p>
         </w:tc>
@@ -12144,7 +12144,7 @@
               <w:rPr>
                 <w:b/>
               </w:rPr>
-              <w:t>+0.05%</w:t>
+              <w:t>+0.06%</w:t>
             </w:r>
           </w:p>
         </w:tc>
@@ -12748,7 +12748,7 @@
         <w:t xml:space="preserve"> EMA_21 </w:t>
       </w:r>
       <w:r>
-        <w:t xml:space="preserve"> (524.09) &gt; </w:t>
+        <w:t xml:space="preserve"> (524.18) &gt; </w:t>
       </w:r>
       <w:r>
         <w:rPr>
@@ -12759,7 +12759,7 @@
         <w:t xml:space="preserve"> EMA_50 </w:t>
       </w:r>
       <w:r>
-        <w:t xml:space="preserve"> (518.85).</w:t>
+        <w:t xml:space="preserve"> (518.88).</w:t>
       </w:r>
     </w:p>
     <w:p>
@@ -12780,7 +12780,7 @@
         <w:rPr>
           <w:b/>
         </w:rPr>
-        <w:t>`67.93`</w:t>
+        <w:t>`69.73`</w:t>
       </w:r>
       <w:r>
         <w:t xml:space="preserve"> | ATR (14) = </w:t>
@@ -12789,7 +12789,7 @@
         <w:rPr>
           <w:b/>
         </w:rPr>
-        <w:t>`1.97`</w:t>
+        <w:t>`2.17`</w:t>
       </w:r>
       <w:r>
         <w:t xml:space="preserve"> cents | Volatility = </w:t>
@@ -12798,7 +12798,7 @@
         <w:rPr>
           <w:b/>
         </w:rPr>
-        <w:t>`0.25 cents`</w:t>
+        <w:t>`1.75 cents`</w:t>
       </w:r>
       <w:r>
         <w:t>.</w:t>
@@ -12840,7 +12840,7 @@
         <w:rPr>
           <w:b/>
         </w:rPr>
-        <w:t>`528.01`</w:t>
+        <w:t>`528.91`</w:t>
       </w:r>
       <w:r>
         <w:t xml:space="preserve"> | R2: </w:t>
@@ -12849,7 +12849,7 @@
         <w:rPr>
           <w:b/>
         </w:rPr>
-        <w:t>`529.00`</w:t>
+        <w:t>`530.00`</w:t>
       </w:r>
     </w:p>
     <w:p>
@@ -13583,7 +13583,7 @@
           <w:b/>
           <w:color w:val="15803D"/>
         </w:rPr>
-        <w:t>`517.50 - 524.09 cents (Canh mua vùng hỗ trợ)`</w:t>
+        <w:t>`517.50 - 524.18 cents (Canh mua vùng hỗ trợ)`</w:t>
       </w:r>
       <w:r>
         <w:t xml:space="preserve"> | SL: </w:t>
@@ -13592,7 +13592,7 @@
         <w:rPr>
           <w:b/>
         </w:rPr>
-        <w:t>`454.29 cents (Dưới cản S2 + 1.5x ATR)`</w:t>
+        <w:t>`453.99 cents (Dưới cản S2 + 1.5x ATR)`</w:t>
       </w:r>
       <w:r>
         <w:t xml:space="preserve"> | TP: </w:t>
@@ -13603,7 +13603,7 @@
           <w:color w:val="D97706"/>
           <w:sz w:val="19"/>
         </w:rPr>
-        <w:t xml:space="preserve"> 528.01 cents </w:t>
+        <w:t xml:space="preserve"> 528.91 cents </w:t>
       </w:r>
       <w:r>
         <w:t xml:space="preserve"> / </w:t>
@@ -13614,7 +13614,7 @@
           <w:color w:val="D97706"/>
           <w:sz w:val="19"/>
         </w:rPr>
-        <w:t xml:space="preserve"> 529.00 cents </w:t>
+        <w:t xml:space="preserve"> 530.00 cents </w:t>
       </w:r>
       <w:r>
         <w:t>.</w:t>
@@ -13663,7 +13663,7 @@
         <w:rPr>
           <w:b/>
         </w:rPr>
-        <w:t>`471.20 cents (Chống quét SL tuyệt đối)`</w:t>
+        <w:t>`471.07 cents (Chống quét SL tuyệt đối)`</w:t>
       </w:r>
       <w:r>
         <w:t xml:space="preserve"> | TP: </w:t>
@@ -13672,7 +13672,7 @@
         <w:rPr>
           <w:b/>
         </w:rPr>
-        <w:t>`543.00 cents (Ăn trọn biên độ ngô ~10.5 giá)`</w:t>
+        <w:t>`543.50 cents (Ăn trọn biên độ ngô ~10.5 giá)`</w:t>
       </w:r>
       <w:r>
         <w:t>.</w:t>
@@ -13700,7 +13700,7 @@
         <w:rPr>
           <w:b/>
         </w:rPr>
-        <w:t>`543.10 - 544.60 cents`</w:t>
+        <w:t>`543.54 - 545.04 cents`</w:t>
       </w:r>
       <w:r>
         <w:t xml:space="preserve"> | SL: </w:t>
@@ -13709,7 +13709,7 @@
         <w:rPr>
           <w:b/>
         </w:rPr>
-        <w:t>`544.90 cents`</w:t>
+        <w:t>`545.46 cents`</w:t>
       </w:r>
       <w:r>
         <w:t xml:space="preserve"> | TP: </w:t>
@@ -13758,7 +13758,7 @@
         <w:rPr>
           <w:b/>
         </w:rPr>
-        <w:t>`449.36 - 457.25 cents`</w:t>
+        <w:t>`448.56 - 457.25 cents`</w:t>
       </w:r>
     </w:p>
     <w:p>
@@ -14165,7 +14165,7 @@
             </w:pPr>
             <w:r/>
             <w:r>
-              <w:t>528.50</w:t>
+              <w:t>529.50</w:t>
             </w:r>
           </w:p>
         </w:tc>
@@ -14193,7 +14193,7 @@
             </w:pPr>
             <w:r/>
             <w:r>
-              <w:t>532.25</w:t>
+              <w:t>533.25</w:t>
             </w:r>
           </w:p>
         </w:tc>
@@ -14221,7 +14221,7 @@
             </w:pPr>
             <w:r/>
             <w:r>
-              <w:t>525.25</w:t>
+              <w:t>526.25</w:t>
             </w:r>
           </w:p>
         </w:tc>
@@ -14252,7 +14252,7 @@
               <w:rPr>
                 <w:b/>
               </w:rPr>
-              <w:t>528.75</w:t>
+              <w:t>529.75</w:t>
             </w:r>
           </w:p>
         </w:tc>
@@ -14400,7 +14400,7 @@
             </w:pPr>
             <w:r/>
             <w:r>
-              <w:t>528.75</w:t>
+              <w:t>529.75</w:t>
             </w:r>
           </w:p>
         </w:tc>
@@ -14428,7 +14428,7 @@
             </w:pPr>
             <w:r/>
             <w:r>
-              <w:t>531.50</w:t>
+              <w:t>532.50</w:t>
             </w:r>
           </w:p>
         </w:tc>
@@ -14456,7 +14456,7 @@
             </w:pPr>
             <w:r/>
             <w:r>
-              <w:t>525.00</w:t>
+              <w:t>526.00</w:t>
             </w:r>
           </w:p>
         </w:tc>
@@ -14487,7 +14487,7 @@
               <w:rPr>
                 <w:b/>
               </w:rPr>
-              <w:t>528.25</w:t>
+              <w:t>529.25</w:t>
             </w:r>
           </w:p>
         </w:tc>
@@ -14635,7 +14635,7 @@
             </w:pPr>
             <w:r/>
             <w:r>
-              <w:t>528.25</w:t>
+              <w:t>529.25</w:t>
             </w:r>
           </w:p>
         </w:tc>
@@ -14663,7 +14663,7 @@
             </w:pPr>
             <w:r/>
             <w:r>
-              <w:t>531.25</w:t>
+              <w:t>532.25</w:t>
             </w:r>
           </w:p>
         </w:tc>
@@ -14691,7 +14691,7 @@
             </w:pPr>
             <w:r/>
             <w:r>
-              <w:t>524.25</w:t>
+              <w:t>525.25</w:t>
             </w:r>
           </w:p>
         </w:tc>
@@ -14722,7 +14722,7 @@
               <w:rPr>
                 <w:b/>
               </w:rPr>
-              <w:t>529.00</w:t>
+              <w:t>530.00</w:t>
             </w:r>
           </w:p>
         </w:tc>
@@ -14870,7 +14870,7 @@
             </w:pPr>
             <w:r/>
             <w:r>
-              <w:t>529.00</w:t>
+              <w:t>530.00</w:t>
             </w:r>
           </w:p>
         </w:tc>
@@ -14898,7 +14898,7 @@
             </w:pPr>
             <w:r/>
             <w:r>
-              <w:t>533.50</w:t>
+              <w:t>534.50</w:t>
             </w:r>
           </w:p>
         </w:tc>
@@ -14926,7 +14926,7 @@
             </w:pPr>
             <w:r/>
             <w:r>
-              <w:t>524.00</w:t>
+              <w:t>525.00</w:t>
             </w:r>
           </w:p>
         </w:tc>
@@ -14957,7 +14957,7 @@
               <w:rPr>
                 <w:b/>
               </w:rPr>
-              <w:t>529.75</w:t>
+              <w:t>530.75</w:t>
             </w:r>
           </w:p>
         </w:tc>
@@ -15105,7 +15105,7 @@
             </w:pPr>
             <w:r/>
             <w:r>
-              <w:t>529.75</w:t>
+              <w:t>530.75</w:t>
             </w:r>
           </w:p>
         </w:tc>
@@ -15133,7 +15133,7 @@
             </w:pPr>
             <w:r/>
             <w:r>
-              <w:t>535.25</w:t>
+              <w:t>536.25</w:t>
             </w:r>
           </w:p>
         </w:tc>
@@ -15161,7 +15161,7 @@
             </w:pPr>
             <w:r/>
             <w:r>
-              <w:t>523.50</w:t>
+              <w:t>524.50</w:t>
             </w:r>
           </w:p>
         </w:tc>
@@ -15192,7 +15192,7 @@
               <w:rPr>
                 <w:b/>
               </w:rPr>
-              <w:t>532.00</w:t>
+              <w:t>533.00</w:t>
             </w:r>
           </w:p>
         </w:tc>
@@ -15340,7 +15340,7 @@
             </w:pPr>
             <w:r/>
             <w:r>
-              <w:t>532.00</w:t>
+              <w:t>533.00</w:t>
             </w:r>
           </w:p>
         </w:tc>
@@ -15368,7 +15368,7 @@
             </w:pPr>
             <w:r/>
             <w:r>
-              <w:t>535.00</w:t>
+              <w:t>536.00</w:t>
             </w:r>
           </w:p>
         </w:tc>
@@ -15396,7 +15396,7 @@
             </w:pPr>
             <w:r/>
             <w:r>
-              <w:t>527.75</w:t>
+              <w:t>528.75</w:t>
             </w:r>
           </w:p>
         </w:tc>
@@ -15427,7 +15427,7 @@
               <w:rPr>
                 <w:b/>
               </w:rPr>
-              <w:t>532.25</w:t>
+              <w:t>533.25</w:t>
             </w:r>
           </w:p>
         </w:tc>
@@ -15575,7 +15575,7 @@
             </w:pPr>
             <w:r/>
             <w:r>
-              <w:t>532.25</w:t>
+              <w:t>533.25</w:t>
             </w:r>
           </w:p>
         </w:tc>
@@ -15603,7 +15603,7 @@
             </w:pPr>
             <w:r/>
             <w:r>
-              <w:t>535.50</w:t>
+              <w:t>536.50</w:t>
             </w:r>
           </w:p>
         </w:tc>
@@ -15631,7 +15631,7 @@
             </w:pPr>
             <w:r/>
             <w:r>
-              <w:t>525.75</w:t>
+              <w:t>526.75</w:t>
             </w:r>
           </w:p>
         </w:tc>
@@ -15662,7 +15662,7 @@
               <w:rPr>
                 <w:b/>
               </w:rPr>
-              <w:t>533.00</w:t>
+              <w:t>534.00</w:t>
             </w:r>
           </w:p>
         </w:tc>
@@ -15810,7 +15810,7 @@
             </w:pPr>
             <w:r/>
             <w:r>
-              <w:t>533.00</w:t>
+              <w:t>534.00</w:t>
             </w:r>
           </w:p>
         </w:tc>
@@ -15838,7 +15838,7 @@
             </w:pPr>
             <w:r/>
             <w:r>
-              <w:t>536.00</w:t>
+              <w:t>537.00</w:t>
             </w:r>
           </w:p>
         </w:tc>
@@ -15866,7 +15866,7 @@
             </w:pPr>
             <w:r/>
             <w:r>
-              <w:t>528.50</w:t>
+              <w:t>529.50</w:t>
             </w:r>
           </w:p>
         </w:tc>
@@ -15897,7 +15897,7 @@
               <w:rPr>
                 <w:b/>
               </w:rPr>
-              <w:t>532.50</w:t>
+              <w:t>533.50</w:t>
             </w:r>
           </w:p>
         </w:tc>
@@ -16045,7 +16045,7 @@
             </w:pPr>
             <w:r/>
             <w:r>
-              <w:t>532.50</w:t>
+              <w:t>533.50</w:t>
             </w:r>
           </w:p>
         </w:tc>
@@ -16073,7 +16073,7 @@
             </w:pPr>
             <w:r/>
             <w:r>
-              <w:t>536.50</w:t>
+              <w:t>537.50</w:t>
             </w:r>
           </w:p>
         </w:tc>
@@ -16101,7 +16101,7 @@
             </w:pPr>
             <w:r/>
             <w:r>
-              <w:t>526.75</w:t>
+              <w:t>527.75</w:t>
             </w:r>
           </w:p>
         </w:tc>
@@ -16132,7 +16132,7 @@
               <w:rPr>
                 <w:b/>
               </w:rPr>
-              <w:t>533.00</w:t>
+              <w:t>534.00</w:t>
             </w:r>
           </w:p>
         </w:tc>
@@ -16280,7 +16280,7 @@
             </w:pPr>
             <w:r/>
             <w:r>
-              <w:t>533.00</w:t>
+              <w:t>534.00</w:t>
             </w:r>
           </w:p>
         </w:tc>
@@ -16308,7 +16308,7 @@
             </w:pPr>
             <w:r/>
             <w:r>
-              <w:t>535.50</w:t>
+              <w:t>536.50</w:t>
             </w:r>
           </w:p>
         </w:tc>
@@ -16336,7 +16336,7 @@
             </w:pPr>
             <w:r/>
             <w:r>
-              <w:t>529.75</w:t>
+              <w:t>530.75</w:t>
             </w:r>
           </w:p>
         </w:tc>
@@ -16367,7 +16367,7 @@
               <w:rPr>
                 <w:b/>
               </w:rPr>
-              <w:t>533.50</w:t>
+              <w:t>534.50</w:t>
             </w:r>
           </w:p>
         </w:tc>
@@ -16515,7 +16515,7 @@
             </w:pPr>
             <w:r/>
             <w:r>
-              <w:t>533.50</w:t>
+              <w:t>534.50</w:t>
             </w:r>
           </w:p>
         </w:tc>
@@ -16543,7 +16543,7 @@
             </w:pPr>
             <w:r/>
             <w:r>
-              <w:t>537.00</w:t>
+              <w:t>538.00</w:t>
             </w:r>
           </w:p>
         </w:tc>
@@ -16571,7 +16571,7 @@
             </w:pPr>
             <w:r/>
             <w:r>
-              <w:t>527.50</w:t>
+              <w:t>528.50</w:t>
             </w:r>
           </w:p>
         </w:tc>
@@ -16602,7 +16602,7 @@
               <w:rPr>
                 <w:b/>
               </w:rPr>
-              <w:t>534.50</w:t>
+              <w:t>535.50</w:t>
             </w:r>
           </w:p>
         </w:tc>
@@ -16750,7 +16750,7 @@
             </w:pPr>
             <w:r/>
             <w:r>
-              <w:t>534.50</w:t>
+              <w:t>535.50</w:t>
             </w:r>
           </w:p>
         </w:tc>
@@ -16778,7 +16778,7 @@
             </w:pPr>
             <w:r/>
             <w:r>
-              <w:t>537.25</w:t>
+              <w:t>538.25</w:t>
             </w:r>
           </w:p>
         </w:tc>
@@ -16806,7 +16806,7 @@
             </w:pPr>
             <w:r/>
             <w:r>
-              <w:t>532.00</w:t>
+              <w:t>533.00</w:t>
             </w:r>
           </w:p>
         </w:tc>
@@ -16837,7 +16837,7 @@
               <w:rPr>
                 <w:b/>
               </w:rPr>
-              <w:t>534.50</w:t>
+              <w:t>535.50</w:t>
             </w:r>
           </w:p>
         </w:tc>
@@ -16985,7 +16985,7 @@
             </w:pPr>
             <w:r/>
             <w:r>
-              <w:t>534.50</w:t>
+              <w:t>535.50</w:t>
             </w:r>
           </w:p>
         </w:tc>
@@ -17013,7 +17013,7 @@
             </w:pPr>
             <w:r/>
             <w:r>
-              <w:t>537.25</w:t>
+              <w:t>538.25</w:t>
             </w:r>
           </w:p>
         </w:tc>
@@ -17041,7 +17041,7 @@
             </w:pPr>
             <w:r/>
             <w:r>
-              <w:t>532.00</w:t>
+              <w:t>533.00</w:t>
             </w:r>
           </w:p>
         </w:tc>
@@ -17072,7 +17072,7 @@
               <w:rPr>
                 <w:b/>
               </w:rPr>
-              <w:t>534.00</w:t>
+              <w:t>535.00</w:t>
             </w:r>
           </w:p>
         </w:tc>
@@ -17220,7 +17220,7 @@
             </w:pPr>
             <w:r/>
             <w:r>
-              <w:t>534.00</w:t>
+              <w:t>535.00</w:t>
             </w:r>
           </w:p>
         </w:tc>
@@ -17248,7 +17248,7 @@
             </w:pPr>
             <w:r/>
             <w:r>
-              <w:t>537.00</w:t>
+              <w:t>538.00</w:t>
             </w:r>
           </w:p>
         </w:tc>
@@ -17276,7 +17276,7 @@
             </w:pPr>
             <w:r/>
             <w:r>
-              <w:t>530.75</w:t>
+              <w:t>531.75</w:t>
             </w:r>
           </w:p>
         </w:tc>
@@ -17307,7 +17307,7 @@
               <w:rPr>
                 <w:b/>
               </w:rPr>
-              <w:t>533.75</w:t>
+              <w:t>534.75</w:t>
             </w:r>
           </w:p>
         </w:tc>
@@ -17455,7 +17455,7 @@
             </w:pPr>
             <w:r/>
             <w:r>
-              <w:t>533.75</w:t>
+              <w:t>534.75</w:t>
             </w:r>
           </w:p>
         </w:tc>
@@ -17483,7 +17483,7 @@
             </w:pPr>
             <w:r/>
             <w:r>
-              <w:t>537.75</w:t>
+              <w:t>538.75</w:t>
             </w:r>
           </w:p>
         </w:tc>
@@ -17511,7 +17511,7 @@
             </w:pPr>
             <w:r/>
             <w:r>
-              <w:t>528.50</w:t>
+              <w:t>529.50</w:t>
             </w:r>
           </w:p>
         </w:tc>
@@ -17542,7 +17542,7 @@
               <w:rPr>
                 <w:b/>
               </w:rPr>
-              <w:t>534.25</w:t>
+              <w:t>535.25</w:t>
             </w:r>
           </w:p>
         </w:tc>
@@ -17690,7 +17690,7 @@
             </w:pPr>
             <w:r/>
             <w:r>
-              <w:t>534.25</w:t>
+              <w:t>535.25</w:t>
             </w:r>
           </w:p>
         </w:tc>
@@ -17718,7 +17718,7 @@
             </w:pPr>
             <w:r/>
             <w:r>
-              <w:t>539.00</w:t>
+              <w:t>540.00</w:t>
             </w:r>
           </w:p>
         </w:tc>
@@ -17746,7 +17746,7 @@
             </w:pPr>
             <w:r/>
             <w:r>
-              <w:t>527.25</w:t>
+              <w:t>528.25</w:t>
             </w:r>
           </w:p>
         </w:tc>
@@ -17777,7 +17777,7 @@
               <w:rPr>
                 <w:b/>
               </w:rPr>
-              <w:t>536.25</w:t>
+              <w:t>537.25</w:t>
             </w:r>
           </w:p>
         </w:tc>
@@ -17925,7 +17925,7 @@
             </w:pPr>
             <w:r/>
             <w:r>
-              <w:t>536.25</w:t>
+              <w:t>537.25</w:t>
             </w:r>
           </w:p>
         </w:tc>
@@ -17953,7 +17953,7 @@
             </w:pPr>
             <w:r/>
             <w:r>
-              <w:t>544.25</w:t>
+              <w:t>545.25</w:t>
             </w:r>
           </w:p>
         </w:tc>
@@ -17981,7 +17981,7 @@
             </w:pPr>
             <w:r/>
             <w:r>
-              <w:t>529.25</w:t>
+              <w:t>530.25</w:t>
             </w:r>
           </w:p>
         </w:tc>
@@ -18012,7 +18012,7 @@
               <w:rPr>
                 <w:b/>
               </w:rPr>
-              <w:t>537.75</w:t>
+              <w:t>538.75</w:t>
             </w:r>
           </w:p>
         </w:tc>
@@ -18160,7 +18160,7 @@
             </w:pPr>
             <w:r/>
             <w:r>
-              <w:t>537.75</w:t>
+              <w:t>538.75</w:t>
             </w:r>
           </w:p>
         </w:tc>
@@ -18188,7 +18188,7 @@
             </w:pPr>
             <w:r/>
             <w:r>
-              <w:t>542.25</w:t>
+              <w:t>543.25</w:t>
             </w:r>
           </w:p>
         </w:tc>
@@ -18216,7 +18216,7 @@
             </w:pPr>
             <w:r/>
             <w:r>
-              <w:t>533.50</w:t>
+              <w:t>534.50</w:t>
             </w:r>
           </w:p>
         </w:tc>
@@ -18247,7 +18247,7 @@
               <w:rPr>
                 <w:b/>
               </w:rPr>
-              <w:t>537.25</w:t>
+              <w:t>538.25</w:t>
             </w:r>
           </w:p>
         </w:tc>
@@ -18395,7 +18395,7 @@
             </w:pPr>
             <w:r/>
             <w:r>
-              <w:t>537.25</w:t>
+              <w:t>538.25</w:t>
             </w:r>
           </w:p>
         </w:tc>
@@ -18423,7 +18423,7 @@
             </w:pPr>
             <w:r/>
             <w:r>
-              <w:t>539.50</w:t>
+              <w:t>540.50</w:t>
             </w:r>
           </w:p>
         </w:tc>
@@ -18451,7 +18451,7 @@
             </w:pPr>
             <w:r/>
             <w:r>
-              <w:t>534.50</w:t>
+              <w:t>535.50</w:t>
             </w:r>
           </w:p>
         </w:tc>
@@ -18482,7 +18482,7 @@
               <w:rPr>
                 <w:b/>
               </w:rPr>
-              <w:t>537.00</w:t>
+              <w:t>538.00</w:t>
             </w:r>
           </w:p>
         </w:tc>
@@ -18630,7 +18630,7 @@
             </w:pPr>
             <w:r/>
             <w:r>
-              <w:t>537.00</w:t>
+              <w:t>538.00</w:t>
             </w:r>
           </w:p>
         </w:tc>
@@ -18658,7 +18658,7 @@
             </w:pPr>
             <w:r/>
             <w:r>
-              <w:t>539.00</w:t>
+              <w:t>540.00</w:t>
             </w:r>
           </w:p>
         </w:tc>
@@ -18686,7 +18686,7 @@
             </w:pPr>
             <w:r/>
             <w:r>
-              <w:t>532.50</w:t>
+              <w:t>533.50</w:t>
             </w:r>
           </w:p>
         </w:tc>
@@ -18717,7 +18717,7 @@
               <w:rPr>
                 <w:b/>
               </w:rPr>
-              <w:t>537.25</w:t>
+              <w:t>538.25</w:t>
             </w:r>
           </w:p>
         </w:tc>
@@ -18865,7 +18865,7 @@
             </w:pPr>
             <w:r/>
             <w:r>
-              <w:t>537.25</w:t>
+              <w:t>538.25</w:t>
             </w:r>
           </w:p>
         </w:tc>
@@ -18893,7 +18893,7 @@
             </w:pPr>
             <w:r/>
             <w:r>
-              <w:t>541.00</w:t>
+              <w:t>542.00</w:t>
             </w:r>
           </w:p>
         </w:tc>
@@ -18921,7 +18921,7 @@
             </w:pPr>
             <w:r/>
             <w:r>
-              <w:t>534.50</w:t>
+              <w:t>535.50</w:t>
             </w:r>
           </w:p>
         </w:tc>
@@ -18952,7 +18952,7 @@
               <w:rPr>
                 <w:b/>
               </w:rPr>
-              <w:t>537.75</w:t>
+              <w:t>538.75</w:t>
             </w:r>
           </w:p>
         </w:tc>
@@ -19100,7 +19100,7 @@
             </w:pPr>
             <w:r/>
             <w:r>
-              <w:t>537.75</w:t>
+              <w:t>538.75</w:t>
             </w:r>
           </w:p>
         </w:tc>
@@ -19128,7 +19128,7 @@
             </w:pPr>
             <w:r/>
             <w:r>
-              <w:t>540.75</w:t>
+              <w:t>541.75</w:t>
             </w:r>
           </w:p>
         </w:tc>
@@ -19156,7 +19156,7 @@
             </w:pPr>
             <w:r/>
             <w:r>
-              <w:t>533.25</w:t>
+              <w:t>534.25</w:t>
             </w:r>
           </w:p>
         </w:tc>
@@ -19187,7 +19187,7 @@
               <w:rPr>
                 <w:b/>
               </w:rPr>
-              <w:t>538.00</w:t>
+              <w:t>539.00</w:t>
             </w:r>
           </w:p>
         </w:tc>
@@ -19335,7 +19335,7 @@
             </w:pPr>
             <w:r/>
             <w:r>
-              <w:t>538.00</w:t>
+              <w:t>539.00</w:t>
             </w:r>
           </w:p>
         </w:tc>
@@ -19363,7 +19363,7 @@
             </w:pPr>
             <w:r/>
             <w:r>
-              <w:t>542.25</w:t>
+              <w:t>543.25</w:t>
             </w:r>
           </w:p>
         </w:tc>
@@ -19391,7 +19391,7 @@
             </w:pPr>
             <w:r/>
             <w:r>
-              <w:t>534.75</w:t>
+              <w:t>535.75</w:t>
             </w:r>
           </w:p>
         </w:tc>
@@ -19422,7 +19422,7 @@
               <w:rPr>
                 <w:b/>
               </w:rPr>
-              <w:t>538.75</w:t>
+              <w:t>539.75</w:t>
             </w:r>
           </w:p>
         </w:tc>
@@ -19570,7 +19570,7 @@
             </w:pPr>
             <w:r/>
             <w:r>
-              <w:t>538.75</w:t>
+              <w:t>539.75</w:t>
             </w:r>
           </w:p>
         </w:tc>
@@ -19598,7 +19598,7 @@
             </w:pPr>
             <w:r/>
             <w:r>
-              <w:t>542.25</w:t>
+              <w:t>543.25</w:t>
             </w:r>
           </w:p>
         </w:tc>
@@ -19626,7 +19626,7 @@
             </w:pPr>
             <w:r/>
             <w:r>
-              <w:t>536.50</w:t>
+              <w:t>537.50</w:t>
             </w:r>
           </w:p>
         </w:tc>
@@ -19657,7 +19657,7 @@
               <w:rPr>
                 <w:b/>
               </w:rPr>
-              <w:t>538.75</w:t>
+              <w:t>539.75</w:t>
             </w:r>
           </w:p>
         </w:tc>
@@ -19805,7 +19805,7 @@
             </w:pPr>
             <w:r/>
             <w:r>
-              <w:t>538.75</w:t>
+              <w:t>539.75</w:t>
             </w:r>
           </w:p>
         </w:tc>
@@ -19833,7 +19833,7 @@
             </w:pPr>
             <w:r/>
             <w:r>
-              <w:t>542.50</w:t>
+              <w:t>543.50</w:t>
             </w:r>
           </w:p>
         </w:tc>
@@ -19861,7 +19861,7 @@
             </w:pPr>
             <w:r/>
             <w:r>
-              <w:t>535.25</w:t>
+              <w:t>536.25</w:t>
             </w:r>
           </w:p>
         </w:tc>
@@ -19892,7 +19892,7 @@
               <w:rPr>
                 <w:b/>
               </w:rPr>
-              <w:t>538.50</w:t>
+              <w:t>539.50</w:t>
             </w:r>
           </w:p>
         </w:tc>
@@ -20040,7 +20040,7 @@
             </w:pPr>
             <w:r/>
             <w:r>
-              <w:t>538.50</w:t>
+              <w:t>539.50</w:t>
             </w:r>
           </w:p>
         </w:tc>
@@ -20068,7 +20068,7 @@
             </w:pPr>
             <w:r/>
             <w:r>
-              <w:t>542.00</w:t>
+              <w:t>543.00</w:t>
             </w:r>
           </w:p>
         </w:tc>
@@ -20096,7 +20096,7 @@
             </w:pPr>
             <w:r/>
             <w:r>
-              <w:t>535.25</w:t>
+              <w:t>536.25</w:t>
             </w:r>
           </w:p>
         </w:tc>
@@ -20127,7 +20127,7 @@
               <w:rPr>
                 <w:b/>
               </w:rPr>
-              <w:t>538.25</w:t>
+              <w:t>539.25</w:t>
             </w:r>
           </w:p>
         </w:tc>
@@ -20275,7 +20275,7 @@
             </w:pPr>
             <w:r/>
             <w:r>
-              <w:t>538.25</w:t>
+              <w:t>539.25</w:t>
             </w:r>
           </w:p>
         </w:tc>
@@ -20303,7 +20303,7 @@
             </w:pPr>
             <w:r/>
             <w:r>
-              <w:t>541.25</w:t>
+              <w:t>542.25</w:t>
             </w:r>
           </w:p>
         </w:tc>
@@ -20331,7 +20331,7 @@
             </w:pPr>
             <w:r/>
             <w:r>
-              <w:t>535.50</w:t>
+              <w:t>536.50</w:t>
             </w:r>
           </w:p>
         </w:tc>
@@ -20362,7 +20362,7 @@
               <w:rPr>
                 <w:b/>
               </w:rPr>
-              <w:t>538.50</w:t>
+              <w:t>539.50</w:t>
             </w:r>
           </w:p>
         </w:tc>
@@ -20510,7 +20510,7 @@
             </w:pPr>
             <w:r/>
             <w:r>
-              <w:t>538.50</w:t>
+              <w:t>539.50</w:t>
             </w:r>
           </w:p>
         </w:tc>
@@ -20538,7 +20538,7 @@
             </w:pPr>
             <w:r/>
             <w:r>
-              <w:t>541.50</w:t>
+              <w:t>542.50</w:t>
             </w:r>
           </w:p>
         </w:tc>
@@ -20566,7 +20566,7 @@
             </w:pPr>
             <w:r/>
             <w:r>
-              <w:t>535.75</w:t>
+              <w:t>536.75</w:t>
             </w:r>
           </w:p>
         </w:tc>
@@ -20597,7 +20597,7 @@
               <w:rPr>
                 <w:b/>
               </w:rPr>
-              <w:t>538.50</w:t>
+              <w:t>539.50</w:t>
             </w:r>
           </w:p>
         </w:tc>
@@ -20745,7 +20745,7 @@
             </w:pPr>
             <w:r/>
             <w:r>
-              <w:t>538.50</w:t>
+              <w:t>539.50</w:t>
             </w:r>
           </w:p>
         </w:tc>
@@ -20773,7 +20773,7 @@
             </w:pPr>
             <w:r/>
             <w:r>
-              <w:t>542.50</w:t>
+              <w:t>543.50</w:t>
             </w:r>
           </w:p>
         </w:tc>
@@ -20801,7 +20801,7 @@
             </w:pPr>
             <w:r/>
             <w:r>
-              <w:t>535.00</w:t>
+              <w:t>536.00</w:t>
             </w:r>
           </w:p>
         </w:tc>
@@ -20832,7 +20832,7 @@
               <w:rPr>
                 <w:b/>
               </w:rPr>
-              <w:t>539.00</w:t>
+              <w:t>540.00</w:t>
             </w:r>
           </w:p>
         </w:tc>
@@ -20980,7 +20980,7 @@
             </w:pPr>
             <w:r/>
             <w:r>
-              <w:t>539.00</w:t>
+              <w:t>540.00</w:t>
             </w:r>
           </w:p>
         </w:tc>
@@ -21008,7 +21008,7 @@
             </w:pPr>
             <w:r/>
             <w:r>
-              <w:t>543.00</w:t>
+              <w:t>544.00</w:t>
             </w:r>
           </w:p>
         </w:tc>
@@ -21036,7 +21036,7 @@
             </w:pPr>
             <w:r/>
             <w:r>
-              <w:t>537.25</w:t>
+              <w:t>538.25</w:t>
             </w:r>
           </w:p>
         </w:tc>
@@ -21067,7 +21067,7 @@
               <w:rPr>
                 <w:b/>
               </w:rPr>
-              <w:t>538.75</w:t>
+              <w:t>539.75</w:t>
             </w:r>
           </w:p>
         </w:tc>
@@ -21790,7 +21790,7 @@
         <w:t>Giá Chốt Phiên (Close):</w:t>
       </w:r>
       <w:r>
-        <w:t xml:space="preserve"> 715.00 cents | </w:t>
+        <w:t xml:space="preserve"> 717.50 cents | </w:t>
       </w:r>
       <w:r>
         <w:rPr>
@@ -21805,10 +21805,10 @@
         <w:rPr>
           <w:b/>
         </w:rPr>
-        <w:t>`717.83 cents`</w:t>
+        <w:t>`719.98 cents`</w:t>
       </w:r>
       <w:r>
-        <w:t xml:space="preserve"> (+2.83).</w:t>
+        <w:t xml:space="preserve"> (+2.48).</w:t>
       </w:r>
     </w:p>
     <w:p>
@@ -21829,7 +21829,7 @@
         <w:rPr>
           <w:b/>
         </w:rPr>
-        <w:t>`14,203`</w:t>
+        <w:t>`16,157`</w:t>
       </w:r>
       <w:r>
         <w:t xml:space="preserve"> (Chênh lệch: </w:t>
@@ -21838,7 +21838,7 @@
         <w:rPr>
           <w:b/>
         </w:rPr>
-        <w:t>`-79,132`</w:t>
+        <w:t>`-77,178`</w:t>
       </w:r>
       <w:r>
         <w:t xml:space="preserve">) | OI: </w:t>
@@ -22171,7 +22171,7 @@
               <w:rPr>
                 <w:b/>
               </w:rPr>
-              <w:t>84.84</w:t>
+              <w:t>85.01</w:t>
             </w:r>
           </w:p>
         </w:tc>
@@ -22202,7 +22202,7 @@
               <w:rPr>
                 <w:b/>
               </w:rPr>
-              <w:t>-4.22%</w:t>
+              <w:t>-4.03%</w:t>
             </w:r>
           </w:p>
         </w:tc>
@@ -22325,7 +22325,7 @@
               <w:rPr>
                 <w:b/>
               </w:rPr>
-              <w:t>+0.05%</w:t>
+              <w:t>+0.06%</w:t>
             </w:r>
           </w:p>
         </w:tc>
@@ -22939,7 +22939,7 @@
         <w:t xml:space="preserve"> EMA_21 </w:t>
       </w:r>
       <w:r>
-        <w:t xml:space="preserve"> (707.73) &gt; </w:t>
+        <w:t xml:space="preserve"> (707.95) &gt; </w:t>
       </w:r>
       <w:r>
         <w:rPr>
@@ -22950,7 +22950,7 @@
         <w:t xml:space="preserve"> EMA_50 </w:t>
       </w:r>
       <w:r>
-        <w:t xml:space="preserve"> (704.37).</w:t>
+        <w:t xml:space="preserve"> (704.47).</w:t>
       </w:r>
     </w:p>
     <w:p>
@@ -22971,7 +22971,7 @@
         <w:rPr>
           <w:b/>
         </w:rPr>
-        <w:t>`63.76`</w:t>
+        <w:t>`66.35`</w:t>
       </w:r>
       <w:r>
         <w:t xml:space="preserve"> | ATR (14) = </w:t>
@@ -22980,7 +22980,7 @@
         <w:rPr>
           <w:b/>
         </w:rPr>
-        <w:t>`3.91`</w:t>
+        <w:t>`4.27`</w:t>
       </w:r>
       <w:r>
         <w:t xml:space="preserve"> cents | Volatility = </w:t>
@@ -22989,7 +22989,7 @@
         <w:rPr>
           <w:b/>
         </w:rPr>
-        <w:t>`0.50 cents`</w:t>
+        <w:t>`3.75 cents`</w:t>
       </w:r>
       <w:r>
         <w:t>.</w:t>
@@ -23013,7 +23013,7 @@
         <w:rPr>
           <w:b/>
         </w:rPr>
-        <w:t>`711.25`</w:t>
+        <w:t>`715.25`</w:t>
       </w:r>
       <w:r>
         <w:t xml:space="preserve"> | S2: </w:t>
@@ -23764,7 +23764,7 @@
           <w:b/>
           <w:color w:val="B91C1C"/>
         </w:rPr>
-        <w:t>`707.73 - 704.37 cents (Canh bán hồi kỹ thuật H1)`</w:t>
+        <w:t>`707.95 - 704.47 cents (Canh bán hồi kỹ thuật H1)`</w:t>
       </w:r>
       <w:r>
         <w:t xml:space="preserve"> | SL: </w:t>
@@ -23773,7 +23773,7 @@
         <w:rPr>
           <w:b/>
         </w:rPr>
-        <w:t>`734.11 cents (Trên kháng cự R2 + 1.5x ATR)`</w:t>
+        <w:t>`734.66 cents (Trên kháng cự R2 + 1.5x ATR)`</w:t>
       </w:r>
       <w:r>
         <w:t xml:space="preserve"> | TP: </w:t>
@@ -23784,7 +23784,7 @@
           <w:color w:val="D97706"/>
           <w:sz w:val="19"/>
         </w:rPr>
-        <w:t xml:space="preserve"> 711.25 cents </w:t>
+        <w:t xml:space="preserve"> 715.25 cents </w:t>
       </w:r>
       <w:r>
         <w:t xml:space="preserve"> / </w:t>
@@ -23835,7 +23835,7 @@
         <w:rPr>
           <w:b/>
         </w:rPr>
-        <w:t>`709.25 - 711.25 cents`</w:t>
+        <w:t>`713.25 - 715.25 cents`</w:t>
       </w:r>
       <w:r>
         <w:t xml:space="preserve"> | SL: </w:t>
@@ -23844,7 +23844,7 @@
         <w:rPr>
           <w:b/>
         </w:rPr>
-        <w:t>`641.34 cents`</w:t>
+        <w:t>`640.98 cents`</w:t>
       </w:r>
       <w:r>
         <w:t xml:space="preserve"> | TP: </w:t>
@@ -23890,7 +23890,7 @@
         <w:rPr>
           <w:b/>
         </w:rPr>
-        <w:t>`730.41 cents`</w:t>
+        <w:t>`730.77 cents`</w:t>
       </w:r>
       <w:r>
         <w:t xml:space="preserve"> | TP: </w:t>
@@ -23939,7 +23939,7 @@
         <w:rPr>
           <w:b/>
         </w:rPr>
-        <w:t>`629.62 - 645.25 cents`</w:t>
+        <w:t>`628.15 - 645.25 cents`</w:t>
       </w:r>
     </w:p>
     <w:p>
@@ -24346,7 +24346,7 @@
             </w:pPr>
             <w:r/>
             <w:r>
-              <w:t>715.00</w:t>
+              <w:t>717.50</w:t>
             </w:r>
           </w:p>
         </w:tc>
@@ -24374,7 +24374,7 @@
             </w:pPr>
             <w:r/>
             <w:r>
-              <w:t>726.25</w:t>
+              <w:t>728.75</w:t>
             </w:r>
           </w:p>
         </w:tc>
@@ -24402,7 +24402,7 @@
             </w:pPr>
             <w:r/>
             <w:r>
-              <w:t>709.50</w:t>
+              <w:t>712.00</w:t>
             </w:r>
           </w:p>
         </w:tc>
@@ -24433,7 +24433,7 @@
               <w:rPr>
                 <w:b/>
               </w:rPr>
-              <w:t>714.25</w:t>
+              <w:t>716.75</w:t>
             </w:r>
           </w:p>
         </w:tc>
@@ -24581,7 +24581,7 @@
             </w:pPr>
             <w:r/>
             <w:r>
-              <w:t>714.25</w:t>
+              <w:t>716.75</w:t>
             </w:r>
           </w:p>
         </w:tc>
@@ -24609,7 +24609,7 @@
             </w:pPr>
             <w:r/>
             <w:r>
-              <w:t>721.75</w:t>
+              <w:t>724.25</w:t>
             </w:r>
           </w:p>
         </w:tc>
@@ -24637,7 +24637,7 @@
             </w:pPr>
             <w:r/>
             <w:r>
-              <w:t>708.25</w:t>
+              <w:t>710.75</w:t>
             </w:r>
           </w:p>
         </w:tc>
@@ -24668,7 +24668,7 @@
               <w:rPr>
                 <w:b/>
               </w:rPr>
-              <w:t>713.75</w:t>
+              <w:t>716.25</w:t>
             </w:r>
           </w:p>
         </w:tc>
@@ -24816,7 +24816,7 @@
             </w:pPr>
             <w:r/>
             <w:r>
-              <w:t>713.75</w:t>
+              <w:t>716.25</w:t>
             </w:r>
           </w:p>
         </w:tc>
@@ -24844,7 +24844,7 @@
             </w:pPr>
             <w:r/>
             <w:r>
-              <w:t>727.50</w:t>
+              <w:t>730.00</w:t>
             </w:r>
           </w:p>
         </w:tc>
@@ -24872,7 +24872,7 @@
             </w:pPr>
             <w:r/>
             <w:r>
-              <w:t>699.00</w:t>
+              <w:t>701.50</w:t>
             </w:r>
           </w:p>
         </w:tc>
@@ -24903,7 +24903,7 @@
               <w:rPr>
                 <w:b/>
               </w:rPr>
-              <w:t>715.75</w:t>
+              <w:t>718.25</w:t>
             </w:r>
           </w:p>
         </w:tc>
@@ -25051,7 +25051,7 @@
             </w:pPr>
             <w:r/>
             <w:r>
-              <w:t>715.75</w:t>
+              <w:t>718.25</w:t>
             </w:r>
           </w:p>
         </w:tc>
@@ -25079,7 +25079,7 @@
             </w:pPr>
             <w:r/>
             <w:r>
-              <w:t>729.00</w:t>
+              <w:t>731.50</w:t>
             </w:r>
           </w:p>
         </w:tc>
@@ -25107,7 +25107,7 @@
             </w:pPr>
             <w:r/>
             <w:r>
-              <w:t>707.50</w:t>
+              <w:t>710.00</w:t>
             </w:r>
           </w:p>
         </w:tc>
@@ -25138,7 +25138,7 @@
               <w:rPr>
                 <w:b/>
               </w:rPr>
-              <w:t>717.00</w:t>
+              <w:t>719.50</w:t>
             </w:r>
           </w:p>
         </w:tc>
@@ -25286,7 +25286,7 @@
             </w:pPr>
             <w:r/>
             <w:r>
-              <w:t>717.00</w:t>
+              <w:t>719.50</w:t>
             </w:r>
           </w:p>
         </w:tc>
@@ -25314,7 +25314,7 @@
             </w:pPr>
             <w:r/>
             <w:r>
-              <w:t>733.50</w:t>
+              <w:t>736.00</w:t>
             </w:r>
           </w:p>
         </w:tc>
@@ -25342,7 +25342,7 @@
             </w:pPr>
             <w:r/>
             <w:r>
-              <w:t>706.50</w:t>
+              <w:t>709.00</w:t>
             </w:r>
           </w:p>
         </w:tc>
@@ -25373,7 +25373,7 @@
               <w:rPr>
                 <w:b/>
               </w:rPr>
-              <w:t>721.50</w:t>
+              <w:t>724.00</w:t>
             </w:r>
           </w:p>
         </w:tc>
@@ -25521,7 +25521,7 @@
             </w:pPr>
             <w:r/>
             <w:r>
-              <w:t>721.50</w:t>
+              <w:t>724.00</w:t>
             </w:r>
           </w:p>
         </w:tc>
@@ -25549,7 +25549,7 @@
             </w:pPr>
             <w:r/>
             <w:r>
-              <w:t>729.25</w:t>
+              <w:t>731.75</w:t>
             </w:r>
           </w:p>
         </w:tc>
@@ -25577,7 +25577,7 @@
             </w:pPr>
             <w:r/>
             <w:r>
-              <w:t>710.50</w:t>
+              <w:t>713.00</w:t>
             </w:r>
           </w:p>
         </w:tc>
@@ -25608,7 +25608,7 @@
               <w:rPr>
                 <w:b/>
               </w:rPr>
-              <w:t>722.75</w:t>
+              <w:t>725.25</w:t>
             </w:r>
           </w:p>
         </w:tc>
@@ -25756,7 +25756,7 @@
             </w:pPr>
             <w:r/>
             <w:r>
-              <w:t>722.75</w:t>
+              <w:t>725.25</w:t>
             </w:r>
           </w:p>
         </w:tc>
@@ -25784,7 +25784,7 @@
             </w:pPr>
             <w:r/>
             <w:r>
-              <w:t>731.00</w:t>
+              <w:t>733.50</w:t>
             </w:r>
           </w:p>
         </w:tc>
@@ -25812,7 +25812,7 @@
             </w:pPr>
             <w:r/>
             <w:r>
-              <w:t>712.25</w:t>
+              <w:t>714.75</w:t>
             </w:r>
           </w:p>
         </w:tc>
@@ -25843,7 +25843,7 @@
               <w:rPr>
                 <w:b/>
               </w:rPr>
-              <w:t>724.50</w:t>
+              <w:t>727.00</w:t>
             </w:r>
           </w:p>
         </w:tc>
@@ -25991,7 +25991,7 @@
             </w:pPr>
             <w:r/>
             <w:r>
-              <w:t>724.50</w:t>
+              <w:t>727.00</w:t>
             </w:r>
           </w:p>
         </w:tc>
@@ -26019,7 +26019,7 @@
             </w:pPr>
             <w:r/>
             <w:r>
-              <w:t>736.75</w:t>
+              <w:t>739.25</w:t>
             </w:r>
           </w:p>
         </w:tc>
@@ -26047,7 +26047,7 @@
             </w:pPr>
             <w:r/>
             <w:r>
-              <w:t>714.75</w:t>
+              <w:t>717.25</w:t>
             </w:r>
           </w:p>
         </w:tc>
@@ -26078,7 +26078,7 @@
               <w:rPr>
                 <w:b/>
               </w:rPr>
-              <w:t>723.50</w:t>
+              <w:t>726.00</w:t>
             </w:r>
           </w:p>
         </w:tc>
@@ -26226,7 +26226,7 @@
             </w:pPr>
             <w:r/>
             <w:r>
-              <w:t>723.50</w:t>
+              <w:t>726.00</w:t>
             </w:r>
           </w:p>
         </w:tc>
@@ -26254,7 +26254,7 @@
             </w:pPr>
             <w:r/>
             <w:r>
-              <w:t>734.00</w:t>
+              <w:t>736.50</w:t>
             </w:r>
           </w:p>
         </w:tc>
@@ -26282,7 +26282,7 @@
             </w:pPr>
             <w:r/>
             <w:r>
-              <w:t>708.75</w:t>
+              <w:t>711.25</w:t>
             </w:r>
           </w:p>
         </w:tc>
@@ -26313,7 +26313,7 @@
               <w:rPr>
                 <w:b/>
               </w:rPr>
-              <w:t>725.75</w:t>
+              <w:t>728.25</w:t>
             </w:r>
           </w:p>
         </w:tc>
@@ -26461,7 +26461,7 @@
             </w:pPr>
             <w:r/>
             <w:r>
-              <w:t>725.75</w:t>
+              <w:t>728.25</w:t>
             </w:r>
           </w:p>
         </w:tc>
@@ -26489,7 +26489,7 @@
             </w:pPr>
             <w:r/>
             <w:r>
-              <w:t>736.25</w:t>
+              <w:t>738.75</w:t>
             </w:r>
           </w:p>
         </w:tc>
@@ -26517,7 +26517,7 @@
             </w:pPr>
             <w:r/>
             <w:r>
-              <w:t>719.50</w:t>
+              <w:t>722.00</w:t>
             </w:r>
           </w:p>
         </w:tc>
@@ -26548,7 +26548,7 @@
               <w:rPr>
                 <w:b/>
               </w:rPr>
-              <w:t>726.50</w:t>
+              <w:t>729.00</w:t>
             </w:r>
           </w:p>
         </w:tc>
@@ -26696,7 +26696,7 @@
             </w:pPr>
             <w:r/>
             <w:r>
-              <w:t>726.50</w:t>
+              <w:t>729.00</w:t>
             </w:r>
           </w:p>
         </w:tc>
@@ -26724,7 +26724,7 @@
             </w:pPr>
             <w:r/>
             <w:r>
-              <w:t>740.75</w:t>
+              <w:t>743.25</w:t>
             </w:r>
           </w:p>
         </w:tc>
@@ -26752,7 +26752,7 @@
             </w:pPr>
             <w:r/>
             <w:r>
-              <w:t>711.75</w:t>
+              <w:t>714.25</w:t>
             </w:r>
           </w:p>
         </w:tc>
@@ -26783,7 +26783,7 @@
               <w:rPr>
                 <w:b/>
               </w:rPr>
-              <w:t>728.50</w:t>
+              <w:t>731.00</w:t>
             </w:r>
           </w:p>
         </w:tc>
@@ -26931,7 +26931,7 @@
             </w:pPr>
             <w:r/>
             <w:r>
-              <w:t>728.50</w:t>
+              <w:t>731.00</w:t>
             </w:r>
           </w:p>
         </w:tc>
@@ -26959,7 +26959,7 @@
             </w:pPr>
             <w:r/>
             <w:r>
-              <w:t>735.00</w:t>
+              <w:t>737.50</w:t>
             </w:r>
           </w:p>
         </w:tc>
@@ -26987,7 +26987,7 @@
             </w:pPr>
             <w:r/>
             <w:r>
-              <w:t>721.75</w:t>
+              <w:t>724.25</w:t>
             </w:r>
           </w:p>
         </w:tc>
@@ -27018,7 +27018,7 @@
               <w:rPr>
                 <w:b/>
               </w:rPr>
-              <w:t>728.75</w:t>
+              <w:t>731.25</w:t>
             </w:r>
           </w:p>
         </w:tc>
@@ -27166,7 +27166,7 @@
             </w:pPr>
             <w:r/>
             <w:r>
-              <w:t>728.75</w:t>
+              <w:t>731.25</w:t>
             </w:r>
           </w:p>
         </w:tc>
@@ -27194,7 +27194,7 @@
             </w:pPr>
             <w:r/>
             <w:r>
-              <w:t>739.00</w:t>
+              <w:t>741.50</w:t>
             </w:r>
           </w:p>
         </w:tc>
@@ -27222,7 +27222,7 @@
             </w:pPr>
             <w:r/>
             <w:r>
-              <w:t>720.75</w:t>
+              <w:t>723.25</w:t>
             </w:r>
           </w:p>
         </w:tc>
@@ -27253,7 +27253,7 @@
               <w:rPr>
                 <w:b/>
               </w:rPr>
-              <w:t>729.25</w:t>
+              <w:t>731.75</w:t>
             </w:r>
           </w:p>
         </w:tc>
@@ -27401,7 +27401,7 @@
             </w:pPr>
             <w:r/>
             <w:r>
-              <w:t>729.25</w:t>
+              <w:t>731.75</w:t>
             </w:r>
           </w:p>
         </w:tc>
@@ -27429,7 +27429,7 @@
             </w:pPr>
             <w:r/>
             <w:r>
-              <w:t>736.25</w:t>
+              <w:t>738.75</w:t>
             </w:r>
           </w:p>
         </w:tc>
@@ -27457,7 +27457,7 @@
             </w:pPr>
             <w:r/>
             <w:r>
-              <w:t>723.25</w:t>
+              <w:t>725.75</w:t>
             </w:r>
           </w:p>
         </w:tc>
@@ -27488,7 +27488,7 @@
               <w:rPr>
                 <w:b/>
               </w:rPr>
-              <w:t>728.50</w:t>
+              <w:t>731.00</w:t>
             </w:r>
           </w:p>
         </w:tc>
@@ -27636,7 +27636,7 @@
             </w:pPr>
             <w:r/>
             <w:r>
-              <w:t>728.50</w:t>
+              <w:t>731.00</w:t>
             </w:r>
           </w:p>
         </w:tc>
@@ -27664,7 +27664,7 @@
             </w:pPr>
             <w:r/>
             <w:r>
-              <w:t>742.00</w:t>
+              <w:t>744.50</w:t>
             </w:r>
           </w:p>
         </w:tc>
@@ -27692,7 +27692,7 @@
             </w:pPr>
             <w:r/>
             <w:r>
-              <w:t>715.50</w:t>
+              <w:t>718.00</w:t>
             </w:r>
           </w:p>
         </w:tc>
@@ -27723,7 +27723,7 @@
               <w:rPr>
                 <w:b/>
               </w:rPr>
-              <w:t>730.25</w:t>
+              <w:t>732.75</w:t>
             </w:r>
           </w:p>
         </w:tc>
@@ -27871,7 +27871,7 @@
             </w:pPr>
             <w:r/>
             <w:r>
-              <w:t>730.25</w:t>
+              <w:t>732.75</w:t>
             </w:r>
           </w:p>
         </w:tc>
@@ -27899,7 +27899,7 @@
             </w:pPr>
             <w:r/>
             <w:r>
-              <w:t>739.50</w:t>
+              <w:t>742.00</w:t>
             </w:r>
           </w:p>
         </w:tc>
@@ -27927,7 +27927,7 @@
             </w:pPr>
             <w:r/>
             <w:r>
-              <w:t>719.50</w:t>
+              <w:t>722.00</w:t>
             </w:r>
           </w:p>
         </w:tc>
@@ -27958,7 +27958,7 @@
               <w:rPr>
                 <w:b/>
               </w:rPr>
-              <w:t>730.75</w:t>
+              <w:t>733.25</w:t>
             </w:r>
           </w:p>
         </w:tc>
@@ -28106,7 +28106,7 @@
             </w:pPr>
             <w:r/>
             <w:r>
-              <w:t>730.75</w:t>
+              <w:t>733.25</w:t>
             </w:r>
           </w:p>
         </w:tc>
@@ -28134,7 +28134,7 @@
             </w:pPr>
             <w:r/>
             <w:r>
-              <w:t>743.00</w:t>
+              <w:t>745.50</w:t>
             </w:r>
           </w:p>
         </w:tc>
@@ -28162,7 +28162,7 @@
             </w:pPr>
             <w:r/>
             <w:r>
-              <w:t>716.50</w:t>
+              <w:t>719.00</w:t>
             </w:r>
           </w:p>
         </w:tc>
@@ -28193,7 +28193,7 @@
               <w:rPr>
                 <w:b/>
               </w:rPr>
-              <w:t>729.25</w:t>
+              <w:t>731.75</w:t>
             </w:r>
           </w:p>
         </w:tc>
@@ -28341,7 +28341,7 @@
             </w:pPr>
             <w:r/>
             <w:r>
-              <w:t>729.25</w:t>
+              <w:t>731.75</w:t>
             </w:r>
           </w:p>
         </w:tc>
@@ -28369,7 +28369,7 @@
             </w:pPr>
             <w:r/>
             <w:r>
-              <w:t>736.25</w:t>
+              <w:t>738.75</w:t>
             </w:r>
           </w:p>
         </w:tc>
@@ -28397,7 +28397,7 @@
             </w:pPr>
             <w:r/>
             <w:r>
-              <w:t>719.75</w:t>
+              <w:t>722.25</w:t>
             </w:r>
           </w:p>
         </w:tc>
@@ -28428,7 +28428,7 @@
               <w:rPr>
                 <w:b/>
               </w:rPr>
-              <w:t>729.75</w:t>
+              <w:t>732.25</w:t>
             </w:r>
           </w:p>
         </w:tc>
@@ -28576,7 +28576,7 @@
             </w:pPr>
             <w:r/>
             <w:r>
-              <w:t>729.75</w:t>
+              <w:t>732.25</w:t>
             </w:r>
           </w:p>
         </w:tc>
@@ -28604,7 +28604,7 @@
             </w:pPr>
             <w:r/>
             <w:r>
-              <w:t>740.25</w:t>
+              <w:t>742.75</w:t>
             </w:r>
           </w:p>
         </w:tc>
@@ -28632,7 +28632,7 @@
             </w:pPr>
             <w:r/>
             <w:r>
-              <w:t>722.50</w:t>
+              <w:t>725.00</w:t>
             </w:r>
           </w:p>
         </w:tc>
@@ -28663,7 +28663,7 @@
               <w:rPr>
                 <w:b/>
               </w:rPr>
-              <w:t>729.50</w:t>
+              <w:t>732.00</w:t>
             </w:r>
           </w:p>
         </w:tc>
@@ -28811,7 +28811,7 @@
             </w:pPr>
             <w:r/>
             <w:r>
-              <w:t>729.50</w:t>
+              <w:t>732.00</w:t>
             </w:r>
           </w:p>
         </w:tc>
@@ -28839,7 +28839,7 @@
             </w:pPr>
             <w:r/>
             <w:r>
-              <w:t>739.25</w:t>
+              <w:t>741.75</w:t>
             </w:r>
           </w:p>
         </w:tc>
@@ -28867,7 +28867,7 @@
             </w:pPr>
             <w:r/>
             <w:r>
-              <w:t>719.75</w:t>
+              <w:t>722.25</w:t>
             </w:r>
           </w:p>
         </w:tc>
@@ -28898,7 +28898,7 @@
               <w:rPr>
                 <w:b/>
               </w:rPr>
-              <w:t>730.00</w:t>
+              <w:t>732.50</w:t>
             </w:r>
           </w:p>
         </w:tc>
@@ -29046,7 +29046,7 @@
             </w:pPr>
             <w:r/>
             <w:r>
-              <w:t>730.00</w:t>
+              <w:t>732.50</w:t>
             </w:r>
           </w:p>
         </w:tc>
@@ -29074,7 +29074,7 @@
             </w:pPr>
             <w:r/>
             <w:r>
-              <w:t>740.75</w:t>
+              <w:t>743.25</w:t>
             </w:r>
           </w:p>
         </w:tc>
@@ -29102,7 +29102,7 @@
             </w:pPr>
             <w:r/>
             <w:r>
-              <w:t>722.75</w:t>
+              <w:t>725.25</w:t>
             </w:r>
           </w:p>
         </w:tc>
@@ -29133,7 +29133,7 @@
               <w:rPr>
                 <w:b/>
               </w:rPr>
-              <w:t>730.75</w:t>
+              <w:t>733.25</w:t>
             </w:r>
           </w:p>
         </w:tc>
@@ -29281,7 +29281,7 @@
             </w:pPr>
             <w:r/>
             <w:r>
-              <w:t>730.75</w:t>
+              <w:t>733.25</w:t>
             </w:r>
           </w:p>
         </w:tc>
@@ -29309,7 +29309,7 @@
             </w:pPr>
             <w:r/>
             <w:r>
-              <w:t>737.25</w:t>
+              <w:t>739.75</w:t>
             </w:r>
           </w:p>
         </w:tc>
@@ -29337,7 +29337,7 @@
             </w:pPr>
             <w:r/>
             <w:r>
-              <w:t>722.25</w:t>
+              <w:t>724.75</w:t>
             </w:r>
           </w:p>
         </w:tc>
@@ -29368,7 +29368,7 @@
               <w:rPr>
                 <w:b/>
               </w:rPr>
-              <w:t>731.25</w:t>
+              <w:t>733.75</w:t>
             </w:r>
           </w:p>
         </w:tc>
@@ -29516,7 +29516,7 @@
             </w:pPr>
             <w:r/>
             <w:r>
-              <w:t>731.25</w:t>
+              <w:t>733.75</w:t>
             </w:r>
           </w:p>
         </w:tc>
@@ -29544,7 +29544,7 @@
             </w:pPr>
             <w:r/>
             <w:r>
-              <w:t>742.25</w:t>
+              <w:t>744.75</w:t>
             </w:r>
           </w:p>
         </w:tc>
@@ -29572,7 +29572,7 @@
             </w:pPr>
             <w:r/>
             <w:r>
-              <w:t>719.50</w:t>
+              <w:t>722.00</w:t>
             </w:r>
           </w:p>
         </w:tc>
@@ -29603,7 +29603,7 @@
               <w:rPr>
                 <w:b/>
               </w:rPr>
-              <w:t>734.75</w:t>
+              <w:t>737.25</w:t>
             </w:r>
           </w:p>
         </w:tc>
@@ -29751,7 +29751,7 @@
             </w:pPr>
             <w:r/>
             <w:r>
-              <w:t>734.75</w:t>
+              <w:t>737.25</w:t>
             </w:r>
           </w:p>
         </w:tc>
@@ -29779,7 +29779,7 @@
             </w:pPr>
             <w:r/>
             <w:r>
-              <w:t>740.25</w:t>
+              <w:t>742.75</w:t>
             </w:r>
           </w:p>
         </w:tc>
@@ -29807,7 +29807,7 @@
             </w:pPr>
             <w:r/>
             <w:r>
-              <w:t>727.00</w:t>
+              <w:t>729.50</w:t>
             </w:r>
           </w:p>
         </w:tc>
@@ -29838,7 +29838,7 @@
               <w:rPr>
                 <w:b/>
               </w:rPr>
-              <w:t>735.50</w:t>
+              <w:t>738.00</w:t>
             </w:r>
           </w:p>
         </w:tc>
@@ -29986,7 +29986,7 @@
             </w:pPr>
             <w:r/>
             <w:r>
-              <w:t>735.50</w:t>
+              <w:t>738.00</w:t>
             </w:r>
           </w:p>
         </w:tc>
@@ -30014,7 +30014,7 @@
             </w:pPr>
             <w:r/>
             <w:r>
-              <w:t>744.75</w:t>
+              <w:t>747.25</w:t>
             </w:r>
           </w:p>
         </w:tc>
@@ -30042,7 +30042,7 @@
             </w:pPr>
             <w:r/>
             <w:r>
-              <w:t>729.00</w:t>
+              <w:t>731.50</w:t>
             </w:r>
           </w:p>
         </w:tc>
@@ -30073,7 +30073,7 @@
               <w:rPr>
                 <w:b/>
               </w:rPr>
-              <w:t>734.75</w:t>
+              <w:t>737.25</w:t>
             </w:r>
           </w:p>
         </w:tc>
@@ -30221,7 +30221,7 @@
             </w:pPr>
             <w:r/>
             <w:r>
-              <w:t>734.75</w:t>
+              <w:t>737.25</w:t>
             </w:r>
           </w:p>
         </w:tc>
@@ -30249,7 +30249,7 @@
             </w:pPr>
             <w:r/>
             <w:r>
-              <w:t>742.25</w:t>
+              <w:t>744.75</w:t>
             </w:r>
           </w:p>
         </w:tc>
@@ -30277,7 +30277,7 @@
             </w:pPr>
             <w:r/>
             <w:r>
-              <w:t>728.75</w:t>
+              <w:t>731.25</w:t>
             </w:r>
           </w:p>
         </w:tc>
@@ -30308,7 +30308,7 @@
               <w:rPr>
                 <w:b/>
               </w:rPr>
-              <w:t>733.75</w:t>
+              <w:t>736.25</w:t>
             </w:r>
           </w:p>
         </w:tc>
@@ -30456,7 +30456,7 @@
             </w:pPr>
             <w:r/>
             <w:r>
-              <w:t>733.75</w:t>
+              <w:t>736.25</w:t>
             </w:r>
           </w:p>
         </w:tc>
@@ -30484,7 +30484,7 @@
             </w:pPr>
             <w:r/>
             <w:r>
-              <w:t>740.75</w:t>
+              <w:t>743.25</w:t>
             </w:r>
           </w:p>
         </w:tc>
@@ -30512,7 +30512,7 @@
             </w:pPr>
             <w:r/>
             <w:r>
-              <w:t>720.25</w:t>
+              <w:t>722.75</w:t>
             </w:r>
           </w:p>
         </w:tc>
@@ -30543,7 +30543,7 @@
               <w:rPr>
                 <w:b/>
               </w:rPr>
-              <w:t>734.50</w:t>
+              <w:t>737.00</w:t>
             </w:r>
           </w:p>
         </w:tc>
@@ -30691,7 +30691,7 @@
             </w:pPr>
             <w:r/>
             <w:r>
-              <w:t>734.50</w:t>
+              <w:t>737.00</w:t>
             </w:r>
           </w:p>
         </w:tc>
@@ -30719,7 +30719,7 @@
             </w:pPr>
             <w:r/>
             <w:r>
-              <w:t>743.75</w:t>
+              <w:t>746.25</w:t>
             </w:r>
           </w:p>
         </w:tc>
@@ -30747,7 +30747,7 @@
             </w:pPr>
             <w:r/>
             <w:r>
-              <w:t>727.25</w:t>
+              <w:t>729.75</w:t>
             </w:r>
           </w:p>
         </w:tc>
@@ -30778,7 +30778,7 @@
               <w:rPr>
                 <w:b/>
               </w:rPr>
-              <w:t>734.25</w:t>
+              <w:t>736.75</w:t>
             </w:r>
           </w:p>
         </w:tc>
@@ -30926,7 +30926,7 @@
             </w:pPr>
             <w:r/>
             <w:r>
-              <w:t>734.25</w:t>
+              <w:t>736.75</w:t>
             </w:r>
           </w:p>
         </w:tc>
@@ -30954,7 +30954,7 @@
             </w:pPr>
             <w:r/>
             <w:r>
-              <w:t>742.75</w:t>
+              <w:t>745.25</w:t>
             </w:r>
           </w:p>
         </w:tc>
@@ -30982,7 +30982,7 @@
             </w:pPr>
             <w:r/>
             <w:r>
-              <w:t>720.25</w:t>
+              <w:t>722.75</w:t>
             </w:r>
           </w:p>
         </w:tc>
@@ -31013,7 +31013,7 @@
               <w:rPr>
                 <w:b/>
               </w:rPr>
-              <w:t>736.00</w:t>
+              <w:t>738.50</w:t>
             </w:r>
           </w:p>
         </w:tc>
@@ -31161,7 +31161,7 @@
             </w:pPr>
             <w:r/>
             <w:r>
-              <w:t>736.00</w:t>
+              <w:t>738.50</w:t>
             </w:r>
           </w:p>
         </w:tc>
@@ -31189,7 +31189,7 @@
             </w:pPr>
             <w:r/>
             <w:r>
-              <w:t>742.25</w:t>
+              <w:t>744.75</w:t>
             </w:r>
           </w:p>
         </w:tc>
@@ -31217,7 +31217,7 @@
             </w:pPr>
             <w:r/>
             <w:r>
-              <w:t>729.50</w:t>
+              <w:t>732.00</w:t>
             </w:r>
           </w:p>
         </w:tc>
@@ -31248,7 +31248,7 @@
               <w:rPr>
                 <w:b/>
               </w:rPr>
-              <w:t>735.25</w:t>
+              <w:t>737.75</w:t>
             </w:r>
           </w:p>
         </w:tc>

--- a/Daily Reports/26_08_2026-CBOT Reports.docx
+++ b/Daily Reports/26_08_2026-CBOT Reports.docx
@@ -104,7 +104,7 @@
           <w:color w:val="5C768D"/>
           <w:sz w:val="19"/>
         </w:rPr>
-        <w:t>Cập nhật tự động qua `macro_tracker.py` vào lúc 18:26 ICT ngày 26/08/2026</w:t>
+        <w:t>Cập nhật tự động qua `macro_tracker.py` vào lúc 19:01 ICT ngày 26/08/2026</w:t>
       </w:r>
     </w:p>
     <w:tbl>
@@ -313,7 +313,7 @@
               <w:rPr>
                 <w:b/>
               </w:rPr>
-              <w:t>85.08 / thùng</w:t>
+              <w:t>85.49 / thùng</w:t>
             </w:r>
           </w:p>
         </w:tc>
@@ -344,7 +344,7 @@
               <w:rPr>
                 <w:b/>
               </w:rPr>
-              <w:t>-3.95%</w:t>
+              <w:t>-3.49%</w:t>
             </w:r>
           </w:p>
         </w:tc>
@@ -1228,7 +1228,7 @@
         <w:rPr>
           <w:b/>
         </w:rPr>
-        <w:t>`85.08` (-3.95%)</w:t>
+        <w:t>`85.49` (-3.49%)</w:t>
       </w:r>
       <w:r>
         <w:t xml:space="preserve"> | DXY: </w:t>
@@ -1246,7 +1246,7 @@
         <w:rPr>
           <w:b/>
         </w:rPr>
-        <w:t>`714.25` (+4.19%)</w:t>
+        <w:t>`718.75` (+4.81%)</w:t>
       </w:r>
       <w:r>
         <w:t>.</w:t>
@@ -1316,7 +1316,7 @@
           <w:color w:val="5C768D"/>
           <w:sz w:val="19"/>
         </w:rPr>
-        <w:t>Cập nhật tự động lúc 18:26 ICT ngày 26/08/2026 — Nguồn: NOAA, USDA, BOM Australia</w:t>
+        <w:t>Cập nhật tự động lúc 19:01 ICT ngày 26/08/2026 — Nguồn: NOAA, USDA, BOM Australia</w:t>
       </w:r>
     </w:p>
     <w:p>
@@ -3584,7 +3584,7 @@
               <w:rPr>
                 <w:b/>
               </w:rPr>
-              <w:t>528.25</w:t>
+              <w:t>529.25</w:t>
             </w:r>
           </w:p>
         </w:tc>
@@ -3615,7 +3615,7 @@
               <w:rPr>
                 <w:b/>
               </w:rPr>
-              <w:t>529.85 (+1.60)</w:t>
+              <w:t>530.51 (+1.26)</w:t>
             </w:r>
           </w:p>
         </w:tc>
@@ -3643,7 +3643,7 @@
             </w:pPr>
             <w:r/>
             <w:r>
-              <w:t>Bullish (524.81 &gt; 519.57)</w:t>
+              <w:t>Bullish (524.90 &gt; 519.61)</w:t>
             </w:r>
           </w:p>
         </w:tc>
@@ -3671,7 +3671,7 @@
             </w:pPr>
             <w:r/>
             <w:r>
-              <w:t>1.50 cents</w:t>
+              <w:t>2.00 cents</w:t>
             </w:r>
           </w:p>
         </w:tc>
@@ -3832,7 +3832,7 @@
               <w:rPr>
                 <w:b/>
               </w:rPr>
-              <w:t>714.25</w:t>
+              <w:t>718.75</w:t>
             </w:r>
           </w:p>
         </w:tc>
@@ -3863,7 +3863,7 @@
               <w:rPr>
                 <w:b/>
               </w:rPr>
-              <w:t>717.14 (+2.89)</w:t>
+              <w:t>721.71 (+2.96)</w:t>
             </w:r>
           </w:p>
         </w:tc>
@@ -3891,7 +3891,7 @@
             </w:pPr>
             <w:r/>
             <w:r>
-              <w:t>Bullish (708.99 &gt; 705.19)</w:t>
+              <w:t>Bullish (709.40 &gt; 705.37)</w:t>
             </w:r>
           </w:p>
         </w:tc>
@@ -3919,7 +3919,7 @@
             </w:pPr>
             <w:r/>
             <w:r>
-              <w:t>1.75 cents</w:t>
+              <w:t>6.25 cents</w:t>
             </w:r>
           </w:p>
         </w:tc>
@@ -4357,7 +4357,7 @@
                 <w:b/>
                 <w:color w:val="15803D"/>
               </w:rPr>
-              <w:t>526.75 - 524.81 cents (Canh mua vùng hỗ trợ)</w:t>
+              <w:t>526.75 - 524.90 cents (Canh mua vùng hỗ trợ)</w:t>
             </w:r>
           </w:p>
         </w:tc>
@@ -4388,7 +4388,7 @@
               <w:rPr>
                 <w:b/>
               </w:rPr>
-              <w:t>454.16 cents (Dưới cản S2 + 1.5x ATR)</w:t>
+              <w:t>454.06 cents (Dưới cản S2 + 1.5x ATR)</w:t>
             </w:r>
           </w:p>
         </w:tc>
@@ -4424,7 +4424,7 @@
                 <w:color w:val="D97706"/>
                 <w:sz w:val="19"/>
               </w:rPr>
-              <w:t xml:space="preserve"> 528.97 cents </w:t>
+              <w:t xml:space="preserve"> 528.94 cents </w:t>
             </w:r>
             <w:r>
               <w:t xml:space="preserve"> / TP2: </w:t>
@@ -4600,7 +4600,7 @@
               <w:rPr>
                 <w:b/>
               </w:rPr>
-              <w:t>455.19 cents (Chống quét SL tuyệt đối)</w:t>
+              <w:t>455.12 cents (Chống quét SL tuyệt đối)</w:t>
             </w:r>
           </w:p>
         </w:tc>
@@ -4762,7 +4762,7 @@
               <w:rPr>
                 <w:b/>
               </w:rPr>
-              <w:t>528.97 - 530.47 cents</w:t>
+              <w:t>528.94 - 530.44 cents</w:t>
             </w:r>
           </w:p>
         </w:tc>
@@ -4793,7 +4793,7 @@
               <w:rPr>
                 <w:b/>
               </w:rPr>
-              <w:t>531.03 cents</w:t>
+              <w:t>531.06 cents</w:t>
             </w:r>
           </w:p>
         </w:tc>
@@ -4955,7 +4955,7 @@
               <w:rPr>
                 <w:b/>
               </w:rPr>
-              <w:t>449.00 - 457.25 cents</w:t>
+              <w:t>448.73 - 457.25 cents</w:t>
             </w:r>
           </w:p>
         </w:tc>
@@ -5136,7 +5136,7 @@
                 <w:b/>
                 <w:color w:val="B91C1C"/>
               </w:rPr>
-              <w:t>708.99 - 705.19 cents (Canh bán hồi kỹ thuật H1)</w:t>
+              <w:t>709.40 - 705.37 cents (Canh bán hồi kỹ thuật H1)</w:t>
             </w:r>
           </w:p>
         </w:tc>
@@ -5167,7 +5167,7 @@
               <w:rPr>
                 <w:b/>
               </w:rPr>
-              <w:t>734.11 cents (Trên kháng cự R2 + 1.5x ATR)</w:t>
+              <w:t>735.01 cents (Trên kháng cự R2 + 1.5x ATR)</w:t>
             </w:r>
           </w:p>
         </w:tc>
@@ -5203,7 +5203,7 @@
                 <w:color w:val="D97706"/>
                 <w:sz w:val="19"/>
               </w:rPr>
-              <w:t xml:space="preserve"> 711.25 cents </w:t>
+              <w:t xml:space="preserve"> 715.25 cents </w:t>
             </w:r>
             <w:r>
               <w:t xml:space="preserve"> / TP2: </w:t>
@@ -5345,7 +5345,7 @@
               <w:rPr>
                 <w:b/>
               </w:rPr>
-              <w:t>709.25 - 711.25 cents</w:t>
+              <w:t>713.25 - 715.25 cents</w:t>
             </w:r>
           </w:p>
         </w:tc>
@@ -5376,7 +5376,7 @@
               <w:rPr>
                 <w:b/>
               </w:rPr>
-              <w:t>641.34 cents</w:t>
+              <w:t>640.74 cents</w:t>
             </w:r>
           </w:p>
         </w:tc>
@@ -5569,7 +5569,7 @@
               <w:rPr>
                 <w:b/>
               </w:rPr>
-              <w:t>730.41 cents</w:t>
+              <w:t>731.01 cents</w:t>
             </w:r>
           </w:p>
         </w:tc>
@@ -5731,7 +5731,7 @@
               <w:rPr>
                 <w:b/>
               </w:rPr>
-              <w:t>629.63 - 645.25 cents</w:t>
+              <w:t>627.23 - 645.25 cents</w:t>
             </w:r>
           </w:p>
         </w:tc>
@@ -11609,7 +11609,7 @@
         <w:t>Giá Chốt Phiên (Close):</w:t>
       </w:r>
       <w:r>
-        <w:t xml:space="preserve"> 528.25 cents | </w:t>
+        <w:t xml:space="preserve"> 529.25 cents | </w:t>
       </w:r>
       <w:r>
         <w:rPr>
@@ -11624,10 +11624,10 @@
         <w:rPr>
           <w:b/>
         </w:rPr>
-        <w:t>`529.85 cents`</w:t>
+        <w:t>`530.51 cents`</w:t>
       </w:r>
       <w:r>
-        <w:t xml:space="preserve"> (+1.60).</w:t>
+        <w:t xml:space="preserve"> (+1.26).</w:t>
       </w:r>
     </w:p>
     <w:p>
@@ -11648,7 +11648,7 @@
         <w:rPr>
           <w:b/>
         </w:rPr>
-        <w:t>`64,596`</w:t>
+        <w:t>`68,170`</w:t>
       </w:r>
       <w:r>
         <w:t xml:space="preserve"> (Chênh lệch: </w:t>
@@ -11657,7 +11657,7 @@
         <w:rPr>
           <w:b/>
         </w:rPr>
-        <w:t>`-445,176`</w:t>
+        <w:t>`-441,602`</w:t>
       </w:r>
       <w:r>
         <w:t xml:space="preserve">) | OI: </w:t>
@@ -11990,7 +11990,7 @@
               <w:rPr>
                 <w:b/>
               </w:rPr>
-              <w:t>85.08</w:t>
+              <w:t>85.49</w:t>
             </w:r>
           </w:p>
         </w:tc>
@@ -12021,7 +12021,7 @@
               <w:rPr>
                 <w:b/>
               </w:rPr>
-              <w:t>-3.95%</w:t>
+              <w:t>-3.49%</w:t>
             </w:r>
           </w:p>
         </w:tc>
@@ -12748,7 +12748,7 @@
         <w:t xml:space="preserve"> EMA_21 </w:t>
       </w:r>
       <w:r>
-        <w:t xml:space="preserve"> (524.81) &gt; </w:t>
+        <w:t xml:space="preserve"> (524.90) &gt; </w:t>
       </w:r>
       <w:r>
         <w:rPr>
@@ -12759,7 +12759,7 @@
         <w:t xml:space="preserve"> EMA_50 </w:t>
       </w:r>
       <w:r>
-        <w:t xml:space="preserve"> (519.57).</w:t>
+        <w:t xml:space="preserve"> (519.61).</w:t>
       </w:r>
     </w:p>
     <w:p>
@@ -12780,7 +12780,7 @@
         <w:rPr>
           <w:b/>
         </w:rPr>
-        <w:t>`64.97`</w:t>
+        <w:t>`66.96`</w:t>
       </w:r>
       <w:r>
         <w:t xml:space="preserve"> | ATR (14) = </w:t>
@@ -12789,7 +12789,7 @@
         <w:rPr>
           <w:b/>
         </w:rPr>
-        <w:t>`2.06`</w:t>
+        <w:t>`2.13`</w:t>
       </w:r>
       <w:r>
         <w:t xml:space="preserve"> cents | Volatility = </w:t>
@@ -12798,7 +12798,7 @@
         <w:rPr>
           <w:b/>
         </w:rPr>
-        <w:t>`1.50 cents`</w:t>
+        <w:t>`2.00 cents`</w:t>
       </w:r>
       <w:r>
         <w:t>.</w:t>
@@ -12840,7 +12840,7 @@
         <w:rPr>
           <w:b/>
         </w:rPr>
-        <w:t>`528.97`</w:t>
+        <w:t>`528.94`</w:t>
       </w:r>
       <w:r>
         <w:t xml:space="preserve"> | R2: </w:t>
@@ -13583,7 +13583,7 @@
           <w:b/>
           <w:color w:val="15803D"/>
         </w:rPr>
-        <w:t>`526.75 - 524.81 cents (Canh mua vùng hỗ trợ)`</w:t>
+        <w:t>`526.75 - 524.90 cents (Canh mua vùng hỗ trợ)`</w:t>
       </w:r>
       <w:r>
         <w:t xml:space="preserve"> | SL: </w:t>
@@ -13592,7 +13592,7 @@
         <w:rPr>
           <w:b/>
         </w:rPr>
-        <w:t>`454.16 cents (Dưới cản S2 + 1.5x ATR)`</w:t>
+        <w:t>`454.06 cents (Dưới cản S2 + 1.5x ATR)`</w:t>
       </w:r>
       <w:r>
         <w:t xml:space="preserve"> | TP: </w:t>
@@ -13603,7 +13603,7 @@
           <w:color w:val="D97706"/>
           <w:sz w:val="19"/>
         </w:rPr>
-        <w:t xml:space="preserve"> 528.97 cents </w:t>
+        <w:t xml:space="preserve"> 528.94 cents </w:t>
       </w:r>
       <w:r>
         <w:t xml:space="preserve"> / </w:t>
@@ -13663,7 +13663,7 @@
         <w:rPr>
           <w:b/>
         </w:rPr>
-        <w:t>`455.19 cents (Chống quét SL tuyệt đối)`</w:t>
+        <w:t>`455.12 cents (Chống quét SL tuyệt đối)`</w:t>
       </w:r>
       <w:r>
         <w:t xml:space="preserve"> | TP: </w:t>
@@ -13700,7 +13700,7 @@
         <w:rPr>
           <w:b/>
         </w:rPr>
-        <w:t>`528.97 - 530.47 cents`</w:t>
+        <w:t>`528.94 - 530.44 cents`</w:t>
       </w:r>
       <w:r>
         <w:t xml:space="preserve"> | SL: </w:t>
@@ -13709,7 +13709,7 @@
         <w:rPr>
           <w:b/>
         </w:rPr>
-        <w:t>`531.03 cents`</w:t>
+        <w:t>`531.06 cents`</w:t>
       </w:r>
       <w:r>
         <w:t xml:space="preserve"> | TP: </w:t>
@@ -13758,7 +13758,7 @@
         <w:rPr>
           <w:b/>
         </w:rPr>
-        <w:t>`449.00 - 457.25 cents`</w:t>
+        <w:t>`448.73 - 457.25 cents`</w:t>
       </w:r>
     </w:p>
     <w:p>
@@ -14165,7 +14165,7 @@
             </w:pPr>
             <w:r/>
             <w:r>
-              <w:t>528.25</w:t>
+              <w:t>529.25</w:t>
             </w:r>
           </w:p>
         </w:tc>
@@ -14193,7 +14193,7 @@
             </w:pPr>
             <w:r/>
             <w:r>
-              <w:t>532.00</w:t>
+              <w:t>533.00</w:t>
             </w:r>
           </w:p>
         </w:tc>
@@ -14221,7 +14221,7 @@
             </w:pPr>
             <w:r/>
             <w:r>
-              <w:t>525.00</w:t>
+              <w:t>526.00</w:t>
             </w:r>
           </w:p>
         </w:tc>
@@ -14252,7 +14252,7 @@
               <w:rPr>
                 <w:b/>
               </w:rPr>
-              <w:t>528.50</w:t>
+              <w:t>529.50</w:t>
             </w:r>
           </w:p>
         </w:tc>
@@ -14400,7 +14400,7 @@
             </w:pPr>
             <w:r/>
             <w:r>
-              <w:t>528.50</w:t>
+              <w:t>529.50</w:t>
             </w:r>
           </w:p>
         </w:tc>
@@ -14428,7 +14428,7 @@
             </w:pPr>
             <w:r/>
             <w:r>
-              <w:t>531.25</w:t>
+              <w:t>532.25</w:t>
             </w:r>
           </w:p>
         </w:tc>
@@ -14456,7 +14456,7 @@
             </w:pPr>
             <w:r/>
             <w:r>
-              <w:t>524.75</w:t>
+              <w:t>525.75</w:t>
             </w:r>
           </w:p>
         </w:tc>
@@ -14487,7 +14487,7 @@
               <w:rPr>
                 <w:b/>
               </w:rPr>
-              <w:t>528.00</w:t>
+              <w:t>529.00</w:t>
             </w:r>
           </w:p>
         </w:tc>
@@ -14635,7 +14635,7 @@
             </w:pPr>
             <w:r/>
             <w:r>
-              <w:t>528.00</w:t>
+              <w:t>529.00</w:t>
             </w:r>
           </w:p>
         </w:tc>
@@ -14663,7 +14663,7 @@
             </w:pPr>
             <w:r/>
             <w:r>
-              <w:t>531.00</w:t>
+              <w:t>532.00</w:t>
             </w:r>
           </w:p>
         </w:tc>
@@ -14691,7 +14691,7 @@
             </w:pPr>
             <w:r/>
             <w:r>
-              <w:t>524.00</w:t>
+              <w:t>525.00</w:t>
             </w:r>
           </w:p>
         </w:tc>
@@ -14722,7 +14722,7 @@
               <w:rPr>
                 <w:b/>
               </w:rPr>
-              <w:t>528.75</w:t>
+              <w:t>529.75</w:t>
             </w:r>
           </w:p>
         </w:tc>
@@ -14870,7 +14870,7 @@
             </w:pPr>
             <w:r/>
             <w:r>
-              <w:t>528.75</w:t>
+              <w:t>529.75</w:t>
             </w:r>
           </w:p>
         </w:tc>
@@ -14898,7 +14898,7 @@
             </w:pPr>
             <w:r/>
             <w:r>
-              <w:t>533.25</w:t>
+              <w:t>534.25</w:t>
             </w:r>
           </w:p>
         </w:tc>
@@ -14926,7 +14926,7 @@
             </w:pPr>
             <w:r/>
             <w:r>
-              <w:t>523.75</w:t>
+              <w:t>524.75</w:t>
             </w:r>
           </w:p>
         </w:tc>
@@ -14957,7 +14957,7 @@
               <w:rPr>
                 <w:b/>
               </w:rPr>
-              <w:t>529.50</w:t>
+              <w:t>530.50</w:t>
             </w:r>
           </w:p>
         </w:tc>
@@ -15105,7 +15105,7 @@
             </w:pPr>
             <w:r/>
             <w:r>
-              <w:t>529.50</w:t>
+              <w:t>530.50</w:t>
             </w:r>
           </w:p>
         </w:tc>
@@ -15133,7 +15133,7 @@
             </w:pPr>
             <w:r/>
             <w:r>
-              <w:t>535.00</w:t>
+              <w:t>536.00</w:t>
             </w:r>
           </w:p>
         </w:tc>
@@ -15161,7 +15161,7 @@
             </w:pPr>
             <w:r/>
             <w:r>
-              <w:t>523.25</w:t>
+              <w:t>524.25</w:t>
             </w:r>
           </w:p>
         </w:tc>
@@ -15192,7 +15192,7 @@
               <w:rPr>
                 <w:b/>
               </w:rPr>
-              <w:t>531.75</w:t>
+              <w:t>532.75</w:t>
             </w:r>
           </w:p>
         </w:tc>
@@ -15340,7 +15340,7 @@
             </w:pPr>
             <w:r/>
             <w:r>
-              <w:t>531.75</w:t>
+              <w:t>532.75</w:t>
             </w:r>
           </w:p>
         </w:tc>
@@ -15368,7 +15368,7 @@
             </w:pPr>
             <w:r/>
             <w:r>
-              <w:t>534.75</w:t>
+              <w:t>535.75</w:t>
             </w:r>
           </w:p>
         </w:tc>
@@ -15396,7 +15396,7 @@
             </w:pPr>
             <w:r/>
             <w:r>
-              <w:t>527.50</w:t>
+              <w:t>528.50</w:t>
             </w:r>
           </w:p>
         </w:tc>
@@ -15427,7 +15427,7 @@
               <w:rPr>
                 <w:b/>
               </w:rPr>
-              <w:t>532.00</w:t>
+              <w:t>533.00</w:t>
             </w:r>
           </w:p>
         </w:tc>
@@ -15575,7 +15575,7 @@
             </w:pPr>
             <w:r/>
             <w:r>
-              <w:t>532.00</w:t>
+              <w:t>533.00</w:t>
             </w:r>
           </w:p>
         </w:tc>
@@ -15603,7 +15603,7 @@
             </w:pPr>
             <w:r/>
             <w:r>
-              <w:t>535.25</w:t>
+              <w:t>536.25</w:t>
             </w:r>
           </w:p>
         </w:tc>
@@ -15631,7 +15631,7 @@
             </w:pPr>
             <w:r/>
             <w:r>
-              <w:t>525.50</w:t>
+              <w:t>526.50</w:t>
             </w:r>
           </w:p>
         </w:tc>
@@ -15662,7 +15662,7 @@
               <w:rPr>
                 <w:b/>
               </w:rPr>
-              <w:t>532.75</w:t>
+              <w:t>533.75</w:t>
             </w:r>
           </w:p>
         </w:tc>
@@ -15810,7 +15810,7 @@
             </w:pPr>
             <w:r/>
             <w:r>
-              <w:t>532.75</w:t>
+              <w:t>533.75</w:t>
             </w:r>
           </w:p>
         </w:tc>
@@ -15838,7 +15838,7 @@
             </w:pPr>
             <w:r/>
             <w:r>
-              <w:t>535.75</w:t>
+              <w:t>536.75</w:t>
             </w:r>
           </w:p>
         </w:tc>
@@ -15866,7 +15866,7 @@
             </w:pPr>
             <w:r/>
             <w:r>
-              <w:t>528.25</w:t>
+              <w:t>529.25</w:t>
             </w:r>
           </w:p>
         </w:tc>
@@ -15897,7 +15897,7 @@
               <w:rPr>
                 <w:b/>
               </w:rPr>
-              <w:t>532.25</w:t>
+              <w:t>533.25</w:t>
             </w:r>
           </w:p>
         </w:tc>
@@ -16045,7 +16045,7 @@
             </w:pPr>
             <w:r/>
             <w:r>
-              <w:t>532.25</w:t>
+              <w:t>533.25</w:t>
             </w:r>
           </w:p>
         </w:tc>
@@ -16073,7 +16073,7 @@
             </w:pPr>
             <w:r/>
             <w:r>
-              <w:t>536.25</w:t>
+              <w:t>537.25</w:t>
             </w:r>
           </w:p>
         </w:tc>
@@ -16101,7 +16101,7 @@
             </w:pPr>
             <w:r/>
             <w:r>
-              <w:t>526.50</w:t>
+              <w:t>527.50</w:t>
             </w:r>
           </w:p>
         </w:tc>
@@ -16132,7 +16132,7 @@
               <w:rPr>
                 <w:b/>
               </w:rPr>
-              <w:t>532.75</w:t>
+              <w:t>533.75</w:t>
             </w:r>
           </w:p>
         </w:tc>
@@ -16280,7 +16280,7 @@
             </w:pPr>
             <w:r/>
             <w:r>
-              <w:t>532.75</w:t>
+              <w:t>533.75</w:t>
             </w:r>
           </w:p>
         </w:tc>
@@ -16308,7 +16308,7 @@
             </w:pPr>
             <w:r/>
             <w:r>
-              <w:t>535.25</w:t>
+              <w:t>536.25</w:t>
             </w:r>
           </w:p>
         </w:tc>
@@ -16336,7 +16336,7 @@
             </w:pPr>
             <w:r/>
             <w:r>
-              <w:t>529.50</w:t>
+              <w:t>530.50</w:t>
             </w:r>
           </w:p>
         </w:tc>
@@ -16367,7 +16367,7 @@
               <w:rPr>
                 <w:b/>
               </w:rPr>
-              <w:t>533.25</w:t>
+              <w:t>534.25</w:t>
             </w:r>
           </w:p>
         </w:tc>
@@ -16515,7 +16515,7 @@
             </w:pPr>
             <w:r/>
             <w:r>
-              <w:t>533.25</w:t>
+              <w:t>534.25</w:t>
             </w:r>
           </w:p>
         </w:tc>
@@ -16543,7 +16543,7 @@
             </w:pPr>
             <w:r/>
             <w:r>
-              <w:t>536.75</w:t>
+              <w:t>537.75</w:t>
             </w:r>
           </w:p>
         </w:tc>
@@ -16571,7 +16571,7 @@
             </w:pPr>
             <w:r/>
             <w:r>
-              <w:t>527.25</w:t>
+              <w:t>528.25</w:t>
             </w:r>
           </w:p>
         </w:tc>
@@ -16602,7 +16602,7 @@
               <w:rPr>
                 <w:b/>
               </w:rPr>
-              <w:t>534.25</w:t>
+              <w:t>535.25</w:t>
             </w:r>
           </w:p>
         </w:tc>
@@ -16750,7 +16750,7 @@
             </w:pPr>
             <w:r/>
             <w:r>
-              <w:t>534.25</w:t>
+              <w:t>535.25</w:t>
             </w:r>
           </w:p>
         </w:tc>
@@ -16778,7 +16778,7 @@
             </w:pPr>
             <w:r/>
             <w:r>
-              <w:t>537.00</w:t>
+              <w:t>538.00</w:t>
             </w:r>
           </w:p>
         </w:tc>
@@ -16806,7 +16806,7 @@
             </w:pPr>
             <w:r/>
             <w:r>
-              <w:t>531.75</w:t>
+              <w:t>532.75</w:t>
             </w:r>
           </w:p>
         </w:tc>
@@ -16837,7 +16837,7 @@
               <w:rPr>
                 <w:b/>
               </w:rPr>
-              <w:t>534.25</w:t>
+              <w:t>535.25</w:t>
             </w:r>
           </w:p>
         </w:tc>
@@ -16985,7 +16985,7 @@
             </w:pPr>
             <w:r/>
             <w:r>
-              <w:t>534.25</w:t>
+              <w:t>535.25</w:t>
             </w:r>
           </w:p>
         </w:tc>
@@ -17013,7 +17013,7 @@
             </w:pPr>
             <w:r/>
             <w:r>
-              <w:t>537.00</w:t>
+              <w:t>538.00</w:t>
             </w:r>
           </w:p>
         </w:tc>
@@ -17041,7 +17041,7 @@
             </w:pPr>
             <w:r/>
             <w:r>
-              <w:t>531.75</w:t>
+              <w:t>532.75</w:t>
             </w:r>
           </w:p>
         </w:tc>
@@ -17072,7 +17072,7 @@
               <w:rPr>
                 <w:b/>
               </w:rPr>
-              <w:t>533.75</w:t>
+              <w:t>534.75</w:t>
             </w:r>
           </w:p>
         </w:tc>
@@ -17220,7 +17220,7 @@
             </w:pPr>
             <w:r/>
             <w:r>
-              <w:t>533.75</w:t>
+              <w:t>534.75</w:t>
             </w:r>
           </w:p>
         </w:tc>
@@ -17248,7 +17248,7 @@
             </w:pPr>
             <w:r/>
             <w:r>
-              <w:t>536.75</w:t>
+              <w:t>537.75</w:t>
             </w:r>
           </w:p>
         </w:tc>
@@ -17276,7 +17276,7 @@
             </w:pPr>
             <w:r/>
             <w:r>
-              <w:t>530.50</w:t>
+              <w:t>531.50</w:t>
             </w:r>
           </w:p>
         </w:tc>
@@ -17307,7 +17307,7 @@
               <w:rPr>
                 <w:b/>
               </w:rPr>
-              <w:t>533.50</w:t>
+              <w:t>534.50</w:t>
             </w:r>
           </w:p>
         </w:tc>
@@ -17455,7 +17455,7 @@
             </w:pPr>
             <w:r/>
             <w:r>
-              <w:t>533.50</w:t>
+              <w:t>534.50</w:t>
             </w:r>
           </w:p>
         </w:tc>
@@ -17483,7 +17483,7 @@
             </w:pPr>
             <w:r/>
             <w:r>
-              <w:t>537.50</w:t>
+              <w:t>538.50</w:t>
             </w:r>
           </w:p>
         </w:tc>
@@ -17511,7 +17511,7 @@
             </w:pPr>
             <w:r/>
             <w:r>
-              <w:t>528.25</w:t>
+              <w:t>529.25</w:t>
             </w:r>
           </w:p>
         </w:tc>
@@ -17542,7 +17542,7 @@
               <w:rPr>
                 <w:b/>
               </w:rPr>
-              <w:t>534.00</w:t>
+              <w:t>535.00</w:t>
             </w:r>
           </w:p>
         </w:tc>
@@ -17690,7 +17690,7 @@
             </w:pPr>
             <w:r/>
             <w:r>
-              <w:t>534.00</w:t>
+              <w:t>535.00</w:t>
             </w:r>
           </w:p>
         </w:tc>
@@ -17718,7 +17718,7 @@
             </w:pPr>
             <w:r/>
             <w:r>
-              <w:t>538.75</w:t>
+              <w:t>539.75</w:t>
             </w:r>
           </w:p>
         </w:tc>
@@ -17746,7 +17746,7 @@
             </w:pPr>
             <w:r/>
             <w:r>
-              <w:t>527.00</w:t>
+              <w:t>528.00</w:t>
             </w:r>
           </w:p>
         </w:tc>
@@ -17777,7 +17777,7 @@
               <w:rPr>
                 <w:b/>
               </w:rPr>
-              <w:t>536.00</w:t>
+              <w:t>537.00</w:t>
             </w:r>
           </w:p>
         </w:tc>
@@ -17925,7 +17925,7 @@
             </w:pPr>
             <w:r/>
             <w:r>
-              <w:t>536.00</w:t>
+              <w:t>537.00</w:t>
             </w:r>
           </w:p>
         </w:tc>
@@ -17953,7 +17953,7 @@
             </w:pPr>
             <w:r/>
             <w:r>
-              <w:t>544.00</w:t>
+              <w:t>545.00</w:t>
             </w:r>
           </w:p>
         </w:tc>
@@ -17981,7 +17981,7 @@
             </w:pPr>
             <w:r/>
             <w:r>
-              <w:t>529.00</w:t>
+              <w:t>530.00</w:t>
             </w:r>
           </w:p>
         </w:tc>
@@ -18012,7 +18012,7 @@
               <w:rPr>
                 <w:b/>
               </w:rPr>
-              <w:t>537.50</w:t>
+              <w:t>538.50</w:t>
             </w:r>
           </w:p>
         </w:tc>
@@ -18160,7 +18160,7 @@
             </w:pPr>
             <w:r/>
             <w:r>
-              <w:t>537.50</w:t>
+              <w:t>538.50</w:t>
             </w:r>
           </w:p>
         </w:tc>
@@ -18188,7 +18188,7 @@
             </w:pPr>
             <w:r/>
             <w:r>
-              <w:t>542.00</w:t>
+              <w:t>543.00</w:t>
             </w:r>
           </w:p>
         </w:tc>
@@ -18216,7 +18216,7 @@
             </w:pPr>
             <w:r/>
             <w:r>
-              <w:t>533.25</w:t>
+              <w:t>534.25</w:t>
             </w:r>
           </w:p>
         </w:tc>
@@ -18247,7 +18247,7 @@
               <w:rPr>
                 <w:b/>
               </w:rPr>
-              <w:t>537.00</w:t>
+              <w:t>538.00</w:t>
             </w:r>
           </w:p>
         </w:tc>
@@ -18395,7 +18395,7 @@
             </w:pPr>
             <w:r/>
             <w:r>
-              <w:t>537.00</w:t>
+              <w:t>538.00</w:t>
             </w:r>
           </w:p>
         </w:tc>
@@ -18423,7 +18423,7 @@
             </w:pPr>
             <w:r/>
             <w:r>
-              <w:t>539.25</w:t>
+              <w:t>540.25</w:t>
             </w:r>
           </w:p>
         </w:tc>
@@ -18451,7 +18451,7 @@
             </w:pPr>
             <w:r/>
             <w:r>
-              <w:t>534.25</w:t>
+              <w:t>535.25</w:t>
             </w:r>
           </w:p>
         </w:tc>
@@ -18482,7 +18482,7 @@
               <w:rPr>
                 <w:b/>
               </w:rPr>
-              <w:t>536.75</w:t>
+              <w:t>537.75</w:t>
             </w:r>
           </w:p>
         </w:tc>
@@ -18630,7 +18630,7 @@
             </w:pPr>
             <w:r/>
             <w:r>
-              <w:t>536.75</w:t>
+              <w:t>537.75</w:t>
             </w:r>
           </w:p>
         </w:tc>
@@ -18658,7 +18658,7 @@
             </w:pPr>
             <w:r/>
             <w:r>
-              <w:t>538.75</w:t>
+              <w:t>539.75</w:t>
             </w:r>
           </w:p>
         </w:tc>
@@ -18686,7 +18686,7 @@
             </w:pPr>
             <w:r/>
             <w:r>
-              <w:t>532.25</w:t>
+              <w:t>533.25</w:t>
             </w:r>
           </w:p>
         </w:tc>
@@ -18717,7 +18717,7 @@
               <w:rPr>
                 <w:b/>
               </w:rPr>
-              <w:t>537.00</w:t>
+              <w:t>538.00</w:t>
             </w:r>
           </w:p>
         </w:tc>
@@ -18865,7 +18865,7 @@
             </w:pPr>
             <w:r/>
             <w:r>
-              <w:t>537.00</w:t>
+              <w:t>538.00</w:t>
             </w:r>
           </w:p>
         </w:tc>
@@ -18893,7 +18893,7 @@
             </w:pPr>
             <w:r/>
             <w:r>
-              <w:t>540.75</w:t>
+              <w:t>541.75</w:t>
             </w:r>
           </w:p>
         </w:tc>
@@ -18921,7 +18921,7 @@
             </w:pPr>
             <w:r/>
             <w:r>
-              <w:t>534.25</w:t>
+              <w:t>535.25</w:t>
             </w:r>
           </w:p>
         </w:tc>
@@ -18952,7 +18952,7 @@
               <w:rPr>
                 <w:b/>
               </w:rPr>
-              <w:t>537.50</w:t>
+              <w:t>538.50</w:t>
             </w:r>
           </w:p>
         </w:tc>
@@ -19100,7 +19100,7 @@
             </w:pPr>
             <w:r/>
             <w:r>
-              <w:t>537.50</w:t>
+              <w:t>538.50</w:t>
             </w:r>
           </w:p>
         </w:tc>
@@ -19128,7 +19128,7 @@
             </w:pPr>
             <w:r/>
             <w:r>
-              <w:t>540.50</w:t>
+              <w:t>541.50</w:t>
             </w:r>
           </w:p>
         </w:tc>
@@ -19156,7 +19156,7 @@
             </w:pPr>
             <w:r/>
             <w:r>
-              <w:t>533.00</w:t>
+              <w:t>534.00</w:t>
             </w:r>
           </w:p>
         </w:tc>
@@ -19187,7 +19187,7 @@
               <w:rPr>
                 <w:b/>
               </w:rPr>
-              <w:t>537.75</w:t>
+              <w:t>538.75</w:t>
             </w:r>
           </w:p>
         </w:tc>
@@ -19335,7 +19335,7 @@
             </w:pPr>
             <w:r/>
             <w:r>
-              <w:t>537.75</w:t>
+              <w:t>538.75</w:t>
             </w:r>
           </w:p>
         </w:tc>
@@ -19363,7 +19363,7 @@
             </w:pPr>
             <w:r/>
             <w:r>
-              <w:t>542.00</w:t>
+              <w:t>543.00</w:t>
             </w:r>
           </w:p>
         </w:tc>
@@ -19391,7 +19391,7 @@
             </w:pPr>
             <w:r/>
             <w:r>
-              <w:t>534.50</w:t>
+              <w:t>535.50</w:t>
             </w:r>
           </w:p>
         </w:tc>
@@ -19422,7 +19422,7 @@
               <w:rPr>
                 <w:b/>
               </w:rPr>
-              <w:t>538.50</w:t>
+              <w:t>539.50</w:t>
             </w:r>
           </w:p>
         </w:tc>
@@ -19570,7 +19570,7 @@
             </w:pPr>
             <w:r/>
             <w:r>
-              <w:t>538.50</w:t>
+              <w:t>539.50</w:t>
             </w:r>
           </w:p>
         </w:tc>
@@ -19598,7 +19598,7 @@
             </w:pPr>
             <w:r/>
             <w:r>
-              <w:t>542.00</w:t>
+              <w:t>543.00</w:t>
             </w:r>
           </w:p>
         </w:tc>
@@ -19626,7 +19626,7 @@
             </w:pPr>
             <w:r/>
             <w:r>
-              <w:t>536.25</w:t>
+              <w:t>537.25</w:t>
             </w:r>
           </w:p>
         </w:tc>
@@ -19657,7 +19657,7 @@
               <w:rPr>
                 <w:b/>
               </w:rPr>
-              <w:t>538.50</w:t>
+              <w:t>539.50</w:t>
             </w:r>
           </w:p>
         </w:tc>
@@ -19805,7 +19805,7 @@
             </w:pPr>
             <w:r/>
             <w:r>
-              <w:t>538.50</w:t>
+              <w:t>539.50</w:t>
             </w:r>
           </w:p>
         </w:tc>
@@ -19833,7 +19833,7 @@
             </w:pPr>
             <w:r/>
             <w:r>
-              <w:t>542.25</w:t>
+              <w:t>543.25</w:t>
             </w:r>
           </w:p>
         </w:tc>
@@ -19861,7 +19861,7 @@
             </w:pPr>
             <w:r/>
             <w:r>
-              <w:t>535.00</w:t>
+              <w:t>536.00</w:t>
             </w:r>
           </w:p>
         </w:tc>
@@ -19892,7 +19892,7 @@
               <w:rPr>
                 <w:b/>
               </w:rPr>
-              <w:t>538.25</w:t>
+              <w:t>539.25</w:t>
             </w:r>
           </w:p>
         </w:tc>
@@ -20040,7 +20040,7 @@
             </w:pPr>
             <w:r/>
             <w:r>
-              <w:t>538.25</w:t>
+              <w:t>539.25</w:t>
             </w:r>
           </w:p>
         </w:tc>
@@ -20068,7 +20068,7 @@
             </w:pPr>
             <w:r/>
             <w:r>
-              <w:t>541.75</w:t>
+              <w:t>542.75</w:t>
             </w:r>
           </w:p>
         </w:tc>
@@ -20096,7 +20096,7 @@
             </w:pPr>
             <w:r/>
             <w:r>
-              <w:t>535.00</w:t>
+              <w:t>536.00</w:t>
             </w:r>
           </w:p>
         </w:tc>
@@ -20127,7 +20127,7 @@
               <w:rPr>
                 <w:b/>
               </w:rPr>
-              <w:t>538.00</w:t>
+              <w:t>539.00</w:t>
             </w:r>
           </w:p>
         </w:tc>
@@ -20275,7 +20275,7 @@
             </w:pPr>
             <w:r/>
             <w:r>
-              <w:t>538.00</w:t>
+              <w:t>539.00</w:t>
             </w:r>
           </w:p>
         </w:tc>
@@ -20303,7 +20303,7 @@
             </w:pPr>
             <w:r/>
             <w:r>
-              <w:t>541.00</w:t>
+              <w:t>542.00</w:t>
             </w:r>
           </w:p>
         </w:tc>
@@ -20331,7 +20331,7 @@
             </w:pPr>
             <w:r/>
             <w:r>
-              <w:t>535.25</w:t>
+              <w:t>536.25</w:t>
             </w:r>
           </w:p>
         </w:tc>
@@ -20362,7 +20362,7 @@
               <w:rPr>
                 <w:b/>
               </w:rPr>
-              <w:t>538.25</w:t>
+              <w:t>539.25</w:t>
             </w:r>
           </w:p>
         </w:tc>
@@ -20510,7 +20510,7 @@
             </w:pPr>
             <w:r/>
             <w:r>
-              <w:t>538.25</w:t>
+              <w:t>539.25</w:t>
             </w:r>
           </w:p>
         </w:tc>
@@ -20538,7 +20538,7 @@
             </w:pPr>
             <w:r/>
             <w:r>
-              <w:t>541.25</w:t>
+              <w:t>542.25</w:t>
             </w:r>
           </w:p>
         </w:tc>
@@ -20566,7 +20566,7 @@
             </w:pPr>
             <w:r/>
             <w:r>
-              <w:t>535.50</w:t>
+              <w:t>536.50</w:t>
             </w:r>
           </w:p>
         </w:tc>
@@ -20597,7 +20597,7 @@
               <w:rPr>
                 <w:b/>
               </w:rPr>
-              <w:t>538.25</w:t>
+              <w:t>539.25</w:t>
             </w:r>
           </w:p>
         </w:tc>
@@ -20745,7 +20745,7 @@
             </w:pPr>
             <w:r/>
             <w:r>
-              <w:t>538.25</w:t>
+              <w:t>539.25</w:t>
             </w:r>
           </w:p>
         </w:tc>
@@ -20773,7 +20773,7 @@
             </w:pPr>
             <w:r/>
             <w:r>
-              <w:t>542.25</w:t>
+              <w:t>543.25</w:t>
             </w:r>
           </w:p>
         </w:tc>
@@ -20801,7 +20801,7 @@
             </w:pPr>
             <w:r/>
             <w:r>
-              <w:t>534.75</w:t>
+              <w:t>535.75</w:t>
             </w:r>
           </w:p>
         </w:tc>
@@ -20832,7 +20832,7 @@
               <w:rPr>
                 <w:b/>
               </w:rPr>
-              <w:t>538.75</w:t>
+              <w:t>539.75</w:t>
             </w:r>
           </w:p>
         </w:tc>
@@ -20980,7 +20980,7 @@
             </w:pPr>
             <w:r/>
             <w:r>
-              <w:t>538.75</w:t>
+              <w:t>539.75</w:t>
             </w:r>
           </w:p>
         </w:tc>
@@ -21008,7 +21008,7 @@
             </w:pPr>
             <w:r/>
             <w:r>
-              <w:t>542.75</w:t>
+              <w:t>543.75</w:t>
             </w:r>
           </w:p>
         </w:tc>
@@ -21036,7 +21036,7 @@
             </w:pPr>
             <w:r/>
             <w:r>
-              <w:t>537.00</w:t>
+              <w:t>538.00</w:t>
             </w:r>
           </w:p>
         </w:tc>
@@ -21067,7 +21067,7 @@
               <w:rPr>
                 <w:b/>
               </w:rPr>
-              <w:t>538.50</w:t>
+              <w:t>539.50</w:t>
             </w:r>
           </w:p>
         </w:tc>
@@ -21790,7 +21790,7 @@
         <w:t>Giá Chốt Phiên (Close):</w:t>
       </w:r>
       <w:r>
-        <w:t xml:space="preserve"> 714.25 cents | </w:t>
+        <w:t xml:space="preserve"> 718.75 cents | </w:t>
       </w:r>
       <w:r>
         <w:rPr>
@@ -21805,10 +21805,10 @@
         <w:rPr>
           <w:b/>
         </w:rPr>
-        <w:t>`717.14 cents`</w:t>
+        <w:t>`721.71 cents`</w:t>
       </w:r>
       <w:r>
-        <w:t xml:space="preserve"> (+2.89).</w:t>
+        <w:t xml:space="preserve"> (+2.96).</w:t>
       </w:r>
     </w:p>
     <w:p>
@@ -21829,7 +21829,7 @@
         <w:rPr>
           <w:b/>
         </w:rPr>
-        <w:t>`17,965`</w:t>
+        <w:t>`19,486`</w:t>
       </w:r>
       <w:r>
         <w:t xml:space="preserve"> (Chênh lệch: </w:t>
@@ -21838,7 +21838,7 @@
         <w:rPr>
           <w:b/>
         </w:rPr>
-        <w:t>`-75,370`</w:t>
+        <w:t>`-73,849`</w:t>
       </w:r>
       <w:r>
         <w:t xml:space="preserve">) | OI: </w:t>
@@ -22171,7 +22171,7 @@
               <w:rPr>
                 <w:b/>
               </w:rPr>
-              <w:t>85.08</w:t>
+              <w:t>85.49</w:t>
             </w:r>
           </w:p>
         </w:tc>
@@ -22202,7 +22202,7 @@
               <w:rPr>
                 <w:b/>
               </w:rPr>
-              <w:t>-3.95%</w:t>
+              <w:t>-3.49%</w:t>
             </w:r>
           </w:p>
         </w:tc>
@@ -22939,7 +22939,7 @@
         <w:t xml:space="preserve"> EMA_21 </w:t>
       </w:r>
       <w:r>
-        <w:t xml:space="preserve"> (708.99) &gt; </w:t>
+        <w:t xml:space="preserve"> (709.40) &gt; </w:t>
       </w:r>
       <w:r>
         <w:rPr>
@@ -22950,7 +22950,7 @@
         <w:t xml:space="preserve"> EMA_50 </w:t>
       </w:r>
       <w:r>
-        <w:t xml:space="preserve"> (705.19).</w:t>
+        <w:t xml:space="preserve"> (705.37).</w:t>
       </w:r>
     </w:p>
     <w:p>
@@ -22971,7 +22971,7 @@
         <w:rPr>
           <w:b/>
         </w:rPr>
-        <w:t>`60.84`</w:t>
+        <w:t>`65.68`</w:t>
       </w:r>
       <w:r>
         <w:t xml:space="preserve"> | ATR (14) = </w:t>
@@ -22980,7 +22980,7 @@
         <w:rPr>
           <w:b/>
         </w:rPr>
-        <w:t>`3.91`</w:t>
+        <w:t>`4.51`</w:t>
       </w:r>
       <w:r>
         <w:t xml:space="preserve"> cents | Volatility = </w:t>
@@ -22989,7 +22989,7 @@
         <w:rPr>
           <w:b/>
         </w:rPr>
-        <w:t>`1.75 cents`</w:t>
+        <w:t>`6.25 cents`</w:t>
       </w:r>
       <w:r>
         <w:t>.</w:t>
@@ -23013,7 +23013,7 @@
         <w:rPr>
           <w:b/>
         </w:rPr>
-        <w:t>`711.25`</w:t>
+        <w:t>`715.25`</w:t>
       </w:r>
       <w:r>
         <w:t xml:space="preserve"> | S2: </w:t>
@@ -23764,7 +23764,7 @@
           <w:b/>
           <w:color w:val="B91C1C"/>
         </w:rPr>
-        <w:t>`708.99 - 705.19 cents (Canh bán hồi kỹ thuật H1)`</w:t>
+        <w:t>`709.40 - 705.37 cents (Canh bán hồi kỹ thuật H1)`</w:t>
       </w:r>
       <w:r>
         <w:t xml:space="preserve"> | SL: </w:t>
@@ -23773,7 +23773,7 @@
         <w:rPr>
           <w:b/>
         </w:rPr>
-        <w:t>`734.11 cents (Trên kháng cự R2 + 1.5x ATR)`</w:t>
+        <w:t>`735.01 cents (Trên kháng cự R2 + 1.5x ATR)`</w:t>
       </w:r>
       <w:r>
         <w:t xml:space="preserve"> | TP: </w:t>
@@ -23784,7 +23784,7 @@
           <w:color w:val="D97706"/>
           <w:sz w:val="19"/>
         </w:rPr>
-        <w:t xml:space="preserve"> 711.25 cents </w:t>
+        <w:t xml:space="preserve"> 715.25 cents </w:t>
       </w:r>
       <w:r>
         <w:t xml:space="preserve"> / </w:t>
@@ -23835,7 +23835,7 @@
         <w:rPr>
           <w:b/>
         </w:rPr>
-        <w:t>`709.25 - 711.25 cents`</w:t>
+        <w:t>`713.25 - 715.25 cents`</w:t>
       </w:r>
       <w:r>
         <w:t xml:space="preserve"> | SL: </w:t>
@@ -23844,7 +23844,7 @@
         <w:rPr>
           <w:b/>
         </w:rPr>
-        <w:t>`641.34 cents`</w:t>
+        <w:t>`640.74 cents`</w:t>
       </w:r>
       <w:r>
         <w:t xml:space="preserve"> | TP: </w:t>
@@ -23890,7 +23890,7 @@
         <w:rPr>
           <w:b/>
         </w:rPr>
-        <w:t>`730.41 cents`</w:t>
+        <w:t>`731.01 cents`</w:t>
       </w:r>
       <w:r>
         <w:t xml:space="preserve"> | TP: </w:t>
@@ -23939,7 +23939,7 @@
         <w:rPr>
           <w:b/>
         </w:rPr>
-        <w:t>`629.63 - 645.25 cents`</w:t>
+        <w:t>`627.23 - 645.25 cents`</w:t>
       </w:r>
     </w:p>
     <w:p>
@@ -24346,7 +24346,7 @@
             </w:pPr>
             <w:r/>
             <w:r>
-              <w:t>714.25</w:t>
+              <w:t>718.75</w:t>
             </w:r>
           </w:p>
         </w:tc>
@@ -24374,7 +24374,7 @@
             </w:pPr>
             <w:r/>
             <w:r>
-              <w:t>725.50</w:t>
+              <w:t>730.00</w:t>
             </w:r>
           </w:p>
         </w:tc>
@@ -24402,7 +24402,7 @@
             </w:pPr>
             <w:r/>
             <w:r>
-              <w:t>708.75</w:t>
+              <w:t>713.25</w:t>
             </w:r>
           </w:p>
         </w:tc>
@@ -24433,7 +24433,7 @@
               <w:rPr>
                 <w:b/>
               </w:rPr>
-              <w:t>713.50</w:t>
+              <w:t>718.00</w:t>
             </w:r>
           </w:p>
         </w:tc>
@@ -24581,7 +24581,7 @@
             </w:pPr>
             <w:r/>
             <w:r>
-              <w:t>713.50</w:t>
+              <w:t>718.00</w:t>
             </w:r>
           </w:p>
         </w:tc>
@@ -24609,7 +24609,7 @@
             </w:pPr>
             <w:r/>
             <w:r>
-              <w:t>721.00</w:t>
+              <w:t>725.50</w:t>
             </w:r>
           </w:p>
         </w:tc>
@@ -24637,7 +24637,7 @@
             </w:pPr>
             <w:r/>
             <w:r>
-              <w:t>707.50</w:t>
+              <w:t>712.00</w:t>
             </w:r>
           </w:p>
         </w:tc>
@@ -24668,7 +24668,7 @@
               <w:rPr>
                 <w:b/>
               </w:rPr>
-              <w:t>713.00</w:t>
+              <w:t>717.50</w:t>
             </w:r>
           </w:p>
         </w:tc>
@@ -24816,7 +24816,7 @@
             </w:pPr>
             <w:r/>
             <w:r>
-              <w:t>713.00</w:t>
+              <w:t>717.50</w:t>
             </w:r>
           </w:p>
         </w:tc>
@@ -24844,7 +24844,7 @@
             </w:pPr>
             <w:r/>
             <w:r>
-              <w:t>726.75</w:t>
+              <w:t>731.25</w:t>
             </w:r>
           </w:p>
         </w:tc>
@@ -24872,7 +24872,7 @@
             </w:pPr>
             <w:r/>
             <w:r>
-              <w:t>698.25</w:t>
+              <w:t>702.75</w:t>
             </w:r>
           </w:p>
         </w:tc>
@@ -24903,7 +24903,7 @@
               <w:rPr>
                 <w:b/>
               </w:rPr>
-              <w:t>715.00</w:t>
+              <w:t>719.50</w:t>
             </w:r>
           </w:p>
         </w:tc>
@@ -25051,7 +25051,7 @@
             </w:pPr>
             <w:r/>
             <w:r>
-              <w:t>715.00</w:t>
+              <w:t>719.50</w:t>
             </w:r>
           </w:p>
         </w:tc>
@@ -25079,7 +25079,7 @@
             </w:pPr>
             <w:r/>
             <w:r>
-              <w:t>728.25</w:t>
+              <w:t>732.75</w:t>
             </w:r>
           </w:p>
         </w:tc>
@@ -25107,7 +25107,7 @@
             </w:pPr>
             <w:r/>
             <w:r>
-              <w:t>706.75</w:t>
+              <w:t>711.25</w:t>
             </w:r>
           </w:p>
         </w:tc>
@@ -25138,7 +25138,7 @@
               <w:rPr>
                 <w:b/>
               </w:rPr>
-              <w:t>716.25</w:t>
+              <w:t>720.75</w:t>
             </w:r>
           </w:p>
         </w:tc>
@@ -25286,7 +25286,7 @@
             </w:pPr>
             <w:r/>
             <w:r>
-              <w:t>716.25</w:t>
+              <w:t>720.75</w:t>
             </w:r>
           </w:p>
         </w:tc>
@@ -25314,7 +25314,7 @@
             </w:pPr>
             <w:r/>
             <w:r>
-              <w:t>732.75</w:t>
+              <w:t>737.25</w:t>
             </w:r>
           </w:p>
         </w:tc>
@@ -25342,7 +25342,7 @@
             </w:pPr>
             <w:r/>
             <w:r>
-              <w:t>705.75</w:t>
+              <w:t>710.25</w:t>
             </w:r>
           </w:p>
         </w:tc>
@@ -25373,7 +25373,7 @@
               <w:rPr>
                 <w:b/>
               </w:rPr>
-              <w:t>720.75</w:t>
+              <w:t>725.25</w:t>
             </w:r>
           </w:p>
         </w:tc>
@@ -25521,7 +25521,7 @@
             </w:pPr>
             <w:r/>
             <w:r>
-              <w:t>720.75</w:t>
+              <w:t>725.25</w:t>
             </w:r>
           </w:p>
         </w:tc>
@@ -25549,7 +25549,7 @@
             </w:pPr>
             <w:r/>
             <w:r>
-              <w:t>728.50</w:t>
+              <w:t>733.00</w:t>
             </w:r>
           </w:p>
         </w:tc>
@@ -25577,7 +25577,7 @@
             </w:pPr>
             <w:r/>
             <w:r>
-              <w:t>709.75</w:t>
+              <w:t>714.25</w:t>
             </w:r>
           </w:p>
         </w:tc>
@@ -25608,7 +25608,7 @@
               <w:rPr>
                 <w:b/>
               </w:rPr>
-              <w:t>722.00</w:t>
+              <w:t>726.50</w:t>
             </w:r>
           </w:p>
         </w:tc>
@@ -25756,7 +25756,7 @@
             </w:pPr>
             <w:r/>
             <w:r>
-              <w:t>722.00</w:t>
+              <w:t>726.50</w:t>
             </w:r>
           </w:p>
         </w:tc>
@@ -25784,7 +25784,7 @@
             </w:pPr>
             <w:r/>
             <w:r>
-              <w:t>730.25</w:t>
+              <w:t>734.75</w:t>
             </w:r>
           </w:p>
         </w:tc>
@@ -25812,7 +25812,7 @@
             </w:pPr>
             <w:r/>
             <w:r>
-              <w:t>711.50</w:t>
+              <w:t>716.00</w:t>
             </w:r>
           </w:p>
         </w:tc>
@@ -25843,7 +25843,7 @@
               <w:rPr>
                 <w:b/>
               </w:rPr>
-              <w:t>723.75</w:t>
+              <w:t>728.25</w:t>
             </w:r>
           </w:p>
         </w:tc>
@@ -25991,7 +25991,7 @@
             </w:pPr>
             <w:r/>
             <w:r>
-              <w:t>723.75</w:t>
+              <w:t>728.25</w:t>
             </w:r>
           </w:p>
         </w:tc>
@@ -26019,7 +26019,7 @@
             </w:pPr>
             <w:r/>
             <w:r>
-              <w:t>736.00</w:t>
+              <w:t>740.50</w:t>
             </w:r>
           </w:p>
         </w:tc>
@@ -26047,7 +26047,7 @@
             </w:pPr>
             <w:r/>
             <w:r>
-              <w:t>714.00</w:t>
+              <w:t>718.50</w:t>
             </w:r>
           </w:p>
         </w:tc>
@@ -26078,7 +26078,7 @@
               <w:rPr>
                 <w:b/>
               </w:rPr>
-              <w:t>722.75</w:t>
+              <w:t>727.25</w:t>
             </w:r>
           </w:p>
         </w:tc>
@@ -26226,7 +26226,7 @@
             </w:pPr>
             <w:r/>
             <w:r>
-              <w:t>722.75</w:t>
+              <w:t>727.25</w:t>
             </w:r>
           </w:p>
         </w:tc>
@@ -26254,7 +26254,7 @@
             </w:pPr>
             <w:r/>
             <w:r>
-              <w:t>733.25</w:t>
+              <w:t>737.75</w:t>
             </w:r>
           </w:p>
         </w:tc>
@@ -26282,7 +26282,7 @@
             </w:pPr>
             <w:r/>
             <w:r>
-              <w:t>708.00</w:t>
+              <w:t>712.50</w:t>
             </w:r>
           </w:p>
         </w:tc>
@@ -26313,7 +26313,7 @@
               <w:rPr>
                 <w:b/>
               </w:rPr>
-              <w:t>725.00</w:t>
+              <w:t>729.50</w:t>
             </w:r>
           </w:p>
         </w:tc>
@@ -26461,7 +26461,7 @@
             </w:pPr>
             <w:r/>
             <w:r>
-              <w:t>725.00</w:t>
+              <w:t>729.50</w:t>
             </w:r>
           </w:p>
         </w:tc>
@@ -26489,7 +26489,7 @@
             </w:pPr>
             <w:r/>
             <w:r>
-              <w:t>735.50</w:t>
+              <w:t>740.00</w:t>
             </w:r>
           </w:p>
         </w:tc>
@@ -26517,7 +26517,7 @@
             </w:pPr>
             <w:r/>
             <w:r>
-              <w:t>718.75</w:t>
+              <w:t>723.25</w:t>
             </w:r>
           </w:p>
         </w:tc>
@@ -26548,7 +26548,7 @@
               <w:rPr>
                 <w:b/>
               </w:rPr>
-              <w:t>725.75</w:t>
+              <w:t>730.25</w:t>
             </w:r>
           </w:p>
         </w:tc>
@@ -26696,7 +26696,7 @@
             </w:pPr>
             <w:r/>
             <w:r>
-              <w:t>725.75</w:t>
+              <w:t>730.25</w:t>
             </w:r>
           </w:p>
         </w:tc>
@@ -26724,7 +26724,7 @@
             </w:pPr>
             <w:r/>
             <w:r>
-              <w:t>740.00</w:t>
+              <w:t>744.50</w:t>
             </w:r>
           </w:p>
         </w:tc>
@@ -26752,7 +26752,7 @@
             </w:pPr>
             <w:r/>
             <w:r>
-              <w:t>711.00</w:t>
+              <w:t>715.50</w:t>
             </w:r>
           </w:p>
         </w:tc>
@@ -26783,7 +26783,7 @@
               <w:rPr>
                 <w:b/>
               </w:rPr>
-              <w:t>727.75</w:t>
+              <w:t>732.25</w:t>
             </w:r>
           </w:p>
         </w:tc>
@@ -26931,7 +26931,7 @@
             </w:pPr>
             <w:r/>
             <w:r>
-              <w:t>727.75</w:t>
+              <w:t>732.25</w:t>
             </w:r>
           </w:p>
         </w:tc>
@@ -26959,7 +26959,7 @@
             </w:pPr>
             <w:r/>
             <w:r>
-              <w:t>734.25</w:t>
+              <w:t>738.75</w:t>
             </w:r>
           </w:p>
         </w:tc>
@@ -26987,7 +26987,7 @@
             </w:pPr>
             <w:r/>
             <w:r>
-              <w:t>721.00</w:t>
+              <w:t>725.50</w:t>
             </w:r>
           </w:p>
         </w:tc>
@@ -27018,7 +27018,7 @@
               <w:rPr>
                 <w:b/>
               </w:rPr>
-              <w:t>728.00</w:t>
+              <w:t>732.50</w:t>
             </w:r>
           </w:p>
         </w:tc>
@@ -27166,7 +27166,7 @@
             </w:pPr>
             <w:r/>
             <w:r>
-              <w:t>728.00</w:t>
+              <w:t>732.50</w:t>
             </w:r>
           </w:p>
         </w:tc>
@@ -27194,7 +27194,7 @@
             </w:pPr>
             <w:r/>
             <w:r>
-              <w:t>738.25</w:t>
+              <w:t>742.75</w:t>
             </w:r>
           </w:p>
         </w:tc>
@@ -27222,7 +27222,7 @@
             </w:pPr>
             <w:r/>
             <w:r>
-              <w:t>720.00</w:t>
+              <w:t>724.50</w:t>
             </w:r>
           </w:p>
         </w:tc>
@@ -27253,7 +27253,7 @@
               <w:rPr>
                 <w:b/>
               </w:rPr>
-              <w:t>728.50</w:t>
+              <w:t>733.00</w:t>
             </w:r>
           </w:p>
         </w:tc>
@@ -27401,7 +27401,7 @@
             </w:pPr>
             <w:r/>
             <w:r>
-              <w:t>728.50</w:t>
+              <w:t>733.00</w:t>
             </w:r>
           </w:p>
         </w:tc>
@@ -27429,7 +27429,7 @@
             </w:pPr>
             <w:r/>
             <w:r>
-              <w:t>735.50</w:t>
+              <w:t>740.00</w:t>
             </w:r>
           </w:p>
         </w:tc>
@@ -27457,7 +27457,7 @@
             </w:pPr>
             <w:r/>
             <w:r>
-              <w:t>722.50</w:t>
+              <w:t>727.00</w:t>
             </w:r>
           </w:p>
         </w:tc>
@@ -27488,7 +27488,7 @@
               <w:rPr>
                 <w:b/>
               </w:rPr>
-              <w:t>727.75</w:t>
+              <w:t>732.25</w:t>
             </w:r>
           </w:p>
         </w:tc>
@@ -27636,7 +27636,7 @@
             </w:pPr>
             <w:r/>
             <w:r>
-              <w:t>727.75</w:t>
+              <w:t>732.25</w:t>
             </w:r>
           </w:p>
         </w:tc>
@@ -27664,7 +27664,7 @@
             </w:pPr>
             <w:r/>
             <w:r>
-              <w:t>741.25</w:t>
+              <w:t>745.75</w:t>
             </w:r>
           </w:p>
         </w:tc>
@@ -27692,7 +27692,7 @@
             </w:pPr>
             <w:r/>
             <w:r>
-              <w:t>714.75</w:t>
+              <w:t>719.25</w:t>
             </w:r>
           </w:p>
         </w:tc>
@@ -27723,7 +27723,7 @@
               <w:rPr>
                 <w:b/>
               </w:rPr>
-              <w:t>729.50</w:t>
+              <w:t>734.00</w:t>
             </w:r>
           </w:p>
         </w:tc>
@@ -27871,7 +27871,7 @@
             </w:pPr>
             <w:r/>
             <w:r>
-              <w:t>729.50</w:t>
+              <w:t>734.00</w:t>
             </w:r>
           </w:p>
         </w:tc>
@@ -27899,7 +27899,7 @@
             </w:pPr>
             <w:r/>
             <w:r>
-              <w:t>738.75</w:t>
+              <w:t>743.25</w:t>
             </w:r>
           </w:p>
         </w:tc>
@@ -27927,7 +27927,7 @@
             </w:pPr>
             <w:r/>
             <w:r>
-              <w:t>718.75</w:t>
+              <w:t>723.25</w:t>
             </w:r>
           </w:p>
         </w:tc>
@@ -27958,7 +27958,7 @@
               <w:rPr>
                 <w:b/>
               </w:rPr>
-              <w:t>730.00</w:t>
+              <w:t>734.50</w:t>
             </w:r>
           </w:p>
         </w:tc>
@@ -28106,7 +28106,7 @@
             </w:pPr>
             <w:r/>
             <w:r>
-              <w:t>730.00</w:t>
+              <w:t>734.50</w:t>
             </w:r>
           </w:p>
         </w:tc>
@@ -28134,7 +28134,7 @@
             </w:pPr>
             <w:r/>
             <w:r>
-              <w:t>742.25</w:t>
+              <w:t>746.75</w:t>
             </w:r>
           </w:p>
         </w:tc>
@@ -28162,7 +28162,7 @@
             </w:pPr>
             <w:r/>
             <w:r>
-              <w:t>715.75</w:t>
+              <w:t>720.25</w:t>
             </w:r>
           </w:p>
         </w:tc>
@@ -28193,7 +28193,7 @@
               <w:rPr>
                 <w:b/>
               </w:rPr>
-              <w:t>728.50</w:t>
+              <w:t>733.00</w:t>
             </w:r>
           </w:p>
         </w:tc>
@@ -28341,7 +28341,7 @@
             </w:pPr>
             <w:r/>
             <w:r>
-              <w:t>728.50</w:t>
+              <w:t>733.00</w:t>
             </w:r>
           </w:p>
         </w:tc>
@@ -28369,7 +28369,7 @@
             </w:pPr>
             <w:r/>
             <w:r>
-              <w:t>735.50</w:t>
+              <w:t>740.00</w:t>
             </w:r>
           </w:p>
         </w:tc>
@@ -28397,7 +28397,7 @@
             </w:pPr>
             <w:r/>
             <w:r>
-              <w:t>719.00</w:t>
+              <w:t>723.50</w:t>
             </w:r>
           </w:p>
         </w:tc>
@@ -28428,7 +28428,7 @@
               <w:rPr>
                 <w:b/>
               </w:rPr>
-              <w:t>729.00</w:t>
+              <w:t>733.50</w:t>
             </w:r>
           </w:p>
         </w:tc>
@@ -28576,7 +28576,7 @@
             </w:pPr>
             <w:r/>
             <w:r>
-              <w:t>729.00</w:t>
+              <w:t>733.50</w:t>
             </w:r>
           </w:p>
         </w:tc>
@@ -28604,7 +28604,7 @@
             </w:pPr>
             <w:r/>
             <w:r>
-              <w:t>739.50</w:t>
+              <w:t>744.00</w:t>
             </w:r>
           </w:p>
         </w:tc>
@@ -28632,7 +28632,7 @@
             </w:pPr>
             <w:r/>
             <w:r>
-              <w:t>721.75</w:t>
+              <w:t>726.25</w:t>
             </w:r>
           </w:p>
         </w:tc>
@@ -28663,7 +28663,7 @@
               <w:rPr>
                 <w:b/>
               </w:rPr>
-              <w:t>728.75</w:t>
+              <w:t>733.25</w:t>
             </w:r>
           </w:p>
         </w:tc>
@@ -28811,7 +28811,7 @@
             </w:pPr>
             <w:r/>
             <w:r>
-              <w:t>728.75</w:t>
+              <w:t>733.25</w:t>
             </w:r>
           </w:p>
         </w:tc>
@@ -28839,7 +28839,7 @@
             </w:pPr>
             <w:r/>
             <w:r>
-              <w:t>738.50</w:t>
+              <w:t>743.00</w:t>
             </w:r>
           </w:p>
         </w:tc>
@@ -28867,7 +28867,7 @@
             </w:pPr>
             <w:r/>
             <w:r>
-              <w:t>719.00</w:t>
+              <w:t>723.50</w:t>
             </w:r>
           </w:p>
         </w:tc>
@@ -28898,7 +28898,7 @@
               <w:rPr>
                 <w:b/>
               </w:rPr>
-              <w:t>729.25</w:t>
+              <w:t>733.75</w:t>
             </w:r>
           </w:p>
         </w:tc>
@@ -29046,7 +29046,7 @@
             </w:pPr>
             <w:r/>
             <w:r>
-              <w:t>729.25</w:t>
+              <w:t>733.75</w:t>
             </w:r>
           </w:p>
         </w:tc>
@@ -29074,7 +29074,7 @@
             </w:pPr>
             <w:r/>
             <w:r>
-              <w:t>740.00</w:t>
+              <w:t>744.50</w:t>
             </w:r>
           </w:p>
         </w:tc>
@@ -29102,7 +29102,7 @@
             </w:pPr>
             <w:r/>
             <w:r>
-              <w:t>722.00</w:t>
+              <w:t>726.50</w:t>
             </w:r>
           </w:p>
         </w:tc>
@@ -29133,7 +29133,7 @@
               <w:rPr>
                 <w:b/>
               </w:rPr>
-              <w:t>730.00</w:t>
+              <w:t>734.50</w:t>
             </w:r>
           </w:p>
         </w:tc>
@@ -29281,7 +29281,7 @@
             </w:pPr>
             <w:r/>
             <w:r>
-              <w:t>730.00</w:t>
+              <w:t>734.50</w:t>
             </w:r>
           </w:p>
         </w:tc>
@@ -29309,7 +29309,7 @@
             </w:pPr>
             <w:r/>
             <w:r>
-              <w:t>736.50</w:t>
+              <w:t>741.00</w:t>
             </w:r>
           </w:p>
         </w:tc>
@@ -29337,7 +29337,7 @@
             </w:pPr>
             <w:r/>
             <w:r>
-              <w:t>721.50</w:t>
+              <w:t>726.00</w:t>
             </w:r>
           </w:p>
         </w:tc>
@@ -29368,7 +29368,7 @@
               <w:rPr>
                 <w:b/>
               </w:rPr>
-              <w:t>730.50</w:t>
+              <w:t>735.00</w:t>
             </w:r>
           </w:p>
         </w:tc>
@@ -29516,7 +29516,7 @@
             </w:pPr>
             <w:r/>
             <w:r>
-              <w:t>730.50</w:t>
+              <w:t>735.00</w:t>
             </w:r>
           </w:p>
         </w:tc>
@@ -29544,7 +29544,7 @@
             </w:pPr>
             <w:r/>
             <w:r>
-              <w:t>741.50</w:t>
+              <w:t>746.00</w:t>
             </w:r>
           </w:p>
         </w:tc>
@@ -29572,7 +29572,7 @@
             </w:pPr>
             <w:r/>
             <w:r>
-              <w:t>718.75</w:t>
+              <w:t>723.25</w:t>
             </w:r>
           </w:p>
         </w:tc>
@@ -29603,7 +29603,7 @@
               <w:rPr>
                 <w:b/>
               </w:rPr>
-              <w:t>734.00</w:t>
+              <w:t>738.50</w:t>
             </w:r>
           </w:p>
         </w:tc>
@@ -29751,7 +29751,7 @@
             </w:pPr>
             <w:r/>
             <w:r>
-              <w:t>734.00</w:t>
+              <w:t>738.50</w:t>
             </w:r>
           </w:p>
         </w:tc>
@@ -29779,7 +29779,7 @@
             </w:pPr>
             <w:r/>
             <w:r>
-              <w:t>739.50</w:t>
+              <w:t>744.00</w:t>
             </w:r>
           </w:p>
         </w:tc>
@@ -29807,7 +29807,7 @@
             </w:pPr>
             <w:r/>
             <w:r>
-              <w:t>726.25</w:t>
+              <w:t>730.75</w:t>
             </w:r>
           </w:p>
         </w:tc>
@@ -29838,7 +29838,7 @@
               <w:rPr>
                 <w:b/>
               </w:rPr>
-              <w:t>734.75</w:t>
+              <w:t>739.25</w:t>
             </w:r>
           </w:p>
         </w:tc>
@@ -29986,7 +29986,7 @@
             </w:pPr>
             <w:r/>
             <w:r>
-              <w:t>734.75</w:t>
+              <w:t>739.25</w:t>
             </w:r>
           </w:p>
         </w:tc>
@@ -30014,7 +30014,7 @@
             </w:pPr>
             <w:r/>
             <w:r>
-              <w:t>744.00</w:t>
+              <w:t>748.50</w:t>
             </w:r>
           </w:p>
         </w:tc>
@@ -30042,7 +30042,7 @@
             </w:pPr>
             <w:r/>
             <w:r>
-              <w:t>728.25</w:t>
+              <w:t>732.75</w:t>
             </w:r>
           </w:p>
         </w:tc>
@@ -30073,7 +30073,7 @@
               <w:rPr>
                 <w:b/>
               </w:rPr>
-              <w:t>734.00</w:t>
+              <w:t>738.50</w:t>
             </w:r>
           </w:p>
         </w:tc>
@@ -30221,7 +30221,7 @@
             </w:pPr>
             <w:r/>
             <w:r>
-              <w:t>734.00</w:t>
+              <w:t>738.50</w:t>
             </w:r>
           </w:p>
         </w:tc>
@@ -30249,7 +30249,7 @@
             </w:pPr>
             <w:r/>
             <w:r>
-              <w:t>741.50</w:t>
+              <w:t>746.00</w:t>
             </w:r>
           </w:p>
         </w:tc>
@@ -30277,7 +30277,7 @@
             </w:pPr>
             <w:r/>
             <w:r>
-              <w:t>728.00</w:t>
+              <w:t>732.50</w:t>
             </w:r>
           </w:p>
         </w:tc>
@@ -30308,7 +30308,7 @@
               <w:rPr>
                 <w:b/>
               </w:rPr>
-              <w:t>733.00</w:t>
+              <w:t>737.50</w:t>
             </w:r>
           </w:p>
         </w:tc>
@@ -30456,7 +30456,7 @@
             </w:pPr>
             <w:r/>
             <w:r>
-              <w:t>733.00</w:t>
+              <w:t>737.50</w:t>
             </w:r>
           </w:p>
         </w:tc>
@@ -30484,7 +30484,7 @@
             </w:pPr>
             <w:r/>
             <w:r>
-              <w:t>740.00</w:t>
+              <w:t>744.50</w:t>
             </w:r>
           </w:p>
         </w:tc>
@@ -30512,7 +30512,7 @@
             </w:pPr>
             <w:r/>
             <w:r>
-              <w:t>719.50</w:t>
+              <w:t>724.00</w:t>
             </w:r>
           </w:p>
         </w:tc>
@@ -30543,7 +30543,7 @@
               <w:rPr>
                 <w:b/>
               </w:rPr>
-              <w:t>733.75</w:t>
+              <w:t>738.25</w:t>
             </w:r>
           </w:p>
         </w:tc>
@@ -30691,7 +30691,7 @@
             </w:pPr>
             <w:r/>
             <w:r>
-              <w:t>733.75</w:t>
+              <w:t>738.25</w:t>
             </w:r>
           </w:p>
         </w:tc>
@@ -30719,7 +30719,7 @@
             </w:pPr>
             <w:r/>
             <w:r>
-              <w:t>743.00</w:t>
+              <w:t>747.50</w:t>
             </w:r>
           </w:p>
         </w:tc>
@@ -30747,7 +30747,7 @@
             </w:pPr>
             <w:r/>
             <w:r>
-              <w:t>726.50</w:t>
+              <w:t>731.00</w:t>
             </w:r>
           </w:p>
         </w:tc>
@@ -30778,7 +30778,7 @@
               <w:rPr>
                 <w:b/>
               </w:rPr>
-              <w:t>733.50</w:t>
+              <w:t>738.00</w:t>
             </w:r>
           </w:p>
         </w:tc>
@@ -30926,7 +30926,7 @@
             </w:pPr>
             <w:r/>
             <w:r>
-              <w:t>733.50</w:t>
+              <w:t>738.00</w:t>
             </w:r>
           </w:p>
         </w:tc>
@@ -30954,7 +30954,7 @@
             </w:pPr>
             <w:r/>
             <w:r>
-              <w:t>742.00</w:t>
+              <w:t>746.50</w:t>
             </w:r>
           </w:p>
         </w:tc>
@@ -30982,7 +30982,7 @@
             </w:pPr>
             <w:r/>
             <w:r>
-              <w:t>719.50</w:t>
+              <w:t>724.00</w:t>
             </w:r>
           </w:p>
         </w:tc>
@@ -31013,7 +31013,7 @@
               <w:rPr>
                 <w:b/>
               </w:rPr>
-              <w:t>735.25</w:t>
+              <w:t>739.75</w:t>
             </w:r>
           </w:p>
         </w:tc>
@@ -31161,7 +31161,7 @@
             </w:pPr>
             <w:r/>
             <w:r>
-              <w:t>735.25</w:t>
+              <w:t>739.75</w:t>
             </w:r>
           </w:p>
         </w:tc>
@@ -31189,7 +31189,7 @@
             </w:pPr>
             <w:r/>
             <w:r>
-              <w:t>741.50</w:t>
+              <w:t>746.00</w:t>
             </w:r>
           </w:p>
         </w:tc>
@@ -31217,7 +31217,7 @@
             </w:pPr>
             <w:r/>
             <w:r>
-              <w:t>728.75</w:t>
+              <w:t>733.25</w:t>
             </w:r>
           </w:p>
         </w:tc>
@@ -31248,7 +31248,7 @@
               <w:rPr>
                 <w:b/>
               </w:rPr>
-              <w:t>734.50</w:t>
+              <w:t>739.00</w:t>
             </w:r>
           </w:p>
         </w:tc>

--- a/Daily Reports/26_08_2026-CBOT Reports.docx
+++ b/Daily Reports/26_08_2026-CBOT Reports.docx
@@ -104,7 +104,7 @@
           <w:color w:val="5C768D"/>
           <w:sz w:val="19"/>
         </w:rPr>
-        <w:t>Cập nhật tự động qua `macro_tracker.py` vào lúc 22:09 ICT ngày 26/08/2026</w:t>
+        <w:t>Cập nhật tự động qua `macro_tracker.py` vào lúc 23:17 ICT ngày 26/08/2026</w:t>
       </w:r>
     </w:p>
     <w:tbl>
@@ -313,7 +313,7 @@
               <w:rPr>
                 <w:b/>
               </w:rPr>
-              <w:t>86.62 / thùng</w:t>
+              <w:t>87.75 / thùng</w:t>
             </w:r>
           </w:p>
         </w:tc>
@@ -344,7 +344,7 @@
               <w:rPr>
                 <w:b/>
               </w:rPr>
-              <w:t>-2.21%</w:t>
+              <w:t>-0.94%</w:t>
             </w:r>
           </w:p>
         </w:tc>
@@ -442,7 +442,7 @@
               <w:rPr>
                 <w:b/>
               </w:rPr>
-              <w:t>99.21</w:t>
+              <w:t>99.15</w:t>
             </w:r>
           </w:p>
         </w:tc>
@@ -473,7 +473,7 @@
               <w:rPr>
                 <w:b/>
               </w:rPr>
-              <w:t>+0.29%</w:t>
+              <w:t>+0.24%</w:t>
             </w:r>
           </w:p>
         </w:tc>
@@ -1228,7 +1228,7 @@
         <w:rPr>
           <w:b/>
         </w:rPr>
-        <w:t>`86.62` (-2.21%)</w:t>
+        <w:t>`87.75` (-0.94%)</w:t>
       </w:r>
       <w:r>
         <w:t xml:space="preserve"> | DXY: </w:t>
@@ -1237,7 +1237,7 @@
         <w:rPr>
           <w:b/>
         </w:rPr>
-        <w:t>`99.21` (+0.29%)</w:t>
+        <w:t>`99.15` (+0.24%)</w:t>
       </w:r>
       <w:r>
         <w:t xml:space="preserve"> | Lúa mì CBOT: </w:t>
@@ -1246,7 +1246,7 @@
         <w:rPr>
           <w:b/>
         </w:rPr>
-        <w:t>`714.00` (+4.16%)</w:t>
+        <w:t>`731.50` (+7.08%)</w:t>
       </w:r>
       <w:r>
         <w:t>.</w:t>
@@ -1316,7 +1316,7 @@
           <w:color w:val="5C768D"/>
           <w:sz w:val="19"/>
         </w:rPr>
-        <w:t>Cập nhật tự động lúc 22:09 ICT ngày 26/08/2026 — Nguồn: NOAA, USDA, BOM Australia</w:t>
+        <w:t>Cập nhật tự động lúc 23:17 ICT ngày 26/08/2026 — Nguồn: NOAA, USDA, BOM Australia</w:t>
       </w:r>
     </w:p>
     <w:p>
@@ -3584,7 +3584,7 @@
               <w:rPr>
                 <w:b/>
               </w:rPr>
-              <w:t>525.50</w:t>
+              <w:t>532.75</w:t>
             </w:r>
           </w:p>
         </w:tc>
@@ -3615,7 +3615,7 @@
               <w:rPr>
                 <w:b/>
               </w:rPr>
-              <w:t>527.36 (+1.86)</w:t>
+              <w:t>535.22 (+2.47)</w:t>
             </w:r>
           </w:p>
         </w:tc>
@@ -3643,7 +3643,7 @@
             </w:pPr>
             <w:r/>
             <w:r>
-              <w:t>Bullish (525.47 &gt; 520.47)</w:t>
+              <w:t>Bullish (526.84 &gt; 521.46)</w:t>
             </w:r>
           </w:p>
         </w:tc>
@@ -3671,7 +3671,7 @@
             </w:pPr>
             <w:r/>
             <w:r>
-              <w:t>4.50 cents</w:t>
+              <w:t>3.25 cents</w:t>
             </w:r>
           </w:p>
         </w:tc>
@@ -3832,7 +3832,7 @@
               <w:rPr>
                 <w:b/>
               </w:rPr>
-              <w:t>714.00</w:t>
+              <w:t>731.25</w:t>
             </w:r>
           </w:p>
         </w:tc>
@@ -3863,7 +3863,7 @@
               <w:rPr>
                 <w:b/>
               </w:rPr>
-              <w:t>717.79 (+3.79)</w:t>
+              <w:t>734.49 (+3.24)</w:t>
             </w:r>
           </w:p>
         </w:tc>
@@ -3891,7 +3891,7 @@
             </w:pPr>
             <w:r/>
             <w:r>
-              <w:t>Bullish (711.11 &gt; 706.60)</w:t>
+              <w:t>Bullish (714.85 &gt; 708.61)</w:t>
             </w:r>
           </w:p>
         </w:tc>
@@ -3919,7 +3919,7 @@
             </w:pPr>
             <w:r/>
             <w:r>
-              <w:t>11.25 cents</w:t>
+              <w:t>5.25 cents</w:t>
             </w:r>
           </w:p>
         </w:tc>
@@ -4357,7 +4357,7 @@
                 <w:b/>
                 <w:color w:val="15803D"/>
               </w:rPr>
-              <w:t>517.50 - 525.47 cents (Canh mua vùng hỗ trợ)</w:t>
+              <w:t>526.75 - 526.84 cents (Canh mua vùng hỗ trợ)</w:t>
             </w:r>
           </w:p>
         </w:tc>
@@ -4388,7 +4388,7 @@
               <w:rPr>
                 <w:b/>
               </w:rPr>
-              <w:t>453.28 cents (Dưới cản S2 + 1.5x ATR)</w:t>
+              <w:t>451.97 cents (Dưới cản S2 + 1.5x ATR)</w:t>
             </w:r>
           </w:p>
         </w:tc>
@@ -4424,7 +4424,7 @@
                 <w:color w:val="D97706"/>
                 <w:sz w:val="19"/>
               </w:rPr>
-              <w:t xml:space="preserve"> 529.00 cents </w:t>
+              <w:t xml:space="preserve"> 533.74 cents </w:t>
             </w:r>
             <w:r>
               <w:t xml:space="preserve"> / TP2: </w:t>
@@ -4435,7 +4435,7 @@
                 <w:color w:val="D97706"/>
                 <w:sz w:val="19"/>
               </w:rPr>
-              <w:t xml:space="preserve"> 530.00 cents </w:t>
+              <w:t xml:space="preserve"> 535.50 cents </w:t>
             </w:r>
           </w:p>
         </w:tc>
@@ -4569,7 +4569,7 @@
               <w:rPr>
                 <w:b/>
               </w:rPr>
-              <w:t>531.00 - 532.50 cents</w:t>
+              <w:t>540.25 - 541.75 cents</w:t>
             </w:r>
           </w:p>
         </w:tc>
@@ -4600,7 +4600,7 @@
               <w:rPr>
                 <w:b/>
               </w:rPr>
-              <w:t>470.57 cents (Chống quét SL tuyệt đối)</w:t>
+              <w:t>469.67 cents (Chống quét SL tuyệt đối)</w:t>
             </w:r>
           </w:p>
         </w:tc>
@@ -4631,7 +4631,7 @@
               <w:rPr>
                 <w:b/>
               </w:rPr>
-              <w:t>543.50 cents (Ăn trọn biên độ ngô ~10.5 giá)</w:t>
+              <w:t>549.00 cents (Ăn trọn biên độ ngô ~10.5 giá)</w:t>
             </w:r>
           </w:p>
         </w:tc>
@@ -4762,7 +4762,7 @@
               <w:rPr>
                 <w:b/>
               </w:rPr>
-              <w:t>544.00 - 545.50 cents</w:t>
+              <w:t>548.34 - 549.84 cents</w:t>
             </w:r>
           </w:p>
         </w:tc>
@@ -4793,7 +4793,7 @@
               <w:rPr>
                 <w:b/>
               </w:rPr>
-              <w:t>546.43 cents</w:t>
+              <w:t>551.66 cents</w:t>
             </w:r>
           </w:p>
         </w:tc>
@@ -4955,7 +4955,7 @@
               <w:rPr>
                 <w:b/>
               </w:rPr>
-              <w:t>446.67 - 457.25 cents</w:t>
+              <w:t>443.18 - 457.25 cents</w:t>
             </w:r>
           </w:p>
         </w:tc>
@@ -5136,7 +5136,7 @@
                 <w:b/>
                 <w:color w:val="B91C1C"/>
               </w:rPr>
-              <w:t>711.11 - 706.60 cents (Canh bán hồi kỹ thuật H1)</w:t>
+              <w:t>714.85 - 708.61 cents (Canh bán hồi kỹ thuật H1)</w:t>
             </w:r>
           </w:p>
         </w:tc>
@@ -5167,7 +5167,7 @@
               <w:rPr>
                 <w:b/>
               </w:rPr>
-              <w:t>736.63 cents (Trên kháng cự R2 + 1.5x ATR)</w:t>
+              <w:t>747.24 cents (Trên kháng cự R2 + 1.5x ATR)</w:t>
             </w:r>
           </w:p>
         </w:tc>
@@ -5203,7 +5203,7 @@
                 <w:color w:val="D97706"/>
                 <w:sz w:val="19"/>
               </w:rPr>
-              <w:t xml:space="preserve"> 710.50 cents </w:t>
+              <w:t xml:space="preserve"> 715.25 cents </w:t>
             </w:r>
             <w:r>
               <w:t xml:space="preserve"> / TP2: </w:t>
@@ -5314,7 +5314,7 @@
                 <w:b/>
                 <w:color w:val="15803D"/>
               </w:rPr>
-              <w:t>Long trung hạn (Swing) (ZWZ26)</w:t>
+              <w:t>Long trung hạn (Swing) (ZWH27)</w:t>
             </w:r>
           </w:p>
         </w:tc>
@@ -5345,7 +5345,7 @@
               <w:rPr>
                 <w:b/>
               </w:rPr>
-              <w:t>708.50 - 710.50 cents</w:t>
+              <w:t>731.00 - 733.00 cents</w:t>
             </w:r>
           </w:p>
         </w:tc>
@@ -5376,7 +5376,7 @@
               <w:rPr>
                 <w:b/>
               </w:rPr>
-              <w:t>639.66 cents</w:t>
+              <w:t>655.59 cents</w:t>
             </w:r>
           </w:p>
         </w:tc>
@@ -5407,7 +5407,7 @@
               <w:rPr>
                 <w:b/>
               </w:rPr>
-              <w:t>726.50 cents (Đón sóng hồi trung hạn ~14.5 giá)</w:t>
+              <w:t>749.79 cents (Đón sóng hồi trung hạn ~14.5 giá)</w:t>
             </w:r>
           </w:p>
         </w:tc>
@@ -5507,7 +5507,7 @@
                 <w:b/>
                 <w:color w:val="B91C1C"/>
               </w:rPr>
-              <w:t>Short trung hạn (Swing) (ZWZ26)</w:t>
+              <w:t>Short trung hạn (Swing) (ZWH27)</w:t>
             </w:r>
           </w:p>
         </w:tc>
@@ -5538,7 +5538,7 @@
               <w:rPr>
                 <w:b/>
               </w:rPr>
-              <w:t>726.50 - 728.50 cents</w:t>
+              <w:t>749.79 - 751.79 cents</w:t>
             </w:r>
           </w:p>
         </w:tc>
@@ -5569,7 +5569,7 @@
               <w:rPr>
                 <w:b/>
               </w:rPr>
-              <w:t>732.09 cents</w:t>
+              <w:t>756.71 cents</w:t>
             </w:r>
           </w:p>
         </w:tc>
@@ -5600,7 +5600,7 @@
               <w:rPr>
                 <w:b/>
               </w:rPr>
-              <w:t>645.25 cents (Thuận xu hướng giảm ngắn hạn)</w:t>
+              <w:t>662.50 cents (Thuận xu hướng giảm ngắn hạn)</w:t>
             </w:r>
           </w:p>
         </w:tc>
@@ -5731,7 +5731,7 @@
               <w:rPr>
                 <w:b/>
               </w:rPr>
-              <w:t>622.89 - 645.25 cents</w:t>
+              <w:t>615.95 - 645.25 cents</w:t>
             </w:r>
           </w:p>
         </w:tc>
@@ -11609,7 +11609,7 @@
         <w:t>Giá Chốt Phiên (Close):</w:t>
       </w:r>
       <w:r>
-        <w:t xml:space="preserve"> 525.50 cents | </w:t>
+        <w:t xml:space="preserve"> 532.75 cents | </w:t>
       </w:r>
       <w:r>
         <w:rPr>
@@ -11624,10 +11624,10 @@
         <w:rPr>
           <w:b/>
         </w:rPr>
-        <w:t>`527.36 cents`</w:t>
+        <w:t>`535.22 cents`</w:t>
       </w:r>
       <w:r>
-        <w:t xml:space="preserve"> (+1.86).</w:t>
+        <w:t xml:space="preserve"> (+2.47).</w:t>
       </w:r>
     </w:p>
     <w:p>
@@ -11648,7 +11648,7 @@
         <w:rPr>
           <w:b/>
         </w:rPr>
-        <w:t>`190,795`</w:t>
+        <w:t>`281,779`</w:t>
       </w:r>
       <w:r>
         <w:t xml:space="preserve"> (Chênh lệch: </w:t>
@@ -11657,7 +11657,7 @@
         <w:rPr>
           <w:b/>
         </w:rPr>
-        <w:t>`-318,977`</w:t>
+        <w:t>`-227,993`</w:t>
       </w:r>
       <w:r>
         <w:t xml:space="preserve">) | OI: </w:t>
@@ -11699,7 +11699,7 @@
         <w:rPr>
           <w:b/>
         </w:rPr>
-        <w:t>`Bearish Engulfing (Nhấn chìm giảm thiểu)`</w:t>
+        <w:t>`Không phát hiện mô hình nến đặc biệt`</w:t>
       </w:r>
     </w:p>
     <w:p>
@@ -11741,10 +11741,10 @@
         <w:rPr>
           <w:b/>
         </w:rPr>
-        <w:t>TĂNG MẠNH MẼ (Strong Bullish Confirmation):</w:t>
+        <w:t>TÍCH LŨY TÍCH CỰC (Accumulation):</w:t>
       </w:r>
       <w:r>
-        <w:t xml:space="preserve"> Mô hình nến tăng được củng cố bởi dòng tiền gia tăng tích cực, hỗ trợ lực mua lên bền vững.</w:t>
+        <w:t xml:space="preserve"> Nến đi ngang nhưng dòng tiền âm thầm gia tăng (OI tăng), báo hiệu chuẩn bị có nhịp bứt phá tăng.</w:t>
       </w:r>
     </w:p>
     <w:p>
@@ -11990,7 +11990,7 @@
               <w:rPr>
                 <w:b/>
               </w:rPr>
-              <w:t>86.62</w:t>
+              <w:t>87.75</w:t>
             </w:r>
           </w:p>
         </w:tc>
@@ -12021,7 +12021,7 @@
               <w:rPr>
                 <w:b/>
               </w:rPr>
-              <w:t>-2.21%</w:t>
+              <w:t>-0.94%</w:t>
             </w:r>
           </w:p>
         </w:tc>
@@ -12113,7 +12113,7 @@
               <w:rPr>
                 <w:b/>
               </w:rPr>
-              <w:t>99.21</w:t>
+              <w:t>99.15</w:t>
             </w:r>
           </w:p>
         </w:tc>
@@ -12144,7 +12144,7 @@
               <w:rPr>
                 <w:b/>
               </w:rPr>
-              <w:t>+0.29%</w:t>
+              <w:t>+0.24%</w:t>
             </w:r>
           </w:p>
         </w:tc>
@@ -12748,7 +12748,7 @@
         <w:t xml:space="preserve"> EMA_21 </w:t>
       </w:r>
       <w:r>
-        <w:t xml:space="preserve"> (525.47) &gt; </w:t>
+        <w:t xml:space="preserve"> (526.84) &gt; </w:t>
       </w:r>
       <w:r>
         <w:rPr>
@@ -12759,7 +12759,7 @@
         <w:t xml:space="preserve"> EMA_50 </w:t>
       </w:r>
       <w:r>
-        <w:t xml:space="preserve"> (520.47).</w:t>
+        <w:t xml:space="preserve"> (521.46).</w:t>
       </w:r>
     </w:p>
     <w:p>
@@ -12780,7 +12780,7 @@
         <w:rPr>
           <w:b/>
         </w:rPr>
-        <w:t>`52.79`</w:t>
+        <w:t>`64.55`</w:t>
       </w:r>
       <w:r>
         <w:t xml:space="preserve"> | ATR (14) = </w:t>
@@ -12789,7 +12789,7 @@
         <w:rPr>
           <w:b/>
         </w:rPr>
-        <w:t>`2.64`</w:t>
+        <w:t>`3.52`</w:t>
       </w:r>
       <w:r>
         <w:t xml:space="preserve"> cents | Volatility = </w:t>
@@ -12798,7 +12798,7 @@
         <w:rPr>
           <w:b/>
         </w:rPr>
-        <w:t>`4.50 cents`</w:t>
+        <w:t>`3.25 cents`</w:t>
       </w:r>
       <w:r>
         <w:t>.</w:t>
@@ -12822,7 +12822,7 @@
         <w:rPr>
           <w:b/>
         </w:rPr>
-        <w:t>`517.50`</w:t>
+        <w:t>`526.75`</w:t>
       </w:r>
       <w:r>
         <w:t xml:space="preserve"> | S2: </w:t>
@@ -12840,7 +12840,7 @@
         <w:rPr>
           <w:b/>
         </w:rPr>
-        <w:t>`529.00`</w:t>
+        <w:t>`533.74`</w:t>
       </w:r>
       <w:r>
         <w:t xml:space="preserve"> | R2: </w:t>
@@ -12849,7 +12849,7 @@
         <w:rPr>
           <w:b/>
         </w:rPr>
-        <w:t>`530.00`</w:t>
+        <w:t>`535.50`</w:t>
       </w:r>
     </w:p>
     <w:p>
@@ -13583,7 +13583,7 @@
           <w:b/>
           <w:color w:val="15803D"/>
         </w:rPr>
-        <w:t>`517.50 - 525.47 cents (Canh mua vùng hỗ trợ)`</w:t>
+        <w:t>`526.75 - 526.84 cents (Canh mua vùng hỗ trợ)`</w:t>
       </w:r>
       <w:r>
         <w:t xml:space="preserve"> | SL: </w:t>
@@ -13592,7 +13592,7 @@
         <w:rPr>
           <w:b/>
         </w:rPr>
-        <w:t>`453.28 cents (Dưới cản S2 + 1.5x ATR)`</w:t>
+        <w:t>`451.97 cents (Dưới cản S2 + 1.5x ATR)`</w:t>
       </w:r>
       <w:r>
         <w:t xml:space="preserve"> | TP: </w:t>
@@ -13603,7 +13603,7 @@
           <w:color w:val="D97706"/>
           <w:sz w:val="19"/>
         </w:rPr>
-        <w:t xml:space="preserve"> 529.00 cents </w:t>
+        <w:t xml:space="preserve"> 533.74 cents </w:t>
       </w:r>
       <w:r>
         <w:t xml:space="preserve"> / </w:t>
@@ -13614,7 +13614,7 @@
           <w:color w:val="D97706"/>
           <w:sz w:val="19"/>
         </w:rPr>
-        <w:t xml:space="preserve"> 530.00 cents </w:t>
+        <w:t xml:space="preserve"> 535.50 cents </w:t>
       </w:r>
       <w:r>
         <w:t>.</w:t>
@@ -13654,7 +13654,7 @@
         <w:rPr>
           <w:b/>
         </w:rPr>
-        <w:t>`531.00 - 532.50 cents`</w:t>
+        <w:t>`540.25 - 541.75 cents`</w:t>
       </w:r>
       <w:r>
         <w:t xml:space="preserve"> | SL: </w:t>
@@ -13663,7 +13663,7 @@
         <w:rPr>
           <w:b/>
         </w:rPr>
-        <w:t>`470.57 cents (Chống quét SL tuyệt đối)`</w:t>
+        <w:t>`469.67 cents (Chống quét SL tuyệt đối)`</w:t>
       </w:r>
       <w:r>
         <w:t xml:space="preserve"> | TP: </w:t>
@@ -13672,7 +13672,7 @@
         <w:rPr>
           <w:b/>
         </w:rPr>
-        <w:t>`543.50 cents (Ăn trọn biên độ ngô ~10.5 giá)`</w:t>
+        <w:t>`549.00 cents (Ăn trọn biên độ ngô ~10.5 giá)`</w:t>
       </w:r>
       <w:r>
         <w:t>.</w:t>
@@ -13700,7 +13700,7 @@
         <w:rPr>
           <w:b/>
         </w:rPr>
-        <w:t>`544.00 - 545.50 cents`</w:t>
+        <w:t>`548.34 - 549.84 cents`</w:t>
       </w:r>
       <w:r>
         <w:t xml:space="preserve"> | SL: </w:t>
@@ -13709,7 +13709,7 @@
         <w:rPr>
           <w:b/>
         </w:rPr>
-        <w:t>`546.43 cents`</w:t>
+        <w:t>`551.66 cents`</w:t>
       </w:r>
       <w:r>
         <w:t xml:space="preserve"> | TP: </w:t>
@@ -13758,7 +13758,7 @@
         <w:rPr>
           <w:b/>
         </w:rPr>
-        <w:t>`446.67 - 457.25 cents`</w:t>
+        <w:t>`443.18 - 457.25 cents`</w:t>
       </w:r>
     </w:p>
     <w:p>
@@ -14165,7 +14165,7 @@
             </w:pPr>
             <w:r/>
             <w:r>
-              <w:t>525.50</w:t>
+              <w:t>532.75</w:t>
             </w:r>
           </w:p>
         </w:tc>
@@ -14193,7 +14193,7 @@
             </w:pPr>
             <w:r/>
             <w:r>
-              <w:t>529.25</w:t>
+              <w:t>536.50</w:t>
             </w:r>
           </w:p>
         </w:tc>
@@ -14221,7 +14221,7 @@
             </w:pPr>
             <w:r/>
             <w:r>
-              <w:t>522.25</w:t>
+              <w:t>529.50</w:t>
             </w:r>
           </w:p>
         </w:tc>
@@ -14252,7 +14252,7 @@
               <w:rPr>
                 <w:b/>
               </w:rPr>
-              <w:t>525.75</w:t>
+              <w:t>533.00</w:t>
             </w:r>
           </w:p>
         </w:tc>
@@ -14400,7 +14400,7 @@
             </w:pPr>
             <w:r/>
             <w:r>
-              <w:t>525.75</w:t>
+              <w:t>533.00</w:t>
             </w:r>
           </w:p>
         </w:tc>
@@ -14428,7 +14428,7 @@
             </w:pPr>
             <w:r/>
             <w:r>
-              <w:t>528.50</w:t>
+              <w:t>535.75</w:t>
             </w:r>
           </w:p>
         </w:tc>
@@ -14456,7 +14456,7 @@
             </w:pPr>
             <w:r/>
             <w:r>
-              <w:t>522.00</w:t>
+              <w:t>529.25</w:t>
             </w:r>
           </w:p>
         </w:tc>
@@ -14487,7 +14487,7 @@
               <w:rPr>
                 <w:b/>
               </w:rPr>
-              <w:t>525.25</w:t>
+              <w:t>532.50</w:t>
             </w:r>
           </w:p>
         </w:tc>
@@ -14635,7 +14635,7 @@
             </w:pPr>
             <w:r/>
             <w:r>
-              <w:t>525.25</w:t>
+              <w:t>532.50</w:t>
             </w:r>
           </w:p>
         </w:tc>
@@ -14663,7 +14663,7 @@
             </w:pPr>
             <w:r/>
             <w:r>
-              <w:t>528.25</w:t>
+              <w:t>535.50</w:t>
             </w:r>
           </w:p>
         </w:tc>
@@ -14691,7 +14691,7 @@
             </w:pPr>
             <w:r/>
             <w:r>
-              <w:t>521.25</w:t>
+              <w:t>528.50</w:t>
             </w:r>
           </w:p>
         </w:tc>
@@ -14722,7 +14722,7 @@
               <w:rPr>
                 <w:b/>
               </w:rPr>
-              <w:t>526.00</w:t>
+              <w:t>533.25</w:t>
             </w:r>
           </w:p>
         </w:tc>
@@ -14870,7 +14870,7 @@
             </w:pPr>
             <w:r/>
             <w:r>
-              <w:t>526.00</w:t>
+              <w:t>533.25</w:t>
             </w:r>
           </w:p>
         </w:tc>
@@ -14898,7 +14898,7 @@
             </w:pPr>
             <w:r/>
             <w:r>
-              <w:t>530.50</w:t>
+              <w:t>537.75</w:t>
             </w:r>
           </w:p>
         </w:tc>
@@ -14926,7 +14926,7 @@
             </w:pPr>
             <w:r/>
             <w:r>
-              <w:t>521.00</w:t>
+              <w:t>528.25</w:t>
             </w:r>
           </w:p>
         </w:tc>
@@ -14957,7 +14957,7 @@
               <w:rPr>
                 <w:b/>
               </w:rPr>
-              <w:t>526.75</w:t>
+              <w:t>534.00</w:t>
             </w:r>
           </w:p>
         </w:tc>
@@ -15105,7 +15105,7 @@
             </w:pPr>
             <w:r/>
             <w:r>
-              <w:t>526.75</w:t>
+              <w:t>534.00</w:t>
             </w:r>
           </w:p>
         </w:tc>
@@ -15133,7 +15133,7 @@
             </w:pPr>
             <w:r/>
             <w:r>
-              <w:t>532.25</w:t>
+              <w:t>539.50</w:t>
             </w:r>
           </w:p>
         </w:tc>
@@ -15161,7 +15161,7 @@
             </w:pPr>
             <w:r/>
             <w:r>
-              <w:t>520.50</w:t>
+              <w:t>527.75</w:t>
             </w:r>
           </w:p>
         </w:tc>
@@ -15192,7 +15192,7 @@
               <w:rPr>
                 <w:b/>
               </w:rPr>
-              <w:t>529.00</w:t>
+              <w:t>536.25</w:t>
             </w:r>
           </w:p>
         </w:tc>
@@ -15340,7 +15340,7 @@
             </w:pPr>
             <w:r/>
             <w:r>
-              <w:t>529.00</w:t>
+              <w:t>536.25</w:t>
             </w:r>
           </w:p>
         </w:tc>
@@ -15368,7 +15368,7 @@
             </w:pPr>
             <w:r/>
             <w:r>
-              <w:t>532.00</w:t>
+              <w:t>539.25</w:t>
             </w:r>
           </w:p>
         </w:tc>
@@ -15396,7 +15396,7 @@
             </w:pPr>
             <w:r/>
             <w:r>
-              <w:t>524.75</w:t>
+              <w:t>532.00</w:t>
             </w:r>
           </w:p>
         </w:tc>
@@ -15427,7 +15427,7 @@
               <w:rPr>
                 <w:b/>
               </w:rPr>
-              <w:t>529.25</w:t>
+              <w:t>536.50</w:t>
             </w:r>
           </w:p>
         </w:tc>
@@ -15575,7 +15575,7 @@
             </w:pPr>
             <w:r/>
             <w:r>
-              <w:t>529.25</w:t>
+              <w:t>536.50</w:t>
             </w:r>
           </w:p>
         </w:tc>
@@ -15603,7 +15603,7 @@
             </w:pPr>
             <w:r/>
             <w:r>
-              <w:t>532.50</w:t>
+              <w:t>539.75</w:t>
             </w:r>
           </w:p>
         </w:tc>
@@ -15631,7 +15631,7 @@
             </w:pPr>
             <w:r/>
             <w:r>
-              <w:t>522.75</w:t>
+              <w:t>530.00</w:t>
             </w:r>
           </w:p>
         </w:tc>
@@ -15662,7 +15662,7 @@
               <w:rPr>
                 <w:b/>
               </w:rPr>
-              <w:t>530.00</w:t>
+              <w:t>537.25</w:t>
             </w:r>
           </w:p>
         </w:tc>
@@ -15810,7 +15810,7 @@
             </w:pPr>
             <w:r/>
             <w:r>
-              <w:t>530.00</w:t>
+              <w:t>537.25</w:t>
             </w:r>
           </w:p>
         </w:tc>
@@ -15838,7 +15838,7 @@
             </w:pPr>
             <w:r/>
             <w:r>
-              <w:t>533.00</w:t>
+              <w:t>540.25</w:t>
             </w:r>
           </w:p>
         </w:tc>
@@ -15866,7 +15866,7 @@
             </w:pPr>
             <w:r/>
             <w:r>
-              <w:t>525.50</w:t>
+              <w:t>532.75</w:t>
             </w:r>
           </w:p>
         </w:tc>
@@ -15897,7 +15897,7 @@
               <w:rPr>
                 <w:b/>
               </w:rPr>
-              <w:t>529.50</w:t>
+              <w:t>536.75</w:t>
             </w:r>
           </w:p>
         </w:tc>
@@ -16045,7 +16045,7 @@
             </w:pPr>
             <w:r/>
             <w:r>
-              <w:t>529.50</w:t>
+              <w:t>536.75</w:t>
             </w:r>
           </w:p>
         </w:tc>
@@ -16073,7 +16073,7 @@
             </w:pPr>
             <w:r/>
             <w:r>
-              <w:t>533.50</w:t>
+              <w:t>540.75</w:t>
             </w:r>
           </w:p>
         </w:tc>
@@ -16101,7 +16101,7 @@
             </w:pPr>
             <w:r/>
             <w:r>
-              <w:t>523.75</w:t>
+              <w:t>531.00</w:t>
             </w:r>
           </w:p>
         </w:tc>
@@ -16132,7 +16132,7 @@
               <w:rPr>
                 <w:b/>
               </w:rPr>
-              <w:t>530.00</w:t>
+              <w:t>537.25</w:t>
             </w:r>
           </w:p>
         </w:tc>
@@ -16280,7 +16280,7 @@
             </w:pPr>
             <w:r/>
             <w:r>
-              <w:t>530.00</w:t>
+              <w:t>537.25</w:t>
             </w:r>
           </w:p>
         </w:tc>
@@ -16308,7 +16308,7 @@
             </w:pPr>
             <w:r/>
             <w:r>
-              <w:t>532.50</w:t>
+              <w:t>539.75</w:t>
             </w:r>
           </w:p>
         </w:tc>
@@ -16336,7 +16336,7 @@
             </w:pPr>
             <w:r/>
             <w:r>
-              <w:t>526.75</w:t>
+              <w:t>534.00</w:t>
             </w:r>
           </w:p>
         </w:tc>
@@ -16367,7 +16367,7 @@
               <w:rPr>
                 <w:b/>
               </w:rPr>
-              <w:t>530.50</w:t>
+              <w:t>537.75</w:t>
             </w:r>
           </w:p>
         </w:tc>
@@ -16515,7 +16515,7 @@
             </w:pPr>
             <w:r/>
             <w:r>
-              <w:t>530.50</w:t>
+              <w:t>537.75</w:t>
             </w:r>
           </w:p>
         </w:tc>
@@ -16543,7 +16543,7 @@
             </w:pPr>
             <w:r/>
             <w:r>
-              <w:t>534.00</w:t>
+              <w:t>541.25</w:t>
             </w:r>
           </w:p>
         </w:tc>
@@ -16571,7 +16571,7 @@
             </w:pPr>
             <w:r/>
             <w:r>
-              <w:t>524.50</w:t>
+              <w:t>531.75</w:t>
             </w:r>
           </w:p>
         </w:tc>
@@ -16602,7 +16602,7 @@
               <w:rPr>
                 <w:b/>
               </w:rPr>
-              <w:t>531.50</w:t>
+              <w:t>538.75</w:t>
             </w:r>
           </w:p>
         </w:tc>
@@ -16750,7 +16750,7 @@
             </w:pPr>
             <w:r/>
             <w:r>
-              <w:t>531.50</w:t>
+              <w:t>538.75</w:t>
             </w:r>
           </w:p>
         </w:tc>
@@ -16778,7 +16778,7 @@
             </w:pPr>
             <w:r/>
             <w:r>
-              <w:t>534.25</w:t>
+              <w:t>541.50</w:t>
             </w:r>
           </w:p>
         </w:tc>
@@ -16806,7 +16806,7 @@
             </w:pPr>
             <w:r/>
             <w:r>
-              <w:t>529.00</w:t>
+              <w:t>536.25</w:t>
             </w:r>
           </w:p>
         </w:tc>
@@ -16837,7 +16837,7 @@
               <w:rPr>
                 <w:b/>
               </w:rPr>
-              <w:t>531.50</w:t>
+              <w:t>538.75</w:t>
             </w:r>
           </w:p>
         </w:tc>
@@ -16985,7 +16985,7 @@
             </w:pPr>
             <w:r/>
             <w:r>
-              <w:t>531.50</w:t>
+              <w:t>538.75</w:t>
             </w:r>
           </w:p>
         </w:tc>
@@ -17013,7 +17013,7 @@
             </w:pPr>
             <w:r/>
             <w:r>
-              <w:t>534.25</w:t>
+              <w:t>541.50</w:t>
             </w:r>
           </w:p>
         </w:tc>
@@ -17041,7 +17041,7 @@
             </w:pPr>
             <w:r/>
             <w:r>
-              <w:t>529.00</w:t>
+              <w:t>536.25</w:t>
             </w:r>
           </w:p>
         </w:tc>
@@ -17072,7 +17072,7 @@
               <w:rPr>
                 <w:b/>
               </w:rPr>
-              <w:t>531.00</w:t>
+              <w:t>538.25</w:t>
             </w:r>
           </w:p>
         </w:tc>
@@ -17220,7 +17220,7 @@
             </w:pPr>
             <w:r/>
             <w:r>
-              <w:t>531.00</w:t>
+              <w:t>538.25</w:t>
             </w:r>
           </w:p>
         </w:tc>
@@ -17248,7 +17248,7 @@
             </w:pPr>
             <w:r/>
             <w:r>
-              <w:t>534.00</w:t>
+              <w:t>541.25</w:t>
             </w:r>
           </w:p>
         </w:tc>
@@ -17276,7 +17276,7 @@
             </w:pPr>
             <w:r/>
             <w:r>
-              <w:t>527.75</w:t>
+              <w:t>535.00</w:t>
             </w:r>
           </w:p>
         </w:tc>
@@ -17307,7 +17307,7 @@
               <w:rPr>
                 <w:b/>
               </w:rPr>
-              <w:t>530.75</w:t>
+              <w:t>538.00</w:t>
             </w:r>
           </w:p>
         </w:tc>
@@ -17455,7 +17455,7 @@
             </w:pPr>
             <w:r/>
             <w:r>
-              <w:t>530.75</w:t>
+              <w:t>538.00</w:t>
             </w:r>
           </w:p>
         </w:tc>
@@ -17483,7 +17483,7 @@
             </w:pPr>
             <w:r/>
             <w:r>
-              <w:t>534.75</w:t>
+              <w:t>542.00</w:t>
             </w:r>
           </w:p>
         </w:tc>
@@ -17511,7 +17511,7 @@
             </w:pPr>
             <w:r/>
             <w:r>
-              <w:t>525.50</w:t>
+              <w:t>532.75</w:t>
             </w:r>
           </w:p>
         </w:tc>
@@ -17542,7 +17542,7 @@
               <w:rPr>
                 <w:b/>
               </w:rPr>
-              <w:t>531.25</w:t>
+              <w:t>538.50</w:t>
             </w:r>
           </w:p>
         </w:tc>
@@ -17690,7 +17690,7 @@
             </w:pPr>
             <w:r/>
             <w:r>
-              <w:t>531.25</w:t>
+              <w:t>538.50</w:t>
             </w:r>
           </w:p>
         </w:tc>
@@ -17718,7 +17718,7 @@
             </w:pPr>
             <w:r/>
             <w:r>
-              <w:t>536.00</w:t>
+              <w:t>543.25</w:t>
             </w:r>
           </w:p>
         </w:tc>
@@ -17746,7 +17746,7 @@
             </w:pPr>
             <w:r/>
             <w:r>
-              <w:t>524.25</w:t>
+              <w:t>531.50</w:t>
             </w:r>
           </w:p>
         </w:tc>
@@ -17777,7 +17777,7 @@
               <w:rPr>
                 <w:b/>
               </w:rPr>
-              <w:t>533.25</w:t>
+              <w:t>540.50</w:t>
             </w:r>
           </w:p>
         </w:tc>
@@ -17925,7 +17925,7 @@
             </w:pPr>
             <w:r/>
             <w:r>
-              <w:t>533.25</w:t>
+              <w:t>540.50</w:t>
             </w:r>
           </w:p>
         </w:tc>
@@ -17953,7 +17953,7 @@
             </w:pPr>
             <w:r/>
             <w:r>
-              <w:t>541.25</w:t>
+              <w:t>548.50</w:t>
             </w:r>
           </w:p>
         </w:tc>
@@ -17981,7 +17981,7 @@
             </w:pPr>
             <w:r/>
             <w:r>
-              <w:t>526.25</w:t>
+              <w:t>533.50</w:t>
             </w:r>
           </w:p>
         </w:tc>
@@ -18012,7 +18012,7 @@
               <w:rPr>
                 <w:b/>
               </w:rPr>
-              <w:t>534.75</w:t>
+              <w:t>542.00</w:t>
             </w:r>
           </w:p>
         </w:tc>
@@ -18160,7 +18160,7 @@
             </w:pPr>
             <w:r/>
             <w:r>
-              <w:t>534.75</w:t>
+              <w:t>542.00</w:t>
             </w:r>
           </w:p>
         </w:tc>
@@ -18188,7 +18188,7 @@
             </w:pPr>
             <w:r/>
             <w:r>
-              <w:t>539.25</w:t>
+              <w:t>546.50</w:t>
             </w:r>
           </w:p>
         </w:tc>
@@ -18216,7 +18216,7 @@
             </w:pPr>
             <w:r/>
             <w:r>
-              <w:t>530.50</w:t>
+              <w:t>537.75</w:t>
             </w:r>
           </w:p>
         </w:tc>
@@ -18247,7 +18247,7 @@
               <w:rPr>
                 <w:b/>
               </w:rPr>
-              <w:t>534.25</w:t>
+              <w:t>541.50</w:t>
             </w:r>
           </w:p>
         </w:tc>
@@ -18395,7 +18395,7 @@
             </w:pPr>
             <w:r/>
             <w:r>
-              <w:t>534.25</w:t>
+              <w:t>541.50</w:t>
             </w:r>
           </w:p>
         </w:tc>
@@ -18423,7 +18423,7 @@
             </w:pPr>
             <w:r/>
             <w:r>
-              <w:t>536.50</w:t>
+              <w:t>543.75</w:t>
             </w:r>
           </w:p>
         </w:tc>
@@ -18451,7 +18451,7 @@
             </w:pPr>
             <w:r/>
             <w:r>
-              <w:t>531.50</w:t>
+              <w:t>538.75</w:t>
             </w:r>
           </w:p>
         </w:tc>
@@ -18482,7 +18482,7 @@
               <w:rPr>
                 <w:b/>
               </w:rPr>
-              <w:t>534.00</w:t>
+              <w:t>541.25</w:t>
             </w:r>
           </w:p>
         </w:tc>
@@ -18630,7 +18630,7 @@
             </w:pPr>
             <w:r/>
             <w:r>
-              <w:t>534.00</w:t>
+              <w:t>541.25</w:t>
             </w:r>
           </w:p>
         </w:tc>
@@ -18658,7 +18658,7 @@
             </w:pPr>
             <w:r/>
             <w:r>
-              <w:t>536.00</w:t>
+              <w:t>543.25</w:t>
             </w:r>
           </w:p>
         </w:tc>
@@ -18686,7 +18686,7 @@
             </w:pPr>
             <w:r/>
             <w:r>
-              <w:t>529.50</w:t>
+              <w:t>536.75</w:t>
             </w:r>
           </w:p>
         </w:tc>
@@ -18717,7 +18717,7 @@
               <w:rPr>
                 <w:b/>
               </w:rPr>
-              <w:t>534.25</w:t>
+              <w:t>541.50</w:t>
             </w:r>
           </w:p>
         </w:tc>
@@ -18865,7 +18865,7 @@
             </w:pPr>
             <w:r/>
             <w:r>
-              <w:t>534.25</w:t>
+              <w:t>541.50</w:t>
             </w:r>
           </w:p>
         </w:tc>
@@ -18893,7 +18893,7 @@
             </w:pPr>
             <w:r/>
             <w:r>
-              <w:t>538.00</w:t>
+              <w:t>545.25</w:t>
             </w:r>
           </w:p>
         </w:tc>
@@ -18921,7 +18921,7 @@
             </w:pPr>
             <w:r/>
             <w:r>
-              <w:t>531.50</w:t>
+              <w:t>538.75</w:t>
             </w:r>
           </w:p>
         </w:tc>
@@ -18952,7 +18952,7 @@
               <w:rPr>
                 <w:b/>
               </w:rPr>
-              <w:t>534.75</w:t>
+              <w:t>542.00</w:t>
             </w:r>
           </w:p>
         </w:tc>
@@ -19100,7 +19100,7 @@
             </w:pPr>
             <w:r/>
             <w:r>
-              <w:t>534.75</w:t>
+              <w:t>542.00</w:t>
             </w:r>
           </w:p>
         </w:tc>
@@ -19128,7 +19128,7 @@
             </w:pPr>
             <w:r/>
             <w:r>
-              <w:t>537.75</w:t>
+              <w:t>545.00</w:t>
             </w:r>
           </w:p>
         </w:tc>
@@ -19156,7 +19156,7 @@
             </w:pPr>
             <w:r/>
             <w:r>
-              <w:t>530.25</w:t>
+              <w:t>537.50</w:t>
             </w:r>
           </w:p>
         </w:tc>
@@ -19187,7 +19187,7 @@
               <w:rPr>
                 <w:b/>
               </w:rPr>
-              <w:t>535.00</w:t>
+              <w:t>542.25</w:t>
             </w:r>
           </w:p>
         </w:tc>
@@ -19335,7 +19335,7 @@
             </w:pPr>
             <w:r/>
             <w:r>
-              <w:t>535.00</w:t>
+              <w:t>542.25</w:t>
             </w:r>
           </w:p>
         </w:tc>
@@ -19363,7 +19363,7 @@
             </w:pPr>
             <w:r/>
             <w:r>
-              <w:t>539.25</w:t>
+              <w:t>546.50</w:t>
             </w:r>
           </w:p>
         </w:tc>
@@ -19391,7 +19391,7 @@
             </w:pPr>
             <w:r/>
             <w:r>
-              <w:t>531.75</w:t>
+              <w:t>539.00</w:t>
             </w:r>
           </w:p>
         </w:tc>
@@ -19422,7 +19422,7 @@
               <w:rPr>
                 <w:b/>
               </w:rPr>
-              <w:t>535.75</w:t>
+              <w:t>543.00</w:t>
             </w:r>
           </w:p>
         </w:tc>
@@ -19570,7 +19570,7 @@
             </w:pPr>
             <w:r/>
             <w:r>
-              <w:t>535.75</w:t>
+              <w:t>543.00</w:t>
             </w:r>
           </w:p>
         </w:tc>
@@ -19598,7 +19598,7 @@
             </w:pPr>
             <w:r/>
             <w:r>
-              <w:t>539.25</w:t>
+              <w:t>546.50</w:t>
             </w:r>
           </w:p>
         </w:tc>
@@ -19626,7 +19626,7 @@
             </w:pPr>
             <w:r/>
             <w:r>
-              <w:t>533.50</w:t>
+              <w:t>540.75</w:t>
             </w:r>
           </w:p>
         </w:tc>
@@ -19657,7 +19657,7 @@
               <w:rPr>
                 <w:b/>
               </w:rPr>
-              <w:t>535.75</w:t>
+              <w:t>543.00</w:t>
             </w:r>
           </w:p>
         </w:tc>
@@ -19805,7 +19805,7 @@
             </w:pPr>
             <w:r/>
             <w:r>
-              <w:t>535.75</w:t>
+              <w:t>543.00</w:t>
             </w:r>
           </w:p>
         </w:tc>
@@ -19833,7 +19833,7 @@
             </w:pPr>
             <w:r/>
             <w:r>
-              <w:t>539.50</w:t>
+              <w:t>546.75</w:t>
             </w:r>
           </w:p>
         </w:tc>
@@ -19861,7 +19861,7 @@
             </w:pPr>
             <w:r/>
             <w:r>
-              <w:t>532.25</w:t>
+              <w:t>539.50</w:t>
             </w:r>
           </w:p>
         </w:tc>
@@ -19892,7 +19892,7 @@
               <w:rPr>
                 <w:b/>
               </w:rPr>
-              <w:t>535.50</w:t>
+              <w:t>542.75</w:t>
             </w:r>
           </w:p>
         </w:tc>
@@ -20040,7 +20040,7 @@
             </w:pPr>
             <w:r/>
             <w:r>
-              <w:t>535.50</w:t>
+              <w:t>542.75</w:t>
             </w:r>
           </w:p>
         </w:tc>
@@ -20068,7 +20068,7 @@
             </w:pPr>
             <w:r/>
             <w:r>
-              <w:t>539.00</w:t>
+              <w:t>546.25</w:t>
             </w:r>
           </w:p>
         </w:tc>
@@ -20096,7 +20096,7 @@
             </w:pPr>
             <w:r/>
             <w:r>
-              <w:t>532.25</w:t>
+              <w:t>539.50</w:t>
             </w:r>
           </w:p>
         </w:tc>
@@ -20127,7 +20127,7 @@
               <w:rPr>
                 <w:b/>
               </w:rPr>
-              <w:t>535.25</w:t>
+              <w:t>542.50</w:t>
             </w:r>
           </w:p>
         </w:tc>
@@ -20275,7 +20275,7 @@
             </w:pPr>
             <w:r/>
             <w:r>
-              <w:t>535.25</w:t>
+              <w:t>542.50</w:t>
             </w:r>
           </w:p>
         </w:tc>
@@ -20303,7 +20303,7 @@
             </w:pPr>
             <w:r/>
             <w:r>
-              <w:t>538.25</w:t>
+              <w:t>545.50</w:t>
             </w:r>
           </w:p>
         </w:tc>
@@ -20331,7 +20331,7 @@
             </w:pPr>
             <w:r/>
             <w:r>
-              <w:t>532.50</w:t>
+              <w:t>539.75</w:t>
             </w:r>
           </w:p>
         </w:tc>
@@ -20362,7 +20362,7 @@
               <w:rPr>
                 <w:b/>
               </w:rPr>
-              <w:t>535.50</w:t>
+              <w:t>542.75</w:t>
             </w:r>
           </w:p>
         </w:tc>
@@ -20510,7 +20510,7 @@
             </w:pPr>
             <w:r/>
             <w:r>
-              <w:t>535.50</w:t>
+              <w:t>542.75</w:t>
             </w:r>
           </w:p>
         </w:tc>
@@ -20538,7 +20538,7 @@
             </w:pPr>
             <w:r/>
             <w:r>
-              <w:t>538.50</w:t>
+              <w:t>545.75</w:t>
             </w:r>
           </w:p>
         </w:tc>
@@ -20566,7 +20566,7 @@
             </w:pPr>
             <w:r/>
             <w:r>
-              <w:t>532.75</w:t>
+              <w:t>540.00</w:t>
             </w:r>
           </w:p>
         </w:tc>
@@ -20597,7 +20597,7 @@
               <w:rPr>
                 <w:b/>
               </w:rPr>
-              <w:t>535.50</w:t>
+              <w:t>542.75</w:t>
             </w:r>
           </w:p>
         </w:tc>
@@ -20745,7 +20745,7 @@
             </w:pPr>
             <w:r/>
             <w:r>
-              <w:t>535.50</w:t>
+              <w:t>542.75</w:t>
             </w:r>
           </w:p>
         </w:tc>
@@ -20773,7 +20773,7 @@
             </w:pPr>
             <w:r/>
             <w:r>
-              <w:t>539.50</w:t>
+              <w:t>546.75</w:t>
             </w:r>
           </w:p>
         </w:tc>
@@ -20801,7 +20801,7 @@
             </w:pPr>
             <w:r/>
             <w:r>
-              <w:t>532.00</w:t>
+              <w:t>539.25</w:t>
             </w:r>
           </w:p>
         </w:tc>
@@ -20832,7 +20832,7 @@
               <w:rPr>
                 <w:b/>
               </w:rPr>
-              <w:t>536.00</w:t>
+              <w:t>543.25</w:t>
             </w:r>
           </w:p>
         </w:tc>
@@ -20980,7 +20980,7 @@
             </w:pPr>
             <w:r/>
             <w:r>
-              <w:t>536.00</w:t>
+              <w:t>543.25</w:t>
             </w:r>
           </w:p>
         </w:tc>
@@ -21008,7 +21008,7 @@
             </w:pPr>
             <w:r/>
             <w:r>
-              <w:t>540.00</w:t>
+              <w:t>547.25</w:t>
             </w:r>
           </w:p>
         </w:tc>
@@ -21036,7 +21036,7 @@
             </w:pPr>
             <w:r/>
             <w:r>
-              <w:t>534.25</w:t>
+              <w:t>541.50</w:t>
             </w:r>
           </w:p>
         </w:tc>
@@ -21067,7 +21067,7 @@
               <w:rPr>
                 <w:b/>
               </w:rPr>
-              <w:t>535.75</w:t>
+              <w:t>543.00</w:t>
             </w:r>
           </w:p>
         </w:tc>
@@ -21790,7 +21790,7 @@
         <w:t>Giá Chốt Phiên (Close):</w:t>
       </w:r>
       <w:r>
-        <w:t xml:space="preserve"> 714.00 cents | </w:t>
+        <w:t xml:space="preserve"> 731.25 cents | </w:t>
       </w:r>
       <w:r>
         <w:rPr>
@@ -21805,10 +21805,10 @@
         <w:rPr>
           <w:b/>
         </w:rPr>
-        <w:t>`717.79 cents`</w:t>
+        <w:t>`734.49 cents`</w:t>
       </w:r>
       <w:r>
-        <w:t xml:space="preserve"> (+3.79).</w:t>
+        <w:t xml:space="preserve"> (+3.24).</w:t>
       </w:r>
     </w:p>
     <w:p>
@@ -21829,7 +21829,7 @@
         <w:rPr>
           <w:b/>
         </w:rPr>
-        <w:t>`53,909`</w:t>
+        <w:t>`81,544`</w:t>
       </w:r>
       <w:r>
         <w:t xml:space="preserve"> (Chênh lệch: </w:t>
@@ -21838,7 +21838,7 @@
         <w:rPr>
           <w:b/>
         </w:rPr>
-        <w:t>`-39,426`</w:t>
+        <w:t>`-11,791`</w:t>
       </w:r>
       <w:r>
         <w:t xml:space="preserve">) | OI: </w:t>
@@ -21880,7 +21880,7 @@
         <w:rPr>
           <w:b/>
         </w:rPr>
-        <w:t>`Bearish Engulfing (Nhấn chìm giảm thiểu)`</w:t>
+        <w:t>`Không phát hiện mô hình nến đặc biệt`</w:t>
       </w:r>
     </w:p>
     <w:p>
@@ -21922,10 +21922,10 @@
         <w:rPr>
           <w:b/>
         </w:rPr>
-        <w:t>TĂNG MẠNH MẼ (Strong Bullish Confirmation):</w:t>
+        <w:t>TÍCH LŨY TÍCH CỰC (Accumulation):</w:t>
       </w:r>
       <w:r>
-        <w:t xml:space="preserve"> Mô hình nến tăng được củng cố bởi dòng tiền gia tăng tích cực, hỗ trợ lực mua lên bền vững.</w:t>
+        <w:t xml:space="preserve"> Nến đi ngang nhưng dòng tiền âm thầm gia tăng (OI tăng), báo hiệu chuẩn bị có nhịp bứt phá tăng.</w:t>
       </w:r>
     </w:p>
     <w:p>
@@ -22171,7 +22171,7 @@
               <w:rPr>
                 <w:b/>
               </w:rPr>
-              <w:t>86.62</w:t>
+              <w:t>87.75</w:t>
             </w:r>
           </w:p>
         </w:tc>
@@ -22202,7 +22202,7 @@
               <w:rPr>
                 <w:b/>
               </w:rPr>
-              <w:t>-2.21%</w:t>
+              <w:t>-0.94%</w:t>
             </w:r>
           </w:p>
         </w:tc>
@@ -22294,7 +22294,7 @@
               <w:rPr>
                 <w:b/>
               </w:rPr>
-              <w:t>99.21</w:t>
+              <w:t>99.15</w:t>
             </w:r>
           </w:p>
         </w:tc>
@@ -22325,7 +22325,7 @@
               <w:rPr>
                 <w:b/>
               </w:rPr>
-              <w:t>+0.29%</w:t>
+              <w:t>+0.24%</w:t>
             </w:r>
           </w:p>
         </w:tc>
@@ -22939,7 +22939,7 @@
         <w:t xml:space="preserve"> EMA_21 </w:t>
       </w:r>
       <w:r>
-        <w:t xml:space="preserve"> (711.11) &gt; </w:t>
+        <w:t xml:space="preserve"> (714.85) &gt; </w:t>
       </w:r>
       <w:r>
         <w:rPr>
@@ -22950,7 +22950,7 @@
         <w:t xml:space="preserve"> EMA_50 </w:t>
       </w:r>
       <w:r>
-        <w:t xml:space="preserve"> (706.60).</w:t>
+        <w:t xml:space="preserve"> (708.61).</w:t>
       </w:r>
     </w:p>
     <w:p>
@@ -22971,7 +22971,7 @@
         <w:rPr>
           <w:b/>
         </w:rPr>
-        <w:t>`55.54`</w:t>
+        <w:t>`67.53`</w:t>
       </w:r>
       <w:r>
         <w:t xml:space="preserve"> | ATR (14) = </w:t>
@@ -22980,7 +22980,7 @@
         <w:rPr>
           <w:b/>
         </w:rPr>
-        <w:t>`5.59`</w:t>
+        <w:t>`7.32`</w:t>
       </w:r>
       <w:r>
         <w:t xml:space="preserve"> cents | Volatility = </w:t>
@@ -22989,7 +22989,7 @@
         <w:rPr>
           <w:b/>
         </w:rPr>
-        <w:t>`11.25 cents`</w:t>
+        <w:t>`5.25 cents`</w:t>
       </w:r>
       <w:r>
         <w:t>.</w:t>
@@ -23013,7 +23013,7 @@
         <w:rPr>
           <w:b/>
         </w:rPr>
-        <w:t>`710.50`</w:t>
+        <w:t>`715.25`</w:t>
       </w:r>
       <w:r>
         <w:t xml:space="preserve"> | S2: </w:t>
@@ -23031,7 +23031,7 @@
         <w:rPr>
           <w:b/>
         </w:rPr>
-        <w:t>`726.50`</w:t>
+        <w:t>`732.59`</w:t>
       </w:r>
       <w:r>
         <w:t xml:space="preserve"> | R2: </w:t>
@@ -23040,7 +23040,7 @@
         <w:rPr>
           <w:b/>
         </w:rPr>
-        <w:t>`728.25`</w:t>
+        <w:t>`736.25`</w:t>
       </w:r>
     </w:p>
     <w:p>
@@ -23764,7 +23764,7 @@
           <w:b/>
           <w:color w:val="B91C1C"/>
         </w:rPr>
-        <w:t>`711.11 - 706.60 cents (Canh bán hồi kỹ thuật H1)`</w:t>
+        <w:t>`714.85 - 708.61 cents (Canh bán hồi kỹ thuật H1)`</w:t>
       </w:r>
       <w:r>
         <w:t xml:space="preserve"> | SL: </w:t>
@@ -23773,7 +23773,7 @@
         <w:rPr>
           <w:b/>
         </w:rPr>
-        <w:t>`736.63 cents (Trên kháng cự R2 + 1.5x ATR)`</w:t>
+        <w:t>`747.24 cents (Trên kháng cự R2 + 1.5x ATR)`</w:t>
       </w:r>
       <w:r>
         <w:t xml:space="preserve"> | TP: </w:t>
@@ -23784,7 +23784,7 @@
           <w:color w:val="D97706"/>
           <w:sz w:val="19"/>
         </w:rPr>
-        <w:t xml:space="preserve"> 710.50 cents </w:t>
+        <w:t xml:space="preserve"> 715.25 cents </w:t>
       </w:r>
       <w:r>
         <w:t xml:space="preserve"> / </w:t>
@@ -23810,7 +23810,7 @@
         <w:rPr>
           <w:b/>
         </w:rPr>
-        <w:t>Trung hạn (Swing Trades - HĐ ZWZ26):</w:t>
+        <w:t>Trung hạn (Swing Trades - HĐ ZWH27):</w:t>
       </w:r>
     </w:p>
     <w:p>
@@ -23835,7 +23835,7 @@
         <w:rPr>
           <w:b/>
         </w:rPr>
-        <w:t>`708.50 - 710.50 cents`</w:t>
+        <w:t>`731.00 - 733.00 cents`</w:t>
       </w:r>
       <w:r>
         <w:t xml:space="preserve"> | SL: </w:t>
@@ -23844,7 +23844,7 @@
         <w:rPr>
           <w:b/>
         </w:rPr>
-        <w:t>`639.66 cents`</w:t>
+        <w:t>`655.59 cents`</w:t>
       </w:r>
       <w:r>
         <w:t xml:space="preserve"> | TP: </w:t>
@@ -23853,7 +23853,7 @@
         <w:rPr>
           <w:b/>
         </w:rPr>
-        <w:t>`726.50 cents (Đón sóng hồi trung hạn ~14.5 giá)`</w:t>
+        <w:t>`749.79 cents (Đón sóng hồi trung hạn ~14.5 giá)`</w:t>
       </w:r>
       <w:r>
         <w:t>.</w:t>
@@ -23881,7 +23881,7 @@
         <w:rPr>
           <w:b/>
         </w:rPr>
-        <w:t>`726.50 - 728.50 cents`</w:t>
+        <w:t>`749.79 - 751.79 cents`</w:t>
       </w:r>
       <w:r>
         <w:t xml:space="preserve"> | SL: </w:t>
@@ -23890,7 +23890,7 @@
         <w:rPr>
           <w:b/>
         </w:rPr>
-        <w:t>`732.09 cents`</w:t>
+        <w:t>`756.71 cents`</w:t>
       </w:r>
       <w:r>
         <w:t xml:space="preserve"> | TP: </w:t>
@@ -23899,7 +23899,7 @@
         <w:rPr>
           <w:b/>
         </w:rPr>
-        <w:t>`645.25 cents (Thuận xu hướng giảm ngắn hạn)`</w:t>
+        <w:t>`662.50 cents (Thuận xu hướng giảm ngắn hạn)`</w:t>
       </w:r>
       <w:r>
         <w:t>.</w:t>
@@ -23939,7 +23939,7 @@
         <w:rPr>
           <w:b/>
         </w:rPr>
-        <w:t>`622.89 - 645.25 cents`</w:t>
+        <w:t>`615.95 - 645.25 cents`</w:t>
       </w:r>
     </w:p>
     <w:p>
@@ -24346,7 +24346,7 @@
             </w:pPr>
             <w:r/>
             <w:r>
-              <w:t>714.00</w:t>
+              <w:t>731.25</w:t>
             </w:r>
           </w:p>
         </w:tc>
@@ -24374,7 +24374,7 @@
             </w:pPr>
             <w:r/>
             <w:r>
-              <w:t>725.25</w:t>
+              <w:t>742.50</w:t>
             </w:r>
           </w:p>
         </w:tc>
@@ -24402,7 +24402,7 @@
             </w:pPr>
             <w:r/>
             <w:r>
-              <w:t>708.50</w:t>
+              <w:t>725.75</w:t>
             </w:r>
           </w:p>
         </w:tc>
@@ -24433,7 +24433,7 @@
               <w:rPr>
                 <w:b/>
               </w:rPr>
-              <w:t>713.25</w:t>
+              <w:t>730.50</w:t>
             </w:r>
           </w:p>
         </w:tc>
@@ -24581,7 +24581,7 @@
             </w:pPr>
             <w:r/>
             <w:r>
-              <w:t>713.25</w:t>
+              <w:t>730.50</w:t>
             </w:r>
           </w:p>
         </w:tc>
@@ -24609,7 +24609,7 @@
             </w:pPr>
             <w:r/>
             <w:r>
-              <w:t>720.75</w:t>
+              <w:t>738.00</w:t>
             </w:r>
           </w:p>
         </w:tc>
@@ -24637,7 +24637,7 @@
             </w:pPr>
             <w:r/>
             <w:r>
-              <w:t>707.25</w:t>
+              <w:t>724.50</w:t>
             </w:r>
           </w:p>
         </w:tc>
@@ -24668,7 +24668,7 @@
               <w:rPr>
                 <w:b/>
               </w:rPr>
-              <w:t>712.75</w:t>
+              <w:t>730.00</w:t>
             </w:r>
           </w:p>
         </w:tc>
@@ -24816,7 +24816,7 @@
             </w:pPr>
             <w:r/>
             <w:r>
-              <w:t>712.75</w:t>
+              <w:t>730.00</w:t>
             </w:r>
           </w:p>
         </w:tc>
@@ -24844,7 +24844,7 @@
             </w:pPr>
             <w:r/>
             <w:r>
-              <w:t>726.50</w:t>
+              <w:t>743.75</w:t>
             </w:r>
           </w:p>
         </w:tc>
@@ -24872,7 +24872,7 @@
             </w:pPr>
             <w:r/>
             <w:r>
-              <w:t>698.00</w:t>
+              <w:t>715.25</w:t>
             </w:r>
           </w:p>
         </w:tc>
@@ -24903,7 +24903,7 @@
               <w:rPr>
                 <w:b/>
               </w:rPr>
-              <w:t>714.75</w:t>
+              <w:t>732.00</w:t>
             </w:r>
           </w:p>
         </w:tc>
@@ -25051,7 +25051,7 @@
             </w:pPr>
             <w:r/>
             <w:r>
-              <w:t>714.75</w:t>
+              <w:t>732.00</w:t>
             </w:r>
           </w:p>
         </w:tc>
@@ -25079,7 +25079,7 @@
             </w:pPr>
             <w:r/>
             <w:r>
-              <w:t>728.00</w:t>
+              <w:t>745.25</w:t>
             </w:r>
           </w:p>
         </w:tc>
@@ -25107,7 +25107,7 @@
             </w:pPr>
             <w:r/>
             <w:r>
-              <w:t>706.50</w:t>
+              <w:t>723.75</w:t>
             </w:r>
           </w:p>
         </w:tc>
@@ -25138,7 +25138,7 @@
               <w:rPr>
                 <w:b/>
               </w:rPr>
-              <w:t>716.00</w:t>
+              <w:t>733.25</w:t>
             </w:r>
           </w:p>
         </w:tc>
@@ -25286,7 +25286,7 @@
             </w:pPr>
             <w:r/>
             <w:r>
-              <w:t>716.00</w:t>
+              <w:t>733.25</w:t>
             </w:r>
           </w:p>
         </w:tc>
@@ -25314,7 +25314,7 @@
             </w:pPr>
             <w:r/>
             <w:r>
-              <w:t>732.50</w:t>
+              <w:t>749.75</w:t>
             </w:r>
           </w:p>
         </w:tc>
@@ -25342,7 +25342,7 @@
             </w:pPr>
             <w:r/>
             <w:r>
-              <w:t>705.50</w:t>
+              <w:t>722.75</w:t>
             </w:r>
           </w:p>
         </w:tc>
@@ -25373,7 +25373,7 @@
               <w:rPr>
                 <w:b/>
               </w:rPr>
-              <w:t>720.50</w:t>
+              <w:t>737.75</w:t>
             </w:r>
           </w:p>
         </w:tc>
@@ -25521,7 +25521,7 @@
             </w:pPr>
             <w:r/>
             <w:r>
-              <w:t>720.50</w:t>
+              <w:t>737.75</w:t>
             </w:r>
           </w:p>
         </w:tc>
@@ -25549,7 +25549,7 @@
             </w:pPr>
             <w:r/>
             <w:r>
-              <w:t>728.25</w:t>
+              <w:t>745.50</w:t>
             </w:r>
           </w:p>
         </w:tc>
@@ -25577,7 +25577,7 @@
             </w:pPr>
             <w:r/>
             <w:r>
-              <w:t>709.50</w:t>
+              <w:t>726.75</w:t>
             </w:r>
           </w:p>
         </w:tc>
@@ -25608,7 +25608,7 @@
               <w:rPr>
                 <w:b/>
               </w:rPr>
-              <w:t>721.75</w:t>
+              <w:t>739.00</w:t>
             </w:r>
           </w:p>
         </w:tc>
@@ -25756,7 +25756,7 @@
             </w:pPr>
             <w:r/>
             <w:r>
-              <w:t>721.75</w:t>
+              <w:t>739.00</w:t>
             </w:r>
           </w:p>
         </w:tc>
@@ -25784,7 +25784,7 @@
             </w:pPr>
             <w:r/>
             <w:r>
-              <w:t>730.00</w:t>
+              <w:t>747.25</w:t>
             </w:r>
           </w:p>
         </w:tc>
@@ -25812,7 +25812,7 @@
             </w:pPr>
             <w:r/>
             <w:r>
-              <w:t>711.25</w:t>
+              <w:t>728.50</w:t>
             </w:r>
           </w:p>
         </w:tc>
@@ -25843,7 +25843,7 @@
               <w:rPr>
                 <w:b/>
               </w:rPr>
-              <w:t>723.50</w:t>
+              <w:t>740.75</w:t>
             </w:r>
           </w:p>
         </w:tc>
@@ -25991,7 +25991,7 @@
             </w:pPr>
             <w:r/>
             <w:r>
-              <w:t>723.50</w:t>
+              <w:t>740.75</w:t>
             </w:r>
           </w:p>
         </w:tc>
@@ -26019,7 +26019,7 @@
             </w:pPr>
             <w:r/>
             <w:r>
-              <w:t>735.75</w:t>
+              <w:t>753.00</w:t>
             </w:r>
           </w:p>
         </w:tc>
@@ -26047,7 +26047,7 @@
             </w:pPr>
             <w:r/>
             <w:r>
-              <w:t>713.75</w:t>
+              <w:t>731.00</w:t>
             </w:r>
           </w:p>
         </w:tc>
@@ -26078,7 +26078,7 @@
               <w:rPr>
                 <w:b/>
               </w:rPr>
-              <w:t>722.50</w:t>
+              <w:t>739.75</w:t>
             </w:r>
           </w:p>
         </w:tc>
@@ -26226,7 +26226,7 @@
             </w:pPr>
             <w:r/>
             <w:r>
-              <w:t>722.50</w:t>
+              <w:t>739.75</w:t>
             </w:r>
           </w:p>
         </w:tc>
@@ -26254,7 +26254,7 @@
             </w:pPr>
             <w:r/>
             <w:r>
-              <w:t>733.00</w:t>
+              <w:t>750.25</w:t>
             </w:r>
           </w:p>
         </w:tc>
@@ -26282,7 +26282,7 @@
             </w:pPr>
             <w:r/>
             <w:r>
-              <w:t>707.75</w:t>
+              <w:t>725.00</w:t>
             </w:r>
           </w:p>
         </w:tc>
@@ -26313,7 +26313,7 @@
               <w:rPr>
                 <w:b/>
               </w:rPr>
-              <w:t>724.75</w:t>
+              <w:t>742.00</w:t>
             </w:r>
           </w:p>
         </w:tc>
@@ -26461,7 +26461,7 @@
             </w:pPr>
             <w:r/>
             <w:r>
-              <w:t>724.75</w:t>
+              <w:t>742.00</w:t>
             </w:r>
           </w:p>
         </w:tc>
@@ -26489,7 +26489,7 @@
             </w:pPr>
             <w:r/>
             <w:r>
-              <w:t>735.25</w:t>
+              <w:t>752.50</w:t>
             </w:r>
           </w:p>
         </w:tc>
@@ -26517,7 +26517,7 @@
             </w:pPr>
             <w:r/>
             <w:r>
-              <w:t>718.50</w:t>
+              <w:t>735.75</w:t>
             </w:r>
           </w:p>
         </w:tc>
@@ -26548,7 +26548,7 @@
               <w:rPr>
                 <w:b/>
               </w:rPr>
-              <w:t>725.50</w:t>
+              <w:t>742.75</w:t>
             </w:r>
           </w:p>
         </w:tc>
@@ -26696,7 +26696,7 @@
             </w:pPr>
             <w:r/>
             <w:r>
-              <w:t>725.50</w:t>
+              <w:t>742.75</w:t>
             </w:r>
           </w:p>
         </w:tc>
@@ -26724,7 +26724,7 @@
             </w:pPr>
             <w:r/>
             <w:r>
-              <w:t>739.75</w:t>
+              <w:t>757.00</w:t>
             </w:r>
           </w:p>
         </w:tc>
@@ -26752,7 +26752,7 @@
             </w:pPr>
             <w:r/>
             <w:r>
-              <w:t>710.75</w:t>
+              <w:t>728.00</w:t>
             </w:r>
           </w:p>
         </w:tc>
@@ -26783,7 +26783,7 @@
               <w:rPr>
                 <w:b/>
               </w:rPr>
-              <w:t>727.50</w:t>
+              <w:t>744.75</w:t>
             </w:r>
           </w:p>
         </w:tc>
@@ -26931,7 +26931,7 @@
             </w:pPr>
             <w:r/>
             <w:r>
-              <w:t>727.50</w:t>
+              <w:t>744.75</w:t>
             </w:r>
           </w:p>
         </w:tc>
@@ -26959,7 +26959,7 @@
             </w:pPr>
             <w:r/>
             <w:r>
-              <w:t>734.00</w:t>
+              <w:t>751.25</w:t>
             </w:r>
           </w:p>
         </w:tc>
@@ -26987,7 +26987,7 @@
             </w:pPr>
             <w:r/>
             <w:r>
-              <w:t>720.75</w:t>
+              <w:t>738.00</w:t>
             </w:r>
           </w:p>
         </w:tc>
@@ -27018,7 +27018,7 @@
               <w:rPr>
                 <w:b/>
               </w:rPr>
-              <w:t>727.75</w:t>
+              <w:t>745.00</w:t>
             </w:r>
           </w:p>
         </w:tc>
@@ -27166,7 +27166,7 @@
             </w:pPr>
             <w:r/>
             <w:r>
-              <w:t>727.75</w:t>
+              <w:t>745.00</w:t>
             </w:r>
           </w:p>
         </w:tc>
@@ -27194,7 +27194,7 @@
             </w:pPr>
             <w:r/>
             <w:r>
-              <w:t>738.00</w:t>
+              <w:t>755.25</w:t>
             </w:r>
           </w:p>
         </w:tc>
@@ -27222,7 +27222,7 @@
             </w:pPr>
             <w:r/>
             <w:r>
-              <w:t>719.75</w:t>
+              <w:t>737.00</w:t>
             </w:r>
           </w:p>
         </w:tc>
@@ -27253,7 +27253,7 @@
               <w:rPr>
                 <w:b/>
               </w:rPr>
-              <w:t>728.25</w:t>
+              <w:t>745.50</w:t>
             </w:r>
           </w:p>
         </w:tc>
@@ -27401,7 +27401,7 @@
             </w:pPr>
             <w:r/>
             <w:r>
-              <w:t>728.25</w:t>
+              <w:t>745.50</w:t>
             </w:r>
           </w:p>
         </w:tc>
@@ -27429,7 +27429,7 @@
             </w:pPr>
             <w:r/>
             <w:r>
-              <w:t>735.25</w:t>
+              <w:t>752.50</w:t>
             </w:r>
           </w:p>
         </w:tc>
@@ -27457,7 +27457,7 @@
             </w:pPr>
             <w:r/>
             <w:r>
-              <w:t>722.25</w:t>
+              <w:t>739.50</w:t>
             </w:r>
           </w:p>
         </w:tc>
@@ -27488,7 +27488,7 @@
               <w:rPr>
                 <w:b/>
               </w:rPr>
-              <w:t>727.50</w:t>
+              <w:t>744.75</w:t>
             </w:r>
           </w:p>
         </w:tc>
@@ -27636,7 +27636,7 @@
             </w:pPr>
             <w:r/>
             <w:r>
-              <w:t>727.50</w:t>
+              <w:t>744.75</w:t>
             </w:r>
           </w:p>
         </w:tc>
@@ -27664,7 +27664,7 @@
             </w:pPr>
             <w:r/>
             <w:r>
-              <w:t>741.00</w:t>
+              <w:t>758.25</w:t>
             </w:r>
           </w:p>
         </w:tc>
@@ -27692,7 +27692,7 @@
             </w:pPr>
             <w:r/>
             <w:r>
-              <w:t>714.50</w:t>
+              <w:t>731.75</w:t>
             </w:r>
           </w:p>
         </w:tc>
@@ -27723,7 +27723,7 @@
               <w:rPr>
                 <w:b/>
               </w:rPr>
-              <w:t>729.25</w:t>
+              <w:t>746.50</w:t>
             </w:r>
           </w:p>
         </w:tc>
@@ -27871,7 +27871,7 @@
             </w:pPr>
             <w:r/>
             <w:r>
-              <w:t>729.25</w:t>
+              <w:t>746.50</w:t>
             </w:r>
           </w:p>
         </w:tc>
@@ -27899,7 +27899,7 @@
             </w:pPr>
             <w:r/>
             <w:r>
-              <w:t>738.50</w:t>
+              <w:t>755.75</w:t>
             </w:r>
           </w:p>
         </w:tc>
@@ -27927,7 +27927,7 @@
             </w:pPr>
             <w:r/>
             <w:r>
-              <w:t>718.50</w:t>
+              <w:t>735.75</w:t>
             </w:r>
           </w:p>
         </w:tc>
@@ -27958,7 +27958,7 @@
               <w:rPr>
                 <w:b/>
               </w:rPr>
-              <w:t>729.75</w:t>
+              <w:t>747.00</w:t>
             </w:r>
           </w:p>
         </w:tc>
@@ -28106,7 +28106,7 @@
             </w:pPr>
             <w:r/>
             <w:r>
-              <w:t>729.75</w:t>
+              <w:t>747.00</w:t>
             </w:r>
           </w:p>
         </w:tc>
@@ -28134,7 +28134,7 @@
             </w:pPr>
             <w:r/>
             <w:r>
-              <w:t>742.00</w:t>
+              <w:t>759.25</w:t>
             </w:r>
           </w:p>
         </w:tc>
@@ -28162,7 +28162,7 @@
             </w:pPr>
             <w:r/>
             <w:r>
-              <w:t>715.50</w:t>
+              <w:t>732.75</w:t>
             </w:r>
           </w:p>
         </w:tc>
@@ -28193,7 +28193,7 @@
               <w:rPr>
                 <w:b/>
               </w:rPr>
-              <w:t>728.25</w:t>
+              <w:t>745.50</w:t>
             </w:r>
           </w:p>
         </w:tc>
@@ -28341,7 +28341,7 @@
             </w:pPr>
             <w:r/>
             <w:r>
-              <w:t>728.25</w:t>
+              <w:t>745.50</w:t>
             </w:r>
           </w:p>
         </w:tc>
@@ -28369,7 +28369,7 @@
             </w:pPr>
             <w:r/>
             <w:r>
-              <w:t>735.25</w:t>
+              <w:t>752.50</w:t>
             </w:r>
           </w:p>
         </w:tc>
@@ -28397,7 +28397,7 @@
             </w:pPr>
             <w:r/>
             <w:r>
-              <w:t>718.75</w:t>
+              <w:t>736.00</w:t>
             </w:r>
           </w:p>
         </w:tc>
@@ -28428,7 +28428,7 @@
               <w:rPr>
                 <w:b/>
               </w:rPr>
-              <w:t>728.75</w:t>
+              <w:t>746.00</w:t>
             </w:r>
           </w:p>
         </w:tc>
@@ -28576,7 +28576,7 @@
             </w:pPr>
             <w:r/>
             <w:r>
-              <w:t>728.75</w:t>
+              <w:t>746.00</w:t>
             </w:r>
           </w:p>
         </w:tc>
@@ -28604,7 +28604,7 @@
             </w:pPr>
             <w:r/>
             <w:r>
-              <w:t>739.25</w:t>
+              <w:t>756.50</w:t>
             </w:r>
           </w:p>
         </w:tc>
@@ -28632,7 +28632,7 @@
             </w:pPr>
             <w:r/>
             <w:r>
-              <w:t>721.50</w:t>
+              <w:t>738.75</w:t>
             </w:r>
           </w:p>
         </w:tc>
@@ -28663,7 +28663,7 @@
               <w:rPr>
                 <w:b/>
               </w:rPr>
-              <w:t>728.50</w:t>
+              <w:t>745.75</w:t>
             </w:r>
           </w:p>
         </w:tc>
@@ -28811,7 +28811,7 @@
             </w:pPr>
             <w:r/>
             <w:r>
-              <w:t>728.50</w:t>
+              <w:t>745.75</w:t>
             </w:r>
           </w:p>
         </w:tc>
@@ -28839,7 +28839,7 @@
             </w:pPr>
             <w:r/>
             <w:r>
-              <w:t>738.25</w:t>
+              <w:t>755.50</w:t>
             </w:r>
           </w:p>
         </w:tc>
@@ -28867,7 +28867,7 @@
             </w:pPr>
             <w:r/>
             <w:r>
-              <w:t>718.75</w:t>
+              <w:t>736.00</w:t>
             </w:r>
           </w:p>
         </w:tc>
@@ -28898,7 +28898,7 @@
               <w:rPr>
                 <w:b/>
               </w:rPr>
-              <w:t>729.00</w:t>
+              <w:t>746.25</w:t>
             </w:r>
           </w:p>
         </w:tc>
@@ -29046,7 +29046,7 @@
             </w:pPr>
             <w:r/>
             <w:r>
-              <w:t>729.00</w:t>
+              <w:t>746.25</w:t>
             </w:r>
           </w:p>
         </w:tc>
@@ -29074,7 +29074,7 @@
             </w:pPr>
             <w:r/>
             <w:r>
-              <w:t>739.75</w:t>
+              <w:t>757.00</w:t>
             </w:r>
           </w:p>
         </w:tc>
@@ -29102,7 +29102,7 @@
             </w:pPr>
             <w:r/>
             <w:r>
-              <w:t>721.75</w:t>
+              <w:t>739.00</w:t>
             </w:r>
           </w:p>
         </w:tc>
@@ -29133,7 +29133,7 @@
               <w:rPr>
                 <w:b/>
               </w:rPr>
-              <w:t>729.75</w:t>
+              <w:t>747.00</w:t>
             </w:r>
           </w:p>
         </w:tc>
@@ -29281,7 +29281,7 @@
             </w:pPr>
             <w:r/>
             <w:r>
-              <w:t>729.75</w:t>
+              <w:t>747.00</w:t>
             </w:r>
           </w:p>
         </w:tc>
@@ -29309,7 +29309,7 @@
             </w:pPr>
             <w:r/>
             <w:r>
-              <w:t>736.25</w:t>
+              <w:t>753.50</w:t>
             </w:r>
           </w:p>
         </w:tc>
@@ -29337,7 +29337,7 @@
             </w:pPr>
             <w:r/>
             <w:r>
-              <w:t>721.25</w:t>
+              <w:t>738.50</w:t>
             </w:r>
           </w:p>
         </w:tc>
@@ -29368,7 +29368,7 @@
               <w:rPr>
                 <w:b/>
               </w:rPr>
-              <w:t>730.25</w:t>
+              <w:t>747.50</w:t>
             </w:r>
           </w:p>
         </w:tc>
@@ -29516,7 +29516,7 @@
             </w:pPr>
             <w:r/>
             <w:r>
-              <w:t>730.25</w:t>
+              <w:t>747.50</w:t>
             </w:r>
           </w:p>
         </w:tc>
@@ -29544,7 +29544,7 @@
             </w:pPr>
             <w:r/>
             <w:r>
-              <w:t>741.25</w:t>
+              <w:t>758.50</w:t>
             </w:r>
           </w:p>
         </w:tc>
@@ -29572,7 +29572,7 @@
             </w:pPr>
             <w:r/>
             <w:r>
-              <w:t>718.50</w:t>
+              <w:t>735.75</w:t>
             </w:r>
           </w:p>
         </w:tc>
@@ -29603,7 +29603,7 @@
               <w:rPr>
                 <w:b/>
               </w:rPr>
-              <w:t>733.75</w:t>
+              <w:t>751.00</w:t>
             </w:r>
           </w:p>
         </w:tc>
@@ -29751,7 +29751,7 @@
             </w:pPr>
             <w:r/>
             <w:r>
-              <w:t>733.75</w:t>
+              <w:t>751.00</w:t>
             </w:r>
           </w:p>
         </w:tc>
@@ -29779,7 +29779,7 @@
             </w:pPr>
             <w:r/>
             <w:r>
-              <w:t>739.25</w:t>
+              <w:t>756.50</w:t>
             </w:r>
           </w:p>
         </w:tc>
@@ -29807,7 +29807,7 @@
             </w:pPr>
             <w:r/>
             <w:r>
-              <w:t>726.00</w:t>
+              <w:t>743.25</w:t>
             </w:r>
           </w:p>
         </w:tc>
@@ -29838,7 +29838,7 @@
               <w:rPr>
                 <w:b/>
               </w:rPr>
-              <w:t>734.50</w:t>
+              <w:t>751.75</w:t>
             </w:r>
           </w:p>
         </w:tc>
@@ -29986,7 +29986,7 @@
             </w:pPr>
             <w:r/>
             <w:r>
-              <w:t>734.50</w:t>
+              <w:t>751.75</w:t>
             </w:r>
           </w:p>
         </w:tc>
@@ -30014,7 +30014,7 @@
             </w:pPr>
             <w:r/>
             <w:r>
-              <w:t>743.75</w:t>
+              <w:t>761.00</w:t>
             </w:r>
           </w:p>
         </w:tc>
@@ -30042,7 +30042,7 @@
             </w:pPr>
             <w:r/>
             <w:r>
-              <w:t>728.00</w:t>
+              <w:t>745.25</w:t>
             </w:r>
           </w:p>
         </w:tc>
@@ -30073,7 +30073,7 @@
               <w:rPr>
                 <w:b/>
               </w:rPr>
-              <w:t>733.75</w:t>
+              <w:t>751.00</w:t>
             </w:r>
           </w:p>
         </w:tc>
@@ -30221,7 +30221,7 @@
             </w:pPr>
             <w:r/>
             <w:r>
-              <w:t>733.75</w:t>
+              <w:t>751.00</w:t>
             </w:r>
           </w:p>
         </w:tc>
@@ -30249,7 +30249,7 @@
             </w:pPr>
             <w:r/>
             <w:r>
-              <w:t>741.25</w:t>
+              <w:t>758.50</w:t>
             </w:r>
           </w:p>
         </w:tc>
@@ -30277,7 +30277,7 @@
             </w:pPr>
             <w:r/>
             <w:r>
-              <w:t>727.75</w:t>
+              <w:t>745.00</w:t>
             </w:r>
           </w:p>
         </w:tc>
@@ -30308,7 +30308,7 @@
               <w:rPr>
                 <w:b/>
               </w:rPr>
-              <w:t>732.75</w:t>
+              <w:t>750.00</w:t>
             </w:r>
           </w:p>
         </w:tc>
@@ -30456,7 +30456,7 @@
             </w:pPr>
             <w:r/>
             <w:r>
-              <w:t>732.75</w:t>
+              <w:t>750.00</w:t>
             </w:r>
           </w:p>
         </w:tc>
@@ -30484,7 +30484,7 @@
             </w:pPr>
             <w:r/>
             <w:r>
-              <w:t>739.75</w:t>
+              <w:t>757.00</w:t>
             </w:r>
           </w:p>
         </w:tc>
@@ -30512,7 +30512,7 @@
             </w:pPr>
             <w:r/>
             <w:r>
-              <w:t>719.25</w:t>
+              <w:t>736.50</w:t>
             </w:r>
           </w:p>
         </w:tc>
@@ -30543,7 +30543,7 @@
               <w:rPr>
                 <w:b/>
               </w:rPr>
-              <w:t>733.50</w:t>
+              <w:t>750.75</w:t>
             </w:r>
           </w:p>
         </w:tc>
@@ -30691,7 +30691,7 @@
             </w:pPr>
             <w:r/>
             <w:r>
-              <w:t>733.50</w:t>
+              <w:t>750.75</w:t>
             </w:r>
           </w:p>
         </w:tc>
@@ -30719,7 +30719,7 @@
             </w:pPr>
             <w:r/>
             <w:r>
-              <w:t>742.75</w:t>
+              <w:t>760.00</w:t>
             </w:r>
           </w:p>
         </w:tc>
@@ -30747,7 +30747,7 @@
             </w:pPr>
             <w:r/>
             <w:r>
-              <w:t>726.25</w:t>
+              <w:t>743.50</w:t>
             </w:r>
           </w:p>
         </w:tc>
@@ -30778,7 +30778,7 @@
               <w:rPr>
                 <w:b/>
               </w:rPr>
-              <w:t>733.25</w:t>
+              <w:t>750.50</w:t>
             </w:r>
           </w:p>
         </w:tc>
@@ -30926,7 +30926,7 @@
             </w:pPr>
             <w:r/>
             <w:r>
-              <w:t>733.25</w:t>
+              <w:t>750.50</w:t>
             </w:r>
           </w:p>
         </w:tc>
@@ -30954,7 +30954,7 @@
             </w:pPr>
             <w:r/>
             <w:r>
-              <w:t>741.75</w:t>
+              <w:t>759.00</w:t>
             </w:r>
           </w:p>
         </w:tc>
@@ -30982,7 +30982,7 @@
             </w:pPr>
             <w:r/>
             <w:r>
-              <w:t>719.25</w:t>
+              <w:t>736.50</w:t>
             </w:r>
           </w:p>
         </w:tc>
@@ -31013,7 +31013,7 @@
               <w:rPr>
                 <w:b/>
               </w:rPr>
-              <w:t>735.00</w:t>
+              <w:t>752.25</w:t>
             </w:r>
           </w:p>
         </w:tc>
@@ -31161,7 +31161,7 @@
             </w:pPr>
             <w:r/>
             <w:r>
-              <w:t>735.00</w:t>
+              <w:t>752.25</w:t>
             </w:r>
           </w:p>
         </w:tc>
@@ -31189,7 +31189,7 @@
             </w:pPr>
             <w:r/>
             <w:r>
-              <w:t>741.25</w:t>
+              <w:t>758.50</w:t>
             </w:r>
           </w:p>
         </w:tc>
@@ -31217,7 +31217,7 @@
             </w:pPr>
             <w:r/>
             <w:r>
-              <w:t>728.50</w:t>
+              <w:t>745.75</w:t>
             </w:r>
           </w:p>
         </w:tc>
@@ -31248,7 +31248,7 @@
               <w:rPr>
                 <w:b/>
               </w:rPr>
-              <w:t>734.25</w:t>
+              <w:t>751.50</w:t>
             </w:r>
           </w:p>
         </w:tc>
